--- a/docs/LANDIS-II Base Hurricane v3 User Guide.docx
+++ b/docs/LANDIS-II Base Hurricane v3 User Guide.docx
@@ -1,6 +1,6 @@
 
 <file path=word/document.xml><?xml version="1.0" encoding="utf-8"?>
-<w:document xmlns:wpc="http://schemas.microsoft.com/office/word/2010/wordprocessingCanvas" xmlns:cx="http://schemas.microsoft.com/office/drawing/2014/chartex" xmlns:cx1="http://schemas.microsoft.com/office/drawing/2015/9/8/chartex" xmlns:cx2="http://schemas.microsoft.com/office/drawing/2015/10/21/chartex" xmlns:cx3="http://schemas.microsoft.com/office/drawing/2016/5/9/chartex" xmlns:cx4="http://schemas.microsoft.com/office/drawing/2016/5/10/chartex" xmlns:cx5="http://schemas.microsoft.com/office/drawing/2016/5/11/chartex" xmlns:cx6="http://schemas.microsoft.com/office/drawing/2016/5/12/chartex" xmlns:cx7="http://schemas.microsoft.com/office/drawing/2016/5/13/chartex" xmlns:cx8="http://schemas.microsoft.com/office/drawing/2016/5/14/chartex" xmlns:mc="http://schemas.openxmlformats.org/markup-compatibility/2006" xmlns:aink="http://schemas.microsoft.com/office/drawing/2016/ink" xmlns:am3d="http://schemas.microsoft.com/office/drawing/2017/model3d" xmlns:o="urn:schemas-microsoft-com:office:office" xmlns:oel="http://schemas.microsoft.com/office/2019/extlst" xmlns:r="http://schemas.openxmlformats.org/officeDocument/2006/relationships" xmlns:m="http://schemas.openxmlformats.org/officeDocument/2006/math" xmlns:v="urn:schemas-microsoft-com:vml" xmlns:wp14="http://schemas.microsoft.com/office/word/2010/wordprocessingDrawing" xmlns:wp="http://schemas.openxmlformats.org/drawingml/2006/wordprocessingDrawing" xmlns:w10="urn:schemas-microsoft-com:office:word" xmlns:w="http://schemas.openxmlformats.org/wordprocessingml/2006/main" xmlns:w14="http://schemas.microsoft.com/office/word/2010/wordml" xmlns:w15="http://schemas.microsoft.com/office/word/2012/wordml" xmlns:w16cex="http://schemas.microsoft.com/office/word/2018/wordml/cex" xmlns:w16cid="http://schemas.microsoft.com/office/word/2016/wordml/cid" xmlns:w16="http://schemas.microsoft.com/office/word/2018/wordml" xmlns:w16du="http://schemas.microsoft.com/office/word/2023/wordml/word16du" xmlns:w16sdtdh="http://schemas.microsoft.com/office/word/2020/wordml/sdtdatahash" xmlns:w16se="http://schemas.microsoft.com/office/word/2015/wordml/symex" xmlns:wpg="http://schemas.microsoft.com/office/word/2010/wordprocessingGroup" xmlns:wpi="http://schemas.microsoft.com/office/word/2010/wordprocessingInk" xmlns:wne="http://schemas.microsoft.com/office/word/2006/wordml" xmlns:wps="http://schemas.microsoft.com/office/word/2010/wordprocessingShape" mc:Ignorable="w14 w15 w16se w16cid w16 w16cex w16sdtdh w16du wp14">
+<w:document xmlns:wpc="http://schemas.microsoft.com/office/word/2010/wordprocessingCanvas" xmlns:cx="http://schemas.microsoft.com/office/drawing/2014/chartex" xmlns:cx1="http://schemas.microsoft.com/office/drawing/2015/9/8/chartex" xmlns:cx2="http://schemas.microsoft.com/office/drawing/2015/10/21/chartex" xmlns:cx3="http://schemas.microsoft.com/office/drawing/2016/5/9/chartex" xmlns:cx4="http://schemas.microsoft.com/office/drawing/2016/5/10/chartex" xmlns:cx5="http://schemas.microsoft.com/office/drawing/2016/5/11/chartex" xmlns:cx6="http://schemas.microsoft.com/office/drawing/2016/5/12/chartex" xmlns:cx7="http://schemas.microsoft.com/office/drawing/2016/5/13/chartex" xmlns:cx8="http://schemas.microsoft.com/office/drawing/2016/5/14/chartex" xmlns:mc="http://schemas.openxmlformats.org/markup-compatibility/2006" xmlns:aink="http://schemas.microsoft.com/office/drawing/2016/ink" xmlns:am3d="http://schemas.microsoft.com/office/drawing/2017/model3d" xmlns:o="urn:schemas-microsoft-com:office:office" xmlns:oel="http://schemas.microsoft.com/office/2019/extlst" xmlns:r="http://schemas.openxmlformats.org/officeDocument/2006/relationships" xmlns:m="http://schemas.openxmlformats.org/officeDocument/2006/math" xmlns:v="urn:schemas-microsoft-com:vml" xmlns:wp14="http://schemas.microsoft.com/office/word/2010/wordprocessingDrawing" xmlns:wp="http://schemas.openxmlformats.org/drawingml/2006/wordprocessingDrawing" xmlns:w10="urn:schemas-microsoft-com:office:word" xmlns:w="http://schemas.openxmlformats.org/wordprocessingml/2006/main" xmlns:w14="http://schemas.microsoft.com/office/word/2010/wordml" xmlns:w15="http://schemas.microsoft.com/office/word/2012/wordml" xmlns:w16cex="http://schemas.microsoft.com/office/word/2018/wordml/cex" xmlns:w16cid="http://schemas.microsoft.com/office/word/2016/wordml/cid" xmlns:w16="http://schemas.microsoft.com/office/word/2018/wordml" xmlns:w16du="http://schemas.microsoft.com/office/word/2023/wordml/word16du" xmlns:w16sdtdh="http://schemas.microsoft.com/office/word/2020/wordml/sdtdatahash" xmlns:w16sdtfl="http://schemas.microsoft.com/office/word/2024/wordml/sdtformatlock" xmlns:w16se="http://schemas.microsoft.com/office/word/2015/wordml/symex" xmlns:wpg="http://schemas.microsoft.com/office/word/2010/wordprocessingGroup" xmlns:wpi="http://schemas.microsoft.com/office/word/2010/wordprocessingInk" xmlns:wne="http://schemas.microsoft.com/office/word/2006/wordml" xmlns:wps="http://schemas.microsoft.com/office/word/2010/wordprocessingShape" mc:Ignorable="w14 w15 w16se w16cid w16 w16cex w16sdtdh w16sdtfl w16du wp14">
   <w:body>
     <w:p>
       <w:pPr>
@@ -43,15 +43,11 @@
         <w:jc w:val="center"/>
         <w:rPr>
           <w:rFonts w:ascii="Times New Roman" w:eastAsia="Times New Roman" w:hAnsi="Times New Roman" w:cs="Times New Roman"/>
-          <w:sz w:val="24"/>
-          <w:szCs w:val="24"/>
         </w:rPr>
       </w:pPr>
       <w:r>
         <w:rPr>
           <w:rFonts w:ascii="Times New Roman" w:eastAsia="Times New Roman" w:hAnsi="Times New Roman" w:cs="Times New Roman"/>
-          <w:sz w:val="24"/>
-          <w:szCs w:val="24"/>
         </w:rPr>
         <w:t>Robert M. Scheller, North Carolina State University</w:t>
       </w:r>
@@ -62,31 +58,23 @@
         <w:jc w:val="center"/>
         <w:rPr>
           <w:rFonts w:ascii="Times New Roman" w:eastAsia="Times New Roman" w:hAnsi="Times New Roman" w:cs="Times New Roman"/>
-          <w:sz w:val="24"/>
-          <w:szCs w:val="24"/>
         </w:rPr>
       </w:pPr>
       <w:r>
         <w:rPr>
           <w:rFonts w:ascii="Times New Roman" w:eastAsia="Times New Roman" w:hAnsi="Times New Roman" w:cs="Times New Roman"/>
-          <w:sz w:val="24"/>
-          <w:szCs w:val="24"/>
         </w:rPr>
         <w:t>Paul Schrum</w:t>
       </w:r>
       <w:r>
         <w:rPr>
           <w:rFonts w:ascii="Times New Roman" w:eastAsia="Times New Roman" w:hAnsi="Times New Roman" w:cs="Times New Roman"/>
-          <w:sz w:val="24"/>
-          <w:szCs w:val="24"/>
         </w:rPr>
         <w:t xml:space="preserve">, </w:t>
       </w:r>
       <w:r>
         <w:rPr>
           <w:rFonts w:ascii="Times New Roman" w:eastAsia="Times New Roman" w:hAnsi="Times New Roman" w:cs="Times New Roman"/>
-          <w:sz w:val="24"/>
-          <w:szCs w:val="24"/>
         </w:rPr>
         <w:t>North Carolina State University</w:t>
       </w:r>
@@ -97,17 +85,25 @@
         <w:jc w:val="center"/>
         <w:rPr>
           <w:rFonts w:ascii="Times New Roman" w:eastAsia="Times New Roman" w:hAnsi="Times New Roman" w:cs="Times New Roman"/>
-          <w:sz w:val="24"/>
-          <w:szCs w:val="24"/>
         </w:rPr>
       </w:pPr>
       <w:r>
         <w:rPr>
           <w:rFonts w:ascii="Times New Roman" w:eastAsia="Times New Roman" w:hAnsi="Times New Roman" w:cs="Times New Roman"/>
-          <w:sz w:val="24"/>
-          <w:szCs w:val="24"/>
-        </w:rPr>
-        <w:t>Trevor Carter, University of Colorado Denver</w:t>
+        </w:rPr>
+        <w:t>James Lamping</w:t>
+      </w:r>
+      <w:r>
+        <w:rPr>
+          <w:rFonts w:ascii="Times New Roman" w:eastAsia="Times New Roman" w:hAnsi="Times New Roman" w:cs="Times New Roman"/>
+        </w:rPr>
+        <w:t xml:space="preserve">, University of </w:t>
+      </w:r>
+      <w:r>
+        <w:rPr>
+          <w:rFonts w:ascii="Times New Roman" w:eastAsia="Times New Roman" w:hAnsi="Times New Roman" w:cs="Times New Roman"/>
+        </w:rPr>
+        <w:t>Oregon</w:t>
       </w:r>
     </w:p>
     <w:p>
@@ -116,8 +112,6 @@
         <w:jc w:val="center"/>
         <w:rPr>
           <w:rFonts w:ascii="Times New Roman" w:eastAsia="Times New Roman" w:hAnsi="Times New Roman" w:cs="Times New Roman"/>
-          <w:sz w:val="24"/>
-          <w:szCs w:val="24"/>
         </w:rPr>
       </w:pPr>
     </w:p>
@@ -127,39 +121,29 @@
         <w:jc w:val="center"/>
         <w:rPr>
           <w:rFonts w:ascii="Times New Roman" w:eastAsia="Times New Roman" w:hAnsi="Times New Roman" w:cs="Times New Roman"/>
-          <w:sz w:val="24"/>
-          <w:szCs w:val="24"/>
         </w:rPr>
       </w:pPr>
       <w:r>
         <w:rPr>
           <w:rFonts w:ascii="Times New Roman" w:eastAsia="Times New Roman" w:hAnsi="Times New Roman" w:cs="Times New Roman"/>
-          <w:sz w:val="24"/>
-          <w:szCs w:val="24"/>
         </w:rPr>
         <w:t xml:space="preserve">Last Revised:  </w:t>
       </w:r>
       <w:r>
         <w:rPr>
           <w:rFonts w:ascii="Times New Roman" w:eastAsia="Times New Roman" w:hAnsi="Times New Roman" w:cs="Times New Roman"/>
-          <w:sz w:val="24"/>
-          <w:szCs w:val="24"/>
         </w:rPr>
         <w:fldChar w:fldCharType="begin"/>
       </w:r>
       <w:r>
         <w:rPr>
           <w:rFonts w:ascii="Times New Roman" w:eastAsia="Times New Roman" w:hAnsi="Times New Roman" w:cs="Times New Roman"/>
-          <w:sz w:val="24"/>
-          <w:szCs w:val="24"/>
         </w:rPr>
         <w:instrText xml:space="preserve"> SAVEDATE  \@ "MMMM d, yyyy"  \* MERGEFORMAT </w:instrText>
       </w:r>
       <w:r>
         <w:rPr>
           <w:rFonts w:ascii="Times New Roman" w:eastAsia="Times New Roman" w:hAnsi="Times New Roman" w:cs="Times New Roman"/>
-          <w:sz w:val="24"/>
-          <w:szCs w:val="24"/>
         </w:rPr>
         <w:fldChar w:fldCharType="separate"/>
       </w:r>
@@ -167,16 +151,12 @@
         <w:rPr>
           <w:rFonts w:ascii="Times New Roman" w:eastAsia="Times New Roman" w:hAnsi="Times New Roman" w:cs="Times New Roman"/>
           <w:noProof/>
-          <w:sz w:val="24"/>
-          <w:szCs w:val="24"/>
         </w:rPr>
         <w:t>July 3, 2024</w:t>
       </w:r>
       <w:r>
         <w:rPr>
           <w:rFonts w:ascii="Times New Roman" w:eastAsia="Times New Roman" w:hAnsi="Times New Roman" w:cs="Times New Roman"/>
-          <w:sz w:val="24"/>
-          <w:szCs w:val="24"/>
         </w:rPr>
         <w:fldChar w:fldCharType="end"/>
       </w:r>
@@ -232,16 +212,8 @@
     <w:p>
       <w:pPr>
         <w:pStyle w:val="TOC1"/>
-        <w:tabs>
-          <w:tab w:val="left" w:pos="480"/>
-          <w:tab w:val="right" w:leader="dot" w:pos="8976"/>
-        </w:tabs>
-        <w:spacing w:before="0" w:after="0" w:line="240" w:lineRule="auto"/>
-        <w:rPr>
-          <w:rFonts w:ascii="Times New Roman" w:eastAsiaTheme="minorEastAsia" w:hAnsi="Times New Roman" w:cs="Times New Roman"/>
-          <w:b w:val="0"/>
-          <w:bCs w:val="0"/>
-          <w:caps w:val="0"/>
+        <w:rPr>
+          <w:rFonts w:eastAsiaTheme="minorEastAsia"/>
           <w:noProof/>
           <w:sz w:val="24"/>
           <w:szCs w:val="24"/>
@@ -250,9 +222,6 @@
       <w:r>
         <w:rPr>
           <w:rFonts w:ascii="Times New Roman" w:hAnsi="Times New Roman" w:cs="Times New Roman"/>
-          <w:b w:val="0"/>
-          <w:bCs w:val="0"/>
-          <w:caps w:val="0"/>
           <w:sz w:val="32"/>
           <w:szCs w:val="32"/>
         </w:rPr>
@@ -261,9 +230,6 @@
       <w:r>
         <w:rPr>
           <w:rFonts w:ascii="Times New Roman" w:hAnsi="Times New Roman" w:cs="Times New Roman"/>
-          <w:b w:val="0"/>
-          <w:bCs w:val="0"/>
-          <w:caps w:val="0"/>
           <w:sz w:val="32"/>
           <w:szCs w:val="32"/>
         </w:rPr>
@@ -272,29 +238,22 @@
       <w:r>
         <w:rPr>
           <w:rFonts w:ascii="Times New Roman" w:hAnsi="Times New Roman" w:cs="Times New Roman"/>
-          <w:b w:val="0"/>
-          <w:bCs w:val="0"/>
-          <w:caps w:val="0"/>
           <w:sz w:val="32"/>
           <w:szCs w:val="32"/>
         </w:rPr>
         <w:fldChar w:fldCharType="separate"/>
       </w:r>
-      <w:hyperlink w:anchor="_Toc170895827" w:history="1">
+      <w:hyperlink w:anchor="_Toc210715351" w:history="1">
         <w:r>
           <w:rPr>
             <w:rStyle w:val="Hyperlink"/>
-            <w:rFonts w:ascii="Times New Roman" w:hAnsi="Times New Roman"/>
             <w:noProof/>
           </w:rPr>
           <w:t>1</w:t>
         </w:r>
         <w:r>
           <w:rPr>
-            <w:rFonts w:ascii="Times New Roman" w:eastAsiaTheme="minorEastAsia" w:hAnsi="Times New Roman" w:cs="Times New Roman"/>
-            <w:b w:val="0"/>
-            <w:bCs w:val="0"/>
-            <w:caps w:val="0"/>
+            <w:rFonts w:eastAsiaTheme="minorEastAsia"/>
             <w:noProof/>
             <w:sz w:val="24"/>
             <w:szCs w:val="24"/>
@@ -304,14 +263,12 @@
         <w:r>
           <w:rPr>
             <w:rStyle w:val="Hyperlink"/>
-            <w:rFonts w:ascii="Times New Roman" w:hAnsi="Times New Roman"/>
             <w:noProof/>
           </w:rPr>
           <w:t>Introduction</w:t>
         </w:r>
         <w:r>
           <w:rPr>
-            <w:rFonts w:ascii="Times New Roman" w:hAnsi="Times New Roman" w:cs="Times New Roman"/>
             <w:noProof/>
             <w:webHidden/>
           </w:rPr>
@@ -319,7 +276,6 @@
         </w:r>
         <w:r>
           <w:rPr>
-            <w:rFonts w:ascii="Times New Roman" w:hAnsi="Times New Roman" w:cs="Times New Roman"/>
             <w:noProof/>
             <w:webHidden/>
           </w:rPr>
@@ -327,22 +283,19 @@
         </w:r>
         <w:r>
           <w:rPr>
-            <w:rFonts w:ascii="Times New Roman" w:hAnsi="Times New Roman" w:cs="Times New Roman"/>
-            <w:noProof/>
-            <w:webHidden/>
-          </w:rPr>
-          <w:instrText xml:space="preserve"> PAGEREF _Toc170895827 \h </w:instrText>
-        </w:r>
-        <w:r>
-          <w:rPr>
-            <w:rFonts w:ascii="Times New Roman" w:hAnsi="Times New Roman" w:cs="Times New Roman"/>
-            <w:noProof/>
-            <w:webHidden/>
-          </w:rPr>
-        </w:r>
-        <w:r>
-          <w:rPr>
-            <w:rFonts w:ascii="Times New Roman" w:hAnsi="Times New Roman" w:cs="Times New Roman"/>
+            <w:noProof/>
+            <w:webHidden/>
+          </w:rPr>
+          <w:instrText xml:space="preserve"> PAGEREF _Toc210715351 \h </w:instrText>
+        </w:r>
+        <w:r>
+          <w:rPr>
+            <w:noProof/>
+            <w:webHidden/>
+          </w:rPr>
+        </w:r>
+        <w:r>
+          <w:rPr>
             <w:noProof/>
             <w:webHidden/>
           </w:rPr>
@@ -350,7 +303,6 @@
         </w:r>
         <w:r>
           <w:rPr>
-            <w:rFonts w:ascii="Times New Roman" w:hAnsi="Times New Roman" w:cs="Times New Roman"/>
             <w:noProof/>
             <w:webHidden/>
           </w:rPr>
@@ -358,7 +310,6 @@
         </w:r>
         <w:r>
           <w:rPr>
-            <w:rFonts w:ascii="Times New Roman" w:hAnsi="Times New Roman" w:cs="Times New Roman"/>
             <w:noProof/>
             <w:webHidden/>
           </w:rPr>
@@ -369,26 +320,24 @@
     <w:p>
       <w:pPr>
         <w:pStyle w:val="TOC2"/>
-        <w:spacing w:after="0"/>
-        <w:rPr>
-          <w:rFonts w:ascii="Times New Roman" w:eastAsiaTheme="minorEastAsia" w:hAnsi="Times New Roman" w:cs="Times New Roman"/>
+        <w:rPr>
+          <w:rFonts w:eastAsiaTheme="minorEastAsia"/>
           <w:noProof/>
           <w:sz w:val="24"/>
           <w:szCs w:val="24"/>
         </w:rPr>
       </w:pPr>
-      <w:hyperlink w:anchor="_Toc170895828" w:history="1">
+      <w:hyperlink w:anchor="_Toc210715352" w:history="1">
         <w:r>
           <w:rPr>
             <w:rStyle w:val="Hyperlink"/>
-            <w:rFonts w:ascii="Times New Roman" w:hAnsi="Times New Roman"/>
             <w:noProof/>
           </w:rPr>
           <w:t>1.1</w:t>
         </w:r>
         <w:r>
           <w:rPr>
-            <w:rFonts w:ascii="Times New Roman" w:eastAsiaTheme="minorEastAsia" w:hAnsi="Times New Roman" w:cs="Times New Roman"/>
+            <w:rFonts w:eastAsiaTheme="minorEastAsia"/>
             <w:noProof/>
             <w:sz w:val="24"/>
             <w:szCs w:val="24"/>
@@ -398,14 +347,12 @@
         <w:r>
           <w:rPr>
             <w:rStyle w:val="Hyperlink"/>
-            <w:rFonts w:ascii="Times New Roman" w:hAnsi="Times New Roman"/>
             <w:noProof/>
           </w:rPr>
           <w:t>Hurricane Disturbances</w:t>
         </w:r>
         <w:r>
           <w:rPr>
-            <w:rFonts w:ascii="Times New Roman" w:hAnsi="Times New Roman" w:cs="Times New Roman"/>
             <w:noProof/>
             <w:webHidden/>
           </w:rPr>
@@ -413,7 +360,6 @@
         </w:r>
         <w:r>
           <w:rPr>
-            <w:rFonts w:ascii="Times New Roman" w:hAnsi="Times New Roman" w:cs="Times New Roman"/>
             <w:noProof/>
             <w:webHidden/>
           </w:rPr>
@@ -421,22 +367,19 @@
         </w:r>
         <w:r>
           <w:rPr>
-            <w:rFonts w:ascii="Times New Roman" w:hAnsi="Times New Roman" w:cs="Times New Roman"/>
-            <w:noProof/>
-            <w:webHidden/>
-          </w:rPr>
-          <w:instrText xml:space="preserve"> PAGEREF _Toc170895828 \h </w:instrText>
-        </w:r>
-        <w:r>
-          <w:rPr>
-            <w:rFonts w:ascii="Times New Roman" w:hAnsi="Times New Roman" w:cs="Times New Roman"/>
-            <w:noProof/>
-            <w:webHidden/>
-          </w:rPr>
-        </w:r>
-        <w:r>
-          <w:rPr>
-            <w:rFonts w:ascii="Times New Roman" w:hAnsi="Times New Roman" w:cs="Times New Roman"/>
+            <w:noProof/>
+            <w:webHidden/>
+          </w:rPr>
+          <w:instrText xml:space="preserve"> PAGEREF _Toc210715352 \h </w:instrText>
+        </w:r>
+        <w:r>
+          <w:rPr>
+            <w:noProof/>
+            <w:webHidden/>
+          </w:rPr>
+        </w:r>
+        <w:r>
+          <w:rPr>
             <w:noProof/>
             <w:webHidden/>
           </w:rPr>
@@ -444,7 +387,6 @@
         </w:r>
         <w:r>
           <w:rPr>
-            <w:rFonts w:ascii="Times New Roman" w:hAnsi="Times New Roman" w:cs="Times New Roman"/>
             <w:noProof/>
             <w:webHidden/>
           </w:rPr>
@@ -452,7 +394,6 @@
         </w:r>
         <w:r>
           <w:rPr>
-            <w:rFonts w:ascii="Times New Roman" w:hAnsi="Times New Roman" w:cs="Times New Roman"/>
             <w:noProof/>
             <w:webHidden/>
           </w:rPr>
@@ -463,26 +404,24 @@
     <w:p>
       <w:pPr>
         <w:pStyle w:val="TOC2"/>
-        <w:spacing w:after="0"/>
-        <w:rPr>
-          <w:rFonts w:ascii="Times New Roman" w:eastAsiaTheme="minorEastAsia" w:hAnsi="Times New Roman" w:cs="Times New Roman"/>
+        <w:rPr>
+          <w:rFonts w:eastAsiaTheme="minorEastAsia"/>
           <w:noProof/>
           <w:sz w:val="24"/>
           <w:szCs w:val="24"/>
         </w:rPr>
       </w:pPr>
-      <w:hyperlink w:anchor="_Toc170895829" w:history="1">
+      <w:hyperlink w:anchor="_Toc210715353" w:history="1">
         <w:r>
           <w:rPr>
             <w:rStyle w:val="Hyperlink"/>
-            <w:rFonts w:ascii="Times New Roman" w:hAnsi="Times New Roman"/>
             <w:noProof/>
           </w:rPr>
           <w:t>1.2</w:t>
         </w:r>
         <w:r>
           <w:rPr>
-            <w:rFonts w:ascii="Times New Roman" w:eastAsiaTheme="minorEastAsia" w:hAnsi="Times New Roman" w:cs="Times New Roman"/>
+            <w:rFonts w:eastAsiaTheme="minorEastAsia"/>
             <w:noProof/>
             <w:sz w:val="24"/>
             <w:szCs w:val="24"/>
@@ -492,14 +431,12 @@
         <w:r>
           <w:rPr>
             <w:rStyle w:val="Hyperlink"/>
-            <w:rFonts w:ascii="Times New Roman" w:hAnsi="Times New Roman"/>
             <w:noProof/>
           </w:rPr>
           <w:t>Locating the Coast Line</w:t>
         </w:r>
         <w:r>
           <w:rPr>
-            <w:rFonts w:ascii="Times New Roman" w:hAnsi="Times New Roman" w:cs="Times New Roman"/>
             <w:noProof/>
             <w:webHidden/>
           </w:rPr>
@@ -507,7 +444,6 @@
         </w:r>
         <w:r>
           <w:rPr>
-            <w:rFonts w:ascii="Times New Roman" w:hAnsi="Times New Roman" w:cs="Times New Roman"/>
             <w:noProof/>
             <w:webHidden/>
           </w:rPr>
@@ -515,22 +451,19 @@
         </w:r>
         <w:r>
           <w:rPr>
-            <w:rFonts w:ascii="Times New Roman" w:hAnsi="Times New Roman" w:cs="Times New Roman"/>
-            <w:noProof/>
-            <w:webHidden/>
-          </w:rPr>
-          <w:instrText xml:space="preserve"> PAGEREF _Toc170895829 \h </w:instrText>
-        </w:r>
-        <w:r>
-          <w:rPr>
-            <w:rFonts w:ascii="Times New Roman" w:hAnsi="Times New Roman" w:cs="Times New Roman"/>
-            <w:noProof/>
-            <w:webHidden/>
-          </w:rPr>
-        </w:r>
-        <w:r>
-          <w:rPr>
-            <w:rFonts w:ascii="Times New Roman" w:hAnsi="Times New Roman" w:cs="Times New Roman"/>
+            <w:noProof/>
+            <w:webHidden/>
+          </w:rPr>
+          <w:instrText xml:space="preserve"> PAGEREF _Toc210715353 \h </w:instrText>
+        </w:r>
+        <w:r>
+          <w:rPr>
+            <w:noProof/>
+            <w:webHidden/>
+          </w:rPr>
+        </w:r>
+        <w:r>
+          <w:rPr>
             <w:noProof/>
             <w:webHidden/>
           </w:rPr>
@@ -538,7 +471,6 @@
         </w:r>
         <w:r>
           <w:rPr>
-            <w:rFonts w:ascii="Times New Roman" w:hAnsi="Times New Roman" w:cs="Times New Roman"/>
             <w:noProof/>
             <w:webHidden/>
           </w:rPr>
@@ -546,7 +478,6 @@
         </w:r>
         <w:r>
           <w:rPr>
-            <w:rFonts w:ascii="Times New Roman" w:hAnsi="Times New Roman" w:cs="Times New Roman"/>
             <w:noProof/>
             <w:webHidden/>
           </w:rPr>
@@ -557,26 +488,24 @@
     <w:p>
       <w:pPr>
         <w:pStyle w:val="TOC2"/>
-        <w:spacing w:after="0"/>
-        <w:rPr>
-          <w:rFonts w:ascii="Times New Roman" w:eastAsiaTheme="minorEastAsia" w:hAnsi="Times New Roman" w:cs="Times New Roman"/>
+        <w:rPr>
+          <w:rFonts w:eastAsiaTheme="minorEastAsia"/>
           <w:noProof/>
           <w:sz w:val="24"/>
           <w:szCs w:val="24"/>
         </w:rPr>
       </w:pPr>
-      <w:hyperlink w:anchor="_Toc170895830" w:history="1">
+      <w:hyperlink w:anchor="_Toc210715354" w:history="1">
         <w:r>
           <w:rPr>
             <w:rStyle w:val="Hyperlink"/>
-            <w:rFonts w:ascii="Times New Roman" w:hAnsi="Times New Roman"/>
             <w:noProof/>
           </w:rPr>
           <w:t>1.3</w:t>
         </w:r>
         <w:r>
           <w:rPr>
-            <w:rFonts w:ascii="Times New Roman" w:eastAsiaTheme="minorEastAsia" w:hAnsi="Times New Roman" w:cs="Times New Roman"/>
+            <w:rFonts w:eastAsiaTheme="minorEastAsia"/>
             <w:noProof/>
             <w:sz w:val="24"/>
             <w:szCs w:val="24"/>
@@ -586,14 +515,12 @@
         <w:r>
           <w:rPr>
             <w:rStyle w:val="Hyperlink"/>
-            <w:rFonts w:ascii="Times New Roman" w:hAnsi="Times New Roman"/>
             <w:noProof/>
           </w:rPr>
           <w:t>Landfall</w:t>
         </w:r>
         <w:r>
           <w:rPr>
-            <w:rFonts w:ascii="Times New Roman" w:hAnsi="Times New Roman" w:cs="Times New Roman"/>
             <w:noProof/>
             <w:webHidden/>
           </w:rPr>
@@ -601,7 +528,6 @@
         </w:r>
         <w:r>
           <w:rPr>
-            <w:rFonts w:ascii="Times New Roman" w:hAnsi="Times New Roman" w:cs="Times New Roman"/>
             <w:noProof/>
             <w:webHidden/>
           </w:rPr>
@@ -609,22 +535,19 @@
         </w:r>
         <w:r>
           <w:rPr>
-            <w:rFonts w:ascii="Times New Roman" w:hAnsi="Times New Roman" w:cs="Times New Roman"/>
-            <w:noProof/>
-            <w:webHidden/>
-          </w:rPr>
-          <w:instrText xml:space="preserve"> PAGEREF _Toc170895830 \h </w:instrText>
-        </w:r>
-        <w:r>
-          <w:rPr>
-            <w:rFonts w:ascii="Times New Roman" w:hAnsi="Times New Roman" w:cs="Times New Roman"/>
-            <w:noProof/>
-            <w:webHidden/>
-          </w:rPr>
-        </w:r>
-        <w:r>
-          <w:rPr>
-            <w:rFonts w:ascii="Times New Roman" w:hAnsi="Times New Roman" w:cs="Times New Roman"/>
+            <w:noProof/>
+            <w:webHidden/>
+          </w:rPr>
+          <w:instrText xml:space="preserve"> PAGEREF _Toc210715354 \h </w:instrText>
+        </w:r>
+        <w:r>
+          <w:rPr>
+            <w:noProof/>
+            <w:webHidden/>
+          </w:rPr>
+        </w:r>
+        <w:r>
+          <w:rPr>
             <w:noProof/>
             <w:webHidden/>
           </w:rPr>
@@ -632,7 +555,6 @@
         </w:r>
         <w:r>
           <w:rPr>
-            <w:rFonts w:ascii="Times New Roman" w:hAnsi="Times New Roman" w:cs="Times New Roman"/>
             <w:noProof/>
             <w:webHidden/>
           </w:rPr>
@@ -640,7 +562,6 @@
         </w:r>
         <w:r>
           <w:rPr>
-            <w:rFonts w:ascii="Times New Roman" w:hAnsi="Times New Roman" w:cs="Times New Roman"/>
             <w:noProof/>
             <w:webHidden/>
           </w:rPr>
@@ -651,26 +572,24 @@
     <w:p>
       <w:pPr>
         <w:pStyle w:val="TOC2"/>
-        <w:spacing w:after="0"/>
-        <w:rPr>
-          <w:rFonts w:ascii="Times New Roman" w:eastAsiaTheme="minorEastAsia" w:hAnsi="Times New Roman" w:cs="Times New Roman"/>
+        <w:rPr>
+          <w:rFonts w:eastAsiaTheme="minorEastAsia"/>
           <w:noProof/>
           <w:sz w:val="24"/>
           <w:szCs w:val="24"/>
         </w:rPr>
       </w:pPr>
-      <w:hyperlink w:anchor="_Toc170895831" w:history="1">
+      <w:hyperlink w:anchor="_Toc210715355" w:history="1">
         <w:r>
           <w:rPr>
             <w:rStyle w:val="Hyperlink"/>
-            <w:rFonts w:ascii="Times New Roman" w:hAnsi="Times New Roman"/>
             <w:noProof/>
           </w:rPr>
           <w:t>1.4</w:t>
         </w:r>
         <w:r>
           <w:rPr>
-            <w:rFonts w:ascii="Times New Roman" w:eastAsiaTheme="minorEastAsia" w:hAnsi="Times New Roman" w:cs="Times New Roman"/>
+            <w:rFonts w:eastAsiaTheme="minorEastAsia"/>
             <w:noProof/>
             <w:sz w:val="24"/>
             <w:szCs w:val="24"/>
@@ -680,14 +599,12 @@
         <w:r>
           <w:rPr>
             <w:rStyle w:val="Hyperlink"/>
-            <w:rFonts w:ascii="Times New Roman" w:hAnsi="Times New Roman"/>
             <w:noProof/>
           </w:rPr>
           <w:t>Modelling of Landfall Wind Speed</w:t>
         </w:r>
         <w:r>
           <w:rPr>
-            <w:rFonts w:ascii="Times New Roman" w:hAnsi="Times New Roman" w:cs="Times New Roman"/>
             <w:noProof/>
             <w:webHidden/>
           </w:rPr>
@@ -695,7 +612,6 @@
         </w:r>
         <w:r>
           <w:rPr>
-            <w:rFonts w:ascii="Times New Roman" w:hAnsi="Times New Roman" w:cs="Times New Roman"/>
             <w:noProof/>
             <w:webHidden/>
           </w:rPr>
@@ -703,22 +619,19 @@
         </w:r>
         <w:r>
           <w:rPr>
-            <w:rFonts w:ascii="Times New Roman" w:hAnsi="Times New Roman" w:cs="Times New Roman"/>
-            <w:noProof/>
-            <w:webHidden/>
-          </w:rPr>
-          <w:instrText xml:space="preserve"> PAGEREF _Toc170895831 \h </w:instrText>
-        </w:r>
-        <w:r>
-          <w:rPr>
-            <w:rFonts w:ascii="Times New Roman" w:hAnsi="Times New Roman" w:cs="Times New Roman"/>
-            <w:noProof/>
-            <w:webHidden/>
-          </w:rPr>
-        </w:r>
-        <w:r>
-          <w:rPr>
-            <w:rFonts w:ascii="Times New Roman" w:hAnsi="Times New Roman" w:cs="Times New Roman"/>
+            <w:noProof/>
+            <w:webHidden/>
+          </w:rPr>
+          <w:instrText xml:space="preserve"> PAGEREF _Toc210715355 \h </w:instrText>
+        </w:r>
+        <w:r>
+          <w:rPr>
+            <w:noProof/>
+            <w:webHidden/>
+          </w:rPr>
+        </w:r>
+        <w:r>
+          <w:rPr>
             <w:noProof/>
             <w:webHidden/>
           </w:rPr>
@@ -726,7 +639,6 @@
         </w:r>
         <w:r>
           <w:rPr>
-            <w:rFonts w:ascii="Times New Roman" w:hAnsi="Times New Roman" w:cs="Times New Roman"/>
             <w:noProof/>
             <w:webHidden/>
           </w:rPr>
@@ -734,7 +646,6 @@
         </w:r>
         <w:r>
           <w:rPr>
-            <w:rFonts w:ascii="Times New Roman" w:hAnsi="Times New Roman" w:cs="Times New Roman"/>
             <w:noProof/>
             <w:webHidden/>
           </w:rPr>
@@ -745,26 +656,24 @@
     <w:p>
       <w:pPr>
         <w:pStyle w:val="TOC2"/>
-        <w:spacing w:after="0"/>
-        <w:rPr>
-          <w:rFonts w:ascii="Times New Roman" w:eastAsiaTheme="minorEastAsia" w:hAnsi="Times New Roman" w:cs="Times New Roman"/>
+        <w:rPr>
+          <w:rFonts w:eastAsiaTheme="minorEastAsia"/>
           <w:noProof/>
           <w:sz w:val="24"/>
           <w:szCs w:val="24"/>
         </w:rPr>
       </w:pPr>
-      <w:hyperlink w:anchor="_Toc170895832" w:history="1">
+      <w:hyperlink w:anchor="_Toc210715356" w:history="1">
         <w:r>
           <w:rPr>
             <w:rStyle w:val="Hyperlink"/>
-            <w:rFonts w:ascii="Times New Roman" w:hAnsi="Times New Roman"/>
             <w:noProof/>
           </w:rPr>
           <w:t>1.5</w:t>
         </w:r>
         <w:r>
           <w:rPr>
-            <w:rFonts w:ascii="Times New Roman" w:eastAsiaTheme="minorEastAsia" w:hAnsi="Times New Roman" w:cs="Times New Roman"/>
+            <w:rFonts w:eastAsiaTheme="minorEastAsia"/>
             <w:noProof/>
             <w:sz w:val="24"/>
             <w:szCs w:val="24"/>
@@ -774,14 +683,12 @@
         <w:r>
           <w:rPr>
             <w:rStyle w:val="Hyperlink"/>
-            <w:rFonts w:ascii="Times New Roman" w:hAnsi="Times New Roman"/>
             <w:noProof/>
           </w:rPr>
           <w:t>Major Releases</w:t>
         </w:r>
         <w:r>
           <w:rPr>
-            <w:rFonts w:ascii="Times New Roman" w:hAnsi="Times New Roman" w:cs="Times New Roman"/>
             <w:noProof/>
             <w:webHidden/>
           </w:rPr>
@@ -789,7 +696,6 @@
         </w:r>
         <w:r>
           <w:rPr>
-            <w:rFonts w:ascii="Times New Roman" w:hAnsi="Times New Roman" w:cs="Times New Roman"/>
             <w:noProof/>
             <w:webHidden/>
           </w:rPr>
@@ -797,22 +703,19 @@
         </w:r>
         <w:r>
           <w:rPr>
-            <w:rFonts w:ascii="Times New Roman" w:hAnsi="Times New Roman" w:cs="Times New Roman"/>
-            <w:noProof/>
-            <w:webHidden/>
-          </w:rPr>
-          <w:instrText xml:space="preserve"> PAGEREF _Toc170895832 \h </w:instrText>
-        </w:r>
-        <w:r>
-          <w:rPr>
-            <w:rFonts w:ascii="Times New Roman" w:hAnsi="Times New Roman" w:cs="Times New Roman"/>
-            <w:noProof/>
-            <w:webHidden/>
-          </w:rPr>
-        </w:r>
-        <w:r>
-          <w:rPr>
-            <w:rFonts w:ascii="Times New Roman" w:hAnsi="Times New Roman" w:cs="Times New Roman"/>
+            <w:noProof/>
+            <w:webHidden/>
+          </w:rPr>
+          <w:instrText xml:space="preserve"> PAGEREF _Toc210715356 \h </w:instrText>
+        </w:r>
+        <w:r>
+          <w:rPr>
+            <w:noProof/>
+            <w:webHidden/>
+          </w:rPr>
+        </w:r>
+        <w:r>
+          <w:rPr>
             <w:noProof/>
             <w:webHidden/>
           </w:rPr>
@@ -820,7 +723,6 @@
         </w:r>
         <w:r>
           <w:rPr>
-            <w:rFonts w:ascii="Times New Roman" w:hAnsi="Times New Roman" w:cs="Times New Roman"/>
             <w:noProof/>
             <w:webHidden/>
           </w:rPr>
@@ -828,7 +730,6 @@
         </w:r>
         <w:r>
           <w:rPr>
-            <w:rFonts w:ascii="Times New Roman" w:hAnsi="Times New Roman" w:cs="Times New Roman"/>
             <w:noProof/>
             <w:webHidden/>
           </w:rPr>
@@ -843,9 +744,8 @@
           <w:tab w:val="left" w:pos="1200"/>
           <w:tab w:val="right" w:leader="dot" w:pos="8976"/>
         </w:tabs>
-        <w:spacing w:after="0" w:line="240" w:lineRule="auto"/>
-        <w:rPr>
-          <w:rFonts w:ascii="Times New Roman" w:eastAsiaTheme="minorEastAsia" w:hAnsi="Times New Roman" w:cs="Times New Roman"/>
+        <w:rPr>
+          <w:rFonts w:eastAsiaTheme="minorEastAsia"/>
           <w:i w:val="0"/>
           <w:iCs w:val="0"/>
           <w:noProof/>
@@ -853,18 +753,17 @@
           <w:szCs w:val="24"/>
         </w:rPr>
       </w:pPr>
-      <w:hyperlink w:anchor="_Toc170895833" w:history="1">
+      <w:hyperlink w:anchor="_Toc210715357" w:history="1">
         <w:r>
           <w:rPr>
             <w:rStyle w:val="Hyperlink"/>
-            <w:rFonts w:ascii="Times New Roman" w:hAnsi="Times New Roman"/>
             <w:noProof/>
           </w:rPr>
           <w:t>1.5.1</w:t>
         </w:r>
         <w:r>
           <w:rPr>
-            <w:rFonts w:ascii="Times New Roman" w:eastAsiaTheme="minorEastAsia" w:hAnsi="Times New Roman" w:cs="Times New Roman"/>
+            <w:rFonts w:eastAsiaTheme="minorEastAsia"/>
             <w:i w:val="0"/>
             <w:iCs w:val="0"/>
             <w:noProof/>
@@ -876,14 +775,12 @@
         <w:r>
           <w:rPr>
             <w:rStyle w:val="Hyperlink"/>
-            <w:rFonts w:ascii="Times New Roman" w:hAnsi="Times New Roman"/>
             <w:noProof/>
           </w:rPr>
           <w:t>Version 3.0 (August 2024)</w:t>
         </w:r>
         <w:r>
           <w:rPr>
-            <w:rFonts w:ascii="Times New Roman" w:hAnsi="Times New Roman" w:cs="Times New Roman"/>
             <w:noProof/>
             <w:webHidden/>
           </w:rPr>
@@ -891,7 +788,6 @@
         </w:r>
         <w:r>
           <w:rPr>
-            <w:rFonts w:ascii="Times New Roman" w:hAnsi="Times New Roman" w:cs="Times New Roman"/>
             <w:noProof/>
             <w:webHidden/>
           </w:rPr>
@@ -899,22 +795,19 @@
         </w:r>
         <w:r>
           <w:rPr>
-            <w:rFonts w:ascii="Times New Roman" w:hAnsi="Times New Roman" w:cs="Times New Roman"/>
-            <w:noProof/>
-            <w:webHidden/>
-          </w:rPr>
-          <w:instrText xml:space="preserve"> PAGEREF _Toc170895833 \h </w:instrText>
-        </w:r>
-        <w:r>
-          <w:rPr>
-            <w:rFonts w:ascii="Times New Roman" w:hAnsi="Times New Roman" w:cs="Times New Roman"/>
-            <w:noProof/>
-            <w:webHidden/>
-          </w:rPr>
-        </w:r>
-        <w:r>
-          <w:rPr>
-            <w:rFonts w:ascii="Times New Roman" w:hAnsi="Times New Roman" w:cs="Times New Roman"/>
+            <w:noProof/>
+            <w:webHidden/>
+          </w:rPr>
+          <w:instrText xml:space="preserve"> PAGEREF _Toc210715357 \h </w:instrText>
+        </w:r>
+        <w:r>
+          <w:rPr>
+            <w:noProof/>
+            <w:webHidden/>
+          </w:rPr>
+        </w:r>
+        <w:r>
+          <w:rPr>
             <w:noProof/>
             <w:webHidden/>
           </w:rPr>
@@ -922,7 +815,6 @@
         </w:r>
         <w:r>
           <w:rPr>
-            <w:rFonts w:ascii="Times New Roman" w:hAnsi="Times New Roman" w:cs="Times New Roman"/>
             <w:noProof/>
             <w:webHidden/>
           </w:rPr>
@@ -930,7 +822,6 @@
         </w:r>
         <w:r>
           <w:rPr>
-            <w:rFonts w:ascii="Times New Roman" w:hAnsi="Times New Roman" w:cs="Times New Roman"/>
             <w:noProof/>
             <w:webHidden/>
           </w:rPr>
@@ -945,9 +836,8 @@
           <w:tab w:val="left" w:pos="1200"/>
           <w:tab w:val="right" w:leader="dot" w:pos="8976"/>
         </w:tabs>
-        <w:spacing w:after="0" w:line="240" w:lineRule="auto"/>
-        <w:rPr>
-          <w:rFonts w:ascii="Times New Roman" w:eastAsiaTheme="minorEastAsia" w:hAnsi="Times New Roman" w:cs="Times New Roman"/>
+        <w:rPr>
+          <w:rFonts w:eastAsiaTheme="minorEastAsia"/>
           <w:i w:val="0"/>
           <w:iCs w:val="0"/>
           <w:noProof/>
@@ -955,18 +845,17 @@
           <w:szCs w:val="24"/>
         </w:rPr>
       </w:pPr>
-      <w:hyperlink w:anchor="_Toc170895834" w:history="1">
+      <w:hyperlink w:anchor="_Toc210715358" w:history="1">
         <w:r>
           <w:rPr>
             <w:rStyle w:val="Hyperlink"/>
-            <w:rFonts w:ascii="Times New Roman" w:hAnsi="Times New Roman"/>
             <w:noProof/>
           </w:rPr>
           <w:t>1.5.2</w:t>
         </w:r>
         <w:r>
           <w:rPr>
-            <w:rFonts w:ascii="Times New Roman" w:eastAsiaTheme="minorEastAsia" w:hAnsi="Times New Roman" w:cs="Times New Roman"/>
+            <w:rFonts w:eastAsiaTheme="minorEastAsia"/>
             <w:i w:val="0"/>
             <w:iCs w:val="0"/>
             <w:noProof/>
@@ -978,14 +867,12 @@
         <w:r>
           <w:rPr>
             <w:rStyle w:val="Hyperlink"/>
-            <w:rFonts w:ascii="Times New Roman" w:hAnsi="Times New Roman"/>
             <w:noProof/>
           </w:rPr>
           <w:t>Version 2.0 (August 2023)</w:t>
         </w:r>
         <w:r>
           <w:rPr>
-            <w:rFonts w:ascii="Times New Roman" w:hAnsi="Times New Roman" w:cs="Times New Roman"/>
             <w:noProof/>
             <w:webHidden/>
           </w:rPr>
@@ -993,7 +880,6 @@
         </w:r>
         <w:r>
           <w:rPr>
-            <w:rFonts w:ascii="Times New Roman" w:hAnsi="Times New Roman" w:cs="Times New Roman"/>
             <w:noProof/>
             <w:webHidden/>
           </w:rPr>
@@ -1001,22 +887,19 @@
         </w:r>
         <w:r>
           <w:rPr>
-            <w:rFonts w:ascii="Times New Roman" w:hAnsi="Times New Roman" w:cs="Times New Roman"/>
-            <w:noProof/>
-            <w:webHidden/>
-          </w:rPr>
-          <w:instrText xml:space="preserve"> PAGEREF _Toc170895834 \h </w:instrText>
-        </w:r>
-        <w:r>
-          <w:rPr>
-            <w:rFonts w:ascii="Times New Roman" w:hAnsi="Times New Roman" w:cs="Times New Roman"/>
-            <w:noProof/>
-            <w:webHidden/>
-          </w:rPr>
-        </w:r>
-        <w:r>
-          <w:rPr>
-            <w:rFonts w:ascii="Times New Roman" w:hAnsi="Times New Roman" w:cs="Times New Roman"/>
+            <w:noProof/>
+            <w:webHidden/>
+          </w:rPr>
+          <w:instrText xml:space="preserve"> PAGEREF _Toc210715358 \h </w:instrText>
+        </w:r>
+        <w:r>
+          <w:rPr>
+            <w:noProof/>
+            <w:webHidden/>
+          </w:rPr>
+        </w:r>
+        <w:r>
+          <w:rPr>
             <w:noProof/>
             <w:webHidden/>
           </w:rPr>
@@ -1024,7 +907,6 @@
         </w:r>
         <w:r>
           <w:rPr>
-            <w:rFonts w:ascii="Times New Roman" w:hAnsi="Times New Roman" w:cs="Times New Roman"/>
             <w:noProof/>
             <w:webHidden/>
           </w:rPr>
@@ -1032,7 +914,6 @@
         </w:r>
         <w:r>
           <w:rPr>
-            <w:rFonts w:ascii="Times New Roman" w:hAnsi="Times New Roman" w:cs="Times New Roman"/>
             <w:noProof/>
             <w:webHidden/>
           </w:rPr>
@@ -1043,26 +924,24 @@
     <w:p>
       <w:pPr>
         <w:pStyle w:val="TOC2"/>
-        <w:spacing w:after="0"/>
-        <w:rPr>
-          <w:rFonts w:ascii="Times New Roman" w:eastAsiaTheme="minorEastAsia" w:hAnsi="Times New Roman" w:cs="Times New Roman"/>
+        <w:rPr>
+          <w:rFonts w:eastAsiaTheme="minorEastAsia"/>
           <w:noProof/>
           <w:sz w:val="24"/>
           <w:szCs w:val="24"/>
         </w:rPr>
       </w:pPr>
-      <w:hyperlink w:anchor="_Toc170895835" w:history="1">
+      <w:hyperlink w:anchor="_Toc210715359" w:history="1">
         <w:r>
           <w:rPr>
             <w:rStyle w:val="Hyperlink"/>
-            <w:rFonts w:ascii="Times New Roman" w:hAnsi="Times New Roman"/>
             <w:noProof/>
           </w:rPr>
           <w:t>1.6</w:t>
         </w:r>
         <w:r>
           <w:rPr>
-            <w:rFonts w:ascii="Times New Roman" w:eastAsiaTheme="minorEastAsia" w:hAnsi="Times New Roman" w:cs="Times New Roman"/>
+            <w:rFonts w:eastAsiaTheme="minorEastAsia"/>
             <w:noProof/>
             <w:sz w:val="24"/>
             <w:szCs w:val="24"/>
@@ -1072,14 +951,12 @@
         <w:r>
           <w:rPr>
             <w:rStyle w:val="Hyperlink"/>
-            <w:rFonts w:ascii="Times New Roman" w:hAnsi="Times New Roman"/>
             <w:noProof/>
           </w:rPr>
           <w:t>Minor Releases</w:t>
         </w:r>
         <w:r>
           <w:rPr>
-            <w:rFonts w:ascii="Times New Roman" w:hAnsi="Times New Roman" w:cs="Times New Roman"/>
             <w:noProof/>
             <w:webHidden/>
           </w:rPr>
@@ -1087,7 +964,6 @@
         </w:r>
         <w:r>
           <w:rPr>
-            <w:rFonts w:ascii="Times New Roman" w:hAnsi="Times New Roman" w:cs="Times New Roman"/>
             <w:noProof/>
             <w:webHidden/>
           </w:rPr>
@@ -1095,22 +971,19 @@
         </w:r>
         <w:r>
           <w:rPr>
-            <w:rFonts w:ascii="Times New Roman" w:hAnsi="Times New Roman" w:cs="Times New Roman"/>
-            <w:noProof/>
-            <w:webHidden/>
-          </w:rPr>
-          <w:instrText xml:space="preserve"> PAGEREF _Toc170895835 \h </w:instrText>
-        </w:r>
-        <w:r>
-          <w:rPr>
-            <w:rFonts w:ascii="Times New Roman" w:hAnsi="Times New Roman" w:cs="Times New Roman"/>
-            <w:noProof/>
-            <w:webHidden/>
-          </w:rPr>
-        </w:r>
-        <w:r>
-          <w:rPr>
-            <w:rFonts w:ascii="Times New Roman" w:hAnsi="Times New Roman" w:cs="Times New Roman"/>
+            <w:noProof/>
+            <w:webHidden/>
+          </w:rPr>
+          <w:instrText xml:space="preserve"> PAGEREF _Toc210715359 \h </w:instrText>
+        </w:r>
+        <w:r>
+          <w:rPr>
+            <w:noProof/>
+            <w:webHidden/>
+          </w:rPr>
+        </w:r>
+        <w:r>
+          <w:rPr>
             <w:noProof/>
             <w:webHidden/>
           </w:rPr>
@@ -1118,7 +991,6 @@
         </w:r>
         <w:r>
           <w:rPr>
-            <w:rFonts w:ascii="Times New Roman" w:hAnsi="Times New Roman" w:cs="Times New Roman"/>
             <w:noProof/>
             <w:webHidden/>
           </w:rPr>
@@ -1126,7 +998,6 @@
         </w:r>
         <w:r>
           <w:rPr>
-            <w:rFonts w:ascii="Times New Roman" w:hAnsi="Times New Roman" w:cs="Times New Roman"/>
             <w:noProof/>
             <w:webHidden/>
           </w:rPr>
@@ -1137,26 +1008,24 @@
     <w:p>
       <w:pPr>
         <w:pStyle w:val="TOC2"/>
-        <w:spacing w:after="0"/>
-        <w:rPr>
-          <w:rFonts w:ascii="Times New Roman" w:eastAsiaTheme="minorEastAsia" w:hAnsi="Times New Roman" w:cs="Times New Roman"/>
+        <w:rPr>
+          <w:rFonts w:eastAsiaTheme="minorEastAsia"/>
           <w:noProof/>
           <w:sz w:val="24"/>
           <w:szCs w:val="24"/>
         </w:rPr>
       </w:pPr>
-      <w:hyperlink w:anchor="_Toc170895836" w:history="1">
+      <w:hyperlink w:anchor="_Toc210715360" w:history="1">
         <w:r>
           <w:rPr>
             <w:rStyle w:val="Hyperlink"/>
-            <w:rFonts w:ascii="Times New Roman" w:hAnsi="Times New Roman"/>
             <w:noProof/>
           </w:rPr>
           <w:t>1.7</w:t>
         </w:r>
         <w:r>
           <w:rPr>
-            <w:rFonts w:ascii="Times New Roman" w:eastAsiaTheme="minorEastAsia" w:hAnsi="Times New Roman" w:cs="Times New Roman"/>
+            <w:rFonts w:eastAsiaTheme="minorEastAsia"/>
             <w:noProof/>
             <w:sz w:val="24"/>
             <w:szCs w:val="24"/>
@@ -1166,14 +1035,12 @@
         <w:r>
           <w:rPr>
             <w:rStyle w:val="Hyperlink"/>
-            <w:rFonts w:ascii="Times New Roman" w:hAnsi="Times New Roman"/>
             <w:noProof/>
           </w:rPr>
           <w:t>Acknowledgements</w:t>
         </w:r>
         <w:r>
           <w:rPr>
-            <w:rFonts w:ascii="Times New Roman" w:hAnsi="Times New Roman" w:cs="Times New Roman"/>
             <w:noProof/>
             <w:webHidden/>
           </w:rPr>
@@ -1181,7 +1048,6 @@
         </w:r>
         <w:r>
           <w:rPr>
-            <w:rFonts w:ascii="Times New Roman" w:hAnsi="Times New Roman" w:cs="Times New Roman"/>
             <w:noProof/>
             <w:webHidden/>
           </w:rPr>
@@ -1189,22 +1055,19 @@
         </w:r>
         <w:r>
           <w:rPr>
-            <w:rFonts w:ascii="Times New Roman" w:hAnsi="Times New Roman" w:cs="Times New Roman"/>
-            <w:noProof/>
-            <w:webHidden/>
-          </w:rPr>
-          <w:instrText xml:space="preserve"> PAGEREF _Toc170895836 \h </w:instrText>
-        </w:r>
-        <w:r>
-          <w:rPr>
-            <w:rFonts w:ascii="Times New Roman" w:hAnsi="Times New Roman" w:cs="Times New Roman"/>
-            <w:noProof/>
-            <w:webHidden/>
-          </w:rPr>
-        </w:r>
-        <w:r>
-          <w:rPr>
-            <w:rFonts w:ascii="Times New Roman" w:hAnsi="Times New Roman" w:cs="Times New Roman"/>
+            <w:noProof/>
+            <w:webHidden/>
+          </w:rPr>
+          <w:instrText xml:space="preserve"> PAGEREF _Toc210715360 \h </w:instrText>
+        </w:r>
+        <w:r>
+          <w:rPr>
+            <w:noProof/>
+            <w:webHidden/>
+          </w:rPr>
+        </w:r>
+        <w:r>
+          <w:rPr>
             <w:noProof/>
             <w:webHidden/>
           </w:rPr>
@@ -1212,7 +1075,6 @@
         </w:r>
         <w:r>
           <w:rPr>
-            <w:rFonts w:ascii="Times New Roman" w:hAnsi="Times New Roman" w:cs="Times New Roman"/>
             <w:noProof/>
             <w:webHidden/>
           </w:rPr>
@@ -1220,7 +1082,6 @@
         </w:r>
         <w:r>
           <w:rPr>
-            <w:rFonts w:ascii="Times New Roman" w:hAnsi="Times New Roman" w:cs="Times New Roman"/>
             <w:noProof/>
             <w:webHidden/>
           </w:rPr>
@@ -1231,36 +1092,24 @@
     <w:p>
       <w:pPr>
         <w:pStyle w:val="TOC1"/>
-        <w:tabs>
-          <w:tab w:val="left" w:pos="480"/>
-          <w:tab w:val="right" w:leader="dot" w:pos="8976"/>
-        </w:tabs>
-        <w:spacing w:before="0" w:after="0" w:line="240" w:lineRule="auto"/>
-        <w:rPr>
-          <w:rFonts w:ascii="Times New Roman" w:eastAsiaTheme="minorEastAsia" w:hAnsi="Times New Roman" w:cs="Times New Roman"/>
-          <w:b w:val="0"/>
-          <w:bCs w:val="0"/>
-          <w:caps w:val="0"/>
+        <w:rPr>
+          <w:rFonts w:eastAsiaTheme="minorEastAsia"/>
           <w:noProof/>
           <w:sz w:val="24"/>
           <w:szCs w:val="24"/>
         </w:rPr>
       </w:pPr>
-      <w:hyperlink w:anchor="_Toc170895837" w:history="1">
+      <w:hyperlink w:anchor="_Toc210715361" w:history="1">
         <w:r>
           <w:rPr>
             <w:rStyle w:val="Hyperlink"/>
-            <w:rFonts w:ascii="Times New Roman" w:hAnsi="Times New Roman"/>
             <w:noProof/>
           </w:rPr>
           <w:t>2</w:t>
         </w:r>
         <w:r>
           <w:rPr>
-            <w:rFonts w:ascii="Times New Roman" w:eastAsiaTheme="minorEastAsia" w:hAnsi="Times New Roman" w:cs="Times New Roman"/>
-            <w:b w:val="0"/>
-            <w:bCs w:val="0"/>
-            <w:caps w:val="0"/>
+            <w:rFonts w:eastAsiaTheme="minorEastAsia"/>
             <w:noProof/>
             <w:sz w:val="24"/>
             <w:szCs w:val="24"/>
@@ -1270,14 +1119,12 @@
         <w:r>
           <w:rPr>
             <w:rStyle w:val="Hyperlink"/>
-            <w:rFonts w:ascii="Times New Roman" w:hAnsi="Times New Roman"/>
             <w:noProof/>
           </w:rPr>
           <w:t>Input File</w:t>
         </w:r>
         <w:r>
           <w:rPr>
-            <w:rFonts w:ascii="Times New Roman" w:hAnsi="Times New Roman" w:cs="Times New Roman"/>
             <w:noProof/>
             <w:webHidden/>
           </w:rPr>
@@ -1285,7 +1132,6 @@
         </w:r>
         <w:r>
           <w:rPr>
-            <w:rFonts w:ascii="Times New Roman" w:hAnsi="Times New Roman" w:cs="Times New Roman"/>
             <w:noProof/>
             <w:webHidden/>
           </w:rPr>
@@ -1293,22 +1139,19 @@
         </w:r>
         <w:r>
           <w:rPr>
-            <w:rFonts w:ascii="Times New Roman" w:hAnsi="Times New Roman" w:cs="Times New Roman"/>
-            <w:noProof/>
-            <w:webHidden/>
-          </w:rPr>
-          <w:instrText xml:space="preserve"> PAGEREF _Toc170895837 \h </w:instrText>
-        </w:r>
-        <w:r>
-          <w:rPr>
-            <w:rFonts w:ascii="Times New Roman" w:hAnsi="Times New Roman" w:cs="Times New Roman"/>
-            <w:noProof/>
-            <w:webHidden/>
-          </w:rPr>
-        </w:r>
-        <w:r>
-          <w:rPr>
-            <w:rFonts w:ascii="Times New Roman" w:hAnsi="Times New Roman" w:cs="Times New Roman"/>
+            <w:noProof/>
+            <w:webHidden/>
+          </w:rPr>
+          <w:instrText xml:space="preserve"> PAGEREF _Toc210715361 \h </w:instrText>
+        </w:r>
+        <w:r>
+          <w:rPr>
+            <w:noProof/>
+            <w:webHidden/>
+          </w:rPr>
+        </w:r>
+        <w:r>
+          <w:rPr>
             <w:noProof/>
             <w:webHidden/>
           </w:rPr>
@@ -1316,7 +1159,6 @@
         </w:r>
         <w:r>
           <w:rPr>
-            <w:rFonts w:ascii="Times New Roman" w:hAnsi="Times New Roman" w:cs="Times New Roman"/>
             <w:noProof/>
             <w:webHidden/>
           </w:rPr>
@@ -1324,7 +1166,6 @@
         </w:r>
         <w:r>
           <w:rPr>
-            <w:rFonts w:ascii="Times New Roman" w:hAnsi="Times New Roman" w:cs="Times New Roman"/>
             <w:noProof/>
             <w:webHidden/>
           </w:rPr>
@@ -1335,26 +1176,24 @@
     <w:p>
       <w:pPr>
         <w:pStyle w:val="TOC2"/>
-        <w:spacing w:after="0"/>
-        <w:rPr>
-          <w:rFonts w:ascii="Times New Roman" w:eastAsiaTheme="minorEastAsia" w:hAnsi="Times New Roman" w:cs="Times New Roman"/>
+        <w:rPr>
+          <w:rFonts w:eastAsiaTheme="minorEastAsia"/>
           <w:noProof/>
           <w:sz w:val="24"/>
           <w:szCs w:val="24"/>
         </w:rPr>
       </w:pPr>
-      <w:hyperlink w:anchor="_Toc170895838" w:history="1">
+      <w:hyperlink w:anchor="_Toc210715362" w:history="1">
         <w:r>
           <w:rPr>
             <w:rStyle w:val="Hyperlink"/>
-            <w:rFonts w:ascii="Times New Roman" w:hAnsi="Times New Roman"/>
             <w:noProof/>
           </w:rPr>
           <w:t>2.1</w:t>
         </w:r>
         <w:r>
           <w:rPr>
-            <w:rFonts w:ascii="Times New Roman" w:eastAsiaTheme="minorEastAsia" w:hAnsi="Times New Roman" w:cs="Times New Roman"/>
+            <w:rFonts w:eastAsiaTheme="minorEastAsia"/>
             <w:noProof/>
             <w:sz w:val="24"/>
             <w:szCs w:val="24"/>
@@ -1364,14 +1203,12 @@
         <w:r>
           <w:rPr>
             <w:rStyle w:val="Hyperlink"/>
-            <w:rFonts w:ascii="Times New Roman" w:hAnsi="Times New Roman"/>
             <w:noProof/>
           </w:rPr>
           <w:t>LandisData</w:t>
         </w:r>
         <w:r>
           <w:rPr>
-            <w:rFonts w:ascii="Times New Roman" w:hAnsi="Times New Roman" w:cs="Times New Roman"/>
             <w:noProof/>
             <w:webHidden/>
           </w:rPr>
@@ -1379,7 +1216,6 @@
         </w:r>
         <w:r>
           <w:rPr>
-            <w:rFonts w:ascii="Times New Roman" w:hAnsi="Times New Roman" w:cs="Times New Roman"/>
             <w:noProof/>
             <w:webHidden/>
           </w:rPr>
@@ -1387,22 +1223,19 @@
         </w:r>
         <w:r>
           <w:rPr>
-            <w:rFonts w:ascii="Times New Roman" w:hAnsi="Times New Roman" w:cs="Times New Roman"/>
-            <w:noProof/>
-            <w:webHidden/>
-          </w:rPr>
-          <w:instrText xml:space="preserve"> PAGEREF _Toc170895838 \h </w:instrText>
-        </w:r>
-        <w:r>
-          <w:rPr>
-            <w:rFonts w:ascii="Times New Roman" w:hAnsi="Times New Roman" w:cs="Times New Roman"/>
-            <w:noProof/>
-            <w:webHidden/>
-          </w:rPr>
-        </w:r>
-        <w:r>
-          <w:rPr>
-            <w:rFonts w:ascii="Times New Roman" w:hAnsi="Times New Roman" w:cs="Times New Roman"/>
+            <w:noProof/>
+            <w:webHidden/>
+          </w:rPr>
+          <w:instrText xml:space="preserve"> PAGEREF _Toc210715362 \h </w:instrText>
+        </w:r>
+        <w:r>
+          <w:rPr>
+            <w:noProof/>
+            <w:webHidden/>
+          </w:rPr>
+        </w:r>
+        <w:r>
+          <w:rPr>
             <w:noProof/>
             <w:webHidden/>
           </w:rPr>
@@ -1410,7 +1243,6 @@
         </w:r>
         <w:r>
           <w:rPr>
-            <w:rFonts w:ascii="Times New Roman" w:hAnsi="Times New Roman" w:cs="Times New Roman"/>
             <w:noProof/>
             <w:webHidden/>
           </w:rPr>
@@ -1418,7 +1250,6 @@
         </w:r>
         <w:r>
           <w:rPr>
-            <w:rFonts w:ascii="Times New Roman" w:hAnsi="Times New Roman" w:cs="Times New Roman"/>
             <w:noProof/>
             <w:webHidden/>
           </w:rPr>
@@ -1429,26 +1260,24 @@
     <w:p>
       <w:pPr>
         <w:pStyle w:val="TOC2"/>
-        <w:spacing w:after="0"/>
-        <w:rPr>
-          <w:rFonts w:ascii="Times New Roman" w:eastAsiaTheme="minorEastAsia" w:hAnsi="Times New Roman" w:cs="Times New Roman"/>
+        <w:rPr>
+          <w:rFonts w:eastAsiaTheme="minorEastAsia"/>
           <w:noProof/>
           <w:sz w:val="24"/>
           <w:szCs w:val="24"/>
         </w:rPr>
       </w:pPr>
-      <w:hyperlink w:anchor="_Toc170895839" w:history="1">
+      <w:hyperlink w:anchor="_Toc210715363" w:history="1">
         <w:r>
           <w:rPr>
             <w:rStyle w:val="Hyperlink"/>
-            <w:rFonts w:ascii="Times New Roman" w:hAnsi="Times New Roman"/>
             <w:noProof/>
           </w:rPr>
           <w:t>2.2</w:t>
         </w:r>
         <w:r>
           <w:rPr>
-            <w:rFonts w:ascii="Times New Roman" w:eastAsiaTheme="minorEastAsia" w:hAnsi="Times New Roman" w:cs="Times New Roman"/>
+            <w:rFonts w:eastAsiaTheme="minorEastAsia"/>
             <w:noProof/>
             <w:sz w:val="24"/>
             <w:szCs w:val="24"/>
@@ -1458,14 +1287,12 @@
         <w:r>
           <w:rPr>
             <w:rStyle w:val="Hyperlink"/>
-            <w:rFonts w:ascii="Times New Roman" w:hAnsi="Times New Roman"/>
             <w:noProof/>
           </w:rPr>
           <w:t>Timestep</w:t>
         </w:r>
         <w:r>
           <w:rPr>
-            <w:rFonts w:ascii="Times New Roman" w:hAnsi="Times New Roman" w:cs="Times New Roman"/>
             <w:noProof/>
             <w:webHidden/>
           </w:rPr>
@@ -1473,7 +1300,6 @@
         </w:r>
         <w:r>
           <w:rPr>
-            <w:rFonts w:ascii="Times New Roman" w:hAnsi="Times New Roman" w:cs="Times New Roman"/>
             <w:noProof/>
             <w:webHidden/>
           </w:rPr>
@@ -1481,22 +1307,19 @@
         </w:r>
         <w:r>
           <w:rPr>
-            <w:rFonts w:ascii="Times New Roman" w:hAnsi="Times New Roman" w:cs="Times New Roman"/>
-            <w:noProof/>
-            <w:webHidden/>
-          </w:rPr>
-          <w:instrText xml:space="preserve"> PAGEREF _Toc170895839 \h </w:instrText>
-        </w:r>
-        <w:r>
-          <w:rPr>
-            <w:rFonts w:ascii="Times New Roman" w:hAnsi="Times New Roman" w:cs="Times New Roman"/>
-            <w:noProof/>
-            <w:webHidden/>
-          </w:rPr>
-        </w:r>
-        <w:r>
-          <w:rPr>
-            <w:rFonts w:ascii="Times New Roman" w:hAnsi="Times New Roman" w:cs="Times New Roman"/>
+            <w:noProof/>
+            <w:webHidden/>
+          </w:rPr>
+          <w:instrText xml:space="preserve"> PAGEREF _Toc210715363 \h </w:instrText>
+        </w:r>
+        <w:r>
+          <w:rPr>
+            <w:noProof/>
+            <w:webHidden/>
+          </w:rPr>
+        </w:r>
+        <w:r>
+          <w:rPr>
             <w:noProof/>
             <w:webHidden/>
           </w:rPr>
@@ -1504,7 +1327,6 @@
         </w:r>
         <w:r>
           <w:rPr>
-            <w:rFonts w:ascii="Times New Roman" w:hAnsi="Times New Roman" w:cs="Times New Roman"/>
             <w:noProof/>
             <w:webHidden/>
           </w:rPr>
@@ -1512,7 +1334,6 @@
         </w:r>
         <w:r>
           <w:rPr>
-            <w:rFonts w:ascii="Times New Roman" w:hAnsi="Times New Roman" w:cs="Times New Roman"/>
             <w:noProof/>
             <w:webHidden/>
           </w:rPr>
@@ -1523,26 +1344,24 @@
     <w:p>
       <w:pPr>
         <w:pStyle w:val="TOC2"/>
-        <w:spacing w:after="0"/>
-        <w:rPr>
-          <w:rFonts w:ascii="Times New Roman" w:eastAsiaTheme="minorEastAsia" w:hAnsi="Times New Roman" w:cs="Times New Roman"/>
+        <w:rPr>
+          <w:rFonts w:eastAsiaTheme="minorEastAsia"/>
           <w:noProof/>
           <w:sz w:val="24"/>
           <w:szCs w:val="24"/>
         </w:rPr>
       </w:pPr>
-      <w:hyperlink w:anchor="_Toc170895840" w:history="1">
+      <w:hyperlink w:anchor="_Toc210715364" w:history="1">
         <w:r>
           <w:rPr>
             <w:rStyle w:val="Hyperlink"/>
-            <w:rFonts w:ascii="Times New Roman" w:hAnsi="Times New Roman"/>
             <w:noProof/>
           </w:rPr>
           <w:t>2.3</w:t>
         </w:r>
         <w:r>
           <w:rPr>
-            <w:rFonts w:ascii="Times New Roman" w:eastAsiaTheme="minorEastAsia" w:hAnsi="Times New Roman" w:cs="Times New Roman"/>
+            <w:rFonts w:eastAsiaTheme="minorEastAsia"/>
             <w:noProof/>
             <w:sz w:val="24"/>
             <w:szCs w:val="24"/>
@@ -1552,14 +1371,12 @@
         <w:r>
           <w:rPr>
             <w:rStyle w:val="Hyperlink"/>
-            <w:rFonts w:ascii="Times New Roman" w:hAnsi="Times New Roman"/>
             <w:noProof/>
           </w:rPr>
           <w:t>HurricaneRandomNumberSeed (integer, optional)</w:t>
         </w:r>
         <w:r>
           <w:rPr>
-            <w:rFonts w:ascii="Times New Roman" w:hAnsi="Times New Roman" w:cs="Times New Roman"/>
             <w:noProof/>
             <w:webHidden/>
           </w:rPr>
@@ -1567,7 +1384,6 @@
         </w:r>
         <w:r>
           <w:rPr>
-            <w:rFonts w:ascii="Times New Roman" w:hAnsi="Times New Roman" w:cs="Times New Roman"/>
             <w:noProof/>
             <w:webHidden/>
           </w:rPr>
@@ -1575,22 +1391,19 @@
         </w:r>
         <w:r>
           <w:rPr>
-            <w:rFonts w:ascii="Times New Roman" w:hAnsi="Times New Roman" w:cs="Times New Roman"/>
-            <w:noProof/>
-            <w:webHidden/>
-          </w:rPr>
-          <w:instrText xml:space="preserve"> PAGEREF _Toc170895840 \h </w:instrText>
-        </w:r>
-        <w:r>
-          <w:rPr>
-            <w:rFonts w:ascii="Times New Roman" w:hAnsi="Times New Roman" w:cs="Times New Roman"/>
-            <w:noProof/>
-            <w:webHidden/>
-          </w:rPr>
-        </w:r>
-        <w:r>
-          <w:rPr>
-            <w:rFonts w:ascii="Times New Roman" w:hAnsi="Times New Roman" w:cs="Times New Roman"/>
+            <w:noProof/>
+            <w:webHidden/>
+          </w:rPr>
+          <w:instrText xml:space="preserve"> PAGEREF _Toc210715364 \h </w:instrText>
+        </w:r>
+        <w:r>
+          <w:rPr>
+            <w:noProof/>
+            <w:webHidden/>
+          </w:rPr>
+        </w:r>
+        <w:r>
+          <w:rPr>
             <w:noProof/>
             <w:webHidden/>
           </w:rPr>
@@ -1598,7 +1411,6 @@
         </w:r>
         <w:r>
           <w:rPr>
-            <w:rFonts w:ascii="Times New Roman" w:hAnsi="Times New Roman" w:cs="Times New Roman"/>
             <w:noProof/>
             <w:webHidden/>
           </w:rPr>
@@ -1606,7 +1418,6 @@
         </w:r>
         <w:r>
           <w:rPr>
-            <w:rFonts w:ascii="Times New Roman" w:hAnsi="Times New Roman" w:cs="Times New Roman"/>
             <w:noProof/>
             <w:webHidden/>
           </w:rPr>
@@ -1617,26 +1428,24 @@
     <w:p>
       <w:pPr>
         <w:pStyle w:val="TOC2"/>
-        <w:spacing w:after="0"/>
-        <w:rPr>
-          <w:rFonts w:ascii="Times New Roman" w:eastAsiaTheme="minorEastAsia" w:hAnsi="Times New Roman" w:cs="Times New Roman"/>
+        <w:rPr>
+          <w:rFonts w:eastAsiaTheme="minorEastAsia"/>
           <w:noProof/>
           <w:sz w:val="24"/>
           <w:szCs w:val="24"/>
         </w:rPr>
       </w:pPr>
-      <w:hyperlink w:anchor="_Toc170895841" w:history="1">
+      <w:hyperlink w:anchor="_Toc210715365" w:history="1">
         <w:r>
           <w:rPr>
             <w:rStyle w:val="Hyperlink"/>
-            <w:rFonts w:ascii="Times New Roman" w:hAnsi="Times New Roman"/>
             <w:noProof/>
           </w:rPr>
           <w:t>2.4</w:t>
         </w:r>
         <w:r>
           <w:rPr>
-            <w:rFonts w:ascii="Times New Roman" w:eastAsiaTheme="minorEastAsia" w:hAnsi="Times New Roman" w:cs="Times New Roman"/>
+            <w:rFonts w:eastAsiaTheme="minorEastAsia"/>
             <w:noProof/>
             <w:sz w:val="24"/>
             <w:szCs w:val="24"/>
@@ -1646,14 +1455,12 @@
         <w:r>
           <w:rPr>
             <w:rStyle w:val="Hyperlink"/>
-            <w:rFonts w:ascii="Times New Roman" w:hAnsi="Times New Roman"/>
             <w:noProof/>
           </w:rPr>
           <w:t>StormOccurrenceProbabilities (table)</w:t>
         </w:r>
         <w:r>
           <w:rPr>
-            <w:rFonts w:ascii="Times New Roman" w:hAnsi="Times New Roman" w:cs="Times New Roman"/>
             <w:noProof/>
             <w:webHidden/>
           </w:rPr>
@@ -1661,7 +1468,6 @@
         </w:r>
         <w:r>
           <w:rPr>
-            <w:rFonts w:ascii="Times New Roman" w:hAnsi="Times New Roman" w:cs="Times New Roman"/>
             <w:noProof/>
             <w:webHidden/>
           </w:rPr>
@@ -1669,22 +1475,19 @@
         </w:r>
         <w:r>
           <w:rPr>
-            <w:rFonts w:ascii="Times New Roman" w:hAnsi="Times New Roman" w:cs="Times New Roman"/>
-            <w:noProof/>
-            <w:webHidden/>
-          </w:rPr>
-          <w:instrText xml:space="preserve"> PAGEREF _Toc170895841 \h </w:instrText>
-        </w:r>
-        <w:r>
-          <w:rPr>
-            <w:rFonts w:ascii="Times New Roman" w:hAnsi="Times New Roman" w:cs="Times New Roman"/>
-            <w:noProof/>
-            <w:webHidden/>
-          </w:rPr>
-        </w:r>
-        <w:r>
-          <w:rPr>
-            <w:rFonts w:ascii="Times New Roman" w:hAnsi="Times New Roman" w:cs="Times New Roman"/>
+            <w:noProof/>
+            <w:webHidden/>
+          </w:rPr>
+          <w:instrText xml:space="preserve"> PAGEREF _Toc210715365 \h </w:instrText>
+        </w:r>
+        <w:r>
+          <w:rPr>
+            <w:noProof/>
+            <w:webHidden/>
+          </w:rPr>
+        </w:r>
+        <w:r>
+          <w:rPr>
             <w:noProof/>
             <w:webHidden/>
           </w:rPr>
@@ -1692,7 +1495,6 @@
         </w:r>
         <w:r>
           <w:rPr>
-            <w:rFonts w:ascii="Times New Roman" w:hAnsi="Times New Roman" w:cs="Times New Roman"/>
             <w:noProof/>
             <w:webHidden/>
           </w:rPr>
@@ -1700,7 +1502,6 @@
         </w:r>
         <w:r>
           <w:rPr>
-            <w:rFonts w:ascii="Times New Roman" w:hAnsi="Times New Roman" w:cs="Times New Roman"/>
             <w:noProof/>
             <w:webHidden/>
           </w:rPr>
@@ -1711,26 +1512,24 @@
     <w:p>
       <w:pPr>
         <w:pStyle w:val="TOC2"/>
-        <w:spacing w:after="0"/>
-        <w:rPr>
-          <w:rFonts w:ascii="Times New Roman" w:eastAsiaTheme="minorEastAsia" w:hAnsi="Times New Roman" w:cs="Times New Roman"/>
+        <w:rPr>
+          <w:rFonts w:eastAsiaTheme="minorEastAsia"/>
           <w:noProof/>
           <w:sz w:val="24"/>
           <w:szCs w:val="24"/>
         </w:rPr>
       </w:pPr>
-      <w:hyperlink w:anchor="_Toc170895842" w:history="1">
+      <w:hyperlink w:anchor="_Toc210715366" w:history="1">
         <w:r>
           <w:rPr>
             <w:rStyle w:val="Hyperlink"/>
-            <w:rFonts w:ascii="Times New Roman" w:hAnsi="Times New Roman"/>
             <w:noProof/>
           </w:rPr>
           <w:t>2.5</w:t>
         </w:r>
         <w:r>
           <w:rPr>
-            <w:rFonts w:ascii="Times New Roman" w:eastAsiaTheme="minorEastAsia" w:hAnsi="Times New Roman" w:cs="Times New Roman"/>
+            <w:rFonts w:eastAsiaTheme="minorEastAsia"/>
             <w:noProof/>
             <w:sz w:val="24"/>
             <w:szCs w:val="24"/>
@@ -1740,14 +1539,12 @@
         <w:r>
           <w:rPr>
             <w:rStyle w:val="Hyperlink"/>
-            <w:rFonts w:ascii="Times New Roman" w:hAnsi="Times New Roman"/>
             <w:noProof/>
           </w:rPr>
           <w:t>Landfall Wind Speed</w:t>
         </w:r>
         <w:r>
           <w:rPr>
-            <w:rFonts w:ascii="Times New Roman" w:hAnsi="Times New Roman" w:cs="Times New Roman"/>
             <w:noProof/>
             <w:webHidden/>
           </w:rPr>
@@ -1755,7 +1552,6 @@
         </w:r>
         <w:r>
           <w:rPr>
-            <w:rFonts w:ascii="Times New Roman" w:hAnsi="Times New Roman" w:cs="Times New Roman"/>
             <w:noProof/>
             <w:webHidden/>
           </w:rPr>
@@ -1763,22 +1559,19 @@
         </w:r>
         <w:r>
           <w:rPr>
-            <w:rFonts w:ascii="Times New Roman" w:hAnsi="Times New Roman" w:cs="Times New Roman"/>
-            <w:noProof/>
-            <w:webHidden/>
-          </w:rPr>
-          <w:instrText xml:space="preserve"> PAGEREF _Toc170895842 \h </w:instrText>
-        </w:r>
-        <w:r>
-          <w:rPr>
-            <w:rFonts w:ascii="Times New Roman" w:hAnsi="Times New Roman" w:cs="Times New Roman"/>
-            <w:noProof/>
-            <w:webHidden/>
-          </w:rPr>
-        </w:r>
-        <w:r>
-          <w:rPr>
-            <w:rFonts w:ascii="Times New Roman" w:hAnsi="Times New Roman" w:cs="Times New Roman"/>
+            <w:noProof/>
+            <w:webHidden/>
+          </w:rPr>
+          <w:instrText xml:space="preserve"> PAGEREF _Toc210715366 \h </w:instrText>
+        </w:r>
+        <w:r>
+          <w:rPr>
+            <w:noProof/>
+            <w:webHidden/>
+          </w:rPr>
+        </w:r>
+        <w:r>
+          <w:rPr>
             <w:noProof/>
             <w:webHidden/>
           </w:rPr>
@@ -1786,7 +1579,6 @@
         </w:r>
         <w:r>
           <w:rPr>
-            <w:rFonts w:ascii="Times New Roman" w:hAnsi="Times New Roman" w:cs="Times New Roman"/>
             <w:noProof/>
             <w:webHidden/>
           </w:rPr>
@@ -1794,7 +1586,6 @@
         </w:r>
         <w:r>
           <w:rPr>
-            <w:rFonts w:ascii="Times New Roman" w:hAnsi="Times New Roman" w:cs="Times New Roman"/>
             <w:noProof/>
             <w:webHidden/>
           </w:rPr>
@@ -1809,9 +1600,8 @@
           <w:tab w:val="left" w:pos="1200"/>
           <w:tab w:val="right" w:leader="dot" w:pos="8976"/>
         </w:tabs>
-        <w:spacing w:after="0" w:line="240" w:lineRule="auto"/>
-        <w:rPr>
-          <w:rFonts w:ascii="Times New Roman" w:eastAsiaTheme="minorEastAsia" w:hAnsi="Times New Roman" w:cs="Times New Roman"/>
+        <w:rPr>
+          <w:rFonts w:eastAsiaTheme="minorEastAsia"/>
           <w:i w:val="0"/>
           <w:iCs w:val="0"/>
           <w:noProof/>
@@ -1819,18 +1609,17 @@
           <w:szCs w:val="24"/>
         </w:rPr>
       </w:pPr>
-      <w:hyperlink w:anchor="_Toc170895843" w:history="1">
+      <w:hyperlink w:anchor="_Toc210715367" w:history="1">
         <w:r>
           <w:rPr>
             <w:rStyle w:val="Hyperlink"/>
-            <w:rFonts w:ascii="Times New Roman" w:hAnsi="Times New Roman"/>
             <w:noProof/>
           </w:rPr>
           <w:t>2.5.1</w:t>
         </w:r>
         <w:r>
           <w:rPr>
-            <w:rFonts w:ascii="Times New Roman" w:eastAsiaTheme="minorEastAsia" w:hAnsi="Times New Roman" w:cs="Times New Roman"/>
+            <w:rFonts w:eastAsiaTheme="minorEastAsia"/>
             <w:i w:val="0"/>
             <w:iCs w:val="0"/>
             <w:noProof/>
@@ -1842,14 +1631,12 @@
         <w:r>
           <w:rPr>
             <w:rStyle w:val="Hyperlink"/>
-            <w:rFonts w:ascii="Times New Roman" w:hAnsi="Times New Roman"/>
             <w:noProof/>
           </w:rPr>
           <w:t>LowBoundLandfallWindSpeed (integer)</w:t>
         </w:r>
         <w:r>
           <w:rPr>
-            <w:rFonts w:ascii="Times New Roman" w:hAnsi="Times New Roman" w:cs="Times New Roman"/>
             <w:noProof/>
             <w:webHidden/>
           </w:rPr>
@@ -1857,7 +1644,6 @@
         </w:r>
         <w:r>
           <w:rPr>
-            <w:rFonts w:ascii="Times New Roman" w:hAnsi="Times New Roman" w:cs="Times New Roman"/>
             <w:noProof/>
             <w:webHidden/>
           </w:rPr>
@@ -1865,22 +1651,19 @@
         </w:r>
         <w:r>
           <w:rPr>
-            <w:rFonts w:ascii="Times New Roman" w:hAnsi="Times New Roman" w:cs="Times New Roman"/>
-            <w:noProof/>
-            <w:webHidden/>
-          </w:rPr>
-          <w:instrText xml:space="preserve"> PAGEREF _Toc170895843 \h </w:instrText>
-        </w:r>
-        <w:r>
-          <w:rPr>
-            <w:rFonts w:ascii="Times New Roman" w:hAnsi="Times New Roman" w:cs="Times New Roman"/>
-            <w:noProof/>
-            <w:webHidden/>
-          </w:rPr>
-        </w:r>
-        <w:r>
-          <w:rPr>
-            <w:rFonts w:ascii="Times New Roman" w:hAnsi="Times New Roman" w:cs="Times New Roman"/>
+            <w:noProof/>
+            <w:webHidden/>
+          </w:rPr>
+          <w:instrText xml:space="preserve"> PAGEREF _Toc210715367 \h </w:instrText>
+        </w:r>
+        <w:r>
+          <w:rPr>
+            <w:noProof/>
+            <w:webHidden/>
+          </w:rPr>
+        </w:r>
+        <w:r>
+          <w:rPr>
             <w:noProof/>
             <w:webHidden/>
           </w:rPr>
@@ -1888,7 +1671,6 @@
         </w:r>
         <w:r>
           <w:rPr>
-            <w:rFonts w:ascii="Times New Roman" w:hAnsi="Times New Roman" w:cs="Times New Roman"/>
             <w:noProof/>
             <w:webHidden/>
           </w:rPr>
@@ -1896,7 +1678,6 @@
         </w:r>
         <w:r>
           <w:rPr>
-            <w:rFonts w:ascii="Times New Roman" w:hAnsi="Times New Roman" w:cs="Times New Roman"/>
             <w:noProof/>
             <w:webHidden/>
           </w:rPr>
@@ -1911,9 +1692,8 @@
           <w:tab w:val="left" w:pos="1200"/>
           <w:tab w:val="right" w:leader="dot" w:pos="8976"/>
         </w:tabs>
-        <w:spacing w:after="0" w:line="240" w:lineRule="auto"/>
-        <w:rPr>
-          <w:rFonts w:ascii="Times New Roman" w:eastAsiaTheme="minorEastAsia" w:hAnsi="Times New Roman" w:cs="Times New Roman"/>
+        <w:rPr>
+          <w:rFonts w:eastAsiaTheme="minorEastAsia"/>
           <w:i w:val="0"/>
           <w:iCs w:val="0"/>
           <w:noProof/>
@@ -1921,18 +1701,17 @@
           <w:szCs w:val="24"/>
         </w:rPr>
       </w:pPr>
-      <w:hyperlink w:anchor="_Toc170895844" w:history="1">
+      <w:hyperlink w:anchor="_Toc210715368" w:history="1">
         <w:r>
           <w:rPr>
             <w:rStyle w:val="Hyperlink"/>
-            <w:rFonts w:ascii="Times New Roman" w:hAnsi="Times New Roman"/>
             <w:noProof/>
           </w:rPr>
           <w:t>2.5.2</w:t>
         </w:r>
         <w:r>
           <w:rPr>
-            <w:rFonts w:ascii="Times New Roman" w:eastAsiaTheme="minorEastAsia" w:hAnsi="Times New Roman" w:cs="Times New Roman"/>
+            <w:rFonts w:eastAsiaTheme="minorEastAsia"/>
             <w:i w:val="0"/>
             <w:iCs w:val="0"/>
             <w:noProof/>
@@ -1944,14 +1723,12 @@
         <w:r>
           <w:rPr>
             <w:rStyle w:val="Hyperlink"/>
-            <w:rFonts w:ascii="Times New Roman" w:hAnsi="Times New Roman"/>
             <w:noProof/>
           </w:rPr>
           <w:t>ModeLandfallWindSpeed (integer)</w:t>
         </w:r>
         <w:r>
           <w:rPr>
-            <w:rFonts w:ascii="Times New Roman" w:hAnsi="Times New Roman" w:cs="Times New Roman"/>
             <w:noProof/>
             <w:webHidden/>
           </w:rPr>
@@ -1959,7 +1736,6 @@
         </w:r>
         <w:r>
           <w:rPr>
-            <w:rFonts w:ascii="Times New Roman" w:hAnsi="Times New Roman" w:cs="Times New Roman"/>
             <w:noProof/>
             <w:webHidden/>
           </w:rPr>
@@ -1967,22 +1743,19 @@
         </w:r>
         <w:r>
           <w:rPr>
-            <w:rFonts w:ascii="Times New Roman" w:hAnsi="Times New Roman" w:cs="Times New Roman"/>
-            <w:noProof/>
-            <w:webHidden/>
-          </w:rPr>
-          <w:instrText xml:space="preserve"> PAGEREF _Toc170895844 \h </w:instrText>
-        </w:r>
-        <w:r>
-          <w:rPr>
-            <w:rFonts w:ascii="Times New Roman" w:hAnsi="Times New Roman" w:cs="Times New Roman"/>
-            <w:noProof/>
-            <w:webHidden/>
-          </w:rPr>
-        </w:r>
-        <w:r>
-          <w:rPr>
-            <w:rFonts w:ascii="Times New Roman" w:hAnsi="Times New Roman" w:cs="Times New Roman"/>
+            <w:noProof/>
+            <w:webHidden/>
+          </w:rPr>
+          <w:instrText xml:space="preserve"> PAGEREF _Toc210715368 \h </w:instrText>
+        </w:r>
+        <w:r>
+          <w:rPr>
+            <w:noProof/>
+            <w:webHidden/>
+          </w:rPr>
+        </w:r>
+        <w:r>
+          <w:rPr>
             <w:noProof/>
             <w:webHidden/>
           </w:rPr>
@@ -1990,7 +1763,6 @@
         </w:r>
         <w:r>
           <w:rPr>
-            <w:rFonts w:ascii="Times New Roman" w:hAnsi="Times New Roman" w:cs="Times New Roman"/>
             <w:noProof/>
             <w:webHidden/>
           </w:rPr>
@@ -1998,7 +1770,6 @@
         </w:r>
         <w:r>
           <w:rPr>
-            <w:rFonts w:ascii="Times New Roman" w:hAnsi="Times New Roman" w:cs="Times New Roman"/>
             <w:noProof/>
             <w:webHidden/>
           </w:rPr>
@@ -2013,9 +1784,8 @@
           <w:tab w:val="left" w:pos="1200"/>
           <w:tab w:val="right" w:leader="dot" w:pos="8976"/>
         </w:tabs>
-        <w:spacing w:after="0" w:line="240" w:lineRule="auto"/>
-        <w:rPr>
-          <w:rFonts w:ascii="Times New Roman" w:eastAsiaTheme="minorEastAsia" w:hAnsi="Times New Roman" w:cs="Times New Roman"/>
+        <w:rPr>
+          <w:rFonts w:eastAsiaTheme="minorEastAsia"/>
           <w:i w:val="0"/>
           <w:iCs w:val="0"/>
           <w:noProof/>
@@ -2023,18 +1793,17 @@
           <w:szCs w:val="24"/>
         </w:rPr>
       </w:pPr>
-      <w:hyperlink w:anchor="_Toc170895845" w:history="1">
+      <w:hyperlink w:anchor="_Toc210715369" w:history="1">
         <w:r>
           <w:rPr>
             <w:rStyle w:val="Hyperlink"/>
-            <w:rFonts w:ascii="Times New Roman" w:hAnsi="Times New Roman"/>
             <w:noProof/>
           </w:rPr>
           <w:t>2.5.3</w:t>
         </w:r>
         <w:r>
           <w:rPr>
-            <w:rFonts w:ascii="Times New Roman" w:eastAsiaTheme="minorEastAsia" w:hAnsi="Times New Roman" w:cs="Times New Roman"/>
+            <w:rFonts w:eastAsiaTheme="minorEastAsia"/>
             <w:i w:val="0"/>
             <w:iCs w:val="0"/>
             <w:noProof/>
@@ -2046,14 +1815,12 @@
         <w:r>
           <w:rPr>
             <w:rStyle w:val="Hyperlink"/>
-            <w:rFonts w:ascii="Times New Roman" w:hAnsi="Times New Roman"/>
             <w:noProof/>
           </w:rPr>
           <w:t>HighBoundLandfallWindSpeed (integer)</w:t>
         </w:r>
         <w:r>
           <w:rPr>
-            <w:rFonts w:ascii="Times New Roman" w:hAnsi="Times New Roman" w:cs="Times New Roman"/>
             <w:noProof/>
             <w:webHidden/>
           </w:rPr>
@@ -2061,7 +1828,6 @@
         </w:r>
         <w:r>
           <w:rPr>
-            <w:rFonts w:ascii="Times New Roman" w:hAnsi="Times New Roman" w:cs="Times New Roman"/>
             <w:noProof/>
             <w:webHidden/>
           </w:rPr>
@@ -2069,22 +1835,19 @@
         </w:r>
         <w:r>
           <w:rPr>
-            <w:rFonts w:ascii="Times New Roman" w:hAnsi="Times New Roman" w:cs="Times New Roman"/>
-            <w:noProof/>
-            <w:webHidden/>
-          </w:rPr>
-          <w:instrText xml:space="preserve"> PAGEREF _Toc170895845 \h </w:instrText>
-        </w:r>
-        <w:r>
-          <w:rPr>
-            <w:rFonts w:ascii="Times New Roman" w:hAnsi="Times New Roman" w:cs="Times New Roman"/>
-            <w:noProof/>
-            <w:webHidden/>
-          </w:rPr>
-        </w:r>
-        <w:r>
-          <w:rPr>
-            <w:rFonts w:ascii="Times New Roman" w:hAnsi="Times New Roman" w:cs="Times New Roman"/>
+            <w:noProof/>
+            <w:webHidden/>
+          </w:rPr>
+          <w:instrText xml:space="preserve"> PAGEREF _Toc210715369 \h </w:instrText>
+        </w:r>
+        <w:r>
+          <w:rPr>
+            <w:noProof/>
+            <w:webHidden/>
+          </w:rPr>
+        </w:r>
+        <w:r>
+          <w:rPr>
             <w:noProof/>
             <w:webHidden/>
           </w:rPr>
@@ -2092,7 +1855,6 @@
         </w:r>
         <w:r>
           <w:rPr>
-            <w:rFonts w:ascii="Times New Roman" w:hAnsi="Times New Roman" w:cs="Times New Roman"/>
             <w:noProof/>
             <w:webHidden/>
           </w:rPr>
@@ -2100,7 +1862,6 @@
         </w:r>
         <w:r>
           <w:rPr>
-            <w:rFonts w:ascii="Times New Roman" w:hAnsi="Times New Roman" w:cs="Times New Roman"/>
             <w:noProof/>
             <w:webHidden/>
           </w:rPr>
@@ -2111,26 +1872,24 @@
     <w:p>
       <w:pPr>
         <w:pStyle w:val="TOC2"/>
-        <w:spacing w:after="0"/>
-        <w:rPr>
-          <w:rFonts w:ascii="Times New Roman" w:eastAsiaTheme="minorEastAsia" w:hAnsi="Times New Roman" w:cs="Times New Roman"/>
+        <w:rPr>
+          <w:rFonts w:eastAsiaTheme="minorEastAsia"/>
           <w:noProof/>
           <w:sz w:val="24"/>
           <w:szCs w:val="24"/>
         </w:rPr>
       </w:pPr>
-      <w:hyperlink w:anchor="_Toc170895846" w:history="1">
+      <w:hyperlink w:anchor="_Toc210715370" w:history="1">
         <w:r>
           <w:rPr>
             <w:rStyle w:val="Hyperlink"/>
-            <w:rFonts w:ascii="Times New Roman" w:hAnsi="Times New Roman"/>
             <w:noProof/>
           </w:rPr>
           <w:t>2.6</w:t>
         </w:r>
         <w:r>
           <w:rPr>
-            <w:rFonts w:ascii="Times New Roman" w:eastAsiaTheme="minorEastAsia" w:hAnsi="Times New Roman" w:cs="Times New Roman"/>
+            <w:rFonts w:eastAsiaTheme="minorEastAsia"/>
             <w:noProof/>
             <w:sz w:val="24"/>
             <w:szCs w:val="24"/>
@@ -2140,14 +1899,12 @@
         <w:r>
           <w:rPr>
             <w:rStyle w:val="Hyperlink"/>
-            <w:rFonts w:ascii="Times New Roman" w:hAnsi="Times New Roman"/>
             <w:noProof/>
           </w:rPr>
           <w:t>CoastalSlope (integer)</w:t>
         </w:r>
         <w:r>
           <w:rPr>
-            <w:rFonts w:ascii="Times New Roman" w:hAnsi="Times New Roman" w:cs="Times New Roman"/>
             <w:noProof/>
             <w:webHidden/>
           </w:rPr>
@@ -2155,7 +1912,6 @@
         </w:r>
         <w:r>
           <w:rPr>
-            <w:rFonts w:ascii="Times New Roman" w:hAnsi="Times New Roman" w:cs="Times New Roman"/>
             <w:noProof/>
             <w:webHidden/>
           </w:rPr>
@@ -2163,22 +1919,19 @@
         </w:r>
         <w:r>
           <w:rPr>
-            <w:rFonts w:ascii="Times New Roman" w:hAnsi="Times New Roman" w:cs="Times New Roman"/>
-            <w:noProof/>
-            <w:webHidden/>
-          </w:rPr>
-          <w:instrText xml:space="preserve"> PAGEREF _Toc170895846 \h </w:instrText>
-        </w:r>
-        <w:r>
-          <w:rPr>
-            <w:rFonts w:ascii="Times New Roman" w:hAnsi="Times New Roman" w:cs="Times New Roman"/>
-            <w:noProof/>
-            <w:webHidden/>
-          </w:rPr>
-        </w:r>
-        <w:r>
-          <w:rPr>
-            <w:rFonts w:ascii="Times New Roman" w:hAnsi="Times New Roman" w:cs="Times New Roman"/>
+            <w:noProof/>
+            <w:webHidden/>
+          </w:rPr>
+          <w:instrText xml:space="preserve"> PAGEREF _Toc210715370 \h </w:instrText>
+        </w:r>
+        <w:r>
+          <w:rPr>
+            <w:noProof/>
+            <w:webHidden/>
+          </w:rPr>
+        </w:r>
+        <w:r>
+          <w:rPr>
             <w:noProof/>
             <w:webHidden/>
           </w:rPr>
@@ -2186,7 +1939,6 @@
         </w:r>
         <w:r>
           <w:rPr>
-            <w:rFonts w:ascii="Times New Roman" w:hAnsi="Times New Roman" w:cs="Times New Roman"/>
             <w:noProof/>
             <w:webHidden/>
           </w:rPr>
@@ -2194,7 +1946,6 @@
         </w:r>
         <w:r>
           <w:rPr>
-            <w:rFonts w:ascii="Times New Roman" w:hAnsi="Times New Roman" w:cs="Times New Roman"/>
             <w:noProof/>
             <w:webHidden/>
           </w:rPr>
@@ -2205,26 +1956,24 @@
     <w:p>
       <w:pPr>
         <w:pStyle w:val="TOC2"/>
-        <w:spacing w:after="0"/>
-        <w:rPr>
-          <w:rFonts w:ascii="Times New Roman" w:eastAsiaTheme="minorEastAsia" w:hAnsi="Times New Roman" w:cs="Times New Roman"/>
+        <w:rPr>
+          <w:rFonts w:eastAsiaTheme="minorEastAsia"/>
           <w:noProof/>
           <w:sz w:val="24"/>
           <w:szCs w:val="24"/>
         </w:rPr>
       </w:pPr>
-      <w:hyperlink w:anchor="_Toc170895847" w:history="1">
+      <w:hyperlink w:anchor="_Toc210715371" w:history="1">
         <w:r>
           <w:rPr>
             <w:rStyle w:val="Hyperlink"/>
-            <w:rFonts w:ascii="Times New Roman" w:hAnsi="Times New Roman"/>
             <w:noProof/>
           </w:rPr>
           <w:t>2.7</w:t>
         </w:r>
         <w:r>
           <w:rPr>
-            <w:rFonts w:ascii="Times New Roman" w:eastAsiaTheme="minorEastAsia" w:hAnsi="Times New Roman" w:cs="Times New Roman"/>
+            <w:rFonts w:eastAsiaTheme="minorEastAsia"/>
             <w:noProof/>
             <w:sz w:val="24"/>
             <w:szCs w:val="24"/>
@@ -2234,14 +1983,12 @@
         <w:r>
           <w:rPr>
             <w:rStyle w:val="Hyperlink"/>
-            <w:rFonts w:ascii="Times New Roman" w:hAnsi="Times New Roman"/>
             <w:noProof/>
           </w:rPr>
           <w:t>MeanLandfallIntersectionX (integer)</w:t>
         </w:r>
         <w:r>
           <w:rPr>
-            <w:rFonts w:ascii="Times New Roman" w:hAnsi="Times New Roman" w:cs="Times New Roman"/>
             <w:noProof/>
             <w:webHidden/>
           </w:rPr>
@@ -2249,7 +1996,6 @@
         </w:r>
         <w:r>
           <w:rPr>
-            <w:rFonts w:ascii="Times New Roman" w:hAnsi="Times New Roman" w:cs="Times New Roman"/>
             <w:noProof/>
             <w:webHidden/>
           </w:rPr>
@@ -2257,22 +2003,19 @@
         </w:r>
         <w:r>
           <w:rPr>
-            <w:rFonts w:ascii="Times New Roman" w:hAnsi="Times New Roman" w:cs="Times New Roman"/>
-            <w:noProof/>
-            <w:webHidden/>
-          </w:rPr>
-          <w:instrText xml:space="preserve"> PAGEREF _Toc170895847 \h </w:instrText>
-        </w:r>
-        <w:r>
-          <w:rPr>
-            <w:rFonts w:ascii="Times New Roman" w:hAnsi="Times New Roman" w:cs="Times New Roman"/>
-            <w:noProof/>
-            <w:webHidden/>
-          </w:rPr>
-        </w:r>
-        <w:r>
-          <w:rPr>
-            <w:rFonts w:ascii="Times New Roman" w:hAnsi="Times New Roman" w:cs="Times New Roman"/>
+            <w:noProof/>
+            <w:webHidden/>
+          </w:rPr>
+          <w:instrText xml:space="preserve"> PAGEREF _Toc210715371 \h </w:instrText>
+        </w:r>
+        <w:r>
+          <w:rPr>
+            <w:noProof/>
+            <w:webHidden/>
+          </w:rPr>
+        </w:r>
+        <w:r>
+          <w:rPr>
             <w:noProof/>
             <w:webHidden/>
           </w:rPr>
@@ -2280,7 +2023,6 @@
         </w:r>
         <w:r>
           <w:rPr>
-            <w:rFonts w:ascii="Times New Roman" w:hAnsi="Times New Roman" w:cs="Times New Roman"/>
             <w:noProof/>
             <w:webHidden/>
           </w:rPr>
@@ -2288,7 +2030,6 @@
         </w:r>
         <w:r>
           <w:rPr>
-            <w:rFonts w:ascii="Times New Roman" w:hAnsi="Times New Roman" w:cs="Times New Roman"/>
             <w:noProof/>
             <w:webHidden/>
           </w:rPr>
@@ -2299,26 +2040,24 @@
     <w:p>
       <w:pPr>
         <w:pStyle w:val="TOC2"/>
-        <w:spacing w:after="0"/>
-        <w:rPr>
-          <w:rFonts w:ascii="Times New Roman" w:eastAsiaTheme="minorEastAsia" w:hAnsi="Times New Roman" w:cs="Times New Roman"/>
+        <w:rPr>
+          <w:rFonts w:eastAsiaTheme="minorEastAsia"/>
           <w:noProof/>
           <w:sz w:val="24"/>
           <w:szCs w:val="24"/>
         </w:rPr>
       </w:pPr>
-      <w:hyperlink w:anchor="_Toc170895848" w:history="1">
+      <w:hyperlink w:anchor="_Toc210715372" w:history="1">
         <w:r>
           <w:rPr>
             <w:rStyle w:val="Hyperlink"/>
-            <w:rFonts w:ascii="Times New Roman" w:hAnsi="Times New Roman"/>
             <w:noProof/>
           </w:rPr>
           <w:t>2.8</w:t>
         </w:r>
         <w:r>
           <w:rPr>
-            <w:rFonts w:ascii="Times New Roman" w:eastAsiaTheme="minorEastAsia" w:hAnsi="Times New Roman" w:cs="Times New Roman"/>
+            <w:rFonts w:eastAsiaTheme="minorEastAsia"/>
             <w:noProof/>
             <w:sz w:val="24"/>
             <w:szCs w:val="24"/>
@@ -2328,14 +2067,12 @@
         <w:r>
           <w:rPr>
             <w:rStyle w:val="Hyperlink"/>
-            <w:rFonts w:ascii="Times New Roman" w:hAnsi="Times New Roman"/>
             <w:noProof/>
           </w:rPr>
           <w:t>MeanLandfallIntersectionY (integer)</w:t>
         </w:r>
         <w:r>
           <w:rPr>
-            <w:rFonts w:ascii="Times New Roman" w:hAnsi="Times New Roman" w:cs="Times New Roman"/>
             <w:noProof/>
             <w:webHidden/>
           </w:rPr>
@@ -2343,7 +2080,6 @@
         </w:r>
         <w:r>
           <w:rPr>
-            <w:rFonts w:ascii="Times New Roman" w:hAnsi="Times New Roman" w:cs="Times New Roman"/>
             <w:noProof/>
             <w:webHidden/>
           </w:rPr>
@@ -2351,22 +2087,19 @@
         </w:r>
         <w:r>
           <w:rPr>
-            <w:rFonts w:ascii="Times New Roman" w:hAnsi="Times New Roman" w:cs="Times New Roman"/>
-            <w:noProof/>
-            <w:webHidden/>
-          </w:rPr>
-          <w:instrText xml:space="preserve"> PAGEREF _Toc170895848 \h </w:instrText>
-        </w:r>
-        <w:r>
-          <w:rPr>
-            <w:rFonts w:ascii="Times New Roman" w:hAnsi="Times New Roman" w:cs="Times New Roman"/>
-            <w:noProof/>
-            <w:webHidden/>
-          </w:rPr>
-        </w:r>
-        <w:r>
-          <w:rPr>
-            <w:rFonts w:ascii="Times New Roman" w:hAnsi="Times New Roman" w:cs="Times New Roman"/>
+            <w:noProof/>
+            <w:webHidden/>
+          </w:rPr>
+          <w:instrText xml:space="preserve"> PAGEREF _Toc210715372 \h </w:instrText>
+        </w:r>
+        <w:r>
+          <w:rPr>
+            <w:noProof/>
+            <w:webHidden/>
+          </w:rPr>
+        </w:r>
+        <w:r>
+          <w:rPr>
             <w:noProof/>
             <w:webHidden/>
           </w:rPr>
@@ -2374,15 +2107,13 @@
         </w:r>
         <w:r>
           <w:rPr>
-            <w:rFonts w:ascii="Times New Roman" w:hAnsi="Times New Roman" w:cs="Times New Roman"/>
-            <w:noProof/>
-            <w:webHidden/>
-          </w:rPr>
-          <w:t>10</w:t>
-        </w:r>
-        <w:r>
-          <w:rPr>
-            <w:rFonts w:ascii="Times New Roman" w:hAnsi="Times New Roman" w:cs="Times New Roman"/>
+            <w:noProof/>
+            <w:webHidden/>
+          </w:rPr>
+          <w:t>11</w:t>
+        </w:r>
+        <w:r>
+          <w:rPr>
             <w:noProof/>
             <w:webHidden/>
           </w:rPr>
@@ -2393,26 +2124,24 @@
     <w:p>
       <w:pPr>
         <w:pStyle w:val="TOC2"/>
-        <w:spacing w:after="0"/>
-        <w:rPr>
-          <w:rFonts w:ascii="Times New Roman" w:eastAsiaTheme="minorEastAsia" w:hAnsi="Times New Roman" w:cs="Times New Roman"/>
+        <w:rPr>
+          <w:rFonts w:eastAsiaTheme="minorEastAsia"/>
           <w:noProof/>
           <w:sz w:val="24"/>
           <w:szCs w:val="24"/>
         </w:rPr>
       </w:pPr>
-      <w:hyperlink w:anchor="_Toc170895849" w:history="1">
+      <w:hyperlink w:anchor="_Toc210715373" w:history="1">
         <w:r>
           <w:rPr>
             <w:rStyle w:val="Hyperlink"/>
-            <w:rFonts w:ascii="Times New Roman" w:hAnsi="Times New Roman"/>
             <w:noProof/>
           </w:rPr>
           <w:t>2.9</w:t>
         </w:r>
         <w:r>
           <w:rPr>
-            <w:rFonts w:ascii="Times New Roman" w:eastAsiaTheme="minorEastAsia" w:hAnsi="Times New Roman" w:cs="Times New Roman"/>
+            <w:rFonts w:eastAsiaTheme="minorEastAsia"/>
             <w:noProof/>
             <w:sz w:val="24"/>
             <w:szCs w:val="24"/>
@@ -2422,14 +2151,12 @@
         <w:r>
           <w:rPr>
             <w:rStyle w:val="Hyperlink"/>
-            <w:rFonts w:ascii="Times New Roman" w:hAnsi="Times New Roman"/>
             <w:noProof/>
           </w:rPr>
           <w:t>LandfallSigma (integer)</w:t>
         </w:r>
         <w:r>
           <w:rPr>
-            <w:rFonts w:ascii="Times New Roman" w:hAnsi="Times New Roman" w:cs="Times New Roman"/>
             <w:noProof/>
             <w:webHidden/>
           </w:rPr>
@@ -2437,7 +2164,6 @@
         </w:r>
         <w:r>
           <w:rPr>
-            <w:rFonts w:ascii="Times New Roman" w:hAnsi="Times New Roman" w:cs="Times New Roman"/>
             <w:noProof/>
             <w:webHidden/>
           </w:rPr>
@@ -2445,22 +2171,19 @@
         </w:r>
         <w:r>
           <w:rPr>
-            <w:rFonts w:ascii="Times New Roman" w:hAnsi="Times New Roman" w:cs="Times New Roman"/>
-            <w:noProof/>
-            <w:webHidden/>
-          </w:rPr>
-          <w:instrText xml:space="preserve"> PAGEREF _Toc170895849 \h </w:instrText>
-        </w:r>
-        <w:r>
-          <w:rPr>
-            <w:rFonts w:ascii="Times New Roman" w:hAnsi="Times New Roman" w:cs="Times New Roman"/>
-            <w:noProof/>
-            <w:webHidden/>
-          </w:rPr>
-        </w:r>
-        <w:r>
-          <w:rPr>
-            <w:rFonts w:ascii="Times New Roman" w:hAnsi="Times New Roman" w:cs="Times New Roman"/>
+            <w:noProof/>
+            <w:webHidden/>
+          </w:rPr>
+          <w:instrText xml:space="preserve"> PAGEREF _Toc210715373 \h </w:instrText>
+        </w:r>
+        <w:r>
+          <w:rPr>
+            <w:noProof/>
+            <w:webHidden/>
+          </w:rPr>
+        </w:r>
+        <w:r>
+          <w:rPr>
             <w:noProof/>
             <w:webHidden/>
           </w:rPr>
@@ -2468,7 +2191,6 @@
         </w:r>
         <w:r>
           <w:rPr>
-            <w:rFonts w:ascii="Times New Roman" w:hAnsi="Times New Roman" w:cs="Times New Roman"/>
             <w:noProof/>
             <w:webHidden/>
           </w:rPr>
@@ -2476,7 +2198,6 @@
         </w:r>
         <w:r>
           <w:rPr>
-            <w:rFonts w:ascii="Times New Roman" w:hAnsi="Times New Roman" w:cs="Times New Roman"/>
             <w:noProof/>
             <w:webHidden/>
           </w:rPr>
@@ -2487,26 +2208,24 @@
     <w:p>
       <w:pPr>
         <w:pStyle w:val="TOC2"/>
-        <w:spacing w:after="0"/>
-        <w:rPr>
-          <w:rFonts w:ascii="Times New Roman" w:eastAsiaTheme="minorEastAsia" w:hAnsi="Times New Roman" w:cs="Times New Roman"/>
+        <w:rPr>
+          <w:rFonts w:eastAsiaTheme="minorEastAsia"/>
           <w:noProof/>
           <w:sz w:val="24"/>
           <w:szCs w:val="24"/>
         </w:rPr>
       </w:pPr>
-      <w:hyperlink w:anchor="_Toc170895850" w:history="1">
+      <w:hyperlink w:anchor="_Toc210715374" w:history="1">
         <w:r>
           <w:rPr>
             <w:rStyle w:val="Hyperlink"/>
-            <w:rFonts w:ascii="Times New Roman" w:hAnsi="Times New Roman"/>
             <w:noProof/>
           </w:rPr>
           <w:t>2.10</w:t>
         </w:r>
         <w:r>
           <w:rPr>
-            <w:rFonts w:ascii="Times New Roman" w:eastAsiaTheme="minorEastAsia" w:hAnsi="Times New Roman" w:cs="Times New Roman"/>
+            <w:rFonts w:eastAsiaTheme="minorEastAsia"/>
             <w:noProof/>
             <w:sz w:val="24"/>
             <w:szCs w:val="24"/>
@@ -2516,14 +2235,12 @@
         <w:r>
           <w:rPr>
             <w:rStyle w:val="Hyperlink"/>
-            <w:rFonts w:ascii="Times New Roman" w:hAnsi="Times New Roman"/>
             <w:noProof/>
           </w:rPr>
           <w:t>StormDirectionMu (integer)</w:t>
         </w:r>
         <w:r>
           <w:rPr>
-            <w:rFonts w:ascii="Times New Roman" w:hAnsi="Times New Roman" w:cs="Times New Roman"/>
             <w:noProof/>
             <w:webHidden/>
           </w:rPr>
@@ -2531,7 +2248,6 @@
         </w:r>
         <w:r>
           <w:rPr>
-            <w:rFonts w:ascii="Times New Roman" w:hAnsi="Times New Roman" w:cs="Times New Roman"/>
             <w:noProof/>
             <w:webHidden/>
           </w:rPr>
@@ -2539,22 +2255,19 @@
         </w:r>
         <w:r>
           <w:rPr>
-            <w:rFonts w:ascii="Times New Roman" w:hAnsi="Times New Roman" w:cs="Times New Roman"/>
-            <w:noProof/>
-            <w:webHidden/>
-          </w:rPr>
-          <w:instrText xml:space="preserve"> PAGEREF _Toc170895850 \h </w:instrText>
-        </w:r>
-        <w:r>
-          <w:rPr>
-            <w:rFonts w:ascii="Times New Roman" w:hAnsi="Times New Roman" w:cs="Times New Roman"/>
-            <w:noProof/>
-            <w:webHidden/>
-          </w:rPr>
-        </w:r>
-        <w:r>
-          <w:rPr>
-            <w:rFonts w:ascii="Times New Roman" w:hAnsi="Times New Roman" w:cs="Times New Roman"/>
+            <w:noProof/>
+            <w:webHidden/>
+          </w:rPr>
+          <w:instrText xml:space="preserve"> PAGEREF _Toc210715374 \h </w:instrText>
+        </w:r>
+        <w:r>
+          <w:rPr>
+            <w:noProof/>
+            <w:webHidden/>
+          </w:rPr>
+        </w:r>
+        <w:r>
+          <w:rPr>
             <w:noProof/>
             <w:webHidden/>
           </w:rPr>
@@ -2562,7 +2275,6 @@
         </w:r>
         <w:r>
           <w:rPr>
-            <w:rFonts w:ascii="Times New Roman" w:hAnsi="Times New Roman" w:cs="Times New Roman"/>
             <w:noProof/>
             <w:webHidden/>
           </w:rPr>
@@ -2570,7 +2282,6 @@
         </w:r>
         <w:r>
           <w:rPr>
-            <w:rFonts w:ascii="Times New Roman" w:hAnsi="Times New Roman" w:cs="Times New Roman"/>
             <w:noProof/>
             <w:webHidden/>
           </w:rPr>
@@ -2581,26 +2292,24 @@
     <w:p>
       <w:pPr>
         <w:pStyle w:val="TOC2"/>
-        <w:spacing w:after="0"/>
-        <w:rPr>
-          <w:rFonts w:ascii="Times New Roman" w:eastAsiaTheme="minorEastAsia" w:hAnsi="Times New Roman" w:cs="Times New Roman"/>
+        <w:rPr>
+          <w:rFonts w:eastAsiaTheme="minorEastAsia"/>
           <w:noProof/>
           <w:sz w:val="24"/>
           <w:szCs w:val="24"/>
         </w:rPr>
       </w:pPr>
-      <w:hyperlink w:anchor="_Toc170895851" w:history="1">
+      <w:hyperlink w:anchor="_Toc210715375" w:history="1">
         <w:r>
           <w:rPr>
             <w:rStyle w:val="Hyperlink"/>
-            <w:rFonts w:ascii="Times New Roman" w:hAnsi="Times New Roman"/>
             <w:noProof/>
           </w:rPr>
           <w:t>2.11</w:t>
         </w:r>
         <w:r>
           <w:rPr>
-            <w:rFonts w:ascii="Times New Roman" w:eastAsiaTheme="minorEastAsia" w:hAnsi="Times New Roman" w:cs="Times New Roman"/>
+            <w:rFonts w:eastAsiaTheme="minorEastAsia"/>
             <w:noProof/>
             <w:sz w:val="24"/>
             <w:szCs w:val="24"/>
@@ -2610,14 +2319,12 @@
         <w:r>
           <w:rPr>
             <w:rStyle w:val="Hyperlink"/>
-            <w:rFonts w:ascii="Times New Roman" w:hAnsi="Times New Roman"/>
             <w:noProof/>
           </w:rPr>
           <w:t>StormDirectionSigma (integer)</w:t>
         </w:r>
         <w:r>
           <w:rPr>
-            <w:rFonts w:ascii="Times New Roman" w:hAnsi="Times New Roman" w:cs="Times New Roman"/>
             <w:noProof/>
             <w:webHidden/>
           </w:rPr>
@@ -2625,7 +2332,6 @@
         </w:r>
         <w:r>
           <w:rPr>
-            <w:rFonts w:ascii="Times New Roman" w:hAnsi="Times New Roman" w:cs="Times New Roman"/>
             <w:noProof/>
             <w:webHidden/>
           </w:rPr>
@@ -2633,22 +2339,19 @@
         </w:r>
         <w:r>
           <w:rPr>
-            <w:rFonts w:ascii="Times New Roman" w:hAnsi="Times New Roman" w:cs="Times New Roman"/>
-            <w:noProof/>
-            <w:webHidden/>
-          </w:rPr>
-          <w:instrText xml:space="preserve"> PAGEREF _Toc170895851 \h </w:instrText>
-        </w:r>
-        <w:r>
-          <w:rPr>
-            <w:rFonts w:ascii="Times New Roman" w:hAnsi="Times New Roman" w:cs="Times New Roman"/>
-            <w:noProof/>
-            <w:webHidden/>
-          </w:rPr>
-        </w:r>
-        <w:r>
-          <w:rPr>
-            <w:rFonts w:ascii="Times New Roman" w:hAnsi="Times New Roman" w:cs="Times New Roman"/>
+            <w:noProof/>
+            <w:webHidden/>
+          </w:rPr>
+          <w:instrText xml:space="preserve"> PAGEREF _Toc210715375 \h </w:instrText>
+        </w:r>
+        <w:r>
+          <w:rPr>
+            <w:noProof/>
+            <w:webHidden/>
+          </w:rPr>
+        </w:r>
+        <w:r>
+          <w:rPr>
             <w:noProof/>
             <w:webHidden/>
           </w:rPr>
@@ -2656,7 +2359,6 @@
         </w:r>
         <w:r>
           <w:rPr>
-            <w:rFonts w:ascii="Times New Roman" w:hAnsi="Times New Roman" w:cs="Times New Roman"/>
             <w:noProof/>
             <w:webHidden/>
           </w:rPr>
@@ -2664,7 +2366,6 @@
         </w:r>
         <w:r>
           <w:rPr>
-            <w:rFonts w:ascii="Times New Roman" w:hAnsi="Times New Roman" w:cs="Times New Roman"/>
             <w:noProof/>
             <w:webHidden/>
           </w:rPr>
@@ -2675,26 +2376,24 @@
     <w:p>
       <w:pPr>
         <w:pStyle w:val="TOC2"/>
-        <w:spacing w:after="0"/>
-        <w:rPr>
-          <w:rFonts w:ascii="Times New Roman" w:eastAsiaTheme="minorEastAsia" w:hAnsi="Times New Roman" w:cs="Times New Roman"/>
+        <w:rPr>
+          <w:rFonts w:eastAsiaTheme="minorEastAsia"/>
           <w:noProof/>
           <w:sz w:val="24"/>
           <w:szCs w:val="24"/>
         </w:rPr>
       </w:pPr>
-      <w:hyperlink w:anchor="_Toc170895852" w:history="1">
+      <w:hyperlink w:anchor="_Toc210715376" w:history="1">
         <w:r>
           <w:rPr>
             <w:rStyle w:val="Hyperlink"/>
-            <w:rFonts w:ascii="Times New Roman" w:hAnsi="Times New Roman"/>
             <w:noProof/>
           </w:rPr>
           <w:t>2.12</w:t>
         </w:r>
         <w:r>
           <w:rPr>
-            <w:rFonts w:ascii="Times New Roman" w:eastAsiaTheme="minorEastAsia" w:hAnsi="Times New Roman" w:cs="Times New Roman"/>
+            <w:rFonts w:eastAsiaTheme="minorEastAsia"/>
             <w:noProof/>
             <w:sz w:val="24"/>
             <w:szCs w:val="24"/>
@@ -2704,14 +2403,12 @@
         <w:r>
           <w:rPr>
             <w:rStyle w:val="Hyperlink"/>
-            <w:rFonts w:ascii="Times New Roman" w:hAnsi="Times New Roman"/>
             <w:noProof/>
           </w:rPr>
           <w:t>MinimumWindSpeedforDamage (double)</w:t>
         </w:r>
         <w:r>
           <w:rPr>
-            <w:rFonts w:ascii="Times New Roman" w:hAnsi="Times New Roman" w:cs="Times New Roman"/>
             <w:noProof/>
             <w:webHidden/>
           </w:rPr>
@@ -2719,7 +2416,6 @@
         </w:r>
         <w:r>
           <w:rPr>
-            <w:rFonts w:ascii="Times New Roman" w:hAnsi="Times New Roman" w:cs="Times New Roman"/>
             <w:noProof/>
             <w:webHidden/>
           </w:rPr>
@@ -2727,22 +2423,19 @@
         </w:r>
         <w:r>
           <w:rPr>
-            <w:rFonts w:ascii="Times New Roman" w:hAnsi="Times New Roman" w:cs="Times New Roman"/>
-            <w:noProof/>
-            <w:webHidden/>
-          </w:rPr>
-          <w:instrText xml:space="preserve"> PAGEREF _Toc170895852 \h </w:instrText>
-        </w:r>
-        <w:r>
-          <w:rPr>
-            <w:rFonts w:ascii="Times New Roman" w:hAnsi="Times New Roman" w:cs="Times New Roman"/>
-            <w:noProof/>
-            <w:webHidden/>
-          </w:rPr>
-        </w:r>
-        <w:r>
-          <w:rPr>
-            <w:rFonts w:ascii="Times New Roman" w:hAnsi="Times New Roman" w:cs="Times New Roman"/>
+            <w:noProof/>
+            <w:webHidden/>
+          </w:rPr>
+          <w:instrText xml:space="preserve"> PAGEREF _Toc210715376 \h </w:instrText>
+        </w:r>
+        <w:r>
+          <w:rPr>
+            <w:noProof/>
+            <w:webHidden/>
+          </w:rPr>
+        </w:r>
+        <w:r>
+          <w:rPr>
             <w:noProof/>
             <w:webHidden/>
           </w:rPr>
@@ -2750,7 +2443,6 @@
         </w:r>
         <w:r>
           <w:rPr>
-            <w:rFonts w:ascii="Times New Roman" w:hAnsi="Times New Roman" w:cs="Times New Roman"/>
             <w:noProof/>
             <w:webHidden/>
           </w:rPr>
@@ -2758,7 +2450,6 @@
         </w:r>
         <w:r>
           <w:rPr>
-            <w:rFonts w:ascii="Times New Roman" w:hAnsi="Times New Roman" w:cs="Times New Roman"/>
             <w:noProof/>
             <w:webHidden/>
           </w:rPr>
@@ -2769,26 +2460,24 @@
     <w:p>
       <w:pPr>
         <w:pStyle w:val="TOC2"/>
-        <w:spacing w:after="0"/>
-        <w:rPr>
-          <w:rFonts w:ascii="Times New Roman" w:eastAsiaTheme="minorEastAsia" w:hAnsi="Times New Roman" w:cs="Times New Roman"/>
+        <w:rPr>
+          <w:rFonts w:eastAsiaTheme="minorEastAsia"/>
           <w:noProof/>
           <w:sz w:val="24"/>
           <w:szCs w:val="24"/>
         </w:rPr>
       </w:pPr>
-      <w:hyperlink w:anchor="_Toc170895853" w:history="1">
+      <w:hyperlink w:anchor="_Toc210715377" w:history="1">
         <w:r>
           <w:rPr>
             <w:rStyle w:val="Hyperlink"/>
-            <w:rFonts w:ascii="Times New Roman" w:hAnsi="Times New Roman"/>
             <w:noProof/>
           </w:rPr>
           <w:t>2.13</w:t>
         </w:r>
         <w:r>
           <w:rPr>
-            <w:rFonts w:ascii="Times New Roman" w:eastAsiaTheme="minorEastAsia" w:hAnsi="Times New Roman" w:cs="Times New Roman"/>
+            <w:rFonts w:eastAsiaTheme="minorEastAsia"/>
             <w:noProof/>
             <w:sz w:val="24"/>
             <w:szCs w:val="24"/>
@@ -2798,14 +2487,12 @@
         <w:r>
           <w:rPr>
             <w:rStyle w:val="Hyperlink"/>
-            <w:rFonts w:ascii="Times New Roman" w:hAnsi="Times New Roman"/>
             <w:noProof/>
           </w:rPr>
           <w:t>ExposureMaps (table)</w:t>
         </w:r>
         <w:r>
           <w:rPr>
-            <w:rFonts w:ascii="Times New Roman" w:hAnsi="Times New Roman" w:cs="Times New Roman"/>
             <w:noProof/>
             <w:webHidden/>
           </w:rPr>
@@ -2813,7 +2500,6 @@
         </w:r>
         <w:r>
           <w:rPr>
-            <w:rFonts w:ascii="Times New Roman" w:hAnsi="Times New Roman" w:cs="Times New Roman"/>
             <w:noProof/>
             <w:webHidden/>
           </w:rPr>
@@ -2821,22 +2507,19 @@
         </w:r>
         <w:r>
           <w:rPr>
-            <w:rFonts w:ascii="Times New Roman" w:hAnsi="Times New Roman" w:cs="Times New Roman"/>
-            <w:noProof/>
-            <w:webHidden/>
-          </w:rPr>
-          <w:instrText xml:space="preserve"> PAGEREF _Toc170895853 \h </w:instrText>
-        </w:r>
-        <w:r>
-          <w:rPr>
-            <w:rFonts w:ascii="Times New Roman" w:hAnsi="Times New Roman" w:cs="Times New Roman"/>
-            <w:noProof/>
-            <w:webHidden/>
-          </w:rPr>
-        </w:r>
-        <w:r>
-          <w:rPr>
-            <w:rFonts w:ascii="Times New Roman" w:hAnsi="Times New Roman" w:cs="Times New Roman"/>
+            <w:noProof/>
+            <w:webHidden/>
+          </w:rPr>
+          <w:instrText xml:space="preserve"> PAGEREF _Toc210715377 \h </w:instrText>
+        </w:r>
+        <w:r>
+          <w:rPr>
+            <w:noProof/>
+            <w:webHidden/>
+          </w:rPr>
+        </w:r>
+        <w:r>
+          <w:rPr>
             <w:noProof/>
             <w:webHidden/>
           </w:rPr>
@@ -2844,7 +2527,6 @@
         </w:r>
         <w:r>
           <w:rPr>
-            <w:rFonts w:ascii="Times New Roman" w:hAnsi="Times New Roman" w:cs="Times New Roman"/>
             <w:noProof/>
             <w:webHidden/>
           </w:rPr>
@@ -2852,7 +2534,6 @@
         </w:r>
         <w:r>
           <w:rPr>
-            <w:rFonts w:ascii="Times New Roman" w:hAnsi="Times New Roman" w:cs="Times New Roman"/>
             <w:noProof/>
             <w:webHidden/>
           </w:rPr>
@@ -2863,26 +2544,24 @@
     <w:p>
       <w:pPr>
         <w:pStyle w:val="TOC2"/>
-        <w:spacing w:after="0"/>
-        <w:rPr>
-          <w:rFonts w:ascii="Times New Roman" w:eastAsiaTheme="minorEastAsia" w:hAnsi="Times New Roman" w:cs="Times New Roman"/>
+        <w:rPr>
+          <w:rFonts w:eastAsiaTheme="minorEastAsia"/>
           <w:noProof/>
           <w:sz w:val="24"/>
           <w:szCs w:val="24"/>
         </w:rPr>
       </w:pPr>
-      <w:hyperlink w:anchor="_Toc170895854" w:history="1">
+      <w:hyperlink w:anchor="_Toc210715378" w:history="1">
         <w:r>
           <w:rPr>
             <w:rStyle w:val="Hyperlink"/>
-            <w:rFonts w:ascii="Times New Roman" w:hAnsi="Times New Roman"/>
             <w:noProof/>
           </w:rPr>
           <w:t>2.14</w:t>
         </w:r>
         <w:r>
           <w:rPr>
-            <w:rFonts w:ascii="Times New Roman" w:eastAsiaTheme="minorEastAsia" w:hAnsi="Times New Roman" w:cs="Times New Roman"/>
+            <w:rFonts w:eastAsiaTheme="minorEastAsia"/>
             <w:noProof/>
             <w:sz w:val="24"/>
             <w:szCs w:val="24"/>
@@ -2892,14 +2571,12 @@
         <w:r>
           <w:rPr>
             <w:rStyle w:val="Hyperlink"/>
-            <w:rFonts w:ascii="Times New Roman" w:hAnsi="Times New Roman"/>
             <w:noProof/>
           </w:rPr>
           <w:t>WindSpeedVulnerabilities (table)</w:t>
         </w:r>
         <w:r>
           <w:rPr>
-            <w:rFonts w:ascii="Times New Roman" w:hAnsi="Times New Roman" w:cs="Times New Roman"/>
             <w:noProof/>
             <w:webHidden/>
           </w:rPr>
@@ -2907,7 +2584,6 @@
         </w:r>
         <w:r>
           <w:rPr>
-            <w:rFonts w:ascii="Times New Roman" w:hAnsi="Times New Roman" w:cs="Times New Roman"/>
             <w:noProof/>
             <w:webHidden/>
           </w:rPr>
@@ -2915,22 +2591,19 @@
         </w:r>
         <w:r>
           <w:rPr>
-            <w:rFonts w:ascii="Times New Roman" w:hAnsi="Times New Roman" w:cs="Times New Roman"/>
-            <w:noProof/>
-            <w:webHidden/>
-          </w:rPr>
-          <w:instrText xml:space="preserve"> PAGEREF _Toc170895854 \h </w:instrText>
-        </w:r>
-        <w:r>
-          <w:rPr>
-            <w:rFonts w:ascii="Times New Roman" w:hAnsi="Times New Roman" w:cs="Times New Roman"/>
-            <w:noProof/>
-            <w:webHidden/>
-          </w:rPr>
-        </w:r>
-        <w:r>
-          <w:rPr>
-            <w:rFonts w:ascii="Times New Roman" w:hAnsi="Times New Roman" w:cs="Times New Roman"/>
+            <w:noProof/>
+            <w:webHidden/>
+          </w:rPr>
+          <w:instrText xml:space="preserve"> PAGEREF _Toc210715378 \h </w:instrText>
+        </w:r>
+        <w:r>
+          <w:rPr>
+            <w:noProof/>
+            <w:webHidden/>
+          </w:rPr>
+        </w:r>
+        <w:r>
+          <w:rPr>
             <w:noProof/>
             <w:webHidden/>
           </w:rPr>
@@ -2938,15 +2611,13 @@
         </w:r>
         <w:r>
           <w:rPr>
-            <w:rFonts w:ascii="Times New Roman" w:hAnsi="Times New Roman" w:cs="Times New Roman"/>
-            <w:noProof/>
-            <w:webHidden/>
-          </w:rPr>
-          <w:t>11</w:t>
-        </w:r>
-        <w:r>
-          <w:rPr>
-            <w:rFonts w:ascii="Times New Roman" w:hAnsi="Times New Roman" w:cs="Times New Roman"/>
+            <w:noProof/>
+            <w:webHidden/>
+          </w:rPr>
+          <w:t>12</w:t>
+        </w:r>
+        <w:r>
+          <w:rPr>
             <w:noProof/>
             <w:webHidden/>
           </w:rPr>
@@ -2957,26 +2628,24 @@
     <w:p>
       <w:pPr>
         <w:pStyle w:val="TOC2"/>
-        <w:spacing w:after="0"/>
-        <w:rPr>
-          <w:rFonts w:ascii="Times New Roman" w:eastAsiaTheme="minorEastAsia" w:hAnsi="Times New Roman" w:cs="Times New Roman"/>
+        <w:rPr>
+          <w:rFonts w:eastAsiaTheme="minorEastAsia"/>
           <w:noProof/>
           <w:sz w:val="24"/>
           <w:szCs w:val="24"/>
         </w:rPr>
       </w:pPr>
-      <w:hyperlink w:anchor="_Toc170895855" w:history="1">
+      <w:hyperlink w:anchor="_Toc210715379" w:history="1">
         <w:r>
           <w:rPr>
             <w:rStyle w:val="Hyperlink"/>
-            <w:rFonts w:ascii="Times New Roman" w:hAnsi="Times New Roman"/>
             <w:noProof/>
           </w:rPr>
           <w:t>2.15</w:t>
         </w:r>
         <w:r>
           <w:rPr>
-            <w:rFonts w:ascii="Times New Roman" w:eastAsiaTheme="minorEastAsia" w:hAnsi="Times New Roman" w:cs="Times New Roman"/>
+            <w:rFonts w:eastAsiaTheme="minorEastAsia"/>
             <w:noProof/>
             <w:sz w:val="24"/>
             <w:szCs w:val="24"/>
@@ -2986,14 +2655,12 @@
         <w:r>
           <w:rPr>
             <w:rStyle w:val="Hyperlink"/>
-            <w:rFonts w:ascii="Times New Roman" w:hAnsi="Times New Roman"/>
             <w:noProof/>
           </w:rPr>
           <w:t>MapNames</w:t>
         </w:r>
         <w:r>
           <w:rPr>
-            <w:rFonts w:ascii="Times New Roman" w:hAnsi="Times New Roman" w:cs="Times New Roman"/>
             <w:noProof/>
             <w:webHidden/>
           </w:rPr>
@@ -3001,7 +2668,6 @@
         </w:r>
         <w:r>
           <w:rPr>
-            <w:rFonts w:ascii="Times New Roman" w:hAnsi="Times New Roman" w:cs="Times New Roman"/>
             <w:noProof/>
             <w:webHidden/>
           </w:rPr>
@@ -3009,22 +2675,19 @@
         </w:r>
         <w:r>
           <w:rPr>
-            <w:rFonts w:ascii="Times New Roman" w:hAnsi="Times New Roman" w:cs="Times New Roman"/>
-            <w:noProof/>
-            <w:webHidden/>
-          </w:rPr>
-          <w:instrText xml:space="preserve"> PAGEREF _Toc170895855 \h </w:instrText>
-        </w:r>
-        <w:r>
-          <w:rPr>
-            <w:rFonts w:ascii="Times New Roman" w:hAnsi="Times New Roman" w:cs="Times New Roman"/>
-            <w:noProof/>
-            <w:webHidden/>
-          </w:rPr>
-        </w:r>
-        <w:r>
-          <w:rPr>
-            <w:rFonts w:ascii="Times New Roman" w:hAnsi="Times New Roman" w:cs="Times New Roman"/>
+            <w:noProof/>
+            <w:webHidden/>
+          </w:rPr>
+          <w:instrText xml:space="preserve"> PAGEREF _Toc210715379 \h </w:instrText>
+        </w:r>
+        <w:r>
+          <w:rPr>
+            <w:noProof/>
+            <w:webHidden/>
+          </w:rPr>
+        </w:r>
+        <w:r>
+          <w:rPr>
             <w:noProof/>
             <w:webHidden/>
           </w:rPr>
@@ -3032,7 +2695,6 @@
         </w:r>
         <w:r>
           <w:rPr>
-            <w:rFonts w:ascii="Times New Roman" w:hAnsi="Times New Roman" w:cs="Times New Roman"/>
             <w:noProof/>
             <w:webHidden/>
           </w:rPr>
@@ -3040,7 +2702,6 @@
         </w:r>
         <w:r>
           <w:rPr>
-            <w:rFonts w:ascii="Times New Roman" w:hAnsi="Times New Roman" w:cs="Times New Roman"/>
             <w:noProof/>
             <w:webHidden/>
           </w:rPr>
@@ -3051,26 +2712,24 @@
     <w:p>
       <w:pPr>
         <w:pStyle w:val="TOC2"/>
-        <w:spacing w:after="0"/>
-        <w:rPr>
-          <w:rFonts w:ascii="Times New Roman" w:eastAsiaTheme="minorEastAsia" w:hAnsi="Times New Roman" w:cs="Times New Roman"/>
+        <w:rPr>
+          <w:rFonts w:eastAsiaTheme="minorEastAsia"/>
           <w:noProof/>
           <w:sz w:val="24"/>
           <w:szCs w:val="24"/>
         </w:rPr>
       </w:pPr>
-      <w:hyperlink w:anchor="_Toc170895856" w:history="1">
+      <w:hyperlink w:anchor="_Toc210715380" w:history="1">
         <w:r>
           <w:rPr>
             <w:rStyle w:val="Hyperlink"/>
-            <w:rFonts w:ascii="Times New Roman" w:hAnsi="Times New Roman"/>
             <w:noProof/>
           </w:rPr>
           <w:t>2.16</w:t>
         </w:r>
         <w:r>
           <w:rPr>
-            <w:rFonts w:ascii="Times New Roman" w:eastAsiaTheme="minorEastAsia" w:hAnsi="Times New Roman" w:cs="Times New Roman"/>
+            <w:rFonts w:eastAsiaTheme="minorEastAsia"/>
             <w:noProof/>
             <w:sz w:val="24"/>
             <w:szCs w:val="24"/>
@@ -3080,14 +2739,12 @@
         <w:r>
           <w:rPr>
             <w:rStyle w:val="Hyperlink"/>
-            <w:rFonts w:ascii="Times New Roman" w:hAnsi="Times New Roman"/>
             <w:noProof/>
           </w:rPr>
           <w:t>LogFile</w:t>
         </w:r>
         <w:r>
           <w:rPr>
-            <w:rFonts w:ascii="Times New Roman" w:hAnsi="Times New Roman" w:cs="Times New Roman"/>
             <w:noProof/>
             <w:webHidden/>
           </w:rPr>
@@ -3095,7 +2752,6 @@
         </w:r>
         <w:r>
           <w:rPr>
-            <w:rFonts w:ascii="Times New Roman" w:hAnsi="Times New Roman" w:cs="Times New Roman"/>
             <w:noProof/>
             <w:webHidden/>
           </w:rPr>
@@ -3103,22 +2759,19 @@
         </w:r>
         <w:r>
           <w:rPr>
-            <w:rFonts w:ascii="Times New Roman" w:hAnsi="Times New Roman" w:cs="Times New Roman"/>
-            <w:noProof/>
-            <w:webHidden/>
-          </w:rPr>
-          <w:instrText xml:space="preserve"> PAGEREF _Toc170895856 \h </w:instrText>
-        </w:r>
-        <w:r>
-          <w:rPr>
-            <w:rFonts w:ascii="Times New Roman" w:hAnsi="Times New Roman" w:cs="Times New Roman"/>
-            <w:noProof/>
-            <w:webHidden/>
-          </w:rPr>
-        </w:r>
-        <w:r>
-          <w:rPr>
-            <w:rFonts w:ascii="Times New Roman" w:hAnsi="Times New Roman" w:cs="Times New Roman"/>
+            <w:noProof/>
+            <w:webHidden/>
+          </w:rPr>
+          <w:instrText xml:space="preserve"> PAGEREF _Toc210715380 \h </w:instrText>
+        </w:r>
+        <w:r>
+          <w:rPr>
+            <w:noProof/>
+            <w:webHidden/>
+          </w:rPr>
+        </w:r>
+        <w:r>
+          <w:rPr>
             <w:noProof/>
             <w:webHidden/>
           </w:rPr>
@@ -3126,15 +2779,13 @@
         </w:r>
         <w:r>
           <w:rPr>
-            <w:rFonts w:ascii="Times New Roman" w:hAnsi="Times New Roman" w:cs="Times New Roman"/>
-            <w:noProof/>
-            <w:webHidden/>
-          </w:rPr>
-          <w:t>12</w:t>
-        </w:r>
-        <w:r>
-          <w:rPr>
-            <w:rFonts w:ascii="Times New Roman" w:hAnsi="Times New Roman" w:cs="Times New Roman"/>
+            <w:noProof/>
+            <w:webHidden/>
+          </w:rPr>
+          <w:t>13</w:t>
+        </w:r>
+        <w:r>
+          <w:rPr>
             <w:noProof/>
             <w:webHidden/>
           </w:rPr>
@@ -3145,26 +2796,24 @@
     <w:p>
       <w:pPr>
         <w:pStyle w:val="TOC2"/>
-        <w:spacing w:after="0"/>
-        <w:rPr>
-          <w:rFonts w:ascii="Times New Roman" w:eastAsiaTheme="minorEastAsia" w:hAnsi="Times New Roman" w:cs="Times New Roman"/>
+        <w:rPr>
+          <w:rFonts w:eastAsiaTheme="minorEastAsia"/>
           <w:noProof/>
           <w:sz w:val="24"/>
           <w:szCs w:val="24"/>
         </w:rPr>
       </w:pPr>
-      <w:hyperlink w:anchor="_Toc170895857" w:history="1">
+      <w:hyperlink w:anchor="_Toc210715381" w:history="1">
         <w:r>
           <w:rPr>
             <w:rStyle w:val="Hyperlink"/>
-            <w:rFonts w:ascii="Times New Roman" w:hAnsi="Times New Roman"/>
             <w:noProof/>
           </w:rPr>
           <w:t>2.17</w:t>
         </w:r>
         <w:r>
           <w:rPr>
-            <w:rFonts w:ascii="Times New Roman" w:eastAsiaTheme="minorEastAsia" w:hAnsi="Times New Roman" w:cs="Times New Roman"/>
+            <w:rFonts w:eastAsiaTheme="minorEastAsia"/>
             <w:noProof/>
             <w:sz w:val="24"/>
             <w:szCs w:val="24"/>
@@ -3174,14 +2823,12 @@
         <w:r>
           <w:rPr>
             <w:rStyle w:val="Hyperlink"/>
-            <w:rFonts w:ascii="Times New Roman" w:hAnsi="Times New Roman"/>
             <w:noProof/>
           </w:rPr>
           <w:t>WindReducationTableCSV (Optional)</w:t>
         </w:r>
         <w:r>
           <w:rPr>
-            <w:rFonts w:ascii="Times New Roman" w:hAnsi="Times New Roman" w:cs="Times New Roman"/>
             <w:noProof/>
             <w:webHidden/>
           </w:rPr>
@@ -3189,7 +2836,6 @@
         </w:r>
         <w:r>
           <w:rPr>
-            <w:rFonts w:ascii="Times New Roman" w:hAnsi="Times New Roman" w:cs="Times New Roman"/>
             <w:noProof/>
             <w:webHidden/>
           </w:rPr>
@@ -3197,22 +2843,19 @@
         </w:r>
         <w:r>
           <w:rPr>
-            <w:rFonts w:ascii="Times New Roman" w:hAnsi="Times New Roman" w:cs="Times New Roman"/>
-            <w:noProof/>
-            <w:webHidden/>
-          </w:rPr>
-          <w:instrText xml:space="preserve"> PAGEREF _Toc170895857 \h </w:instrText>
-        </w:r>
-        <w:r>
-          <w:rPr>
-            <w:rFonts w:ascii="Times New Roman" w:hAnsi="Times New Roman" w:cs="Times New Roman"/>
-            <w:noProof/>
-            <w:webHidden/>
-          </w:rPr>
-        </w:r>
-        <w:r>
-          <w:rPr>
-            <w:rFonts w:ascii="Times New Roman" w:hAnsi="Times New Roman" w:cs="Times New Roman"/>
+            <w:noProof/>
+            <w:webHidden/>
+          </w:rPr>
+          <w:instrText xml:space="preserve"> PAGEREF _Toc210715381 \h </w:instrText>
+        </w:r>
+        <w:r>
+          <w:rPr>
+            <w:noProof/>
+            <w:webHidden/>
+          </w:rPr>
+        </w:r>
+        <w:r>
+          <w:rPr>
             <w:noProof/>
             <w:webHidden/>
           </w:rPr>
@@ -3220,7 +2863,6 @@
         </w:r>
         <w:r>
           <w:rPr>
-            <w:rFonts w:ascii="Times New Roman" w:hAnsi="Times New Roman" w:cs="Times New Roman"/>
             <w:noProof/>
             <w:webHidden/>
           </w:rPr>
@@ -3228,7 +2870,6 @@
         </w:r>
         <w:r>
           <w:rPr>
-            <w:rFonts w:ascii="Times New Roman" w:hAnsi="Times New Roman" w:cs="Times New Roman"/>
             <w:noProof/>
             <w:webHidden/>
           </w:rPr>
@@ -3239,36 +2880,24 @@
     <w:p>
       <w:pPr>
         <w:pStyle w:val="TOC1"/>
-        <w:tabs>
-          <w:tab w:val="left" w:pos="480"/>
-          <w:tab w:val="right" w:leader="dot" w:pos="8976"/>
-        </w:tabs>
-        <w:spacing w:before="0" w:after="0" w:line="240" w:lineRule="auto"/>
-        <w:rPr>
-          <w:rFonts w:ascii="Times New Roman" w:eastAsiaTheme="minorEastAsia" w:hAnsi="Times New Roman" w:cs="Times New Roman"/>
-          <w:b w:val="0"/>
-          <w:bCs w:val="0"/>
-          <w:caps w:val="0"/>
+        <w:rPr>
+          <w:rFonts w:eastAsiaTheme="minorEastAsia"/>
           <w:noProof/>
           <w:sz w:val="24"/>
           <w:szCs w:val="24"/>
         </w:rPr>
       </w:pPr>
-      <w:hyperlink w:anchor="_Toc170895858" w:history="1">
+      <w:hyperlink w:anchor="_Toc210715382" w:history="1">
         <w:r>
           <w:rPr>
             <w:rStyle w:val="Hyperlink"/>
-            <w:rFonts w:ascii="Times New Roman" w:hAnsi="Times New Roman"/>
             <w:noProof/>
           </w:rPr>
           <w:t>3</w:t>
         </w:r>
         <w:r>
           <w:rPr>
-            <w:rFonts w:ascii="Times New Roman" w:eastAsiaTheme="minorEastAsia" w:hAnsi="Times New Roman" w:cs="Times New Roman"/>
-            <w:b w:val="0"/>
-            <w:bCs w:val="0"/>
-            <w:caps w:val="0"/>
+            <w:rFonts w:eastAsiaTheme="minorEastAsia"/>
             <w:noProof/>
             <w:sz w:val="24"/>
             <w:szCs w:val="24"/>
@@ -3278,14 +2907,12 @@
         <w:r>
           <w:rPr>
             <w:rStyle w:val="Hyperlink"/>
-            <w:rFonts w:ascii="Times New Roman" w:hAnsi="Times New Roman"/>
             <w:noProof/>
           </w:rPr>
           <w:t>Output Files</w:t>
         </w:r>
         <w:r>
           <w:rPr>
-            <w:rFonts w:ascii="Times New Roman" w:hAnsi="Times New Roman" w:cs="Times New Roman"/>
             <w:noProof/>
             <w:webHidden/>
           </w:rPr>
@@ -3293,7 +2920,6 @@
         </w:r>
         <w:r>
           <w:rPr>
-            <w:rFonts w:ascii="Times New Roman" w:hAnsi="Times New Roman" w:cs="Times New Roman"/>
             <w:noProof/>
             <w:webHidden/>
           </w:rPr>
@@ -3301,22 +2927,19 @@
         </w:r>
         <w:r>
           <w:rPr>
-            <w:rFonts w:ascii="Times New Roman" w:hAnsi="Times New Roman" w:cs="Times New Roman"/>
-            <w:noProof/>
-            <w:webHidden/>
-          </w:rPr>
-          <w:instrText xml:space="preserve"> PAGEREF _Toc170895858 \h </w:instrText>
-        </w:r>
-        <w:r>
-          <w:rPr>
-            <w:rFonts w:ascii="Times New Roman" w:hAnsi="Times New Roman" w:cs="Times New Roman"/>
-            <w:noProof/>
-            <w:webHidden/>
-          </w:rPr>
-        </w:r>
-        <w:r>
-          <w:rPr>
-            <w:rFonts w:ascii="Times New Roman" w:hAnsi="Times New Roman" w:cs="Times New Roman"/>
+            <w:noProof/>
+            <w:webHidden/>
+          </w:rPr>
+          <w:instrText xml:space="preserve"> PAGEREF _Toc210715382 \h </w:instrText>
+        </w:r>
+        <w:r>
+          <w:rPr>
+            <w:noProof/>
+            <w:webHidden/>
+          </w:rPr>
+        </w:r>
+        <w:r>
+          <w:rPr>
             <w:noProof/>
             <w:webHidden/>
           </w:rPr>
@@ -3324,7 +2947,6 @@
         </w:r>
         <w:r>
           <w:rPr>
-            <w:rFonts w:ascii="Times New Roman" w:hAnsi="Times New Roman" w:cs="Times New Roman"/>
             <w:noProof/>
             <w:webHidden/>
           </w:rPr>
@@ -3332,7 +2954,6 @@
         </w:r>
         <w:r>
           <w:rPr>
-            <w:rFonts w:ascii="Times New Roman" w:hAnsi="Times New Roman" w:cs="Times New Roman"/>
             <w:noProof/>
             <w:webHidden/>
           </w:rPr>
@@ -3343,26 +2964,24 @@
     <w:p>
       <w:pPr>
         <w:pStyle w:val="TOC2"/>
-        <w:spacing w:after="0"/>
-        <w:rPr>
-          <w:rFonts w:ascii="Times New Roman" w:eastAsiaTheme="minorEastAsia" w:hAnsi="Times New Roman" w:cs="Times New Roman"/>
+        <w:rPr>
+          <w:rFonts w:eastAsiaTheme="minorEastAsia"/>
           <w:noProof/>
           <w:sz w:val="24"/>
           <w:szCs w:val="24"/>
         </w:rPr>
       </w:pPr>
-      <w:hyperlink w:anchor="_Toc170895859" w:history="1">
+      <w:hyperlink w:anchor="_Toc210715383" w:history="1">
         <w:r>
           <w:rPr>
             <w:rStyle w:val="Hyperlink"/>
-            <w:rFonts w:ascii="Times New Roman" w:hAnsi="Times New Roman"/>
             <w:noProof/>
           </w:rPr>
           <w:t>3.1</w:t>
         </w:r>
         <w:r>
           <w:rPr>
-            <w:rFonts w:ascii="Times New Roman" w:eastAsiaTheme="minorEastAsia" w:hAnsi="Times New Roman" w:cs="Times New Roman"/>
+            <w:rFonts w:eastAsiaTheme="minorEastAsia"/>
             <w:noProof/>
             <w:sz w:val="24"/>
             <w:szCs w:val="24"/>
@@ -3372,14 +2991,12 @@
         <w:r>
           <w:rPr>
             <w:rStyle w:val="Hyperlink"/>
-            <w:rFonts w:ascii="Times New Roman" w:hAnsi="Times New Roman"/>
             <w:noProof/>
           </w:rPr>
           <w:t>Max Wind Speeds Maps</w:t>
         </w:r>
         <w:r>
           <w:rPr>
-            <w:rFonts w:ascii="Times New Roman" w:hAnsi="Times New Roman" w:cs="Times New Roman"/>
             <w:noProof/>
             <w:webHidden/>
           </w:rPr>
@@ -3387,7 +3004,6 @@
         </w:r>
         <w:r>
           <w:rPr>
-            <w:rFonts w:ascii="Times New Roman" w:hAnsi="Times New Roman" w:cs="Times New Roman"/>
             <w:noProof/>
             <w:webHidden/>
           </w:rPr>
@@ -3395,22 +3011,19 @@
         </w:r>
         <w:r>
           <w:rPr>
-            <w:rFonts w:ascii="Times New Roman" w:hAnsi="Times New Roman" w:cs="Times New Roman"/>
-            <w:noProof/>
-            <w:webHidden/>
-          </w:rPr>
-          <w:instrText xml:space="preserve"> PAGEREF _Toc170895859 \h </w:instrText>
-        </w:r>
-        <w:r>
-          <w:rPr>
-            <w:rFonts w:ascii="Times New Roman" w:hAnsi="Times New Roman" w:cs="Times New Roman"/>
-            <w:noProof/>
-            <w:webHidden/>
-          </w:rPr>
-        </w:r>
-        <w:r>
-          <w:rPr>
-            <w:rFonts w:ascii="Times New Roman" w:hAnsi="Times New Roman" w:cs="Times New Roman"/>
+            <w:noProof/>
+            <w:webHidden/>
+          </w:rPr>
+          <w:instrText xml:space="preserve"> PAGEREF _Toc210715383 \h </w:instrText>
+        </w:r>
+        <w:r>
+          <w:rPr>
+            <w:noProof/>
+            <w:webHidden/>
+          </w:rPr>
+        </w:r>
+        <w:r>
+          <w:rPr>
             <w:noProof/>
             <w:webHidden/>
           </w:rPr>
@@ -3418,7 +3031,6 @@
         </w:r>
         <w:r>
           <w:rPr>
-            <w:rFonts w:ascii="Times New Roman" w:hAnsi="Times New Roman" w:cs="Times New Roman"/>
             <w:noProof/>
             <w:webHidden/>
           </w:rPr>
@@ -3426,7 +3038,6 @@
         </w:r>
         <w:r>
           <w:rPr>
-            <w:rFonts w:ascii="Times New Roman" w:hAnsi="Times New Roman" w:cs="Times New Roman"/>
             <w:noProof/>
             <w:webHidden/>
           </w:rPr>
@@ -3437,26 +3048,24 @@
     <w:p>
       <w:pPr>
         <w:pStyle w:val="TOC2"/>
-        <w:spacing w:after="0"/>
-        <w:rPr>
-          <w:rFonts w:ascii="Times New Roman" w:eastAsiaTheme="minorEastAsia" w:hAnsi="Times New Roman" w:cs="Times New Roman"/>
+        <w:rPr>
+          <w:rFonts w:eastAsiaTheme="minorEastAsia"/>
           <w:noProof/>
           <w:sz w:val="24"/>
           <w:szCs w:val="24"/>
         </w:rPr>
       </w:pPr>
-      <w:hyperlink w:anchor="_Toc170895860" w:history="1">
+      <w:hyperlink w:anchor="_Toc210715384" w:history="1">
         <w:r>
           <w:rPr>
             <w:rStyle w:val="Hyperlink"/>
-            <w:rFonts w:ascii="Times New Roman" w:hAnsi="Times New Roman"/>
             <w:noProof/>
           </w:rPr>
           <w:t>3.2</w:t>
         </w:r>
         <w:r>
           <w:rPr>
-            <w:rFonts w:ascii="Times New Roman" w:eastAsiaTheme="minorEastAsia" w:hAnsi="Times New Roman" w:cs="Times New Roman"/>
+            <w:rFonts w:eastAsiaTheme="minorEastAsia"/>
             <w:noProof/>
             <w:sz w:val="24"/>
             <w:szCs w:val="24"/>
@@ -3466,14 +3075,12 @@
         <w:r>
           <w:rPr>
             <w:rStyle w:val="Hyperlink"/>
-            <w:rFonts w:ascii="Times New Roman" w:hAnsi="Times New Roman"/>
             <w:noProof/>
           </w:rPr>
           <w:t>Hurricane Events Log</w:t>
         </w:r>
         <w:r>
           <w:rPr>
-            <w:rFonts w:ascii="Times New Roman" w:hAnsi="Times New Roman" w:cs="Times New Roman"/>
             <w:noProof/>
             <w:webHidden/>
           </w:rPr>
@@ -3481,7 +3088,6 @@
         </w:r>
         <w:r>
           <w:rPr>
-            <w:rFonts w:ascii="Times New Roman" w:hAnsi="Times New Roman" w:cs="Times New Roman"/>
             <w:noProof/>
             <w:webHidden/>
           </w:rPr>
@@ -3489,22 +3095,19 @@
         </w:r>
         <w:r>
           <w:rPr>
-            <w:rFonts w:ascii="Times New Roman" w:hAnsi="Times New Roman" w:cs="Times New Roman"/>
-            <w:noProof/>
-            <w:webHidden/>
-          </w:rPr>
-          <w:instrText xml:space="preserve"> PAGEREF _Toc170895860 \h </w:instrText>
-        </w:r>
-        <w:r>
-          <w:rPr>
-            <w:rFonts w:ascii="Times New Roman" w:hAnsi="Times New Roman" w:cs="Times New Roman"/>
-            <w:noProof/>
-            <w:webHidden/>
-          </w:rPr>
-        </w:r>
-        <w:r>
-          <w:rPr>
-            <w:rFonts w:ascii="Times New Roman" w:hAnsi="Times New Roman" w:cs="Times New Roman"/>
+            <w:noProof/>
+            <w:webHidden/>
+          </w:rPr>
+          <w:instrText xml:space="preserve"> PAGEREF _Toc210715384 \h </w:instrText>
+        </w:r>
+        <w:r>
+          <w:rPr>
+            <w:noProof/>
+            <w:webHidden/>
+          </w:rPr>
+        </w:r>
+        <w:r>
+          <w:rPr>
             <w:noProof/>
             <w:webHidden/>
           </w:rPr>
@@ -3512,7 +3115,6 @@
         </w:r>
         <w:r>
           <w:rPr>
-            <w:rFonts w:ascii="Times New Roman" w:hAnsi="Times New Roman" w:cs="Times New Roman"/>
             <w:noProof/>
             <w:webHidden/>
           </w:rPr>
@@ -3520,7 +3122,6 @@
         </w:r>
         <w:r>
           <w:rPr>
-            <w:rFonts w:ascii="Times New Roman" w:hAnsi="Times New Roman" w:cs="Times New Roman"/>
             <w:noProof/>
             <w:webHidden/>
           </w:rPr>
@@ -3535,9 +3136,8 @@
           <w:tab w:val="left" w:pos="1200"/>
           <w:tab w:val="right" w:leader="dot" w:pos="8976"/>
         </w:tabs>
-        <w:spacing w:after="0" w:line="240" w:lineRule="auto"/>
-        <w:rPr>
-          <w:rFonts w:ascii="Times New Roman" w:eastAsiaTheme="minorEastAsia" w:hAnsi="Times New Roman" w:cs="Times New Roman"/>
+        <w:rPr>
+          <w:rFonts w:eastAsiaTheme="minorEastAsia"/>
           <w:i w:val="0"/>
           <w:iCs w:val="0"/>
           <w:noProof/>
@@ -3545,18 +3145,17 @@
           <w:szCs w:val="24"/>
         </w:rPr>
       </w:pPr>
-      <w:hyperlink w:anchor="_Toc170895861" w:history="1">
+      <w:hyperlink w:anchor="_Toc210715385" w:history="1">
         <w:r>
           <w:rPr>
             <w:rStyle w:val="Hyperlink"/>
-            <w:rFonts w:ascii="Times New Roman" w:hAnsi="Times New Roman"/>
             <w:noProof/>
           </w:rPr>
           <w:t>3.2.1</w:t>
         </w:r>
         <w:r>
           <w:rPr>
-            <w:rFonts w:ascii="Times New Roman" w:eastAsiaTheme="minorEastAsia" w:hAnsi="Times New Roman" w:cs="Times New Roman"/>
+            <w:rFonts w:eastAsiaTheme="minorEastAsia"/>
             <w:i w:val="0"/>
             <w:iCs w:val="0"/>
             <w:noProof/>
@@ -3568,14 +3167,12 @@
         <w:r>
           <w:rPr>
             <w:rStyle w:val="Hyperlink"/>
-            <w:rFonts w:ascii="Times New Roman" w:hAnsi="Times New Roman"/>
             <w:noProof/>
           </w:rPr>
           <w:t>Time</w:t>
         </w:r>
         <w:r>
           <w:rPr>
-            <w:rFonts w:ascii="Times New Roman" w:hAnsi="Times New Roman" w:cs="Times New Roman"/>
             <w:noProof/>
             <w:webHidden/>
           </w:rPr>
@@ -3583,7 +3180,6 @@
         </w:r>
         <w:r>
           <w:rPr>
-            <w:rFonts w:ascii="Times New Roman" w:hAnsi="Times New Roman" w:cs="Times New Roman"/>
             <w:noProof/>
             <w:webHidden/>
           </w:rPr>
@@ -3591,22 +3187,19 @@
         </w:r>
         <w:r>
           <w:rPr>
-            <w:rFonts w:ascii="Times New Roman" w:hAnsi="Times New Roman" w:cs="Times New Roman"/>
-            <w:noProof/>
-            <w:webHidden/>
-          </w:rPr>
-          <w:instrText xml:space="preserve"> PAGEREF _Toc170895861 \h </w:instrText>
-        </w:r>
-        <w:r>
-          <w:rPr>
-            <w:rFonts w:ascii="Times New Roman" w:hAnsi="Times New Roman" w:cs="Times New Roman"/>
-            <w:noProof/>
-            <w:webHidden/>
-          </w:rPr>
-        </w:r>
-        <w:r>
-          <w:rPr>
-            <w:rFonts w:ascii="Times New Roman" w:hAnsi="Times New Roman" w:cs="Times New Roman"/>
+            <w:noProof/>
+            <w:webHidden/>
+          </w:rPr>
+          <w:instrText xml:space="preserve"> PAGEREF _Toc210715385 \h </w:instrText>
+        </w:r>
+        <w:r>
+          <w:rPr>
+            <w:noProof/>
+            <w:webHidden/>
+          </w:rPr>
+        </w:r>
+        <w:r>
+          <w:rPr>
             <w:noProof/>
             <w:webHidden/>
           </w:rPr>
@@ -3614,7 +3207,6 @@
         </w:r>
         <w:r>
           <w:rPr>
-            <w:rFonts w:ascii="Times New Roman" w:hAnsi="Times New Roman" w:cs="Times New Roman"/>
             <w:noProof/>
             <w:webHidden/>
           </w:rPr>
@@ -3622,7 +3214,6 @@
         </w:r>
         <w:r>
           <w:rPr>
-            <w:rFonts w:ascii="Times New Roman" w:hAnsi="Times New Roman" w:cs="Times New Roman"/>
             <w:noProof/>
             <w:webHidden/>
           </w:rPr>
@@ -3637,9 +3228,8 @@
           <w:tab w:val="left" w:pos="1200"/>
           <w:tab w:val="right" w:leader="dot" w:pos="8976"/>
         </w:tabs>
-        <w:spacing w:after="0" w:line="240" w:lineRule="auto"/>
-        <w:rPr>
-          <w:rFonts w:ascii="Times New Roman" w:eastAsiaTheme="minorEastAsia" w:hAnsi="Times New Roman" w:cs="Times New Roman"/>
+        <w:rPr>
+          <w:rFonts w:eastAsiaTheme="minorEastAsia"/>
           <w:i w:val="0"/>
           <w:iCs w:val="0"/>
           <w:noProof/>
@@ -3647,18 +3237,17 @@
           <w:szCs w:val="24"/>
         </w:rPr>
       </w:pPr>
-      <w:hyperlink w:anchor="_Toc170895862" w:history="1">
+      <w:hyperlink w:anchor="_Toc210715386" w:history="1">
         <w:r>
           <w:rPr>
             <w:rStyle w:val="Hyperlink"/>
-            <w:rFonts w:ascii="Times New Roman" w:hAnsi="Times New Roman"/>
             <w:noProof/>
           </w:rPr>
           <w:t>3.2.2</w:t>
         </w:r>
         <w:r>
           <w:rPr>
-            <w:rFonts w:ascii="Times New Roman" w:eastAsiaTheme="minorEastAsia" w:hAnsi="Times New Roman" w:cs="Times New Roman"/>
+            <w:rFonts w:eastAsiaTheme="minorEastAsia"/>
             <w:i w:val="0"/>
             <w:iCs w:val="0"/>
             <w:noProof/>
@@ -3670,14 +3259,12 @@
         <w:r>
           <w:rPr>
             <w:rStyle w:val="Hyperlink"/>
-            <w:rFonts w:ascii="Times New Roman" w:hAnsi="Times New Roman"/>
             <w:noProof/>
           </w:rPr>
           <w:t>Year</w:t>
         </w:r>
         <w:r>
           <w:rPr>
-            <w:rFonts w:ascii="Times New Roman" w:hAnsi="Times New Roman" w:cs="Times New Roman"/>
             <w:noProof/>
             <w:webHidden/>
           </w:rPr>
@@ -3685,7 +3272,6 @@
         </w:r>
         <w:r>
           <w:rPr>
-            <w:rFonts w:ascii="Times New Roman" w:hAnsi="Times New Roman" w:cs="Times New Roman"/>
             <w:noProof/>
             <w:webHidden/>
           </w:rPr>
@@ -3693,22 +3279,19 @@
         </w:r>
         <w:r>
           <w:rPr>
-            <w:rFonts w:ascii="Times New Roman" w:hAnsi="Times New Roman" w:cs="Times New Roman"/>
-            <w:noProof/>
-            <w:webHidden/>
-          </w:rPr>
-          <w:instrText xml:space="preserve"> PAGEREF _Toc170895862 \h </w:instrText>
-        </w:r>
-        <w:r>
-          <w:rPr>
-            <w:rFonts w:ascii="Times New Roman" w:hAnsi="Times New Roman" w:cs="Times New Roman"/>
-            <w:noProof/>
-            <w:webHidden/>
-          </w:rPr>
-        </w:r>
-        <w:r>
-          <w:rPr>
-            <w:rFonts w:ascii="Times New Roman" w:hAnsi="Times New Roman" w:cs="Times New Roman"/>
+            <w:noProof/>
+            <w:webHidden/>
+          </w:rPr>
+          <w:instrText xml:space="preserve"> PAGEREF _Toc210715386 \h </w:instrText>
+        </w:r>
+        <w:r>
+          <w:rPr>
+            <w:noProof/>
+            <w:webHidden/>
+          </w:rPr>
+        </w:r>
+        <w:r>
+          <w:rPr>
             <w:noProof/>
             <w:webHidden/>
           </w:rPr>
@@ -3716,7 +3299,6 @@
         </w:r>
         <w:r>
           <w:rPr>
-            <w:rFonts w:ascii="Times New Roman" w:hAnsi="Times New Roman" w:cs="Times New Roman"/>
             <w:noProof/>
             <w:webHidden/>
           </w:rPr>
@@ -3724,7 +3306,6 @@
         </w:r>
         <w:r>
           <w:rPr>
-            <w:rFonts w:ascii="Times New Roman" w:hAnsi="Times New Roman" w:cs="Times New Roman"/>
             <w:noProof/>
             <w:webHidden/>
           </w:rPr>
@@ -3739,9 +3320,8 @@
           <w:tab w:val="left" w:pos="1200"/>
           <w:tab w:val="right" w:leader="dot" w:pos="8976"/>
         </w:tabs>
-        <w:spacing w:after="0" w:line="240" w:lineRule="auto"/>
-        <w:rPr>
-          <w:rFonts w:ascii="Times New Roman" w:eastAsiaTheme="minorEastAsia" w:hAnsi="Times New Roman" w:cs="Times New Roman"/>
+        <w:rPr>
+          <w:rFonts w:eastAsiaTheme="minorEastAsia"/>
           <w:i w:val="0"/>
           <w:iCs w:val="0"/>
           <w:noProof/>
@@ -3749,18 +3329,17 @@
           <w:szCs w:val="24"/>
         </w:rPr>
       </w:pPr>
-      <w:hyperlink w:anchor="_Toc170895863" w:history="1">
+      <w:hyperlink w:anchor="_Toc210715387" w:history="1">
         <w:r>
           <w:rPr>
             <w:rStyle w:val="Hyperlink"/>
-            <w:rFonts w:ascii="Times New Roman" w:hAnsi="Times New Roman"/>
             <w:noProof/>
           </w:rPr>
           <w:t>3.2.3</w:t>
         </w:r>
         <w:r>
           <w:rPr>
-            <w:rFonts w:ascii="Times New Roman" w:eastAsiaTheme="minorEastAsia" w:hAnsi="Times New Roman" w:cs="Times New Roman"/>
+            <w:rFonts w:eastAsiaTheme="minorEastAsia"/>
             <w:i w:val="0"/>
             <w:iCs w:val="0"/>
             <w:noProof/>
@@ -3772,14 +3351,12 @@
         <w:r>
           <w:rPr>
             <w:rStyle w:val="Hyperlink"/>
-            <w:rFonts w:ascii="Times New Roman" w:hAnsi="Times New Roman"/>
             <w:noProof/>
           </w:rPr>
           <w:t>HNumber</w:t>
         </w:r>
         <w:r>
           <w:rPr>
-            <w:rFonts w:ascii="Times New Roman" w:hAnsi="Times New Roman" w:cs="Times New Roman"/>
             <w:noProof/>
             <w:webHidden/>
           </w:rPr>
@@ -3787,7 +3364,6 @@
         </w:r>
         <w:r>
           <w:rPr>
-            <w:rFonts w:ascii="Times New Roman" w:hAnsi="Times New Roman" w:cs="Times New Roman"/>
             <w:noProof/>
             <w:webHidden/>
           </w:rPr>
@@ -3795,22 +3371,19 @@
         </w:r>
         <w:r>
           <w:rPr>
-            <w:rFonts w:ascii="Times New Roman" w:hAnsi="Times New Roman" w:cs="Times New Roman"/>
-            <w:noProof/>
-            <w:webHidden/>
-          </w:rPr>
-          <w:instrText xml:space="preserve"> PAGEREF _Toc170895863 \h </w:instrText>
-        </w:r>
-        <w:r>
-          <w:rPr>
-            <w:rFonts w:ascii="Times New Roman" w:hAnsi="Times New Roman" w:cs="Times New Roman"/>
-            <w:noProof/>
-            <w:webHidden/>
-          </w:rPr>
-        </w:r>
-        <w:r>
-          <w:rPr>
-            <w:rFonts w:ascii="Times New Roman" w:hAnsi="Times New Roman" w:cs="Times New Roman"/>
+            <w:noProof/>
+            <w:webHidden/>
+          </w:rPr>
+          <w:instrText xml:space="preserve"> PAGEREF _Toc210715387 \h </w:instrText>
+        </w:r>
+        <w:r>
+          <w:rPr>
+            <w:noProof/>
+            <w:webHidden/>
+          </w:rPr>
+        </w:r>
+        <w:r>
+          <w:rPr>
             <w:noProof/>
             <w:webHidden/>
           </w:rPr>
@@ -3818,7 +3391,6 @@
         </w:r>
         <w:r>
           <w:rPr>
-            <w:rFonts w:ascii="Times New Roman" w:hAnsi="Times New Roman" w:cs="Times New Roman"/>
             <w:noProof/>
             <w:webHidden/>
           </w:rPr>
@@ -3826,7 +3398,6 @@
         </w:r>
         <w:r>
           <w:rPr>
-            <w:rFonts w:ascii="Times New Roman" w:hAnsi="Times New Roman" w:cs="Times New Roman"/>
             <w:noProof/>
             <w:webHidden/>
           </w:rPr>
@@ -3841,9 +3412,8 @@
           <w:tab w:val="left" w:pos="1200"/>
           <w:tab w:val="right" w:leader="dot" w:pos="8976"/>
         </w:tabs>
-        <w:spacing w:after="0" w:line="240" w:lineRule="auto"/>
-        <w:rPr>
-          <w:rFonts w:ascii="Times New Roman" w:eastAsiaTheme="minorEastAsia" w:hAnsi="Times New Roman" w:cs="Times New Roman"/>
+        <w:rPr>
+          <w:rFonts w:eastAsiaTheme="minorEastAsia"/>
           <w:i w:val="0"/>
           <w:iCs w:val="0"/>
           <w:noProof/>
@@ -3851,18 +3421,17 @@
           <w:szCs w:val="24"/>
         </w:rPr>
       </w:pPr>
-      <w:hyperlink w:anchor="_Toc170895864" w:history="1">
+      <w:hyperlink w:anchor="_Toc210715388" w:history="1">
         <w:r>
           <w:rPr>
             <w:rStyle w:val="Hyperlink"/>
-            <w:rFonts w:ascii="Times New Roman" w:hAnsi="Times New Roman"/>
             <w:noProof/>
           </w:rPr>
           <w:t>3.2.4</w:t>
         </w:r>
         <w:r>
           <w:rPr>
-            <w:rFonts w:ascii="Times New Roman" w:eastAsiaTheme="minorEastAsia" w:hAnsi="Times New Roman" w:cs="Times New Roman"/>
+            <w:rFonts w:eastAsiaTheme="minorEastAsia"/>
             <w:i w:val="0"/>
             <w:iCs w:val="0"/>
             <w:noProof/>
@@ -3874,14 +3443,12 @@
         <w:r>
           <w:rPr>
             <w:rStyle w:val="Hyperlink"/>
-            <w:rFonts w:ascii="Times New Roman" w:hAnsi="Times New Roman"/>
             <w:noProof/>
           </w:rPr>
           <w:t>LandfallLatitude</w:t>
         </w:r>
         <w:r>
           <w:rPr>
-            <w:rFonts w:ascii="Times New Roman" w:hAnsi="Times New Roman" w:cs="Times New Roman"/>
             <w:noProof/>
             <w:webHidden/>
           </w:rPr>
@@ -3889,7 +3456,6 @@
         </w:r>
         <w:r>
           <w:rPr>
-            <w:rFonts w:ascii="Times New Roman" w:hAnsi="Times New Roman" w:cs="Times New Roman"/>
             <w:noProof/>
             <w:webHidden/>
           </w:rPr>
@@ -3897,22 +3463,19 @@
         </w:r>
         <w:r>
           <w:rPr>
-            <w:rFonts w:ascii="Times New Roman" w:hAnsi="Times New Roman" w:cs="Times New Roman"/>
-            <w:noProof/>
-            <w:webHidden/>
-          </w:rPr>
-          <w:instrText xml:space="preserve"> PAGEREF _Toc170895864 \h </w:instrText>
-        </w:r>
-        <w:r>
-          <w:rPr>
-            <w:rFonts w:ascii="Times New Roman" w:hAnsi="Times New Roman" w:cs="Times New Roman"/>
-            <w:noProof/>
-            <w:webHidden/>
-          </w:rPr>
-        </w:r>
-        <w:r>
-          <w:rPr>
-            <w:rFonts w:ascii="Times New Roman" w:hAnsi="Times New Roman" w:cs="Times New Roman"/>
+            <w:noProof/>
+            <w:webHidden/>
+          </w:rPr>
+          <w:instrText xml:space="preserve"> PAGEREF _Toc210715388 \h </w:instrText>
+        </w:r>
+        <w:r>
+          <w:rPr>
+            <w:noProof/>
+            <w:webHidden/>
+          </w:rPr>
+        </w:r>
+        <w:r>
+          <w:rPr>
             <w:noProof/>
             <w:webHidden/>
           </w:rPr>
@@ -3920,7 +3483,6 @@
         </w:r>
         <w:r>
           <w:rPr>
-            <w:rFonts w:ascii="Times New Roman" w:hAnsi="Times New Roman" w:cs="Times New Roman"/>
             <w:noProof/>
             <w:webHidden/>
           </w:rPr>
@@ -3928,7 +3490,6 @@
         </w:r>
         <w:r>
           <w:rPr>
-            <w:rFonts w:ascii="Times New Roman" w:hAnsi="Times New Roman" w:cs="Times New Roman"/>
             <w:noProof/>
             <w:webHidden/>
           </w:rPr>
@@ -3943,9 +3504,8 @@
           <w:tab w:val="left" w:pos="1200"/>
           <w:tab w:val="right" w:leader="dot" w:pos="8976"/>
         </w:tabs>
-        <w:spacing w:after="0" w:line="240" w:lineRule="auto"/>
-        <w:rPr>
-          <w:rFonts w:ascii="Times New Roman" w:eastAsiaTheme="minorEastAsia" w:hAnsi="Times New Roman" w:cs="Times New Roman"/>
+        <w:rPr>
+          <w:rFonts w:eastAsiaTheme="minorEastAsia"/>
           <w:i w:val="0"/>
           <w:iCs w:val="0"/>
           <w:noProof/>
@@ -3953,18 +3513,17 @@
           <w:szCs w:val="24"/>
         </w:rPr>
       </w:pPr>
-      <w:hyperlink w:anchor="_Toc170895865" w:history="1">
+      <w:hyperlink w:anchor="_Toc210715389" w:history="1">
         <w:r>
           <w:rPr>
             <w:rStyle w:val="Hyperlink"/>
-            <w:rFonts w:ascii="Times New Roman" w:hAnsi="Times New Roman"/>
             <w:noProof/>
           </w:rPr>
           <w:t>3.2.5</w:t>
         </w:r>
         <w:r>
           <w:rPr>
-            <w:rFonts w:ascii="Times New Roman" w:eastAsiaTheme="minorEastAsia" w:hAnsi="Times New Roman" w:cs="Times New Roman"/>
+            <w:rFonts w:eastAsiaTheme="minorEastAsia"/>
             <w:i w:val="0"/>
             <w:iCs w:val="0"/>
             <w:noProof/>
@@ -3976,14 +3535,12 @@
         <w:r>
           <w:rPr>
             <w:rStyle w:val="Hyperlink"/>
-            <w:rFonts w:ascii="Times New Roman" w:hAnsi="Times New Roman"/>
             <w:noProof/>
           </w:rPr>
           <w:t>LandfallMaxWindSpeed</w:t>
         </w:r>
         <w:r>
           <w:rPr>
-            <w:rFonts w:ascii="Times New Roman" w:hAnsi="Times New Roman" w:cs="Times New Roman"/>
             <w:noProof/>
             <w:webHidden/>
           </w:rPr>
@@ -3991,7 +3548,6 @@
         </w:r>
         <w:r>
           <w:rPr>
-            <w:rFonts w:ascii="Times New Roman" w:hAnsi="Times New Roman" w:cs="Times New Roman"/>
             <w:noProof/>
             <w:webHidden/>
           </w:rPr>
@@ -3999,22 +3555,19 @@
         </w:r>
         <w:r>
           <w:rPr>
-            <w:rFonts w:ascii="Times New Roman" w:hAnsi="Times New Roman" w:cs="Times New Roman"/>
-            <w:noProof/>
-            <w:webHidden/>
-          </w:rPr>
-          <w:instrText xml:space="preserve"> PAGEREF _Toc170895865 \h </w:instrText>
-        </w:r>
-        <w:r>
-          <w:rPr>
-            <w:rFonts w:ascii="Times New Roman" w:hAnsi="Times New Roman" w:cs="Times New Roman"/>
-            <w:noProof/>
-            <w:webHidden/>
-          </w:rPr>
-        </w:r>
-        <w:r>
-          <w:rPr>
-            <w:rFonts w:ascii="Times New Roman" w:hAnsi="Times New Roman" w:cs="Times New Roman"/>
+            <w:noProof/>
+            <w:webHidden/>
+          </w:rPr>
+          <w:instrText xml:space="preserve"> PAGEREF _Toc210715389 \h </w:instrText>
+        </w:r>
+        <w:r>
+          <w:rPr>
+            <w:noProof/>
+            <w:webHidden/>
+          </w:rPr>
+        </w:r>
+        <w:r>
+          <w:rPr>
             <w:noProof/>
             <w:webHidden/>
           </w:rPr>
@@ -4022,7 +3575,6 @@
         </w:r>
         <w:r>
           <w:rPr>
-            <w:rFonts w:ascii="Times New Roman" w:hAnsi="Times New Roman" w:cs="Times New Roman"/>
             <w:noProof/>
             <w:webHidden/>
           </w:rPr>
@@ -4030,7 +3582,6 @@
         </w:r>
         <w:r>
           <w:rPr>
-            <w:rFonts w:ascii="Times New Roman" w:hAnsi="Times New Roman" w:cs="Times New Roman"/>
             <w:noProof/>
             <w:webHidden/>
           </w:rPr>
@@ -4045,9 +3596,8 @@
           <w:tab w:val="left" w:pos="1200"/>
           <w:tab w:val="right" w:leader="dot" w:pos="8976"/>
         </w:tabs>
-        <w:spacing w:after="0" w:line="240" w:lineRule="auto"/>
-        <w:rPr>
-          <w:rFonts w:ascii="Times New Roman" w:eastAsiaTheme="minorEastAsia" w:hAnsi="Times New Roman" w:cs="Times New Roman"/>
+        <w:rPr>
+          <w:rFonts w:eastAsiaTheme="minorEastAsia"/>
           <w:i w:val="0"/>
           <w:iCs w:val="0"/>
           <w:noProof/>
@@ -4055,18 +3605,17 @@
           <w:szCs w:val="24"/>
         </w:rPr>
       </w:pPr>
-      <w:hyperlink w:anchor="_Toc170895866" w:history="1">
+      <w:hyperlink w:anchor="_Toc210715390" w:history="1">
         <w:r>
           <w:rPr>
             <w:rStyle w:val="Hyperlink"/>
-            <w:rFonts w:ascii="Times New Roman" w:hAnsi="Times New Roman"/>
             <w:noProof/>
           </w:rPr>
           <w:t>3.2.6</w:t>
         </w:r>
         <w:r>
           <w:rPr>
-            <w:rFonts w:ascii="Times New Roman" w:eastAsiaTheme="minorEastAsia" w:hAnsi="Times New Roman" w:cs="Times New Roman"/>
+            <w:rFonts w:eastAsiaTheme="minorEastAsia"/>
             <w:i w:val="0"/>
             <w:iCs w:val="0"/>
             <w:noProof/>
@@ -4078,14 +3627,12 @@
         <w:r>
           <w:rPr>
             <w:rStyle w:val="Hyperlink"/>
-            <w:rFonts w:ascii="Times New Roman" w:hAnsi="Times New Roman"/>
             <w:noProof/>
           </w:rPr>
           <w:t>PathHeading</w:t>
         </w:r>
         <w:r>
           <w:rPr>
-            <w:rFonts w:ascii="Times New Roman" w:hAnsi="Times New Roman" w:cs="Times New Roman"/>
             <w:noProof/>
             <w:webHidden/>
           </w:rPr>
@@ -4093,7 +3640,6 @@
         </w:r>
         <w:r>
           <w:rPr>
-            <w:rFonts w:ascii="Times New Roman" w:hAnsi="Times New Roman" w:cs="Times New Roman"/>
             <w:noProof/>
             <w:webHidden/>
           </w:rPr>
@@ -4101,22 +3647,19 @@
         </w:r>
         <w:r>
           <w:rPr>
-            <w:rFonts w:ascii="Times New Roman" w:hAnsi="Times New Roman" w:cs="Times New Roman"/>
-            <w:noProof/>
-            <w:webHidden/>
-          </w:rPr>
-          <w:instrText xml:space="preserve"> PAGEREF _Toc170895866 \h </w:instrText>
-        </w:r>
-        <w:r>
-          <w:rPr>
-            <w:rFonts w:ascii="Times New Roman" w:hAnsi="Times New Roman" w:cs="Times New Roman"/>
-            <w:noProof/>
-            <w:webHidden/>
-          </w:rPr>
-        </w:r>
-        <w:r>
-          <w:rPr>
-            <w:rFonts w:ascii="Times New Roman" w:hAnsi="Times New Roman" w:cs="Times New Roman"/>
+            <w:noProof/>
+            <w:webHidden/>
+          </w:rPr>
+          <w:instrText xml:space="preserve"> PAGEREF _Toc210715390 \h </w:instrText>
+        </w:r>
+        <w:r>
+          <w:rPr>
+            <w:noProof/>
+            <w:webHidden/>
+          </w:rPr>
+        </w:r>
+        <w:r>
+          <w:rPr>
             <w:noProof/>
             <w:webHidden/>
           </w:rPr>
@@ -4124,7 +3667,6 @@
         </w:r>
         <w:r>
           <w:rPr>
-            <w:rFonts w:ascii="Times New Roman" w:hAnsi="Times New Roman" w:cs="Times New Roman"/>
             <w:noProof/>
             <w:webHidden/>
           </w:rPr>
@@ -4132,7 +3674,6 @@
         </w:r>
         <w:r>
           <w:rPr>
-            <w:rFonts w:ascii="Times New Roman" w:hAnsi="Times New Roman" w:cs="Times New Roman"/>
             <w:noProof/>
             <w:webHidden/>
           </w:rPr>
@@ -4147,9 +3688,8 @@
           <w:tab w:val="left" w:pos="1200"/>
           <w:tab w:val="right" w:leader="dot" w:pos="8976"/>
         </w:tabs>
-        <w:spacing w:after="0" w:line="240" w:lineRule="auto"/>
-        <w:rPr>
-          <w:rFonts w:ascii="Times New Roman" w:eastAsiaTheme="minorEastAsia" w:hAnsi="Times New Roman" w:cs="Times New Roman"/>
+        <w:rPr>
+          <w:rFonts w:eastAsiaTheme="minorEastAsia"/>
           <w:i w:val="0"/>
           <w:iCs w:val="0"/>
           <w:noProof/>
@@ -4157,18 +3697,17 @@
           <w:szCs w:val="24"/>
         </w:rPr>
       </w:pPr>
-      <w:hyperlink w:anchor="_Toc170895867" w:history="1">
+      <w:hyperlink w:anchor="_Toc210715391" w:history="1">
         <w:r>
           <w:rPr>
             <w:rStyle w:val="Hyperlink"/>
-            <w:rFonts w:ascii="Times New Roman" w:hAnsi="Times New Roman"/>
             <w:noProof/>
           </w:rPr>
           <w:t>3.2.7</w:t>
         </w:r>
         <w:r>
           <w:rPr>
-            <w:rFonts w:ascii="Times New Roman" w:eastAsiaTheme="minorEastAsia" w:hAnsi="Times New Roman" w:cs="Times New Roman"/>
+            <w:rFonts w:eastAsiaTheme="minorEastAsia"/>
             <w:i w:val="0"/>
             <w:iCs w:val="0"/>
             <w:noProof/>
@@ -4180,14 +3719,12 @@
         <w:r>
           <w:rPr>
             <w:rStyle w:val="Hyperlink"/>
-            <w:rFonts w:ascii="Times New Roman" w:hAnsi="Times New Roman"/>
             <w:noProof/>
           </w:rPr>
           <w:t>StudyAreaMaxWindspeed</w:t>
         </w:r>
         <w:r>
           <w:rPr>
-            <w:rFonts w:ascii="Times New Roman" w:hAnsi="Times New Roman" w:cs="Times New Roman"/>
             <w:noProof/>
             <w:webHidden/>
           </w:rPr>
@@ -4195,7 +3732,6 @@
         </w:r>
         <w:r>
           <w:rPr>
-            <w:rFonts w:ascii="Times New Roman" w:hAnsi="Times New Roman" w:cs="Times New Roman"/>
             <w:noProof/>
             <w:webHidden/>
           </w:rPr>
@@ -4203,22 +3739,19 @@
         </w:r>
         <w:r>
           <w:rPr>
-            <w:rFonts w:ascii="Times New Roman" w:hAnsi="Times New Roman" w:cs="Times New Roman"/>
-            <w:noProof/>
-            <w:webHidden/>
-          </w:rPr>
-          <w:instrText xml:space="preserve"> PAGEREF _Toc170895867 \h </w:instrText>
-        </w:r>
-        <w:r>
-          <w:rPr>
-            <w:rFonts w:ascii="Times New Roman" w:hAnsi="Times New Roman" w:cs="Times New Roman"/>
-            <w:noProof/>
-            <w:webHidden/>
-          </w:rPr>
-        </w:r>
-        <w:r>
-          <w:rPr>
-            <w:rFonts w:ascii="Times New Roman" w:hAnsi="Times New Roman" w:cs="Times New Roman"/>
+            <w:noProof/>
+            <w:webHidden/>
+          </w:rPr>
+          <w:instrText xml:space="preserve"> PAGEREF _Toc210715391 \h </w:instrText>
+        </w:r>
+        <w:r>
+          <w:rPr>
+            <w:noProof/>
+            <w:webHidden/>
+          </w:rPr>
+        </w:r>
+        <w:r>
+          <w:rPr>
             <w:noProof/>
             <w:webHidden/>
           </w:rPr>
@@ -4226,15 +3759,13 @@
         </w:r>
         <w:r>
           <w:rPr>
-            <w:rFonts w:ascii="Times New Roman" w:hAnsi="Times New Roman" w:cs="Times New Roman"/>
-            <w:noProof/>
-            <w:webHidden/>
-          </w:rPr>
-          <w:t>14</w:t>
-        </w:r>
-        <w:r>
-          <w:rPr>
-            <w:rFonts w:ascii="Times New Roman" w:hAnsi="Times New Roman" w:cs="Times New Roman"/>
+            <w:noProof/>
+            <w:webHidden/>
+          </w:rPr>
+          <w:t>15</w:t>
+        </w:r>
+        <w:r>
+          <w:rPr>
             <w:noProof/>
             <w:webHidden/>
           </w:rPr>
@@ -4249,9 +3780,8 @@
           <w:tab w:val="left" w:pos="1200"/>
           <w:tab w:val="right" w:leader="dot" w:pos="8976"/>
         </w:tabs>
-        <w:spacing w:after="0" w:line="240" w:lineRule="auto"/>
-        <w:rPr>
-          <w:rFonts w:ascii="Times New Roman" w:eastAsiaTheme="minorEastAsia" w:hAnsi="Times New Roman" w:cs="Times New Roman"/>
+        <w:rPr>
+          <w:rFonts w:eastAsiaTheme="minorEastAsia"/>
           <w:i w:val="0"/>
           <w:iCs w:val="0"/>
           <w:noProof/>
@@ -4259,18 +3789,17 @@
           <w:szCs w:val="24"/>
         </w:rPr>
       </w:pPr>
-      <w:hyperlink w:anchor="_Toc170895868" w:history="1">
+      <w:hyperlink w:anchor="_Toc210715392" w:history="1">
         <w:r>
           <w:rPr>
             <w:rStyle w:val="Hyperlink"/>
-            <w:rFonts w:ascii="Times New Roman" w:hAnsi="Times New Roman"/>
             <w:noProof/>
           </w:rPr>
           <w:t>3.2.8</w:t>
         </w:r>
         <w:r>
           <w:rPr>
-            <w:rFonts w:ascii="Times New Roman" w:eastAsiaTheme="minorEastAsia" w:hAnsi="Times New Roman" w:cs="Times New Roman"/>
+            <w:rFonts w:eastAsiaTheme="minorEastAsia"/>
             <w:i w:val="0"/>
             <w:iCs w:val="0"/>
             <w:noProof/>
@@ -4282,14 +3811,12 @@
         <w:r>
           <w:rPr>
             <w:rStyle w:val="Hyperlink"/>
-            <w:rFonts w:ascii="Times New Roman" w:hAnsi="Times New Roman"/>
             <w:noProof/>
           </w:rPr>
           <w:t>StudyAreaMinWindspeed</w:t>
         </w:r>
         <w:r>
           <w:rPr>
-            <w:rFonts w:ascii="Times New Roman" w:hAnsi="Times New Roman" w:cs="Times New Roman"/>
             <w:noProof/>
             <w:webHidden/>
           </w:rPr>
@@ -4297,7 +3824,6 @@
         </w:r>
         <w:r>
           <w:rPr>
-            <w:rFonts w:ascii="Times New Roman" w:hAnsi="Times New Roman" w:cs="Times New Roman"/>
             <w:noProof/>
             <w:webHidden/>
           </w:rPr>
@@ -4305,22 +3831,19 @@
         </w:r>
         <w:r>
           <w:rPr>
-            <w:rFonts w:ascii="Times New Roman" w:hAnsi="Times New Roman" w:cs="Times New Roman"/>
-            <w:noProof/>
-            <w:webHidden/>
-          </w:rPr>
-          <w:instrText xml:space="preserve"> PAGEREF _Toc170895868 \h </w:instrText>
-        </w:r>
-        <w:r>
-          <w:rPr>
-            <w:rFonts w:ascii="Times New Roman" w:hAnsi="Times New Roman" w:cs="Times New Roman"/>
-            <w:noProof/>
-            <w:webHidden/>
-          </w:rPr>
-        </w:r>
-        <w:r>
-          <w:rPr>
-            <w:rFonts w:ascii="Times New Roman" w:hAnsi="Times New Roman" w:cs="Times New Roman"/>
+            <w:noProof/>
+            <w:webHidden/>
+          </w:rPr>
+          <w:instrText xml:space="preserve"> PAGEREF _Toc210715392 \h </w:instrText>
+        </w:r>
+        <w:r>
+          <w:rPr>
+            <w:noProof/>
+            <w:webHidden/>
+          </w:rPr>
+        </w:r>
+        <w:r>
+          <w:rPr>
             <w:noProof/>
             <w:webHidden/>
           </w:rPr>
@@ -4328,7 +3851,6 @@
         </w:r>
         <w:r>
           <w:rPr>
-            <w:rFonts w:ascii="Times New Roman" w:hAnsi="Times New Roman" w:cs="Times New Roman"/>
             <w:noProof/>
             <w:webHidden/>
           </w:rPr>
@@ -4336,7 +3858,6 @@
         </w:r>
         <w:r>
           <w:rPr>
-            <w:rFonts w:ascii="Times New Roman" w:hAnsi="Times New Roman" w:cs="Times New Roman"/>
             <w:noProof/>
             <w:webHidden/>
           </w:rPr>
@@ -4351,9 +3872,8 @@
           <w:tab w:val="left" w:pos="1200"/>
           <w:tab w:val="right" w:leader="dot" w:pos="8976"/>
         </w:tabs>
-        <w:spacing w:after="0" w:line="240" w:lineRule="auto"/>
-        <w:rPr>
-          <w:rFonts w:ascii="Times New Roman" w:eastAsiaTheme="minorEastAsia" w:hAnsi="Times New Roman" w:cs="Times New Roman"/>
+        <w:rPr>
+          <w:rFonts w:eastAsiaTheme="minorEastAsia"/>
           <w:i w:val="0"/>
           <w:iCs w:val="0"/>
           <w:noProof/>
@@ -4361,18 +3881,17 @@
           <w:szCs w:val="24"/>
         </w:rPr>
       </w:pPr>
-      <w:hyperlink w:anchor="_Toc170895869" w:history="1">
+      <w:hyperlink w:anchor="_Toc210715393" w:history="1">
         <w:r>
           <w:rPr>
             <w:rStyle w:val="Hyperlink"/>
-            <w:rFonts w:ascii="Times New Roman" w:hAnsi="Times New Roman"/>
             <w:noProof/>
           </w:rPr>
           <w:t>3.2.9</w:t>
         </w:r>
         <w:r>
           <w:rPr>
-            <w:rFonts w:ascii="Times New Roman" w:eastAsiaTheme="minorEastAsia" w:hAnsi="Times New Roman" w:cs="Times New Roman"/>
+            <w:rFonts w:eastAsiaTheme="minorEastAsia"/>
             <w:i w:val="0"/>
             <w:iCs w:val="0"/>
             <w:noProof/>
@@ -4384,14 +3903,12 @@
         <w:r>
           <w:rPr>
             <w:rStyle w:val="Hyperlink"/>
-            <w:rFonts w:ascii="Times New Roman" w:hAnsi="Times New Roman"/>
             <w:noProof/>
           </w:rPr>
           <w:t>ImpactsStudyArea</w:t>
         </w:r>
         <w:r>
           <w:rPr>
-            <w:rFonts w:ascii="Times New Roman" w:hAnsi="Times New Roman" w:cs="Times New Roman"/>
             <w:noProof/>
             <w:webHidden/>
           </w:rPr>
@@ -4399,7 +3916,6 @@
         </w:r>
         <w:r>
           <w:rPr>
-            <w:rFonts w:ascii="Times New Roman" w:hAnsi="Times New Roman" w:cs="Times New Roman"/>
             <w:noProof/>
             <w:webHidden/>
           </w:rPr>
@@ -4407,22 +3923,19 @@
         </w:r>
         <w:r>
           <w:rPr>
-            <w:rFonts w:ascii="Times New Roman" w:hAnsi="Times New Roman" w:cs="Times New Roman"/>
-            <w:noProof/>
-            <w:webHidden/>
-          </w:rPr>
-          <w:instrText xml:space="preserve"> PAGEREF _Toc170895869 \h </w:instrText>
-        </w:r>
-        <w:r>
-          <w:rPr>
-            <w:rFonts w:ascii="Times New Roman" w:hAnsi="Times New Roman" w:cs="Times New Roman"/>
-            <w:noProof/>
-            <w:webHidden/>
-          </w:rPr>
-        </w:r>
-        <w:r>
-          <w:rPr>
-            <w:rFonts w:ascii="Times New Roman" w:hAnsi="Times New Roman" w:cs="Times New Roman"/>
+            <w:noProof/>
+            <w:webHidden/>
+          </w:rPr>
+          <w:instrText xml:space="preserve"> PAGEREF _Toc210715393 \h </w:instrText>
+        </w:r>
+        <w:r>
+          <w:rPr>
+            <w:noProof/>
+            <w:webHidden/>
+          </w:rPr>
+        </w:r>
+        <w:r>
+          <w:rPr>
             <w:noProof/>
             <w:webHidden/>
           </w:rPr>
@@ -4430,7 +3943,6 @@
         </w:r>
         <w:r>
           <w:rPr>
-            <w:rFonts w:ascii="Times New Roman" w:hAnsi="Times New Roman" w:cs="Times New Roman"/>
             <w:noProof/>
             <w:webHidden/>
           </w:rPr>
@@ -4438,7 +3950,6 @@
         </w:r>
         <w:r>
           <w:rPr>
-            <w:rFonts w:ascii="Times New Roman" w:hAnsi="Times New Roman" w:cs="Times New Roman"/>
             <w:noProof/>
             <w:webHidden/>
           </w:rPr>
@@ -4472,7 +3983,7 @@
         <w:pStyle w:val="Heading1"/>
       </w:pPr>
       <w:bookmarkStart w:id="1" w:name="_Toc102232953"/>
-      <w:bookmarkStart w:id="2" w:name="_Toc170895827"/>
+      <w:bookmarkStart w:id="2" w:name="_Toc210715351"/>
       <w:r>
         <w:lastRenderedPageBreak/>
         <w:t>Introduction</w:t>
@@ -4488,17 +3999,11 @@
       <w:r>
         <w:t xml:space="preserve">This document describes the </w:t>
       </w:r>
-      <w:fldSimple w:instr=" DOCPROPERTY  &quot;Extension Name&quot;  \* MERGEFORMAT ">
-        <w:r>
-          <w:rPr>
-            <w:b/>
-            <w:bCs/>
-          </w:rPr>
-          <w:t>Base Hurricane</w:t>
-        </w:r>
-      </w:fldSimple>
-      <w:r>
-        <w:t xml:space="preserve"> extension for the LANDIS-II model.  For information about the model and its core concepts, see the </w:t>
+      <w:r>
+        <w:t xml:space="preserve">Biomass Hurricane </w:t>
+      </w:r>
+      <w:r>
+        <w:t xml:space="preserve">extension for the LANDIS-II model.  For information about the model and its core concepts, see the </w:t>
       </w:r>
       <w:r>
         <w:rPr>
@@ -4574,32 +4079,36 @@
         <w:t>wind speed</w:t>
       </w:r>
       <w:r>
-        <w:t xml:space="preserve">s in reality vary over </w:t>
+        <w:t xml:space="preserve">s </w:t>
+      </w:r>
+      <w:r>
+        <w:t>vary</w:t>
+      </w:r>
+      <w:r>
+        <w:t xml:space="preserve"> over </w:t>
       </w:r>
       <w:r>
         <w:t xml:space="preserve">the </w:t>
       </w:r>
-      <w:proofErr w:type="gramStart"/>
-      <w:r>
-        <w:t>duration</w:t>
-      </w:r>
-      <w:proofErr w:type="gramEnd"/>
+      <w:r>
+        <w:t xml:space="preserve">duration </w:t>
+      </w:r>
+      <w:r>
+        <w:t xml:space="preserve">of </w:t>
+      </w:r>
+      <w:r>
+        <w:t xml:space="preserve">the event, only the maximum </w:t>
+      </w:r>
+      <w:r>
+        <w:t>wind speed</w:t>
+      </w:r>
+      <w:r>
+        <w:t xml:space="preserve"> is considered for mortality computation.</w:t>
+      </w:r>
       <w:r>
         <w:t xml:space="preserve"> </w:t>
       </w:r>
       <w:r>
-        <w:t xml:space="preserve">the event, only the maximum </w:t>
-      </w:r>
-      <w:r>
-        <w:t>wind speed</w:t>
-      </w:r>
-      <w:r>
-        <w:t xml:space="preserve"> is considered for mortality computation.</w:t>
-      </w:r>
-      <w:r>
-        <w:t xml:space="preserve"> </w:t>
-      </w:r>
-      <w:r>
         <w:t xml:space="preserve">Other factors such as the effect of soil saturation may be considered to be included in the statistical representation of the </w:t>
       </w:r>
       <w:r>
@@ -4622,7 +4131,7 @@
         <w:pStyle w:val="Heading2"/>
       </w:pPr>
       <w:bookmarkStart w:id="3" w:name="_Toc102232954"/>
-      <w:bookmarkStart w:id="4" w:name="_Toc170895828"/>
+      <w:bookmarkStart w:id="4" w:name="_Toc210715352"/>
       <w:r>
         <w:t>Hurricane</w:t>
       </w:r>
@@ -4849,7 +4358,7 @@
         <w:pStyle w:val="Heading2"/>
       </w:pPr>
       <w:bookmarkStart w:id="5" w:name="_Ref17381554"/>
-      <w:bookmarkStart w:id="6" w:name="_Toc170895829"/>
+      <w:bookmarkStart w:id="6" w:name="_Toc210715353"/>
       <w:r>
         <w:t xml:space="preserve">Locating </w:t>
       </w:r>
@@ -4931,19 +4440,11 @@
         <w:pStyle w:val="Body"/>
       </w:pPr>
       <w:r>
-        <w:t xml:space="preserve">Note that the overall study area must be large enough to accommodate a coastline that is large enough to produce all storms that could strike the study area.  If the study area is small relative to the size of </w:t>
+        <w:t xml:space="preserve">Note that the overall study area must be large enough to accommodate a coastline that is large enough to produce all storms that could strike </w:t>
       </w:r>
       <w:r>
         <w:lastRenderedPageBreak/>
-        <w:t xml:space="preserve">expected storms, it may be necessary to create a landscape with a small fraction of active cells.  There is, however, no penalty within LANDIS-II for having one or many inactive cells.  They consume neither memory </w:t>
-      </w:r>
-      <w:proofErr w:type="gramStart"/>
-      <w:r>
-        <w:t>or</w:t>
-      </w:r>
-      <w:proofErr w:type="gramEnd"/>
-      <w:r>
-        <w:t xml:space="preserve"> require any additional processing.</w:t>
+        <w:t>the study area.  If the study area is small relative to the size of expected storms, it may be necessary to create a landscape with a small fraction of active cells.  There is, however, no penalty within LANDIS-II for having one or many inactive cells.  They consume neither memory or require any additional processing.</w:t>
       </w:r>
     </w:p>
     <w:p>
@@ -4960,15 +4461,7 @@
         <w:t xml:space="preserve">) and will progress </w:t>
       </w:r>
       <w:r>
-        <w:t xml:space="preserve">in a direction determined </w:t>
-      </w:r>
-      <w:proofErr w:type="gramStart"/>
-      <w:r>
-        <w:t>from</w:t>
-      </w:r>
-      <w:proofErr w:type="gramEnd"/>
-      <w:r>
-        <w:t xml:space="preserve"> a normal distribution.  </w:t>
+        <w:t xml:space="preserve">in a direction determined from a normal distribution.  </w:t>
       </w:r>
     </w:p>
     <w:p>
@@ -5046,7 +4539,7 @@
       </w:pPr>
       <w:bookmarkStart w:id="7" w:name="_Toc133386203"/>
       <w:bookmarkStart w:id="8" w:name="_Toc133907137"/>
-      <w:bookmarkStart w:id="9" w:name="_Toc170895830"/>
+      <w:bookmarkStart w:id="9" w:name="_Toc210715354"/>
       <w:r>
         <w:t>Landfall</w:t>
       </w:r>
@@ -5065,6 +4558,7 @@
         <w:pStyle w:val="Body"/>
       </w:pPr>
       <w:r>
+        <w:lastRenderedPageBreak/>
         <w:t xml:space="preserve">If the </w:t>
       </w:r>
       <w:r>
@@ -5074,11 +4568,7 @@
         <w:t>coastal slope</w:t>
       </w:r>
       <w:r>
-        <w:t xml:space="preserve">’) determines how storm locations are distributed.  For example, a strictly east-west bearing will </w:t>
-      </w:r>
-      <w:r>
-        <w:lastRenderedPageBreak/>
-        <w:t xml:space="preserve">have a slope of 0.  A bearing from southwest to northeast (e.g., the Atlantic coast of U.S.) has a bearing of roughly 1.0.  </w:t>
+        <w:t xml:space="preserve">’) determines how storm locations are distributed.  For example, a strictly east-west bearing will have a slope of 0.  A bearing from southwest to northeast (e.g., the Atlantic coast of U.S.) has a bearing of roughly 1.0.  </w:t>
       </w:r>
     </w:p>
     <w:p>
@@ -5230,7 +4720,7 @@
         <w:pStyle w:val="Heading2"/>
       </w:pPr>
       <w:bookmarkStart w:id="10" w:name="_Ref17380362"/>
-      <w:bookmarkStart w:id="11" w:name="_Toc170895831"/>
+      <w:bookmarkStart w:id="11" w:name="_Toc210715355"/>
       <w:r>
         <w:t>Modelling of Landfall Wind Speed</w:t>
       </w:r>
@@ -6483,7 +5973,7 @@
       <w:pPr>
         <w:pStyle w:val="Heading2"/>
       </w:pPr>
-      <w:bookmarkStart w:id="12" w:name="_Toc170895832"/>
+      <w:bookmarkStart w:id="12" w:name="_Toc210715356"/>
       <w:r>
         <w:t>Major Releases</w:t>
       </w:r>
@@ -6494,7 +5984,7 @@
         <w:pStyle w:val="Heading3"/>
         <w:ind w:left="720" w:hanging="720"/>
       </w:pPr>
-      <w:bookmarkStart w:id="13" w:name="_Toc170895833"/>
+      <w:bookmarkStart w:id="13" w:name="_Toc210715357"/>
       <w:r>
         <w:t>Version 3.0 (August 2024)</w:t>
       </w:r>
@@ -6512,6 +6002,12 @@
           <w:rFonts w:ascii="Times New Roman" w:hAnsi="Times New Roman" w:cs="Times New Roman"/>
         </w:rPr>
         <w:t>Updated to compatible with Core v8.</w:t>
+      </w:r>
+      <w:r>
+        <w:rPr>
+          <w:rFonts w:ascii="Times New Roman" w:hAnsi="Times New Roman" w:cs="Times New Roman"/>
+        </w:rPr>
+        <w:t xml:space="preserve">  Renamed Biomass Hurricane to reflect new structure.</w:t>
       </w:r>
     </w:p>
     <w:p>
@@ -6519,7 +6015,7 @@
         <w:pStyle w:val="Heading3"/>
         <w:ind w:left="720" w:hanging="720"/>
       </w:pPr>
-      <w:bookmarkStart w:id="14" w:name="_Toc170895834"/>
+      <w:bookmarkStart w:id="14" w:name="_Toc210715358"/>
       <w:r>
         <w:t xml:space="preserve">Version </w:t>
       </w:r>
@@ -6558,7 +6054,7 @@
       <w:pPr>
         <w:pStyle w:val="Heading2"/>
       </w:pPr>
-      <w:bookmarkStart w:id="15" w:name="_Toc170895835"/>
+      <w:bookmarkStart w:id="15" w:name="_Toc210715359"/>
       <w:bookmarkEnd w:id="7"/>
       <w:bookmarkEnd w:id="8"/>
       <w:r>
@@ -6570,7 +6066,7 @@
       <w:pPr>
         <w:pStyle w:val="Heading2"/>
       </w:pPr>
-      <w:bookmarkStart w:id="16" w:name="_Toc170895836"/>
+      <w:bookmarkStart w:id="16" w:name="_Toc210715360"/>
       <w:r>
         <w:t>Acknowledgements</w:t>
       </w:r>
@@ -6613,7 +6109,7 @@
         <w:pStyle w:val="Heading1"/>
       </w:pPr>
       <w:bookmarkStart w:id="17" w:name="_Toc102232959"/>
-      <w:bookmarkStart w:id="18" w:name="_Toc170895837"/>
+      <w:bookmarkStart w:id="18" w:name="_Toc210715361"/>
       <w:r>
         <w:lastRenderedPageBreak/>
         <w:t>Input File</w:t>
@@ -6626,15 +6122,11 @@
         <w:pStyle w:val="textbody"/>
         <w:rPr>
           <w:rFonts w:ascii="Times New Roman" w:hAnsi="Times New Roman" w:cs="Times New Roman"/>
-          <w:sz w:val="24"/>
-          <w:szCs w:val="24"/>
         </w:rPr>
       </w:pPr>
       <w:r>
         <w:rPr>
           <w:rFonts w:ascii="Times New Roman" w:hAnsi="Times New Roman" w:cs="Times New Roman"/>
-          <w:sz w:val="24"/>
-          <w:szCs w:val="24"/>
         </w:rPr>
         <w:t>The input parameters for this extension are specified in one input file.  This text file must comply with the general format requirements described in section 3.1 Text Input Files in the LANDIS-II Model User Guide.</w:t>
       </w:r>
@@ -6646,7 +6138,7 @@
       <w:bookmarkStart w:id="19" w:name="_Toc112235332"/>
       <w:bookmarkStart w:id="20" w:name="_Toc133386213"/>
       <w:bookmarkStart w:id="21" w:name="_Toc133907148"/>
-      <w:bookmarkStart w:id="22" w:name="_Toc170895838"/>
+      <w:bookmarkStart w:id="22" w:name="_Toc210715362"/>
       <w:proofErr w:type="spellStart"/>
       <w:r>
         <w:t>LandisData</w:t>
@@ -6662,47 +6154,35 @@
         <w:pStyle w:val="textbody"/>
         <w:rPr>
           <w:rFonts w:ascii="Times New Roman" w:hAnsi="Times New Roman" w:cs="Times New Roman"/>
-          <w:sz w:val="24"/>
-          <w:szCs w:val="24"/>
         </w:rPr>
       </w:pPr>
       <w:r>
         <w:rPr>
           <w:rFonts w:ascii="Times New Roman" w:hAnsi="Times New Roman" w:cs="Times New Roman"/>
-          <w:sz w:val="24"/>
-          <w:szCs w:val="24"/>
         </w:rPr>
         <w:t xml:space="preserve">This </w:t>
       </w:r>
       <w:r>
         <w:rPr>
           <w:rFonts w:ascii="Times New Roman" w:hAnsi="Times New Roman" w:cs="Times New Roman"/>
-          <w:sz w:val="24"/>
-          <w:szCs w:val="24"/>
         </w:rPr>
         <w:t>value of this parameter</w:t>
       </w:r>
       <w:r>
         <w:rPr>
           <w:rFonts w:ascii="Times New Roman" w:hAnsi="Times New Roman" w:cs="Times New Roman"/>
-          <w:sz w:val="24"/>
-          <w:szCs w:val="24"/>
         </w:rPr>
         <w:t xml:space="preserve"> must be "</w:t>
       </w:r>
       <w:r>
         <w:rPr>
           <w:rFonts w:ascii="Times New Roman" w:hAnsi="Times New Roman" w:cs="Times New Roman"/>
-          <w:sz w:val="24"/>
-          <w:szCs w:val="24"/>
         </w:rPr>
         <w:t xml:space="preserve"> Hurricane</w:t>
       </w:r>
       <w:r>
         <w:rPr>
           <w:rFonts w:ascii="Times New Roman" w:hAnsi="Times New Roman" w:cs="Times New Roman"/>
-          <w:sz w:val="24"/>
-          <w:szCs w:val="24"/>
         </w:rPr>
         <w:t>".</w:t>
       </w:r>
@@ -6714,7 +6194,7 @@
       <w:bookmarkStart w:id="23" w:name="_Toc112235333"/>
       <w:bookmarkStart w:id="24" w:name="_Toc133386214"/>
       <w:bookmarkStart w:id="25" w:name="_Toc133907149"/>
-      <w:bookmarkStart w:id="26" w:name="_Toc170895839"/>
+      <w:bookmarkStart w:id="26" w:name="_Toc210715363"/>
       <w:r>
         <w:t>Timestep</w:t>
       </w:r>
@@ -6728,47 +6208,35 @@
         <w:pStyle w:val="textbody"/>
         <w:rPr>
           <w:rFonts w:ascii="Times New Roman" w:hAnsi="Times New Roman" w:cs="Times New Roman"/>
-          <w:sz w:val="24"/>
-          <w:szCs w:val="24"/>
         </w:rPr>
       </w:pPr>
       <w:r>
         <w:rPr>
           <w:rFonts w:ascii="Times New Roman" w:hAnsi="Times New Roman" w:cs="Times New Roman"/>
-          <w:sz w:val="24"/>
-          <w:szCs w:val="24"/>
         </w:rPr>
         <w:t xml:space="preserve">This parameter is the </w:t>
       </w:r>
       <w:r>
         <w:rPr>
           <w:rFonts w:ascii="Times New Roman" w:hAnsi="Times New Roman" w:cs="Times New Roman"/>
-          <w:sz w:val="24"/>
-          <w:szCs w:val="24"/>
         </w:rPr>
         <w:t xml:space="preserve">timestep of the </w:t>
       </w:r>
       <w:r>
         <w:rPr>
           <w:rFonts w:ascii="Times New Roman" w:hAnsi="Times New Roman" w:cs="Times New Roman"/>
-          <w:sz w:val="24"/>
-          <w:szCs w:val="24"/>
         </w:rPr>
         <w:t>hurricane</w:t>
       </w:r>
       <w:r>
         <w:rPr>
           <w:rFonts w:ascii="Times New Roman" w:hAnsi="Times New Roman" w:cs="Times New Roman"/>
-          <w:sz w:val="24"/>
-          <w:szCs w:val="24"/>
         </w:rPr>
         <w:t xml:space="preserve"> extension</w:t>
       </w:r>
       <w:r>
         <w:rPr>
           <w:rFonts w:ascii="Times New Roman" w:hAnsi="Times New Roman" w:cs="Times New Roman"/>
-          <w:sz w:val="24"/>
-          <w:szCs w:val="24"/>
         </w:rPr>
         <w:t>.  Value: integer &gt; 0.  Units: years.</w:t>
       </w:r>
@@ -6779,7 +6247,7 @@
       </w:pPr>
       <w:bookmarkStart w:id="27" w:name="_Ref133899099"/>
       <w:bookmarkStart w:id="28" w:name="_Toc133907154"/>
-      <w:bookmarkStart w:id="29" w:name="_Toc170895840"/>
+      <w:bookmarkStart w:id="29" w:name="_Toc210715364"/>
       <w:proofErr w:type="spellStart"/>
       <w:r>
         <w:t>HurricaneRandomNumberSeed</w:t>
@@ -6795,22 +6263,14 @@
         <w:pStyle w:val="Body"/>
       </w:pPr>
       <w:r>
-        <w:t xml:space="preserve">New to LANDIS-II:  The user can determine a random </w:t>
-      </w:r>
-      <w:proofErr w:type="gramStart"/>
-      <w:r>
-        <w:t>number</w:t>
-      </w:r>
-      <w:proofErr w:type="gramEnd"/>
-      <w:r>
-        <w:t xml:space="preserve"> seed that is separate from the Core random number seed.  Doing so allows other stochastic events to vary separately from hurricanes.  For example, the user might want all fires to remain the same while hurricanes varied or vice versa.</w:t>
+        <w:t>New to LANDIS-II:  The user can determine a random number seed that is separate from the Core random number seed.  Doing so allows other stochastic events to vary separately from hurricanes.  For example, the user might want all fires to remain the same while hurricanes varied or vice versa.</w:t>
       </w:r>
     </w:p>
     <w:p>
       <w:pPr>
         <w:pStyle w:val="Heading2"/>
       </w:pPr>
-      <w:bookmarkStart w:id="30" w:name="_Toc170895841"/>
+      <w:bookmarkStart w:id="30" w:name="_Toc210715365"/>
       <w:proofErr w:type="spellStart"/>
       <w:r>
         <w:t>StormOccurrenceProbabilities</w:t>
@@ -6856,15 +6316,7 @@
         <w:pStyle w:val="Body"/>
       </w:pPr>
       <w:r>
-        <w:t xml:space="preserve">Column 2:  The probability of that number of </w:t>
-      </w:r>
-      <w:proofErr w:type="gramStart"/>
-      <w:r>
-        <w:t>storm</w:t>
-      </w:r>
-      <w:proofErr w:type="gramEnd"/>
-      <w:r>
-        <w:t>.</w:t>
+        <w:t>Column 2:  The probability of that number of storm.</w:t>
       </w:r>
     </w:p>
     <w:p>
@@ -6998,19 +6450,50 @@
           <w:sz w:val="19"/>
           <w:szCs w:val="19"/>
         </w:rPr>
-        <w:t xml:space="preserve"> &gt;</w:t>
-      </w:r>
-      <w:proofErr w:type="gramStart"/>
-      <w:r>
+        <w:lastRenderedPageBreak/>
+        <w:t xml:space="preserve"> &gt;&gt;  Per</w:t>
+      </w:r>
+    </w:p>
+    <w:p>
+      <w:pPr>
+        <w:autoSpaceDE w:val="0"/>
+        <w:autoSpaceDN w:val="0"/>
+        <w:adjustRightInd w:val="0"/>
+        <w:spacing w:line="240" w:lineRule="auto"/>
         <w:rPr>
           <w:rFonts w:ascii="Consolas" w:eastAsia="Times New Roman" w:hAnsi="Consolas" w:cs="Consolas"/>
           <w:color w:val="000000"/>
           <w:sz w:val="19"/>
           <w:szCs w:val="19"/>
         </w:rPr>
-        <w:t>&gt;  Per</w:t>
-      </w:r>
-      <w:proofErr w:type="gramEnd"/>
+      </w:pPr>
+      <w:r>
+        <w:rPr>
+          <w:rFonts w:ascii="Consolas" w:eastAsia="Times New Roman" w:hAnsi="Consolas" w:cs="Consolas"/>
+          <w:color w:val="000000"/>
+          <w:sz w:val="19"/>
+          <w:szCs w:val="19"/>
+        </w:rPr>
+        <w:t xml:space="preserve"> &gt;&gt;  Year       </w:t>
+      </w:r>
+      <w:r>
+        <w:rPr>
+          <w:rFonts w:ascii="Consolas" w:eastAsia="Times New Roman" w:hAnsi="Consolas" w:cs="Consolas"/>
+          <w:color w:val="000000"/>
+          <w:sz w:val="19"/>
+          <w:szCs w:val="19"/>
+        </w:rPr>
+        <w:tab/>
+      </w:r>
+      <w:r>
+        <w:rPr>
+          <w:rFonts w:ascii="Consolas" w:eastAsia="Times New Roman" w:hAnsi="Consolas" w:cs="Consolas"/>
+          <w:color w:val="000000"/>
+          <w:sz w:val="19"/>
+          <w:szCs w:val="19"/>
+        </w:rPr>
+        <w:t>Probability  &lt;&lt; Sum must = 1.0</w:t>
+      </w:r>
     </w:p>
     <w:p>
       <w:pPr>
@@ -7032,9 +6515,8 @@
           <w:sz w:val="19"/>
           <w:szCs w:val="19"/>
         </w:rPr>
-        <w:t xml:space="preserve"> &gt;</w:t>
-      </w:r>
-      <w:proofErr w:type="gramStart"/>
+        <w:t xml:space="preserve">        0</w:t>
+      </w:r>
       <w:r>
         <w:rPr>
           <w:rFonts w:ascii="Consolas" w:eastAsia="Times New Roman" w:hAnsi="Consolas" w:cs="Consolas"/>
@@ -7042,9 +6524,8 @@
           <w:sz w:val="19"/>
           <w:szCs w:val="19"/>
         </w:rPr>
-        <w:t>&gt;  Year</w:t>
-      </w:r>
-      <w:proofErr w:type="gramEnd"/>
+        <w:tab/>
+      </w:r>
       <w:r>
         <w:rPr>
           <w:rFonts w:ascii="Consolas" w:eastAsia="Times New Roman" w:hAnsi="Consolas" w:cs="Consolas"/>
@@ -7052,17 +6533,23 @@
           <w:sz w:val="19"/>
           <w:szCs w:val="19"/>
         </w:rPr>
-        <w:t xml:space="preserve">       </w:t>
-      </w:r>
-      <w:r>
+        <w:tab/>
+        <w:t xml:space="preserve">0.60 </w:t>
+      </w:r>
+    </w:p>
+    <w:p>
+      <w:pPr>
+        <w:autoSpaceDE w:val="0"/>
+        <w:autoSpaceDN w:val="0"/>
+        <w:adjustRightInd w:val="0"/>
+        <w:spacing w:line="240" w:lineRule="auto"/>
         <w:rPr>
           <w:rFonts w:ascii="Consolas" w:eastAsia="Times New Roman" w:hAnsi="Consolas" w:cs="Consolas"/>
           <w:color w:val="000000"/>
           <w:sz w:val="19"/>
           <w:szCs w:val="19"/>
         </w:rPr>
-        <w:tab/>
-      </w:r>
+      </w:pPr>
       <w:r>
         <w:rPr>
           <w:rFonts w:ascii="Consolas" w:eastAsia="Times New Roman" w:hAnsi="Consolas" w:cs="Consolas"/>
@@ -7070,7 +6557,26 @@
           <w:sz w:val="19"/>
           <w:szCs w:val="19"/>
         </w:rPr>
-        <w:t>Probability  &lt;&lt; Sum must = 1.0</w:t>
+        <w:t xml:space="preserve">        1</w:t>
+      </w:r>
+      <w:r>
+        <w:rPr>
+          <w:rFonts w:ascii="Consolas" w:eastAsia="Times New Roman" w:hAnsi="Consolas" w:cs="Consolas"/>
+          <w:color w:val="000000"/>
+          <w:sz w:val="19"/>
+          <w:szCs w:val="19"/>
+        </w:rPr>
+        <w:tab/>
+      </w:r>
+      <w:r>
+        <w:rPr>
+          <w:rFonts w:ascii="Consolas" w:eastAsia="Times New Roman" w:hAnsi="Consolas" w:cs="Consolas"/>
+          <w:color w:val="000000"/>
+          <w:sz w:val="19"/>
+          <w:szCs w:val="19"/>
+        </w:rPr>
+        <w:tab/>
+        <w:t>0.33</w:t>
       </w:r>
     </w:p>
     <w:p>
@@ -7093,8 +6599,7 @@
           <w:sz w:val="19"/>
           <w:szCs w:val="19"/>
         </w:rPr>
-        <w:lastRenderedPageBreak/>
-        <w:t xml:space="preserve">        0</w:t>
+        <w:t xml:space="preserve">        2       </w:t>
       </w:r>
       <w:r>
         <w:rPr>
@@ -7104,31 +6609,31 @@
           <w:szCs w:val="19"/>
         </w:rPr>
         <w:tab/>
-      </w:r>
-      <w:r>
+        <w:t>0.06</w:t>
+      </w:r>
+    </w:p>
+    <w:p>
+      <w:pPr>
+        <w:autoSpaceDE w:val="0"/>
+        <w:autoSpaceDN w:val="0"/>
+        <w:adjustRightInd w:val="0"/>
+        <w:spacing w:line="240" w:lineRule="auto"/>
         <w:rPr>
           <w:rFonts w:ascii="Consolas" w:eastAsia="Times New Roman" w:hAnsi="Consolas" w:cs="Consolas"/>
           <w:color w:val="000000"/>
           <w:sz w:val="19"/>
           <w:szCs w:val="19"/>
         </w:rPr>
-        <w:tab/>
-        <w:t xml:space="preserve">0.60 </w:t>
-      </w:r>
-    </w:p>
-    <w:p>
-      <w:pPr>
-        <w:autoSpaceDE w:val="0"/>
-        <w:autoSpaceDN w:val="0"/>
-        <w:adjustRightInd w:val="0"/>
-        <w:spacing w:line="240" w:lineRule="auto"/>
+      </w:pPr>
+      <w:r>
         <w:rPr>
           <w:rFonts w:ascii="Consolas" w:eastAsia="Times New Roman" w:hAnsi="Consolas" w:cs="Consolas"/>
           <w:color w:val="000000"/>
           <w:sz w:val="19"/>
           <w:szCs w:val="19"/>
         </w:rPr>
-      </w:pPr>
+        <w:t xml:space="preserve">        3          </w:t>
+      </w:r>
       <w:r>
         <w:rPr>
           <w:rFonts w:ascii="Consolas" w:eastAsia="Times New Roman" w:hAnsi="Consolas" w:cs="Consolas"/>
@@ -7136,90 +6641,6 @@
           <w:sz w:val="19"/>
           <w:szCs w:val="19"/>
         </w:rPr>
-        <w:t xml:space="preserve">        1</w:t>
-      </w:r>
-      <w:r>
-        <w:rPr>
-          <w:rFonts w:ascii="Consolas" w:eastAsia="Times New Roman" w:hAnsi="Consolas" w:cs="Consolas"/>
-          <w:color w:val="000000"/>
-          <w:sz w:val="19"/>
-          <w:szCs w:val="19"/>
-        </w:rPr>
-        <w:tab/>
-      </w:r>
-      <w:r>
-        <w:rPr>
-          <w:rFonts w:ascii="Consolas" w:eastAsia="Times New Roman" w:hAnsi="Consolas" w:cs="Consolas"/>
-          <w:color w:val="000000"/>
-          <w:sz w:val="19"/>
-          <w:szCs w:val="19"/>
-        </w:rPr>
-        <w:tab/>
-        <w:t>0.33</w:t>
-      </w:r>
-    </w:p>
-    <w:p>
-      <w:pPr>
-        <w:autoSpaceDE w:val="0"/>
-        <w:autoSpaceDN w:val="0"/>
-        <w:adjustRightInd w:val="0"/>
-        <w:spacing w:line="240" w:lineRule="auto"/>
-        <w:rPr>
-          <w:rFonts w:ascii="Consolas" w:eastAsia="Times New Roman" w:hAnsi="Consolas" w:cs="Consolas"/>
-          <w:color w:val="000000"/>
-          <w:sz w:val="19"/>
-          <w:szCs w:val="19"/>
-        </w:rPr>
-      </w:pPr>
-      <w:r>
-        <w:rPr>
-          <w:rFonts w:ascii="Consolas" w:eastAsia="Times New Roman" w:hAnsi="Consolas" w:cs="Consolas"/>
-          <w:color w:val="000000"/>
-          <w:sz w:val="19"/>
-          <w:szCs w:val="19"/>
-        </w:rPr>
-        <w:t xml:space="preserve">        2       </w:t>
-      </w:r>
-      <w:r>
-        <w:rPr>
-          <w:rFonts w:ascii="Consolas" w:eastAsia="Times New Roman" w:hAnsi="Consolas" w:cs="Consolas"/>
-          <w:color w:val="000000"/>
-          <w:sz w:val="19"/>
-          <w:szCs w:val="19"/>
-        </w:rPr>
-        <w:tab/>
-        <w:t>0.06</w:t>
-      </w:r>
-    </w:p>
-    <w:p>
-      <w:pPr>
-        <w:autoSpaceDE w:val="0"/>
-        <w:autoSpaceDN w:val="0"/>
-        <w:adjustRightInd w:val="0"/>
-        <w:spacing w:line="240" w:lineRule="auto"/>
-        <w:rPr>
-          <w:rFonts w:ascii="Consolas" w:eastAsia="Times New Roman" w:hAnsi="Consolas" w:cs="Consolas"/>
-          <w:color w:val="000000"/>
-          <w:sz w:val="19"/>
-          <w:szCs w:val="19"/>
-        </w:rPr>
-      </w:pPr>
-      <w:r>
-        <w:rPr>
-          <w:rFonts w:ascii="Consolas" w:eastAsia="Times New Roman" w:hAnsi="Consolas" w:cs="Consolas"/>
-          <w:color w:val="000000"/>
-          <w:sz w:val="19"/>
-          <w:szCs w:val="19"/>
-        </w:rPr>
-        <w:t xml:space="preserve">        3          </w:t>
-      </w:r>
-      <w:r>
-        <w:rPr>
-          <w:rFonts w:ascii="Consolas" w:eastAsia="Times New Roman" w:hAnsi="Consolas" w:cs="Consolas"/>
-          <w:color w:val="000000"/>
-          <w:sz w:val="19"/>
-          <w:szCs w:val="19"/>
-        </w:rPr>
         <w:tab/>
         <w:t>0.01</w:t>
       </w:r>
@@ -7233,7 +6654,7 @@
       <w:pPr>
         <w:pStyle w:val="Heading2"/>
       </w:pPr>
-      <w:bookmarkStart w:id="31" w:name="_Toc170895842"/>
+      <w:bookmarkStart w:id="31" w:name="_Toc210715366"/>
       <w:r>
         <w:t>Landfall Wind Speed</w:t>
       </w:r>
@@ -7251,7 +6672,7 @@
       <w:pPr>
         <w:pStyle w:val="Heading3"/>
       </w:pPr>
-      <w:bookmarkStart w:id="32" w:name="_Toc170895843"/>
+      <w:bookmarkStart w:id="32" w:name="_Toc210715367"/>
       <w:proofErr w:type="spellStart"/>
       <w:r>
         <w:t>LowBoundLandfallWindSpeed</w:t>
@@ -7269,13 +6690,8 @@
       <w:r>
         <w:t xml:space="preserve">This is the lowest wind speed that a </w:t>
       </w:r>
-      <w:proofErr w:type="gramStart"/>
-      <w:r>
-        <w:t>wind storm</w:t>
-      </w:r>
-      <w:proofErr w:type="gramEnd"/>
-      <w:r>
-        <w:t xml:space="preserve"> </w:t>
+      <w:r>
+        <w:t xml:space="preserve">wind storm </w:t>
       </w:r>
       <w:r>
         <w:t>may have.</w:t>
@@ -7285,7 +6701,7 @@
       <w:pPr>
         <w:pStyle w:val="Heading3"/>
       </w:pPr>
-      <w:bookmarkStart w:id="33" w:name="_Toc170895844"/>
+      <w:bookmarkStart w:id="33" w:name="_Toc210715368"/>
       <w:proofErr w:type="spellStart"/>
       <w:r>
         <w:t>ModeLandfallWind</w:t>
@@ -7312,13 +6728,8 @@
       <w:r>
         <w:t xml:space="preserve"> wind speed that a </w:t>
       </w:r>
-      <w:proofErr w:type="gramStart"/>
-      <w:r>
-        <w:t>wind storm</w:t>
-      </w:r>
-      <w:proofErr w:type="gramEnd"/>
-      <w:r>
-        <w:t xml:space="preserve"> </w:t>
+      <w:r>
+        <w:t xml:space="preserve">wind storm </w:t>
       </w:r>
       <w:r>
         <w:t>may have.</w:t>
@@ -7328,7 +6739,7 @@
       <w:pPr>
         <w:pStyle w:val="Heading3"/>
       </w:pPr>
-      <w:bookmarkStart w:id="34" w:name="_Toc170895845"/>
+      <w:bookmarkStart w:id="34" w:name="_Toc210715369"/>
       <w:proofErr w:type="spellStart"/>
       <w:r>
         <w:t>High</w:t>
@@ -7352,13 +6763,8 @@
       <w:r>
         <w:t xml:space="preserve">This is the highest wind speed that a </w:t>
       </w:r>
-      <w:proofErr w:type="gramStart"/>
-      <w:r>
-        <w:t>wind storm</w:t>
-      </w:r>
-      <w:proofErr w:type="gramEnd"/>
-      <w:r>
-        <w:t xml:space="preserve"> </w:t>
+      <w:r>
+        <w:t xml:space="preserve">wind storm </w:t>
       </w:r>
       <w:r>
         <w:t>may have.</w:t>
@@ -7368,7 +6774,7 @@
       <w:pPr>
         <w:pStyle w:val="Heading2"/>
       </w:pPr>
-      <w:bookmarkStart w:id="35" w:name="_Toc170895846"/>
+      <w:bookmarkStart w:id="35" w:name="_Toc210715370"/>
       <w:proofErr w:type="spellStart"/>
       <w:r>
         <w:t>CoastalSlope</w:t>
@@ -7391,7 +6797,7 @@
       <w:pPr>
         <w:pStyle w:val="Heading2"/>
       </w:pPr>
-      <w:bookmarkStart w:id="36" w:name="_Toc170895847"/>
+      <w:bookmarkStart w:id="36" w:name="_Toc210715371"/>
       <w:proofErr w:type="spellStart"/>
       <w:r>
         <w:t>Mean</w:t>
@@ -7467,9 +6873,10 @@
       <w:pPr>
         <w:pStyle w:val="Heading2"/>
       </w:pPr>
-      <w:bookmarkStart w:id="37" w:name="_Toc170895848"/>
+      <w:bookmarkStart w:id="37" w:name="_Toc210715372"/>
       <w:proofErr w:type="spellStart"/>
       <w:r>
+        <w:lastRenderedPageBreak/>
         <w:t>MeanLandfall</w:t>
       </w:r>
       <w:r>
@@ -7508,257 +6915,249 @@
       <w:pPr>
         <w:pStyle w:val="Heading2"/>
       </w:pPr>
-      <w:bookmarkStart w:id="38" w:name="_Toc170895849"/>
+      <w:bookmarkStart w:id="38" w:name="_Toc210715373"/>
       <w:proofErr w:type="spellStart"/>
       <w:r>
+        <w:t>LandfallSigma</w:t>
+      </w:r>
+      <w:proofErr w:type="spellEnd"/>
+      <w:r>
+        <w:t xml:space="preserve"> (integer)</w:t>
+      </w:r>
+      <w:bookmarkEnd w:id="38"/>
+    </w:p>
+    <w:p>
+      <w:pPr>
+        <w:pStyle w:val="Body"/>
+      </w:pPr>
+      <w:r>
+        <w:t xml:space="preserve">The location of each storm along the coastline is selected from a normal distribution assuming a mean (mu) of 0.0 (located at the Mean </w:t>
+      </w:r>
+      <w:r>
+        <w:t xml:space="preserve">Landfall </w:t>
+      </w:r>
+      <w:r>
+        <w:t xml:space="preserve">Intersection) and a variance (sigma).  </w:t>
+      </w:r>
+    </w:p>
+    <w:p>
+      <w:pPr>
+        <w:pStyle w:val="Heading2"/>
+      </w:pPr>
+      <w:bookmarkStart w:id="39" w:name="_Toc210715374"/>
+      <w:proofErr w:type="spellStart"/>
+      <w:r>
+        <w:t>StormDirection</w:t>
+      </w:r>
+      <w:r>
+        <w:t>M</w:t>
+      </w:r>
+      <w:r>
+        <w:t>u</w:t>
+      </w:r>
+      <w:proofErr w:type="spellEnd"/>
+      <w:r>
+        <w:t xml:space="preserve"> (int</w:t>
+      </w:r>
+      <w:r>
+        <w:t>eger</w:t>
+      </w:r>
+      <w:r>
+        <w:t>)</w:t>
+      </w:r>
+      <w:bookmarkEnd w:id="39"/>
+    </w:p>
+    <w:p>
+      <w:pPr>
+        <w:pStyle w:val="Body"/>
+      </w:pPr>
+      <w:r>
+        <w:t xml:space="preserve">The </w:t>
+      </w:r>
+      <w:r>
+        <w:t xml:space="preserve">mean </w:t>
+      </w:r>
+      <w:r>
+        <w:t xml:space="preserve">storm direction in degrees.  </w:t>
+      </w:r>
+      <w:r>
+        <w:t xml:space="preserve">A normal distribution is used to determine the actual direction, in combination with the </w:t>
+      </w:r>
+      <w:r>
+        <w:t xml:space="preserve">sigma value, </w:t>
+      </w:r>
+      <w:r>
+        <w:t>below.</w:t>
+      </w:r>
+    </w:p>
+    <w:p>
+      <w:pPr>
+        <w:pStyle w:val="Heading2"/>
+      </w:pPr>
+      <w:bookmarkStart w:id="40" w:name="_Toc210715375"/>
+      <w:proofErr w:type="spellStart"/>
+      <w:r>
+        <w:t>StormDirectionS</w:t>
+      </w:r>
+      <w:r>
+        <w:t>igma</w:t>
+      </w:r>
+      <w:proofErr w:type="spellEnd"/>
+      <w:r>
+        <w:t xml:space="preserve"> (int</w:t>
+      </w:r>
+      <w:r>
+        <w:t>eger</w:t>
+      </w:r>
+      <w:r>
+        <w:t>)</w:t>
+      </w:r>
+      <w:bookmarkEnd w:id="40"/>
+    </w:p>
+    <w:p>
+      <w:pPr>
+        <w:pStyle w:val="Body"/>
+      </w:pPr>
+      <w:r>
+        <w:t xml:space="preserve">The </w:t>
+      </w:r>
+      <w:r>
+        <w:t xml:space="preserve">variance </w:t>
+      </w:r>
+      <w:r>
+        <w:t xml:space="preserve">of the storm direction.  </w:t>
+      </w:r>
+    </w:p>
+    <w:p>
+      <w:pPr>
+        <w:pStyle w:val="Heading2"/>
+      </w:pPr>
+      <w:bookmarkStart w:id="41" w:name="_Toc210715376"/>
+      <w:proofErr w:type="spellStart"/>
+      <w:r>
+        <w:t>MinimumWindSpeedforDamage</w:t>
+      </w:r>
+      <w:proofErr w:type="spellEnd"/>
+      <w:r>
+        <w:t xml:space="preserve"> (double)</w:t>
+      </w:r>
+      <w:bookmarkEnd w:id="41"/>
+    </w:p>
+    <w:p>
+      <w:pPr>
+        <w:pStyle w:val="Body"/>
+      </w:pPr>
+      <w:r>
+        <w:t>Below this wind speed, cohort mortality is not calculated.</w:t>
+      </w:r>
+    </w:p>
+    <w:p>
+      <w:pPr>
+        <w:pStyle w:val="Heading2"/>
+      </w:pPr>
+      <w:bookmarkStart w:id="42" w:name="_Toc210715377"/>
+      <w:proofErr w:type="spellStart"/>
+      <w:r>
+        <w:t>ExposureMaps</w:t>
+      </w:r>
+      <w:proofErr w:type="spellEnd"/>
+      <w:r>
+        <w:t xml:space="preserve"> (table)</w:t>
+      </w:r>
+      <w:bookmarkEnd w:id="42"/>
+    </w:p>
+    <w:p>
+      <w:pPr>
+        <w:pStyle w:val="Body"/>
+      </w:pPr>
+      <w:r>
+        <w:t xml:space="preserve">New for version 2:  The land surface can vary by exposure, dependent on wind direction.  For example, a storm out of due south may affect north facing slopes to a lesser degree.  Therefore a table is now required indicating a map and an associated degree.  For each storm generated, the closest degree map </w:t>
+      </w:r>
+      <w:r>
+        <w:t xml:space="preserve">(calculated as the minimum angle between two directions) is </w:t>
+      </w:r>
+      <w:r>
+        <w:t>used to modify wind speeds.</w:t>
+      </w:r>
+    </w:p>
+    <w:p>
+      <w:pPr>
+        <w:pStyle w:val="Body"/>
+      </w:pPr>
+      <w:r>
+        <w:t>The map itself should contain nine (9) classes, each associated with a proportion reduction in wind speed (0.</w:t>
+      </w:r>
+      <w:r>
+        <w:t>1</w:t>
+      </w:r>
+      <w:r>
+        <w:t xml:space="preserve"> – 0</w:t>
+      </w:r>
+      <w:r>
+        <w:t>.9</w:t>
+      </w:r>
+      <w:r>
+        <w:t>)</w:t>
+      </w:r>
+      <w:r>
+        <w:t>, whereby class 1 = 0.1, class 2 = 0.2, …, class 9 = 0.9.</w:t>
+      </w:r>
+    </w:p>
+    <w:p>
+      <w:pPr>
+        <w:pStyle w:val="Body"/>
+      </w:pPr>
+      <w:r>
+        <w:t>The table has two columns (there is no header):</w:t>
+      </w:r>
+    </w:p>
+    <w:p>
+      <w:pPr>
+        <w:pStyle w:val="Body"/>
+      </w:pPr>
+      <w:r>
+        <w:t>Column 1:  Degree</w:t>
+      </w:r>
+      <w:r>
+        <w:t xml:space="preserve"> (integer)</w:t>
+      </w:r>
+    </w:p>
+    <w:p>
+      <w:pPr>
+        <w:pStyle w:val="Body"/>
+      </w:pPr>
+      <w:r>
+        <w:t>Column 2:  Map Name</w:t>
+      </w:r>
+      <w:r>
+        <w:t xml:space="preserve"> (file name)</w:t>
+      </w:r>
+    </w:p>
+    <w:p>
+      <w:pPr>
+        <w:pStyle w:val="Body"/>
+      </w:pPr>
+      <w:r>
         <w:lastRenderedPageBreak/>
-        <w:t>LandfallSigma</w:t>
+        <w:t xml:space="preserve">The </w:t>
+      </w:r>
+    </w:p>
+    <w:p>
+      <w:pPr>
+        <w:pStyle w:val="Heading2"/>
+      </w:pPr>
+      <w:bookmarkStart w:id="43" w:name="_Toc210715378"/>
+      <w:proofErr w:type="spellStart"/>
+      <w:r>
+        <w:t>WindSpeed</w:t>
+      </w:r>
+      <w:r>
+        <w:t>Vulnerabilities</w:t>
       </w:r>
       <w:proofErr w:type="spellEnd"/>
       <w:r>
-        <w:t xml:space="preserve"> (integer)</w:t>
-      </w:r>
-      <w:bookmarkEnd w:id="38"/>
-    </w:p>
-    <w:p>
-      <w:pPr>
-        <w:pStyle w:val="Body"/>
-      </w:pPr>
-      <w:r>
-        <w:t xml:space="preserve">The location of each storm along the coastline is selected from a normal distribution assuming a mean (mu) of 0.0 (located at the Mean </w:t>
-      </w:r>
-      <w:r>
-        <w:t xml:space="preserve">Landfall </w:t>
-      </w:r>
-      <w:r>
-        <w:t xml:space="preserve">Intersection) and a variance (sigma).  </w:t>
-      </w:r>
-    </w:p>
-    <w:p>
-      <w:pPr>
-        <w:pStyle w:val="Heading2"/>
-      </w:pPr>
-      <w:bookmarkStart w:id="39" w:name="_Toc170895850"/>
-      <w:proofErr w:type="spellStart"/>
-      <w:r>
-        <w:t>StormDirection</w:t>
-      </w:r>
-      <w:r>
-        <w:t>M</w:t>
-      </w:r>
-      <w:r>
-        <w:t>u</w:t>
-      </w:r>
-      <w:proofErr w:type="spellEnd"/>
-      <w:r>
-        <w:t xml:space="preserve"> (int</w:t>
-      </w:r>
-      <w:r>
-        <w:t>eger</w:t>
-      </w:r>
-      <w:r>
-        <w:t>)</w:t>
-      </w:r>
-      <w:bookmarkEnd w:id="39"/>
-    </w:p>
-    <w:p>
-      <w:pPr>
-        <w:pStyle w:val="Body"/>
-      </w:pPr>
-      <w:r>
-        <w:t xml:space="preserve">The </w:t>
-      </w:r>
-      <w:r>
-        <w:t xml:space="preserve">mean </w:t>
-      </w:r>
-      <w:r>
-        <w:t xml:space="preserve">storm direction in degrees.  </w:t>
-      </w:r>
-      <w:r>
-        <w:t xml:space="preserve">A normal distribution is used to determine the actual direction, in combination with the </w:t>
-      </w:r>
-      <w:r>
-        <w:t xml:space="preserve">sigma value, </w:t>
-      </w:r>
-      <w:r>
-        <w:t>below.</w:t>
-      </w:r>
-    </w:p>
-    <w:p>
-      <w:pPr>
-        <w:pStyle w:val="Heading2"/>
-      </w:pPr>
-      <w:bookmarkStart w:id="40" w:name="_Toc170895851"/>
-      <w:proofErr w:type="spellStart"/>
-      <w:r>
-        <w:t>StormDirectionS</w:t>
-      </w:r>
-      <w:r>
-        <w:t>igma</w:t>
-      </w:r>
-      <w:proofErr w:type="spellEnd"/>
-      <w:r>
-        <w:t xml:space="preserve"> (int</w:t>
-      </w:r>
-      <w:r>
-        <w:t>eger</w:t>
-      </w:r>
-      <w:r>
-        <w:t>)</w:t>
-      </w:r>
-      <w:bookmarkEnd w:id="40"/>
-    </w:p>
-    <w:p>
-      <w:pPr>
-        <w:pStyle w:val="Body"/>
-      </w:pPr>
-      <w:r>
-        <w:t xml:space="preserve">The </w:t>
-      </w:r>
-      <w:r>
-        <w:t xml:space="preserve">variance </w:t>
-      </w:r>
-      <w:r>
-        <w:t xml:space="preserve">of the storm direction.  </w:t>
-      </w:r>
-    </w:p>
-    <w:p>
-      <w:pPr>
-        <w:pStyle w:val="Heading2"/>
-      </w:pPr>
-      <w:bookmarkStart w:id="41" w:name="_Toc170895852"/>
-      <w:proofErr w:type="spellStart"/>
-      <w:r>
-        <w:t>MinimumWindSpeedforDamage</w:t>
-      </w:r>
-      <w:proofErr w:type="spellEnd"/>
-      <w:r>
-        <w:t xml:space="preserve"> (double)</w:t>
-      </w:r>
-      <w:bookmarkEnd w:id="41"/>
-    </w:p>
-    <w:p>
-      <w:pPr>
-        <w:pStyle w:val="Body"/>
-      </w:pPr>
-      <w:r>
-        <w:t>Below this wind speed, cohort mortality is not calculated.</w:t>
-      </w:r>
-    </w:p>
-    <w:p>
-      <w:pPr>
-        <w:pStyle w:val="Heading2"/>
-      </w:pPr>
-      <w:bookmarkStart w:id="42" w:name="_Toc170895853"/>
-      <w:proofErr w:type="spellStart"/>
-      <w:r>
-        <w:t>ExposureMaps</w:t>
-      </w:r>
-      <w:proofErr w:type="spellEnd"/>
-      <w:r>
         <w:t xml:space="preserve"> (table)</w:t>
       </w:r>
-      <w:bookmarkEnd w:id="42"/>
-    </w:p>
-    <w:p>
-      <w:pPr>
-        <w:pStyle w:val="Body"/>
-      </w:pPr>
-      <w:r>
-        <w:t xml:space="preserve">New for version 2:  The land surface can vary by exposure, dependent on wind direction.  For example, a storm out of due south may affect north facing slopes to a lesser degree.  </w:t>
-      </w:r>
-      <w:proofErr w:type="gramStart"/>
-      <w:r>
-        <w:t>Therefore</w:t>
-      </w:r>
-      <w:proofErr w:type="gramEnd"/>
-      <w:r>
-        <w:t xml:space="preserve"> a table is now required indicating a map and an associated degree.  For each storm generated, the closest degree map </w:t>
-      </w:r>
-      <w:r>
-        <w:t xml:space="preserve">(calculated as the minimum angle between two directions) is </w:t>
-      </w:r>
-      <w:r>
-        <w:t>used to modify wind speeds.</w:t>
-      </w:r>
-    </w:p>
-    <w:p>
-      <w:pPr>
-        <w:pStyle w:val="Body"/>
-      </w:pPr>
-      <w:r>
-        <w:t>The map itself should contain nine (9) classes, each associated with a proportion reduction in wind speed (0.</w:t>
-      </w:r>
-      <w:r>
-        <w:t>1</w:t>
-      </w:r>
-      <w:r>
-        <w:t xml:space="preserve"> – 0</w:t>
-      </w:r>
-      <w:r>
-        <w:t>.9</w:t>
-      </w:r>
-      <w:r>
-        <w:t>)</w:t>
-      </w:r>
-      <w:r>
-        <w:t>, whereby class 1 = 0.1, class 2 = 0.2, …, class 9 = 0.9.</w:t>
-      </w:r>
-    </w:p>
-    <w:p>
-      <w:pPr>
-        <w:pStyle w:val="Body"/>
-      </w:pPr>
-      <w:r>
-        <w:t>The table has two columns (there is no header):</w:t>
-      </w:r>
-    </w:p>
-    <w:p>
-      <w:pPr>
-        <w:pStyle w:val="Body"/>
-      </w:pPr>
-      <w:r>
-        <w:t>Column 1:  Degree</w:t>
-      </w:r>
-      <w:r>
-        <w:t xml:space="preserve"> (integer)</w:t>
-      </w:r>
-    </w:p>
-    <w:p>
-      <w:pPr>
-        <w:pStyle w:val="Body"/>
-      </w:pPr>
-      <w:r>
-        <w:t>Column 2:  Map Name</w:t>
-      </w:r>
-      <w:r>
-        <w:t xml:space="preserve"> (file name)</w:t>
-      </w:r>
-    </w:p>
-    <w:p>
-      <w:pPr>
-        <w:pStyle w:val="Body"/>
-      </w:pPr>
-      <w:r>
-        <w:t xml:space="preserve">The </w:t>
-      </w:r>
-    </w:p>
-    <w:p>
-      <w:pPr>
-        <w:pStyle w:val="Heading2"/>
-      </w:pPr>
-      <w:bookmarkStart w:id="43" w:name="_Toc170895854"/>
-      <w:proofErr w:type="spellStart"/>
-      <w:r>
-        <w:t>WindSpeed</w:t>
-      </w:r>
-      <w:r>
-        <w:t>Vulnerabilities</w:t>
-      </w:r>
-      <w:proofErr w:type="spellEnd"/>
-      <w:r>
-        <w:t xml:space="preserve"> (table)</w:t>
-      </w:r>
       <w:bookmarkEnd w:id="43"/>
     </w:p>
     <w:p>
@@ -7766,8 +7165,6 @@
         <w:pStyle w:val="textbody"/>
         <w:rPr>
           <w:rFonts w:ascii="Times New Roman" w:hAnsi="Times New Roman" w:cs="Times New Roman"/>
-          <w:sz w:val="24"/>
-          <w:szCs w:val="24"/>
         </w:rPr>
       </w:pPr>
       <w:bookmarkStart w:id="44" w:name="_Toc133907170"/>
@@ -7775,48 +7172,36 @@
       <w:r>
         <w:rPr>
           <w:rFonts w:ascii="Times New Roman" w:hAnsi="Times New Roman" w:cs="Times New Roman"/>
-          <w:sz w:val="24"/>
-          <w:szCs w:val="24"/>
         </w:rPr>
         <w:t xml:space="preserve">High winds kill </w:t>
       </w:r>
       <w:r>
         <w:rPr>
           <w:rFonts w:ascii="Times New Roman" w:hAnsi="Times New Roman" w:cs="Times New Roman"/>
-          <w:sz w:val="24"/>
-          <w:szCs w:val="24"/>
         </w:rPr>
         <w:t>cohorts</w:t>
       </w:r>
       <w:r>
         <w:rPr>
           <w:rFonts w:ascii="Times New Roman" w:hAnsi="Times New Roman" w:cs="Times New Roman"/>
-          <w:sz w:val="24"/>
-          <w:szCs w:val="24"/>
         </w:rPr>
         <w:t xml:space="preserve"> at different rates </w:t>
       </w:r>
       <w:r>
         <w:rPr>
           <w:rFonts w:ascii="Times New Roman" w:hAnsi="Times New Roman" w:cs="Times New Roman"/>
-          <w:sz w:val="24"/>
-          <w:szCs w:val="24"/>
         </w:rPr>
         <w:t xml:space="preserve">according to species and age. To represent this, the </w:t>
       </w:r>
       <w:r>
         <w:rPr>
           <w:rFonts w:ascii="Times New Roman" w:hAnsi="Times New Roman" w:cs="Times New Roman"/>
-          <w:sz w:val="24"/>
-          <w:szCs w:val="24"/>
         </w:rPr>
         <w:t xml:space="preserve">Wind Speed Vulnerabilities table represents </w:t>
       </w:r>
       <w:r>
         <w:rPr>
           <w:rFonts w:ascii="Times New Roman" w:hAnsi="Times New Roman" w:cs="Times New Roman"/>
-          <w:sz w:val="24"/>
-          <w:szCs w:val="24"/>
         </w:rPr>
         <w:t>mortality probabilities.</w:t>
       </w:r>
@@ -7826,60 +7211,43 @@
         <w:pStyle w:val="textbody"/>
         <w:rPr>
           <w:rFonts w:ascii="Times New Roman" w:hAnsi="Times New Roman" w:cs="Times New Roman"/>
-          <w:sz w:val="24"/>
-          <w:szCs w:val="24"/>
         </w:rPr>
       </w:pPr>
       <w:r>
         <w:rPr>
           <w:rFonts w:ascii="Times New Roman" w:hAnsi="Times New Roman" w:cs="Times New Roman"/>
-          <w:sz w:val="24"/>
-          <w:szCs w:val="24"/>
-        </w:rPr>
-        <w:lastRenderedPageBreak/>
+        </w:rPr>
         <w:t xml:space="preserve">Note that there must be at least one line per species and at least one </w:t>
       </w:r>
       <w:proofErr w:type="spellStart"/>
       <w:r>
         <w:rPr>
           <w:rFonts w:ascii="Times New Roman" w:hAnsi="Times New Roman" w:cs="Times New Roman"/>
-          <w:sz w:val="24"/>
-          <w:szCs w:val="24"/>
         </w:rPr>
         <w:t>wind</w:t>
       </w:r>
       <w:r>
         <w:rPr>
           <w:rFonts w:ascii="Times New Roman" w:hAnsi="Times New Roman" w:cs="Times New Roman"/>
-          <w:sz w:val="24"/>
-          <w:szCs w:val="24"/>
         </w:rPr>
         <w:t>-</w:t>
       </w:r>
-      <w:proofErr w:type="gramStart"/>
       <w:r>
         <w:rPr>
           <w:rFonts w:ascii="Times New Roman" w:hAnsi="Times New Roman" w:cs="Times New Roman"/>
-          <w:sz w:val="24"/>
-          <w:szCs w:val="24"/>
         </w:rPr>
         <w:t>speed:</w:t>
       </w:r>
       <w:r>
         <w:rPr>
           <w:rFonts w:ascii="Times New Roman" w:hAnsi="Times New Roman" w:cs="Times New Roman"/>
-          <w:sz w:val="24"/>
-          <w:szCs w:val="24"/>
         </w:rPr>
         <w:t>mortality</w:t>
       </w:r>
       <w:proofErr w:type="spellEnd"/>
-      <w:proofErr w:type="gramEnd"/>
       <w:r>
         <w:rPr>
           <w:rFonts w:ascii="Times New Roman" w:hAnsi="Times New Roman" w:cs="Times New Roman"/>
-          <w:sz w:val="24"/>
-          <w:szCs w:val="24"/>
         </w:rPr>
         <w:t xml:space="preserve"> pair.  </w:t>
       </w:r>
@@ -7888,32 +7256,52 @@
           <w:rFonts w:ascii="Times New Roman" w:hAnsi="Times New Roman" w:cs="Times New Roman"/>
           <w:b/>
           <w:i/>
-          <w:sz w:val="24"/>
-          <w:szCs w:val="24"/>
-        </w:rPr>
-        <w:t xml:space="preserve">If your data </w:t>
-      </w:r>
-      <w:proofErr w:type="gramStart"/>
-      <w:r>
+        </w:rPr>
+        <w:t>If your data are limited, you do not have to have more than this minimum.</w:t>
+      </w:r>
+    </w:p>
+    <w:p>
+      <w:pPr>
+        <w:pStyle w:val="textbody"/>
         <w:rPr>
           <w:rFonts w:ascii="Times New Roman" w:hAnsi="Times New Roman" w:cs="Times New Roman"/>
-          <w:b/>
-          <w:i/>
-          <w:sz w:val="24"/>
-          <w:szCs w:val="24"/>
-        </w:rPr>
-        <w:t>are</w:t>
-      </w:r>
-      <w:proofErr w:type="gramEnd"/>
+        </w:rPr>
+      </w:pPr>
       <w:r>
         <w:rPr>
           <w:rFonts w:ascii="Times New Roman" w:hAnsi="Times New Roman" w:cs="Times New Roman"/>
-          <w:b/>
-          <w:i/>
-          <w:sz w:val="24"/>
-          <w:szCs w:val="24"/>
-        </w:rPr>
-        <w:t xml:space="preserve"> limited, you do not have to have more than this minimum.</w:t>
+        </w:rPr>
+        <w:t>Column 1</w:t>
+      </w:r>
+      <w:r>
+        <w:rPr>
+          <w:rFonts w:ascii="Times New Roman" w:hAnsi="Times New Roman" w:cs="Times New Roman"/>
+        </w:rPr>
+        <w:t>: T</w:t>
+      </w:r>
+      <w:r>
+        <w:rPr>
+          <w:rFonts w:ascii="Times New Roman" w:hAnsi="Times New Roman" w:cs="Times New Roman"/>
+        </w:rPr>
+        <w:t xml:space="preserve">he name of the species. This </w:t>
+      </w:r>
+      <w:r>
+        <w:rPr>
+          <w:rFonts w:ascii="Times New Roman" w:hAnsi="Times New Roman" w:cs="Times New Roman"/>
+        </w:rPr>
+        <w:t>must</w:t>
+      </w:r>
+      <w:r>
+        <w:rPr>
+          <w:rFonts w:ascii="Times New Roman" w:hAnsi="Times New Roman" w:cs="Times New Roman"/>
+        </w:rPr>
+        <w:t xml:space="preserve"> be </w:t>
+      </w:r>
+      <w:r>
+        <w:rPr>
+          <w:rFonts w:ascii="Times New Roman" w:hAnsi="Times New Roman" w:cs="Times New Roman"/>
+        </w:rPr>
+        <w:t>consistent with species names in the species txt file.</w:t>
       </w:r>
     </w:p>
     <w:p>
@@ -7921,57 +7309,99 @@
         <w:pStyle w:val="textbody"/>
         <w:rPr>
           <w:rFonts w:ascii="Times New Roman" w:hAnsi="Times New Roman" w:cs="Times New Roman"/>
-          <w:sz w:val="24"/>
-          <w:szCs w:val="24"/>
         </w:rPr>
       </w:pPr>
       <w:r>
         <w:rPr>
           <w:rFonts w:ascii="Times New Roman" w:hAnsi="Times New Roman" w:cs="Times New Roman"/>
-          <w:sz w:val="24"/>
-          <w:szCs w:val="24"/>
-        </w:rPr>
-        <w:t>Column 1</w:t>
+        </w:rPr>
+        <w:t>Column 2</w:t>
       </w:r>
       <w:r>
         <w:rPr>
           <w:rFonts w:ascii="Times New Roman" w:hAnsi="Times New Roman" w:cs="Times New Roman"/>
-          <w:sz w:val="24"/>
-          <w:szCs w:val="24"/>
         </w:rPr>
         <w:t>: T</w:t>
       </w:r>
       <w:r>
         <w:rPr>
           <w:rFonts w:ascii="Times New Roman" w:hAnsi="Times New Roman" w:cs="Times New Roman"/>
-          <w:sz w:val="24"/>
-          <w:szCs w:val="24"/>
-        </w:rPr>
-        <w:t xml:space="preserve">he name of the species. This </w:t>
-      </w:r>
-      <w:r>
+        </w:rPr>
+        <w:t>he maximum cohort age in years for the given table row. The final row for any species should have a very high age (such as 999) to represent the oldest cohorts.</w:t>
+      </w:r>
+    </w:p>
+    <w:p>
+      <w:pPr>
+        <w:pStyle w:val="textbody"/>
         <w:rPr>
           <w:rFonts w:ascii="Times New Roman" w:hAnsi="Times New Roman" w:cs="Times New Roman"/>
-          <w:sz w:val="24"/>
-          <w:szCs w:val="24"/>
-        </w:rPr>
-        <w:t>must</w:t>
-      </w:r>
+        </w:rPr>
+      </w:pPr>
       <w:r>
         <w:rPr>
           <w:rFonts w:ascii="Times New Roman" w:hAnsi="Times New Roman" w:cs="Times New Roman"/>
-          <w:sz w:val="24"/>
-          <w:szCs w:val="24"/>
-        </w:rPr>
-        <w:t xml:space="preserve"> be </w:t>
+        </w:rPr>
+        <w:t>Column 3</w:t>
       </w:r>
       <w:r>
         <w:rPr>
           <w:rFonts w:ascii="Times New Roman" w:hAnsi="Times New Roman" w:cs="Times New Roman"/>
-          <w:sz w:val="24"/>
-          <w:szCs w:val="24"/>
-        </w:rPr>
-        <w:t>consistent with species names in the species txt file.</w:t>
+        </w:rPr>
+        <w:t>:  C</w:t>
+      </w:r>
+      <w:r>
+        <w:rPr>
+          <w:rFonts w:ascii="Times New Roman" w:hAnsi="Times New Roman" w:cs="Times New Roman"/>
+        </w:rPr>
+        <w:t>ontain</w:t>
+      </w:r>
+      <w:r>
+        <w:rPr>
+          <w:rFonts w:ascii="Times New Roman" w:hAnsi="Times New Roman" w:cs="Times New Roman"/>
+        </w:rPr>
+        <w:t>s</w:t>
+      </w:r>
+      <w:r>
+        <w:rPr>
+          <w:rFonts w:ascii="Times New Roman" w:hAnsi="Times New Roman" w:cs="Times New Roman"/>
+        </w:rPr>
+        <w:t xml:space="preserve"> </w:t>
+      </w:r>
+      <w:r>
+        <w:rPr>
+          <w:rFonts w:ascii="Times New Roman" w:hAnsi="Times New Roman" w:cs="Times New Roman"/>
+        </w:rPr>
+        <w:t xml:space="preserve">the </w:t>
+      </w:r>
+      <w:r>
+        <w:rPr>
+          <w:rFonts w:ascii="Times New Roman" w:hAnsi="Times New Roman" w:cs="Times New Roman"/>
+        </w:rPr>
+        <w:t>colon-delimited pairs of values where the first number is the wind speed and second number is the probability of mortality. For example, a value of "60:0.</w:t>
+      </w:r>
+      <w:r>
+        <w:rPr>
+          <w:rFonts w:ascii="Times New Roman" w:hAnsi="Times New Roman" w:cs="Times New Roman"/>
+        </w:rPr>
+        <w:t>05</w:t>
+      </w:r>
+      <w:r>
+        <w:rPr>
+          <w:rFonts w:ascii="Times New Roman" w:hAnsi="Times New Roman" w:cs="Times New Roman"/>
+        </w:rPr>
+        <w:t xml:space="preserve">" means that site wind speeds of less than 60 kph (or mph if set to English) result in </w:t>
+      </w:r>
+      <w:r>
+        <w:rPr>
+          <w:rFonts w:ascii="Times New Roman" w:hAnsi="Times New Roman" w:cs="Times New Roman"/>
+        </w:rPr>
+        <w:t>5</w:t>
+      </w:r>
+      <w:r>
+        <w:rPr>
+          <w:rFonts w:ascii="Times New Roman" w:hAnsi="Times New Roman" w:cs="Times New Roman"/>
+        </w:rPr>
+        <w:t>% cohort mortality.</w:t>
       </w:r>
     </w:p>
     <w:p>
@@ -7979,165 +7409,11 @@
         <w:pStyle w:val="textbody"/>
         <w:rPr>
           <w:rFonts w:ascii="Times New Roman" w:hAnsi="Times New Roman" w:cs="Times New Roman"/>
-          <w:sz w:val="24"/>
-          <w:szCs w:val="24"/>
         </w:rPr>
       </w:pPr>
       <w:r>
         <w:rPr>
           <w:rFonts w:ascii="Times New Roman" w:hAnsi="Times New Roman" w:cs="Times New Roman"/>
-          <w:sz w:val="24"/>
-          <w:szCs w:val="24"/>
-        </w:rPr>
-        <w:t>Column 2</w:t>
-      </w:r>
-      <w:r>
-        <w:rPr>
-          <w:rFonts w:ascii="Times New Roman" w:hAnsi="Times New Roman" w:cs="Times New Roman"/>
-          <w:sz w:val="24"/>
-          <w:szCs w:val="24"/>
-        </w:rPr>
-        <w:t>: T</w:t>
-      </w:r>
-      <w:r>
-        <w:rPr>
-          <w:rFonts w:ascii="Times New Roman" w:hAnsi="Times New Roman" w:cs="Times New Roman"/>
-          <w:sz w:val="24"/>
-          <w:szCs w:val="24"/>
-        </w:rPr>
-        <w:t>he maximum cohort age in years for the given table row. The final row for any species should have a very high age (such as 999) to represent the oldest cohorts.</w:t>
-      </w:r>
-    </w:p>
-    <w:p>
-      <w:pPr>
-        <w:pStyle w:val="textbody"/>
-        <w:rPr>
-          <w:rFonts w:ascii="Times New Roman" w:hAnsi="Times New Roman" w:cs="Times New Roman"/>
-          <w:sz w:val="24"/>
-          <w:szCs w:val="24"/>
-        </w:rPr>
-      </w:pPr>
-      <w:r>
-        <w:rPr>
-          <w:rFonts w:ascii="Times New Roman" w:hAnsi="Times New Roman" w:cs="Times New Roman"/>
-          <w:sz w:val="24"/>
-          <w:szCs w:val="24"/>
-        </w:rPr>
-        <w:t>Column 3</w:t>
-      </w:r>
-      <w:r>
-        <w:rPr>
-          <w:rFonts w:ascii="Times New Roman" w:hAnsi="Times New Roman" w:cs="Times New Roman"/>
-          <w:sz w:val="24"/>
-          <w:szCs w:val="24"/>
-        </w:rPr>
-        <w:t>:  C</w:t>
-      </w:r>
-      <w:r>
-        <w:rPr>
-          <w:rFonts w:ascii="Times New Roman" w:hAnsi="Times New Roman" w:cs="Times New Roman"/>
-          <w:sz w:val="24"/>
-          <w:szCs w:val="24"/>
-        </w:rPr>
-        <w:t>ontain</w:t>
-      </w:r>
-      <w:r>
-        <w:rPr>
-          <w:rFonts w:ascii="Times New Roman" w:hAnsi="Times New Roman" w:cs="Times New Roman"/>
-          <w:sz w:val="24"/>
-          <w:szCs w:val="24"/>
-        </w:rPr>
-        <w:t>s</w:t>
-      </w:r>
-      <w:r>
-        <w:rPr>
-          <w:rFonts w:ascii="Times New Roman" w:hAnsi="Times New Roman" w:cs="Times New Roman"/>
-          <w:sz w:val="24"/>
-          <w:szCs w:val="24"/>
-        </w:rPr>
-        <w:t xml:space="preserve"> </w:t>
-      </w:r>
-      <w:r>
-        <w:rPr>
-          <w:rFonts w:ascii="Times New Roman" w:hAnsi="Times New Roman" w:cs="Times New Roman"/>
-          <w:sz w:val="24"/>
-          <w:szCs w:val="24"/>
-        </w:rPr>
-        <w:t xml:space="preserve">the </w:t>
-      </w:r>
-      <w:r>
-        <w:rPr>
-          <w:rFonts w:ascii="Times New Roman" w:hAnsi="Times New Roman" w:cs="Times New Roman"/>
-          <w:sz w:val="24"/>
-          <w:szCs w:val="24"/>
-        </w:rPr>
-        <w:t xml:space="preserve">colon-delimited pairs of values where the first number is the wind </w:t>
-      </w:r>
-      <w:proofErr w:type="gramStart"/>
-      <w:r>
-        <w:rPr>
-          <w:rFonts w:ascii="Times New Roman" w:hAnsi="Times New Roman" w:cs="Times New Roman"/>
-          <w:sz w:val="24"/>
-          <w:szCs w:val="24"/>
-        </w:rPr>
-        <w:t>speed</w:t>
-      </w:r>
-      <w:proofErr w:type="gramEnd"/>
-      <w:r>
-        <w:rPr>
-          <w:rFonts w:ascii="Times New Roman" w:hAnsi="Times New Roman" w:cs="Times New Roman"/>
-          <w:sz w:val="24"/>
-          <w:szCs w:val="24"/>
-        </w:rPr>
-        <w:t xml:space="preserve"> and second number is the probability of mortality. For example, a value of "60:0.</w:t>
-      </w:r>
-      <w:r>
-        <w:rPr>
-          <w:rFonts w:ascii="Times New Roman" w:hAnsi="Times New Roman" w:cs="Times New Roman"/>
-          <w:sz w:val="24"/>
-          <w:szCs w:val="24"/>
-        </w:rPr>
-        <w:t>05</w:t>
-      </w:r>
-      <w:r>
-        <w:rPr>
-          <w:rFonts w:ascii="Times New Roman" w:hAnsi="Times New Roman" w:cs="Times New Roman"/>
-          <w:sz w:val="24"/>
-          <w:szCs w:val="24"/>
-        </w:rPr>
-        <w:t xml:space="preserve">" means that site wind speeds of less than 60 kph (or mph if set to English) result in </w:t>
-      </w:r>
-      <w:r>
-        <w:rPr>
-          <w:rFonts w:ascii="Times New Roman" w:hAnsi="Times New Roman" w:cs="Times New Roman"/>
-          <w:sz w:val="24"/>
-          <w:szCs w:val="24"/>
-        </w:rPr>
-        <w:t>5</w:t>
-      </w:r>
-      <w:r>
-        <w:rPr>
-          <w:rFonts w:ascii="Times New Roman" w:hAnsi="Times New Roman" w:cs="Times New Roman"/>
-          <w:sz w:val="24"/>
-          <w:szCs w:val="24"/>
-        </w:rPr>
-        <w:t>% cohort mortality.</w:t>
-      </w:r>
-    </w:p>
-    <w:p>
-      <w:pPr>
-        <w:pStyle w:val="textbody"/>
-        <w:rPr>
-          <w:rFonts w:ascii="Times New Roman" w:hAnsi="Times New Roman" w:cs="Times New Roman"/>
-          <w:sz w:val="24"/>
-          <w:szCs w:val="24"/>
-        </w:rPr>
-      </w:pPr>
-      <w:r>
-        <w:rPr>
-          <w:rFonts w:ascii="Times New Roman" w:hAnsi="Times New Roman" w:cs="Times New Roman"/>
-          <w:sz w:val="24"/>
-          <w:szCs w:val="24"/>
         </w:rPr>
         <w:t>Example table:</w:t>
       </w:r>
@@ -8482,7 +7758,7 @@
       <w:pPr>
         <w:pStyle w:val="Heading2"/>
       </w:pPr>
-      <w:bookmarkStart w:id="46" w:name="_Toc170895855"/>
+      <w:bookmarkStart w:id="46" w:name="_Toc210715379"/>
       <w:proofErr w:type="spellStart"/>
       <w:r>
         <w:t>MapNames</w:t>
@@ -8496,79 +7772,66 @@
         <w:pStyle w:val="textbody"/>
         <w:rPr>
           <w:rFonts w:ascii="Times New Roman" w:hAnsi="Times New Roman" w:cs="Times New Roman"/>
-          <w:sz w:val="24"/>
-          <w:szCs w:val="24"/>
         </w:rPr>
       </w:pPr>
       <w:r>
         <w:rPr>
           <w:rFonts w:ascii="Times New Roman" w:hAnsi="Times New Roman" w:cs="Times New Roman"/>
-          <w:sz w:val="24"/>
-          <w:szCs w:val="24"/>
         </w:rPr>
         <w:t>This file parameter is the template for the names of the wind severity output maps</w:t>
       </w:r>
       <w:r>
         <w:rPr>
           <w:rFonts w:ascii="Times New Roman" w:hAnsi="Times New Roman" w:cs="Times New Roman"/>
-          <w:sz w:val="24"/>
-          <w:szCs w:val="24"/>
         </w:rPr>
         <w:t>.</w:t>
       </w:r>
       <w:r>
         <w:rPr>
           <w:rFonts w:ascii="Times New Roman" w:hAnsi="Times New Roman" w:cs="Times New Roman"/>
-          <w:sz w:val="24"/>
-          <w:szCs w:val="24"/>
         </w:rPr>
         <w:t xml:space="preserve">  The parameter value must include the variable “timestep” to ensure that the maps have unique names (see section 3.1.8.1 Variables in the LANDIS-II Model User Guide).  </w:t>
       </w:r>
       <w:r>
         <w:rPr>
           <w:rFonts w:ascii="Times New Roman" w:hAnsi="Times New Roman" w:cs="Times New Roman"/>
-          <w:sz w:val="24"/>
-          <w:szCs w:val="24"/>
-        </w:rPr>
-        <w:t xml:space="preserve">The user must indicate the file extension.  </w:t>
+        </w:rPr>
+        <w:t xml:space="preserve">The user </w:t>
       </w:r>
       <w:r>
         <w:rPr>
           <w:rFonts w:ascii="Times New Roman" w:hAnsi="Times New Roman" w:cs="Times New Roman"/>
-          <w:sz w:val="24"/>
-          <w:szCs w:val="24"/>
+        </w:rPr>
+        <w:lastRenderedPageBreak/>
+        <w:t xml:space="preserve">must indicate the file extension.  </w:t>
+      </w:r>
+      <w:r>
+        <w:rPr>
+          <w:rFonts w:ascii="Times New Roman" w:hAnsi="Times New Roman" w:cs="Times New Roman"/>
         </w:rPr>
         <w:t xml:space="preserve">The user must </w:t>
       </w:r>
       <w:r>
         <w:rPr>
           <w:rFonts w:ascii="Times New Roman" w:hAnsi="Times New Roman" w:cs="Times New Roman"/>
-          <w:sz w:val="24"/>
-          <w:szCs w:val="24"/>
         </w:rPr>
         <w:t>also include</w:t>
       </w:r>
       <w:r>
         <w:rPr>
           <w:rFonts w:ascii="Times New Roman" w:hAnsi="Times New Roman" w:cs="Times New Roman"/>
-          <w:sz w:val="24"/>
-          <w:szCs w:val="24"/>
         </w:rPr>
         <w:t xml:space="preserve"> sub-directory</w:t>
       </w:r>
       <w:r>
         <w:rPr>
           <w:rFonts w:ascii="Times New Roman" w:hAnsi="Times New Roman" w:cs="Times New Roman"/>
-          <w:sz w:val="24"/>
-          <w:szCs w:val="24"/>
         </w:rPr>
         <w:t xml:space="preserve"> name(s) as needed</w:t>
       </w:r>
       <w:r>
         <w:rPr>
           <w:rFonts w:ascii="Times New Roman" w:hAnsi="Times New Roman" w:cs="Times New Roman"/>
-          <w:sz w:val="24"/>
-          <w:szCs w:val="24"/>
         </w:rPr>
         <w:t xml:space="preserve">.  </w:t>
       </w:r>
@@ -8578,7 +7841,7 @@
         <w:pStyle w:val="Heading2"/>
       </w:pPr>
       <w:bookmarkStart w:id="47" w:name="_Toc133907171"/>
-      <w:bookmarkStart w:id="48" w:name="_Toc170895856"/>
+      <w:bookmarkStart w:id="48" w:name="_Toc210715380"/>
       <w:proofErr w:type="spellStart"/>
       <w:r>
         <w:t>LogFile</w:t>
@@ -8591,15 +7854,11 @@
         <w:pStyle w:val="textbody"/>
         <w:rPr>
           <w:rFonts w:ascii="Times New Roman" w:hAnsi="Times New Roman" w:cs="Times New Roman"/>
-          <w:sz w:val="24"/>
-          <w:szCs w:val="24"/>
         </w:rPr>
       </w:pPr>
       <w:r>
         <w:rPr>
           <w:rFonts w:ascii="Times New Roman" w:hAnsi="Times New Roman" w:cs="Times New Roman"/>
-          <w:sz w:val="24"/>
-          <w:szCs w:val="24"/>
         </w:rPr>
         <w:t>The file parameter is the name of the extension’s event log file.</w:t>
       </w:r>
@@ -8608,11 +7867,10 @@
       <w:pPr>
         <w:pStyle w:val="Heading2"/>
       </w:pPr>
-      <w:bookmarkStart w:id="49" w:name="_Toc170895857"/>
+      <w:bookmarkStart w:id="49" w:name="_Toc210715381"/>
       <w:bookmarkEnd w:id="47"/>
       <w:proofErr w:type="spellStart"/>
       <w:r>
-        <w:lastRenderedPageBreak/>
         <w:t>WindReducationTableCSV</w:t>
       </w:r>
       <w:proofErr w:type="spellEnd"/>
@@ -8626,23 +7884,17 @@
         <w:pStyle w:val="textbody"/>
         <w:rPr>
           <w:rFonts w:ascii="Times New Roman" w:hAnsi="Times New Roman" w:cs="Times New Roman"/>
-          <w:sz w:val="24"/>
-          <w:szCs w:val="24"/>
         </w:rPr>
       </w:pPr>
       <w:r>
         <w:rPr>
           <w:rFonts w:ascii="Times New Roman" w:hAnsi="Times New Roman" w:cs="Times New Roman"/>
-          <w:sz w:val="24"/>
-          <w:szCs w:val="24"/>
         </w:rPr>
         <w:t>In many places, stand structure will co-determine vulnerability to wind mortality.  An old stand with a complex structure may be the least vulnerable.  An even-aged stand may be the most vulnerable.  The purpose of this table is to allow simple stand complexity data to inform wind speed (by reducing effective wind speed)</w:t>
       </w:r>
       <w:r>
         <w:rPr>
           <w:rFonts w:ascii="Times New Roman" w:hAnsi="Times New Roman" w:cs="Times New Roman"/>
-          <w:sz w:val="24"/>
-          <w:szCs w:val="24"/>
         </w:rPr>
         <w:t xml:space="preserve"> and, hence, to reduce vulnerability.  </w:t>
       </w:r>
@@ -8652,39 +7904,29 @@
         <w:pStyle w:val="textbody"/>
         <w:rPr>
           <w:rFonts w:ascii="Times New Roman" w:hAnsi="Times New Roman" w:cs="Times New Roman"/>
-          <w:sz w:val="24"/>
-          <w:szCs w:val="24"/>
         </w:rPr>
       </w:pPr>
       <w:r>
         <w:rPr>
           <w:rFonts w:ascii="Times New Roman" w:hAnsi="Times New Roman" w:cs="Times New Roman"/>
-          <w:sz w:val="24"/>
-          <w:szCs w:val="24"/>
         </w:rPr>
         <w:t xml:space="preserve">The input is the name of a </w:t>
       </w:r>
       <w:r>
         <w:rPr>
           <w:rFonts w:ascii="Times New Roman" w:hAnsi="Times New Roman" w:cs="Times New Roman"/>
-          <w:sz w:val="24"/>
-          <w:szCs w:val="24"/>
         </w:rPr>
         <w:t xml:space="preserve">CSV file </w:t>
       </w:r>
       <w:r>
         <w:rPr>
           <w:rFonts w:ascii="Times New Roman" w:hAnsi="Times New Roman" w:cs="Times New Roman"/>
-          <w:sz w:val="24"/>
-          <w:szCs w:val="24"/>
         </w:rPr>
         <w:t xml:space="preserve">that </w:t>
       </w:r>
       <w:r>
         <w:rPr>
           <w:rFonts w:ascii="Times New Roman" w:hAnsi="Times New Roman" w:cs="Times New Roman"/>
-          <w:sz w:val="24"/>
-          <w:szCs w:val="24"/>
         </w:rPr>
         <w:t xml:space="preserve">provides a link to the Output Cohort Statistics extension, specifically the </w:t>
       </w:r>
@@ -8693,32 +7935,24 @@
           <w:rFonts w:ascii="Times New Roman" w:hAnsi="Times New Roman" w:cs="Times New Roman"/>
           <w:b/>
           <w:bCs/>
-          <w:sz w:val="24"/>
-          <w:szCs w:val="24"/>
         </w:rPr>
         <w:t>Evenness</w:t>
       </w:r>
       <w:r>
         <w:rPr>
           <w:rFonts w:ascii="Times New Roman" w:hAnsi="Times New Roman" w:cs="Times New Roman"/>
-          <w:sz w:val="24"/>
-          <w:szCs w:val="24"/>
         </w:rPr>
         <w:t xml:space="preserve"> calculation</w:t>
       </w:r>
       <w:r>
         <w:rPr>
           <w:rFonts w:ascii="Times New Roman" w:hAnsi="Times New Roman" w:cs="Times New Roman"/>
-          <w:sz w:val="24"/>
-          <w:szCs w:val="24"/>
         </w:rPr>
         <w:t>.</w:t>
       </w:r>
       <w:r>
         <w:rPr>
           <w:rFonts w:ascii="Times New Roman" w:hAnsi="Times New Roman" w:cs="Times New Roman"/>
-          <w:sz w:val="24"/>
-          <w:szCs w:val="24"/>
         </w:rPr>
         <w:t xml:space="preserve">  Please see that User Guide for the definition of evenness.  </w:t>
       </w:r>
@@ -8728,15 +7962,11 @@
         <w:pStyle w:val="textbody"/>
         <w:rPr>
           <w:rFonts w:ascii="Times New Roman" w:hAnsi="Times New Roman" w:cs="Times New Roman"/>
-          <w:sz w:val="24"/>
-          <w:szCs w:val="24"/>
         </w:rPr>
       </w:pPr>
       <w:r>
         <w:rPr>
           <w:rFonts w:ascii="Times New Roman" w:hAnsi="Times New Roman" w:cs="Times New Roman"/>
-          <w:sz w:val="24"/>
-          <w:szCs w:val="24"/>
         </w:rPr>
         <w:t xml:space="preserve">The table must have two columns:  </w:t>
       </w:r>
@@ -8744,8 +7974,6 @@
       <w:r>
         <w:rPr>
           <w:rFonts w:ascii="Times New Roman" w:hAnsi="Times New Roman" w:cs="Times New Roman"/>
-          <w:sz w:val="24"/>
-          <w:szCs w:val="24"/>
         </w:rPr>
         <w:t>RangeMaximum</w:t>
       </w:r>
@@ -8753,8 +7981,6 @@
       <w:r>
         <w:rPr>
           <w:rFonts w:ascii="Times New Roman" w:hAnsi="Times New Roman" w:cs="Times New Roman"/>
-          <w:sz w:val="24"/>
-          <w:szCs w:val="24"/>
         </w:rPr>
         <w:t xml:space="preserve"> and </w:t>
       </w:r>
@@ -8762,8 +7988,6 @@
       <w:r>
         <w:rPr>
           <w:rFonts w:ascii="Times New Roman" w:hAnsi="Times New Roman" w:cs="Times New Roman"/>
-          <w:sz w:val="24"/>
-          <w:szCs w:val="24"/>
         </w:rPr>
         <w:t>FractionWindReduction</w:t>
       </w:r>
@@ -8771,8 +7995,6 @@
       <w:r>
         <w:rPr>
           <w:rFonts w:ascii="Times New Roman" w:hAnsi="Times New Roman" w:cs="Times New Roman"/>
-          <w:sz w:val="24"/>
-          <w:szCs w:val="24"/>
         </w:rPr>
         <w:t xml:space="preserve">.  </w:t>
       </w:r>
@@ -8780,8 +8002,6 @@
       <w:r>
         <w:rPr>
           <w:rFonts w:ascii="Times New Roman" w:hAnsi="Times New Roman" w:cs="Times New Roman"/>
-          <w:sz w:val="24"/>
-          <w:szCs w:val="24"/>
         </w:rPr>
         <w:t>RangeMaximum</w:t>
       </w:r>
@@ -8789,8 +8009,6 @@
       <w:r>
         <w:rPr>
           <w:rFonts w:ascii="Times New Roman" w:hAnsi="Times New Roman" w:cs="Times New Roman"/>
-          <w:sz w:val="24"/>
-          <w:szCs w:val="24"/>
         </w:rPr>
         <w:t xml:space="preserve"> is the maximum of a bin of Evenness values.  The lowest </w:t>
       </w:r>
@@ -8798,8 +8016,6 @@
       <w:r>
         <w:rPr>
           <w:rFonts w:ascii="Times New Roman" w:hAnsi="Times New Roman" w:cs="Times New Roman"/>
-          <w:sz w:val="24"/>
-          <w:szCs w:val="24"/>
         </w:rPr>
         <w:t>RangeMaximum</w:t>
       </w:r>
@@ -8807,8 +8023,6 @@
       <w:r>
         <w:rPr>
           <w:rFonts w:ascii="Times New Roman" w:hAnsi="Times New Roman" w:cs="Times New Roman"/>
-          <w:sz w:val="24"/>
-          <w:szCs w:val="24"/>
         </w:rPr>
         <w:t xml:space="preserve"> will have a minimum of zero.  These bins are assigned an associated </w:t>
       </w:r>
@@ -8816,8 +8030,6 @@
       <w:r>
         <w:rPr>
           <w:rFonts w:ascii="Times New Roman" w:hAnsi="Times New Roman" w:cs="Times New Roman"/>
-          <w:sz w:val="24"/>
-          <w:szCs w:val="24"/>
         </w:rPr>
         <w:t>FractionWindReduction</w:t>
       </w:r>
@@ -8825,8 +8037,6 @@
       <w:r>
         <w:rPr>
           <w:rFonts w:ascii="Times New Roman" w:hAnsi="Times New Roman" w:cs="Times New Roman"/>
-          <w:sz w:val="24"/>
-          <w:szCs w:val="24"/>
         </w:rPr>
         <w:t xml:space="preserve"> (0.0 – 1.0).  </w:t>
       </w:r>
@@ -8838,8 +8048,6 @@
           <w:rFonts w:ascii="Times New Roman" w:hAnsi="Times New Roman" w:cs="Times New Roman"/>
           <w:b/>
           <w:bCs/>
-          <w:sz w:val="24"/>
-          <w:szCs w:val="24"/>
         </w:rPr>
       </w:pPr>
       <w:r>
@@ -8847,8 +8055,6 @@
           <w:rFonts w:ascii="Times New Roman" w:hAnsi="Times New Roman" w:cs="Times New Roman"/>
           <w:b/>
           <w:bCs/>
-          <w:sz w:val="24"/>
-          <w:szCs w:val="24"/>
         </w:rPr>
         <w:t>Note:  You cannot increase wind speed using this table.</w:t>
       </w:r>
@@ -8857,7 +8063,7 @@
       <w:pPr>
         <w:pStyle w:val="Heading1"/>
       </w:pPr>
-      <w:bookmarkStart w:id="50" w:name="_Toc170895858"/>
+      <w:bookmarkStart w:id="50" w:name="_Toc210715382"/>
       <w:r>
         <w:lastRenderedPageBreak/>
         <w:t>Output Files</w:t>
@@ -8906,7 +8112,7 @@
       </w:pPr>
       <w:bookmarkStart w:id="51" w:name="_Toc102232961"/>
       <w:bookmarkStart w:id="52" w:name="_Ref133934288"/>
-      <w:bookmarkStart w:id="53" w:name="_Toc170895859"/>
+      <w:bookmarkStart w:id="53" w:name="_Toc210715383"/>
       <w:r>
         <w:t xml:space="preserve">Max </w:t>
       </w:r>
@@ -8943,7 +8149,7 @@
       </w:pPr>
       <w:bookmarkStart w:id="54" w:name="_Toc102232962"/>
       <w:bookmarkStart w:id="55" w:name="_Ref133934316"/>
-      <w:bookmarkStart w:id="56" w:name="_Toc170895860"/>
+      <w:bookmarkStart w:id="56" w:name="_Toc210715384"/>
       <w:r>
         <w:t>Hurricane</w:t>
       </w:r>
@@ -8987,7 +8193,7 @@
       <w:pPr>
         <w:pStyle w:val="Heading3"/>
       </w:pPr>
-      <w:bookmarkStart w:id="57" w:name="_Toc170895861"/>
+      <w:bookmarkStart w:id="57" w:name="_Toc210715385"/>
       <w:r>
         <w:t>Time</w:t>
       </w:r>
@@ -9005,7 +8211,7 @@
       <w:pPr>
         <w:pStyle w:val="Heading3"/>
       </w:pPr>
-      <w:bookmarkStart w:id="58" w:name="_Toc170895862"/>
+      <w:bookmarkStart w:id="58" w:name="_Toc210715386"/>
       <w:r>
         <w:t>Year</w:t>
       </w:r>
@@ -9023,7 +8229,7 @@
       <w:pPr>
         <w:pStyle w:val="Heading3"/>
       </w:pPr>
-      <w:bookmarkStart w:id="59" w:name="_Toc170895863"/>
+      <w:bookmarkStart w:id="59" w:name="_Toc210715387"/>
       <w:r>
         <w:t>HNumber</w:t>
       </w:r>
@@ -9041,7 +8247,7 @@
       <w:pPr>
         <w:pStyle w:val="Heading3"/>
       </w:pPr>
-      <w:bookmarkStart w:id="60" w:name="_Toc170895864"/>
+      <w:bookmarkStart w:id="60" w:name="_Toc210715388"/>
       <w:proofErr w:type="spellStart"/>
       <w:r>
         <w:t>LandfallLatitude</w:t>
@@ -9054,22 +8260,14 @@
         <w:pStyle w:val="textbody"/>
       </w:pPr>
       <w:r>
-        <w:t xml:space="preserve">The latitude where the given storm makes landfall (crosses the </w:t>
-      </w:r>
-      <w:proofErr w:type="gramStart"/>
-      <w:r>
-        <w:t>coast line</w:t>
-      </w:r>
-      <w:proofErr w:type="gramEnd"/>
-      <w:r>
-        <w:t>).</w:t>
+        <w:t>The latitude where the given storm makes landfall (crosses the coast line).</w:t>
       </w:r>
     </w:p>
     <w:p>
       <w:pPr>
         <w:pStyle w:val="Heading3"/>
       </w:pPr>
-      <w:bookmarkStart w:id="61" w:name="_Toc170895865"/>
+      <w:bookmarkStart w:id="61" w:name="_Toc210715389"/>
       <w:proofErr w:type="spellStart"/>
       <w:r>
         <w:t>LandfallMaxWindSpeed</w:t>
@@ -9089,7 +8287,7 @@
       <w:pPr>
         <w:pStyle w:val="Heading3"/>
       </w:pPr>
-      <w:bookmarkStart w:id="62" w:name="_Toc170895866"/>
+      <w:bookmarkStart w:id="62" w:name="_Toc210715390"/>
       <w:proofErr w:type="spellStart"/>
       <w:r>
         <w:t>PathHeading</w:t>
@@ -9109,9 +8307,10 @@
       <w:pPr>
         <w:pStyle w:val="Heading3"/>
       </w:pPr>
-      <w:bookmarkStart w:id="63" w:name="_Toc170895867"/>
+      <w:bookmarkStart w:id="63" w:name="_Toc210715391"/>
       <w:proofErr w:type="spellStart"/>
       <w:r>
+        <w:lastRenderedPageBreak/>
         <w:t>StudyAreaMaxWindspeed</w:t>
       </w:r>
       <w:bookmarkEnd w:id="63"/>
@@ -9129,10 +8328,9 @@
       <w:pPr>
         <w:pStyle w:val="Heading3"/>
       </w:pPr>
-      <w:bookmarkStart w:id="64" w:name="_Toc170895868"/>
+      <w:bookmarkStart w:id="64" w:name="_Toc210715392"/>
       <w:proofErr w:type="spellStart"/>
       <w:r>
-        <w:lastRenderedPageBreak/>
         <w:t>StudyAreaMinWindspeed</w:t>
       </w:r>
       <w:bookmarkEnd w:id="64"/>
@@ -9150,7 +8348,7 @@
       <w:pPr>
         <w:pStyle w:val="Heading3"/>
       </w:pPr>
-      <w:bookmarkStart w:id="65" w:name="_Toc170895869"/>
+      <w:bookmarkStart w:id="65" w:name="_Toc210715393"/>
       <w:proofErr w:type="spellStart"/>
       <w:r>
         <w:t>ImpactsStudyArea</w:t>
@@ -9180,7 +8378,7 @@
 </file>
 
 <file path=word/endnotes.xml><?xml version="1.0" encoding="utf-8"?>
-<w:endnotes xmlns:wpc="http://schemas.microsoft.com/office/word/2010/wordprocessingCanvas" xmlns:cx="http://schemas.microsoft.com/office/drawing/2014/chartex" xmlns:cx1="http://schemas.microsoft.com/office/drawing/2015/9/8/chartex" xmlns:cx2="http://schemas.microsoft.com/office/drawing/2015/10/21/chartex" xmlns:cx3="http://schemas.microsoft.com/office/drawing/2016/5/9/chartex" xmlns:cx4="http://schemas.microsoft.com/office/drawing/2016/5/10/chartex" xmlns:cx5="http://schemas.microsoft.com/office/drawing/2016/5/11/chartex" xmlns:cx6="http://schemas.microsoft.com/office/drawing/2016/5/12/chartex" xmlns:cx7="http://schemas.microsoft.com/office/drawing/2016/5/13/chartex" xmlns:cx8="http://schemas.microsoft.com/office/drawing/2016/5/14/chartex" xmlns:mc="http://schemas.openxmlformats.org/markup-compatibility/2006" xmlns:aink="http://schemas.microsoft.com/office/drawing/2016/ink" xmlns:am3d="http://schemas.microsoft.com/office/drawing/2017/model3d" xmlns:o="urn:schemas-microsoft-com:office:office" xmlns:oel="http://schemas.microsoft.com/office/2019/extlst" xmlns:r="http://schemas.openxmlformats.org/officeDocument/2006/relationships" xmlns:m="http://schemas.openxmlformats.org/officeDocument/2006/math" xmlns:v="urn:schemas-microsoft-com:vml" xmlns:wp14="http://schemas.microsoft.com/office/word/2010/wordprocessingDrawing" xmlns:wp="http://schemas.openxmlformats.org/drawingml/2006/wordprocessingDrawing" xmlns:w10="urn:schemas-microsoft-com:office:word" xmlns:w="http://schemas.openxmlformats.org/wordprocessingml/2006/main" xmlns:w14="http://schemas.microsoft.com/office/word/2010/wordml" xmlns:w15="http://schemas.microsoft.com/office/word/2012/wordml" xmlns:w16cex="http://schemas.microsoft.com/office/word/2018/wordml/cex" xmlns:w16cid="http://schemas.microsoft.com/office/word/2016/wordml/cid" xmlns:w16="http://schemas.microsoft.com/office/word/2018/wordml" xmlns:w16du="http://schemas.microsoft.com/office/word/2023/wordml/word16du" xmlns:w16sdtdh="http://schemas.microsoft.com/office/word/2020/wordml/sdtdatahash" xmlns:w16se="http://schemas.microsoft.com/office/word/2015/wordml/symex" xmlns:wpg="http://schemas.microsoft.com/office/word/2010/wordprocessingGroup" xmlns:wpi="http://schemas.microsoft.com/office/word/2010/wordprocessingInk" xmlns:wne="http://schemas.microsoft.com/office/word/2006/wordml" xmlns:wps="http://schemas.microsoft.com/office/word/2010/wordprocessingShape" mc:Ignorable="w14 w15 w16se w16cid w16 w16cex w16sdtdh w16du wp14">
+<w:endnotes xmlns:wpc="http://schemas.microsoft.com/office/word/2010/wordprocessingCanvas" xmlns:cx="http://schemas.microsoft.com/office/drawing/2014/chartex" xmlns:cx1="http://schemas.microsoft.com/office/drawing/2015/9/8/chartex" xmlns:cx2="http://schemas.microsoft.com/office/drawing/2015/10/21/chartex" xmlns:cx3="http://schemas.microsoft.com/office/drawing/2016/5/9/chartex" xmlns:cx4="http://schemas.microsoft.com/office/drawing/2016/5/10/chartex" xmlns:cx5="http://schemas.microsoft.com/office/drawing/2016/5/11/chartex" xmlns:cx6="http://schemas.microsoft.com/office/drawing/2016/5/12/chartex" xmlns:cx7="http://schemas.microsoft.com/office/drawing/2016/5/13/chartex" xmlns:cx8="http://schemas.microsoft.com/office/drawing/2016/5/14/chartex" xmlns:mc="http://schemas.openxmlformats.org/markup-compatibility/2006" xmlns:aink="http://schemas.microsoft.com/office/drawing/2016/ink" xmlns:am3d="http://schemas.microsoft.com/office/drawing/2017/model3d" xmlns:o="urn:schemas-microsoft-com:office:office" xmlns:oel="http://schemas.microsoft.com/office/2019/extlst" xmlns:r="http://schemas.openxmlformats.org/officeDocument/2006/relationships" xmlns:m="http://schemas.openxmlformats.org/officeDocument/2006/math" xmlns:v="urn:schemas-microsoft-com:vml" xmlns:wp14="http://schemas.microsoft.com/office/word/2010/wordprocessingDrawing" xmlns:wp="http://schemas.openxmlformats.org/drawingml/2006/wordprocessingDrawing" xmlns:w10="urn:schemas-microsoft-com:office:word" xmlns:w="http://schemas.openxmlformats.org/wordprocessingml/2006/main" xmlns:w14="http://schemas.microsoft.com/office/word/2010/wordml" xmlns:w15="http://schemas.microsoft.com/office/word/2012/wordml" xmlns:w16cex="http://schemas.microsoft.com/office/word/2018/wordml/cex" xmlns:w16cid="http://schemas.microsoft.com/office/word/2016/wordml/cid" xmlns:w16="http://schemas.microsoft.com/office/word/2018/wordml" xmlns:w16du="http://schemas.microsoft.com/office/word/2023/wordml/word16du" xmlns:w16sdtdh="http://schemas.microsoft.com/office/word/2020/wordml/sdtdatahash" xmlns:w16sdtfl="http://schemas.microsoft.com/office/word/2024/wordml/sdtformatlock" xmlns:w16se="http://schemas.microsoft.com/office/word/2015/wordml/symex" xmlns:wpg="http://schemas.microsoft.com/office/word/2010/wordprocessingGroup" xmlns:wpi="http://schemas.microsoft.com/office/word/2010/wordprocessingInk" xmlns:wne="http://schemas.microsoft.com/office/word/2006/wordml" xmlns:wps="http://schemas.microsoft.com/office/word/2010/wordprocessingShape" mc:Ignorable="w14 w15 w16se w16cid w16 w16cex w16sdtdh w16sdtfl w16du wp14">
   <w:endnote w:type="separator" w:id="-1">
     <w:p>
       <w:r>
@@ -9199,7 +8397,7 @@
 </file>
 
 <file path=word/footer1.xml><?xml version="1.0" encoding="utf-8"?>
-<w:ftr xmlns:wpc="http://schemas.microsoft.com/office/word/2010/wordprocessingCanvas" xmlns:cx="http://schemas.microsoft.com/office/drawing/2014/chartex" xmlns:cx1="http://schemas.microsoft.com/office/drawing/2015/9/8/chartex" xmlns:cx2="http://schemas.microsoft.com/office/drawing/2015/10/21/chartex" xmlns:cx3="http://schemas.microsoft.com/office/drawing/2016/5/9/chartex" xmlns:cx4="http://schemas.microsoft.com/office/drawing/2016/5/10/chartex" xmlns:cx5="http://schemas.microsoft.com/office/drawing/2016/5/11/chartex" xmlns:cx6="http://schemas.microsoft.com/office/drawing/2016/5/12/chartex" xmlns:cx7="http://schemas.microsoft.com/office/drawing/2016/5/13/chartex" xmlns:cx8="http://schemas.microsoft.com/office/drawing/2016/5/14/chartex" xmlns:mc="http://schemas.openxmlformats.org/markup-compatibility/2006" xmlns:aink="http://schemas.microsoft.com/office/drawing/2016/ink" xmlns:am3d="http://schemas.microsoft.com/office/drawing/2017/model3d" xmlns:o="urn:schemas-microsoft-com:office:office" xmlns:oel="http://schemas.microsoft.com/office/2019/extlst" xmlns:r="http://schemas.openxmlformats.org/officeDocument/2006/relationships" xmlns:m="http://schemas.openxmlformats.org/officeDocument/2006/math" xmlns:v="urn:schemas-microsoft-com:vml" xmlns:wp14="http://schemas.microsoft.com/office/word/2010/wordprocessingDrawing" xmlns:wp="http://schemas.openxmlformats.org/drawingml/2006/wordprocessingDrawing" xmlns:w10="urn:schemas-microsoft-com:office:word" xmlns:w="http://schemas.openxmlformats.org/wordprocessingml/2006/main" xmlns:w14="http://schemas.microsoft.com/office/word/2010/wordml" xmlns:w15="http://schemas.microsoft.com/office/word/2012/wordml" xmlns:w16cex="http://schemas.microsoft.com/office/word/2018/wordml/cex" xmlns:w16cid="http://schemas.microsoft.com/office/word/2016/wordml/cid" xmlns:w16="http://schemas.microsoft.com/office/word/2018/wordml" xmlns:w16du="http://schemas.microsoft.com/office/word/2023/wordml/word16du" xmlns:w16sdtdh="http://schemas.microsoft.com/office/word/2020/wordml/sdtdatahash" xmlns:w16se="http://schemas.microsoft.com/office/word/2015/wordml/symex" xmlns:wpg="http://schemas.microsoft.com/office/word/2010/wordprocessingGroup" xmlns:wpi="http://schemas.microsoft.com/office/word/2010/wordprocessingInk" xmlns:wne="http://schemas.microsoft.com/office/word/2006/wordml" xmlns:wps="http://schemas.microsoft.com/office/word/2010/wordprocessingShape" mc:Ignorable="w14 w15 w16se w16cid w16 w16cex w16sdtdh w16du wp14">
+<w:ftr xmlns:wpc="http://schemas.microsoft.com/office/word/2010/wordprocessingCanvas" xmlns:cx="http://schemas.microsoft.com/office/drawing/2014/chartex" xmlns:cx1="http://schemas.microsoft.com/office/drawing/2015/9/8/chartex" xmlns:cx2="http://schemas.microsoft.com/office/drawing/2015/10/21/chartex" xmlns:cx3="http://schemas.microsoft.com/office/drawing/2016/5/9/chartex" xmlns:cx4="http://schemas.microsoft.com/office/drawing/2016/5/10/chartex" xmlns:cx5="http://schemas.microsoft.com/office/drawing/2016/5/11/chartex" xmlns:cx6="http://schemas.microsoft.com/office/drawing/2016/5/12/chartex" xmlns:cx7="http://schemas.microsoft.com/office/drawing/2016/5/13/chartex" xmlns:cx8="http://schemas.microsoft.com/office/drawing/2016/5/14/chartex" xmlns:mc="http://schemas.openxmlformats.org/markup-compatibility/2006" xmlns:aink="http://schemas.microsoft.com/office/drawing/2016/ink" xmlns:am3d="http://schemas.microsoft.com/office/drawing/2017/model3d" xmlns:o="urn:schemas-microsoft-com:office:office" xmlns:oel="http://schemas.microsoft.com/office/2019/extlst" xmlns:r="http://schemas.openxmlformats.org/officeDocument/2006/relationships" xmlns:m="http://schemas.openxmlformats.org/officeDocument/2006/math" xmlns:v="urn:schemas-microsoft-com:vml" xmlns:wp14="http://schemas.microsoft.com/office/word/2010/wordprocessingDrawing" xmlns:wp="http://schemas.openxmlformats.org/drawingml/2006/wordprocessingDrawing" xmlns:w10="urn:schemas-microsoft-com:office:word" xmlns:w="http://schemas.openxmlformats.org/wordprocessingml/2006/main" xmlns:w14="http://schemas.microsoft.com/office/word/2010/wordml" xmlns:w15="http://schemas.microsoft.com/office/word/2012/wordml" xmlns:w16cex="http://schemas.microsoft.com/office/word/2018/wordml/cex" xmlns:w16cid="http://schemas.microsoft.com/office/word/2016/wordml/cid" xmlns:w16="http://schemas.microsoft.com/office/word/2018/wordml" xmlns:w16du="http://schemas.microsoft.com/office/word/2023/wordml/word16du" xmlns:w16sdtdh="http://schemas.microsoft.com/office/word/2020/wordml/sdtdatahash" xmlns:w16sdtfl="http://schemas.microsoft.com/office/word/2024/wordml/sdtformatlock" xmlns:w16se="http://schemas.microsoft.com/office/word/2015/wordml/symex" xmlns:wpg="http://schemas.microsoft.com/office/word/2010/wordprocessingGroup" xmlns:wpi="http://schemas.microsoft.com/office/word/2010/wordprocessingInk" xmlns:wne="http://schemas.microsoft.com/office/word/2006/wordml" xmlns:wps="http://schemas.microsoft.com/office/word/2010/wordprocessingShape" mc:Ignorable="w14 w15 w16se w16cid w16 w16cex w16sdtdh w16sdtfl w16du wp14">
   <w:p>
     <w:pPr>
       <w:pStyle w:val="Footer"/>
@@ -9266,7 +8464,7 @@
 </file>
 
 <file path=word/footnotes.xml><?xml version="1.0" encoding="utf-8"?>
-<w:footnotes xmlns:wpc="http://schemas.microsoft.com/office/word/2010/wordprocessingCanvas" xmlns:cx="http://schemas.microsoft.com/office/drawing/2014/chartex" xmlns:cx1="http://schemas.microsoft.com/office/drawing/2015/9/8/chartex" xmlns:cx2="http://schemas.microsoft.com/office/drawing/2015/10/21/chartex" xmlns:cx3="http://schemas.microsoft.com/office/drawing/2016/5/9/chartex" xmlns:cx4="http://schemas.microsoft.com/office/drawing/2016/5/10/chartex" xmlns:cx5="http://schemas.microsoft.com/office/drawing/2016/5/11/chartex" xmlns:cx6="http://schemas.microsoft.com/office/drawing/2016/5/12/chartex" xmlns:cx7="http://schemas.microsoft.com/office/drawing/2016/5/13/chartex" xmlns:cx8="http://schemas.microsoft.com/office/drawing/2016/5/14/chartex" xmlns:mc="http://schemas.openxmlformats.org/markup-compatibility/2006" xmlns:aink="http://schemas.microsoft.com/office/drawing/2016/ink" xmlns:am3d="http://schemas.microsoft.com/office/drawing/2017/model3d" xmlns:o="urn:schemas-microsoft-com:office:office" xmlns:oel="http://schemas.microsoft.com/office/2019/extlst" xmlns:r="http://schemas.openxmlformats.org/officeDocument/2006/relationships" xmlns:m="http://schemas.openxmlformats.org/officeDocument/2006/math" xmlns:v="urn:schemas-microsoft-com:vml" xmlns:wp14="http://schemas.microsoft.com/office/word/2010/wordprocessingDrawing" xmlns:wp="http://schemas.openxmlformats.org/drawingml/2006/wordprocessingDrawing" xmlns:w10="urn:schemas-microsoft-com:office:word" xmlns:w="http://schemas.openxmlformats.org/wordprocessingml/2006/main" xmlns:w14="http://schemas.microsoft.com/office/word/2010/wordml" xmlns:w15="http://schemas.microsoft.com/office/word/2012/wordml" xmlns:w16cex="http://schemas.microsoft.com/office/word/2018/wordml/cex" xmlns:w16cid="http://schemas.microsoft.com/office/word/2016/wordml/cid" xmlns:w16="http://schemas.microsoft.com/office/word/2018/wordml" xmlns:w16du="http://schemas.microsoft.com/office/word/2023/wordml/word16du" xmlns:w16sdtdh="http://schemas.microsoft.com/office/word/2020/wordml/sdtdatahash" xmlns:w16se="http://schemas.microsoft.com/office/word/2015/wordml/symex" xmlns:wpg="http://schemas.microsoft.com/office/word/2010/wordprocessingGroup" xmlns:wpi="http://schemas.microsoft.com/office/word/2010/wordprocessingInk" xmlns:wne="http://schemas.microsoft.com/office/word/2006/wordml" xmlns:wps="http://schemas.microsoft.com/office/word/2010/wordprocessingShape" mc:Ignorable="w14 w15 w16se w16cid w16 w16cex w16sdtdh w16du wp14">
+<w:footnotes xmlns:wpc="http://schemas.microsoft.com/office/word/2010/wordprocessingCanvas" xmlns:cx="http://schemas.microsoft.com/office/drawing/2014/chartex" xmlns:cx1="http://schemas.microsoft.com/office/drawing/2015/9/8/chartex" xmlns:cx2="http://schemas.microsoft.com/office/drawing/2015/10/21/chartex" xmlns:cx3="http://schemas.microsoft.com/office/drawing/2016/5/9/chartex" xmlns:cx4="http://schemas.microsoft.com/office/drawing/2016/5/10/chartex" xmlns:cx5="http://schemas.microsoft.com/office/drawing/2016/5/11/chartex" xmlns:cx6="http://schemas.microsoft.com/office/drawing/2016/5/12/chartex" xmlns:cx7="http://schemas.microsoft.com/office/drawing/2016/5/13/chartex" xmlns:cx8="http://schemas.microsoft.com/office/drawing/2016/5/14/chartex" xmlns:mc="http://schemas.openxmlformats.org/markup-compatibility/2006" xmlns:aink="http://schemas.microsoft.com/office/drawing/2016/ink" xmlns:am3d="http://schemas.microsoft.com/office/drawing/2017/model3d" xmlns:o="urn:schemas-microsoft-com:office:office" xmlns:oel="http://schemas.microsoft.com/office/2019/extlst" xmlns:r="http://schemas.openxmlformats.org/officeDocument/2006/relationships" xmlns:m="http://schemas.openxmlformats.org/officeDocument/2006/math" xmlns:v="urn:schemas-microsoft-com:vml" xmlns:wp14="http://schemas.microsoft.com/office/word/2010/wordprocessingDrawing" xmlns:wp="http://schemas.openxmlformats.org/drawingml/2006/wordprocessingDrawing" xmlns:w10="urn:schemas-microsoft-com:office:word" xmlns:w="http://schemas.openxmlformats.org/wordprocessingml/2006/main" xmlns:w14="http://schemas.microsoft.com/office/word/2010/wordml" xmlns:w15="http://schemas.microsoft.com/office/word/2012/wordml" xmlns:w16cex="http://schemas.microsoft.com/office/word/2018/wordml/cex" xmlns:w16cid="http://schemas.microsoft.com/office/word/2016/wordml/cid" xmlns:w16="http://schemas.microsoft.com/office/word/2018/wordml" xmlns:w16du="http://schemas.microsoft.com/office/word/2023/wordml/word16du" xmlns:w16sdtdh="http://schemas.microsoft.com/office/word/2020/wordml/sdtdatahash" xmlns:w16sdtfl="http://schemas.microsoft.com/office/word/2024/wordml/sdtformatlock" xmlns:w16se="http://schemas.microsoft.com/office/word/2015/wordml/symex" xmlns:wpg="http://schemas.microsoft.com/office/word/2010/wordprocessingGroup" xmlns:wpi="http://schemas.microsoft.com/office/word/2010/wordprocessingInk" xmlns:wne="http://schemas.microsoft.com/office/word/2006/wordml" xmlns:wps="http://schemas.microsoft.com/office/word/2010/wordprocessingShape" mc:Ignorable="w14 w15 w16se w16cid w16 w16cex w16sdtdh w16sdtfl w16du wp14">
   <w:footnote w:type="separator" w:id="-1">
     <w:p>
       <w:r>
@@ -9285,7 +8483,7 @@
 </file>
 
 <file path=word/header1.xml><?xml version="1.0" encoding="utf-8"?>
-<w:hdr xmlns:wpc="http://schemas.microsoft.com/office/word/2010/wordprocessingCanvas" xmlns:cx="http://schemas.microsoft.com/office/drawing/2014/chartex" xmlns:cx1="http://schemas.microsoft.com/office/drawing/2015/9/8/chartex" xmlns:cx2="http://schemas.microsoft.com/office/drawing/2015/10/21/chartex" xmlns:cx3="http://schemas.microsoft.com/office/drawing/2016/5/9/chartex" xmlns:cx4="http://schemas.microsoft.com/office/drawing/2016/5/10/chartex" xmlns:cx5="http://schemas.microsoft.com/office/drawing/2016/5/11/chartex" xmlns:cx6="http://schemas.microsoft.com/office/drawing/2016/5/12/chartex" xmlns:cx7="http://schemas.microsoft.com/office/drawing/2016/5/13/chartex" xmlns:cx8="http://schemas.microsoft.com/office/drawing/2016/5/14/chartex" xmlns:mc="http://schemas.openxmlformats.org/markup-compatibility/2006" xmlns:aink="http://schemas.microsoft.com/office/drawing/2016/ink" xmlns:am3d="http://schemas.microsoft.com/office/drawing/2017/model3d" xmlns:o="urn:schemas-microsoft-com:office:office" xmlns:oel="http://schemas.microsoft.com/office/2019/extlst" xmlns:r="http://schemas.openxmlformats.org/officeDocument/2006/relationships" xmlns:m="http://schemas.openxmlformats.org/officeDocument/2006/math" xmlns:v="urn:schemas-microsoft-com:vml" xmlns:wp14="http://schemas.microsoft.com/office/word/2010/wordprocessingDrawing" xmlns:wp="http://schemas.openxmlformats.org/drawingml/2006/wordprocessingDrawing" xmlns:w10="urn:schemas-microsoft-com:office:word" xmlns:w="http://schemas.openxmlformats.org/wordprocessingml/2006/main" xmlns:w14="http://schemas.microsoft.com/office/word/2010/wordml" xmlns:w15="http://schemas.microsoft.com/office/word/2012/wordml" xmlns:w16cex="http://schemas.microsoft.com/office/word/2018/wordml/cex" xmlns:w16cid="http://schemas.microsoft.com/office/word/2016/wordml/cid" xmlns:w16="http://schemas.microsoft.com/office/word/2018/wordml" xmlns:w16du="http://schemas.microsoft.com/office/word/2023/wordml/word16du" xmlns:w16sdtdh="http://schemas.microsoft.com/office/word/2020/wordml/sdtdatahash" xmlns:w16se="http://schemas.microsoft.com/office/word/2015/wordml/symex" xmlns:wpg="http://schemas.microsoft.com/office/word/2010/wordprocessingGroup" xmlns:wpi="http://schemas.microsoft.com/office/word/2010/wordprocessingInk" xmlns:wne="http://schemas.microsoft.com/office/word/2006/wordml" xmlns:wps="http://schemas.microsoft.com/office/word/2010/wordprocessingShape" mc:Ignorable="w14 w15 w16se w16cid w16 w16cex w16sdtdh w16du wp14">
+<w:hdr xmlns:wpc="http://schemas.microsoft.com/office/word/2010/wordprocessingCanvas" xmlns:cx="http://schemas.microsoft.com/office/drawing/2014/chartex" xmlns:cx1="http://schemas.microsoft.com/office/drawing/2015/9/8/chartex" xmlns:cx2="http://schemas.microsoft.com/office/drawing/2015/10/21/chartex" xmlns:cx3="http://schemas.microsoft.com/office/drawing/2016/5/9/chartex" xmlns:cx4="http://schemas.microsoft.com/office/drawing/2016/5/10/chartex" xmlns:cx5="http://schemas.microsoft.com/office/drawing/2016/5/11/chartex" xmlns:cx6="http://schemas.microsoft.com/office/drawing/2016/5/12/chartex" xmlns:cx7="http://schemas.microsoft.com/office/drawing/2016/5/13/chartex" xmlns:cx8="http://schemas.microsoft.com/office/drawing/2016/5/14/chartex" xmlns:mc="http://schemas.openxmlformats.org/markup-compatibility/2006" xmlns:aink="http://schemas.microsoft.com/office/drawing/2016/ink" xmlns:am3d="http://schemas.microsoft.com/office/drawing/2017/model3d" xmlns:o="urn:schemas-microsoft-com:office:office" xmlns:oel="http://schemas.microsoft.com/office/2019/extlst" xmlns:r="http://schemas.openxmlformats.org/officeDocument/2006/relationships" xmlns:m="http://schemas.openxmlformats.org/officeDocument/2006/math" xmlns:v="urn:schemas-microsoft-com:vml" xmlns:wp14="http://schemas.microsoft.com/office/word/2010/wordprocessingDrawing" xmlns:wp="http://schemas.openxmlformats.org/drawingml/2006/wordprocessingDrawing" xmlns:w10="urn:schemas-microsoft-com:office:word" xmlns:w="http://schemas.openxmlformats.org/wordprocessingml/2006/main" xmlns:w14="http://schemas.microsoft.com/office/word/2010/wordml" xmlns:w15="http://schemas.microsoft.com/office/word/2012/wordml" xmlns:w16cex="http://schemas.microsoft.com/office/word/2018/wordml/cex" xmlns:w16cid="http://schemas.microsoft.com/office/word/2016/wordml/cid" xmlns:w16="http://schemas.microsoft.com/office/word/2018/wordml" xmlns:w16du="http://schemas.microsoft.com/office/word/2023/wordml/word16du" xmlns:w16sdtdh="http://schemas.microsoft.com/office/word/2020/wordml/sdtdatahash" xmlns:w16sdtfl="http://schemas.microsoft.com/office/word/2024/wordml/sdtformatlock" xmlns:w16se="http://schemas.microsoft.com/office/word/2015/wordml/symex" xmlns:wpg="http://schemas.microsoft.com/office/word/2010/wordprocessingGroup" xmlns:wpi="http://schemas.microsoft.com/office/word/2010/wordprocessingInk" xmlns:wne="http://schemas.microsoft.com/office/word/2006/wordml" xmlns:wps="http://schemas.microsoft.com/office/word/2010/wordprocessingShape" mc:Ignorable="w14 w15 w16se w16cid w16 w16cex w16sdtdh w16sdtfl w16du wp14">
   <w:p>
     <w:pPr>
       <w:pStyle w:val="Header"/>
@@ -9299,7 +8497,7 @@
 </file>
 
 <file path=word/header2.xml><?xml version="1.0" encoding="utf-8"?>
-<w:hdr xmlns:wpc="http://schemas.microsoft.com/office/word/2010/wordprocessingCanvas" xmlns:cx="http://schemas.microsoft.com/office/drawing/2014/chartex" xmlns:cx1="http://schemas.microsoft.com/office/drawing/2015/9/8/chartex" xmlns:cx2="http://schemas.microsoft.com/office/drawing/2015/10/21/chartex" xmlns:cx3="http://schemas.microsoft.com/office/drawing/2016/5/9/chartex" xmlns:cx4="http://schemas.microsoft.com/office/drawing/2016/5/10/chartex" xmlns:cx5="http://schemas.microsoft.com/office/drawing/2016/5/11/chartex" xmlns:cx6="http://schemas.microsoft.com/office/drawing/2016/5/12/chartex" xmlns:cx7="http://schemas.microsoft.com/office/drawing/2016/5/13/chartex" xmlns:cx8="http://schemas.microsoft.com/office/drawing/2016/5/14/chartex" xmlns:mc="http://schemas.openxmlformats.org/markup-compatibility/2006" xmlns:aink="http://schemas.microsoft.com/office/drawing/2016/ink" xmlns:am3d="http://schemas.microsoft.com/office/drawing/2017/model3d" xmlns:o="urn:schemas-microsoft-com:office:office" xmlns:oel="http://schemas.microsoft.com/office/2019/extlst" xmlns:r="http://schemas.openxmlformats.org/officeDocument/2006/relationships" xmlns:m="http://schemas.openxmlformats.org/officeDocument/2006/math" xmlns:v="urn:schemas-microsoft-com:vml" xmlns:wp14="http://schemas.microsoft.com/office/word/2010/wordprocessingDrawing" xmlns:wp="http://schemas.openxmlformats.org/drawingml/2006/wordprocessingDrawing" xmlns:w10="urn:schemas-microsoft-com:office:word" xmlns:w="http://schemas.openxmlformats.org/wordprocessingml/2006/main" xmlns:w14="http://schemas.microsoft.com/office/word/2010/wordml" xmlns:w15="http://schemas.microsoft.com/office/word/2012/wordml" xmlns:w16cex="http://schemas.microsoft.com/office/word/2018/wordml/cex" xmlns:w16cid="http://schemas.microsoft.com/office/word/2016/wordml/cid" xmlns:w16="http://schemas.microsoft.com/office/word/2018/wordml" xmlns:w16du="http://schemas.microsoft.com/office/word/2023/wordml/word16du" xmlns:w16sdtdh="http://schemas.microsoft.com/office/word/2020/wordml/sdtdatahash" xmlns:w16se="http://schemas.microsoft.com/office/word/2015/wordml/symex" xmlns:wpg="http://schemas.microsoft.com/office/word/2010/wordprocessingGroup" xmlns:wpi="http://schemas.microsoft.com/office/word/2010/wordprocessingInk" xmlns:wne="http://schemas.microsoft.com/office/word/2006/wordml" xmlns:wps="http://schemas.microsoft.com/office/word/2010/wordprocessingShape" mc:Ignorable="w14 w15 w16se w16cid w16 w16cex w16sdtdh w16du wp14">
+<w:hdr xmlns:wpc="http://schemas.microsoft.com/office/word/2010/wordprocessingCanvas" xmlns:cx="http://schemas.microsoft.com/office/drawing/2014/chartex" xmlns:cx1="http://schemas.microsoft.com/office/drawing/2015/9/8/chartex" xmlns:cx2="http://schemas.microsoft.com/office/drawing/2015/10/21/chartex" xmlns:cx3="http://schemas.microsoft.com/office/drawing/2016/5/9/chartex" xmlns:cx4="http://schemas.microsoft.com/office/drawing/2016/5/10/chartex" xmlns:cx5="http://schemas.microsoft.com/office/drawing/2016/5/11/chartex" xmlns:cx6="http://schemas.microsoft.com/office/drawing/2016/5/12/chartex" xmlns:cx7="http://schemas.microsoft.com/office/drawing/2016/5/13/chartex" xmlns:cx8="http://schemas.microsoft.com/office/drawing/2016/5/14/chartex" xmlns:mc="http://schemas.openxmlformats.org/markup-compatibility/2006" xmlns:aink="http://schemas.microsoft.com/office/drawing/2016/ink" xmlns:am3d="http://schemas.microsoft.com/office/drawing/2017/model3d" xmlns:o="urn:schemas-microsoft-com:office:office" xmlns:oel="http://schemas.microsoft.com/office/2019/extlst" xmlns:r="http://schemas.openxmlformats.org/officeDocument/2006/relationships" xmlns:m="http://schemas.openxmlformats.org/officeDocument/2006/math" xmlns:v="urn:schemas-microsoft-com:vml" xmlns:wp14="http://schemas.microsoft.com/office/word/2010/wordprocessingDrawing" xmlns:wp="http://schemas.openxmlformats.org/drawingml/2006/wordprocessingDrawing" xmlns:w10="urn:schemas-microsoft-com:office:word" xmlns:w="http://schemas.openxmlformats.org/wordprocessingml/2006/main" xmlns:w14="http://schemas.microsoft.com/office/word/2010/wordml" xmlns:w15="http://schemas.microsoft.com/office/word/2012/wordml" xmlns:w16cex="http://schemas.microsoft.com/office/word/2018/wordml/cex" xmlns:w16cid="http://schemas.microsoft.com/office/word/2016/wordml/cid" xmlns:w16="http://schemas.microsoft.com/office/word/2018/wordml" xmlns:w16du="http://schemas.microsoft.com/office/word/2023/wordml/word16du" xmlns:w16sdtdh="http://schemas.microsoft.com/office/word/2020/wordml/sdtdatahash" xmlns:w16sdtfl="http://schemas.microsoft.com/office/word/2024/wordml/sdtformatlock" xmlns:w16se="http://schemas.microsoft.com/office/word/2015/wordml/symex" xmlns:wpg="http://schemas.microsoft.com/office/word/2010/wordprocessingGroup" xmlns:wpi="http://schemas.microsoft.com/office/word/2010/wordprocessingInk" xmlns:wne="http://schemas.microsoft.com/office/word/2006/wordml" xmlns:wps="http://schemas.microsoft.com/office/word/2010/wordprocessingShape" mc:Ignorable="w14 w15 w16se w16cid w16 w16cex w16sdtdh w16sdtfl w16du wp14">
   <w:p>
     <w:pPr>
       <w:pStyle w:val="Header"/>
@@ -9341,7 +8539,7 @@
 </file>
 
 <file path=word/numbering.xml><?xml version="1.0" encoding="utf-8"?>
-<w:numbering xmlns:wpc="http://schemas.microsoft.com/office/word/2010/wordprocessingCanvas" xmlns:cx="http://schemas.microsoft.com/office/drawing/2014/chartex" xmlns:cx1="http://schemas.microsoft.com/office/drawing/2015/9/8/chartex" xmlns:cx2="http://schemas.microsoft.com/office/drawing/2015/10/21/chartex" xmlns:cx3="http://schemas.microsoft.com/office/drawing/2016/5/9/chartex" xmlns:cx4="http://schemas.microsoft.com/office/drawing/2016/5/10/chartex" xmlns:cx5="http://schemas.microsoft.com/office/drawing/2016/5/11/chartex" xmlns:cx6="http://schemas.microsoft.com/office/drawing/2016/5/12/chartex" xmlns:cx7="http://schemas.microsoft.com/office/drawing/2016/5/13/chartex" xmlns:cx8="http://schemas.microsoft.com/office/drawing/2016/5/14/chartex" xmlns:mc="http://schemas.openxmlformats.org/markup-compatibility/2006" xmlns:aink="http://schemas.microsoft.com/office/drawing/2016/ink" xmlns:am3d="http://schemas.microsoft.com/office/drawing/2017/model3d" xmlns:o="urn:schemas-microsoft-com:office:office" xmlns:oel="http://schemas.microsoft.com/office/2019/extlst" xmlns:r="http://schemas.openxmlformats.org/officeDocument/2006/relationships" xmlns:m="http://schemas.openxmlformats.org/officeDocument/2006/math" xmlns:v="urn:schemas-microsoft-com:vml" xmlns:wp14="http://schemas.microsoft.com/office/word/2010/wordprocessingDrawing" xmlns:wp="http://schemas.openxmlformats.org/drawingml/2006/wordprocessingDrawing" xmlns:w10="urn:schemas-microsoft-com:office:word" xmlns:w="http://schemas.openxmlformats.org/wordprocessingml/2006/main" xmlns:w14="http://schemas.microsoft.com/office/word/2010/wordml" xmlns:w15="http://schemas.microsoft.com/office/word/2012/wordml" xmlns:w16cex="http://schemas.microsoft.com/office/word/2018/wordml/cex" xmlns:w16cid="http://schemas.microsoft.com/office/word/2016/wordml/cid" xmlns:w16="http://schemas.microsoft.com/office/word/2018/wordml" xmlns:w16du="http://schemas.microsoft.com/office/word/2023/wordml/word16du" xmlns:w16sdtdh="http://schemas.microsoft.com/office/word/2020/wordml/sdtdatahash" xmlns:w16se="http://schemas.microsoft.com/office/word/2015/wordml/symex" xmlns:wpg="http://schemas.microsoft.com/office/word/2010/wordprocessingGroup" xmlns:wpi="http://schemas.microsoft.com/office/word/2010/wordprocessingInk" xmlns:wne="http://schemas.microsoft.com/office/word/2006/wordml" xmlns:wps="http://schemas.microsoft.com/office/word/2010/wordprocessingShape" mc:Ignorable="w14 w15 w16se w16cid w16 w16cex w16sdtdh w16du wp14">
+<w:numbering xmlns:wpc="http://schemas.microsoft.com/office/word/2010/wordprocessingCanvas" xmlns:cx="http://schemas.microsoft.com/office/drawing/2014/chartex" xmlns:cx1="http://schemas.microsoft.com/office/drawing/2015/9/8/chartex" xmlns:cx2="http://schemas.microsoft.com/office/drawing/2015/10/21/chartex" xmlns:cx3="http://schemas.microsoft.com/office/drawing/2016/5/9/chartex" xmlns:cx4="http://schemas.microsoft.com/office/drawing/2016/5/10/chartex" xmlns:cx5="http://schemas.microsoft.com/office/drawing/2016/5/11/chartex" xmlns:cx6="http://schemas.microsoft.com/office/drawing/2016/5/12/chartex" xmlns:cx7="http://schemas.microsoft.com/office/drawing/2016/5/13/chartex" xmlns:cx8="http://schemas.microsoft.com/office/drawing/2016/5/14/chartex" xmlns:mc="http://schemas.openxmlformats.org/markup-compatibility/2006" xmlns:aink="http://schemas.microsoft.com/office/drawing/2016/ink" xmlns:am3d="http://schemas.microsoft.com/office/drawing/2017/model3d" xmlns:o="urn:schemas-microsoft-com:office:office" xmlns:oel="http://schemas.microsoft.com/office/2019/extlst" xmlns:r="http://schemas.openxmlformats.org/officeDocument/2006/relationships" xmlns:m="http://schemas.openxmlformats.org/officeDocument/2006/math" xmlns:v="urn:schemas-microsoft-com:vml" xmlns:wp14="http://schemas.microsoft.com/office/word/2010/wordprocessingDrawing" xmlns:wp="http://schemas.openxmlformats.org/drawingml/2006/wordprocessingDrawing" xmlns:w10="urn:schemas-microsoft-com:office:word" xmlns:w="http://schemas.openxmlformats.org/wordprocessingml/2006/main" xmlns:w14="http://schemas.microsoft.com/office/word/2010/wordml" xmlns:w15="http://schemas.microsoft.com/office/word/2012/wordml" xmlns:w16cex="http://schemas.microsoft.com/office/word/2018/wordml/cex" xmlns:w16cid="http://schemas.microsoft.com/office/word/2016/wordml/cid" xmlns:w16="http://schemas.microsoft.com/office/word/2018/wordml" xmlns:w16du="http://schemas.microsoft.com/office/word/2023/wordml/word16du" xmlns:w16sdtdh="http://schemas.microsoft.com/office/word/2020/wordml/sdtdatahash" xmlns:w16sdtfl="http://schemas.microsoft.com/office/word/2024/wordml/sdtformatlock" xmlns:w16se="http://schemas.microsoft.com/office/word/2015/wordml/symex" xmlns:wpg="http://schemas.microsoft.com/office/word/2010/wordprocessingGroup" xmlns:wpi="http://schemas.microsoft.com/office/word/2010/wordprocessingInk" xmlns:wne="http://schemas.microsoft.com/office/word/2006/wordml" xmlns:wps="http://schemas.microsoft.com/office/word/2010/wordprocessingShape" mc:Ignorable="w14 w15 w16se w16cid w16 w16cex w16sdtdh w16sdtfl w16du wp14">
   <w:abstractNum w:abstractNumId="0" w15:restartNumberingAfterBreak="0">
     <w:nsid w:val="027F602A"/>
     <w:multiLevelType w:val="multilevel"/>
@@ -9950,7 +9148,7 @@
 </file>
 
 <file path=word/styles.xml><?xml version="1.0" encoding="utf-8"?>
-<w:styles xmlns:mc="http://schemas.openxmlformats.org/markup-compatibility/2006" xmlns:r="http://schemas.openxmlformats.org/officeDocument/2006/relationships" xmlns:w="http://schemas.openxmlformats.org/wordprocessingml/2006/main" xmlns:w14="http://schemas.microsoft.com/office/word/2010/wordml" xmlns:w15="http://schemas.microsoft.com/office/word/2012/wordml" xmlns:w16cex="http://schemas.microsoft.com/office/word/2018/wordml/cex" xmlns:w16cid="http://schemas.microsoft.com/office/word/2016/wordml/cid" xmlns:w16="http://schemas.microsoft.com/office/word/2018/wordml" xmlns:w16du="http://schemas.microsoft.com/office/word/2023/wordml/word16du" xmlns:w16sdtdh="http://schemas.microsoft.com/office/word/2020/wordml/sdtdatahash" xmlns:w16se="http://schemas.microsoft.com/office/word/2015/wordml/symex" mc:Ignorable="w14 w15 w16se w16cid w16 w16cex w16sdtdh w16du">
+<w:styles xmlns:mc="http://schemas.openxmlformats.org/markup-compatibility/2006" xmlns:r="http://schemas.openxmlformats.org/officeDocument/2006/relationships" xmlns:w="http://schemas.openxmlformats.org/wordprocessingml/2006/main" xmlns:w14="http://schemas.microsoft.com/office/word/2010/wordml" xmlns:w15="http://schemas.microsoft.com/office/word/2012/wordml" xmlns:w16cex="http://schemas.microsoft.com/office/word/2018/wordml/cex" xmlns:w16cid="http://schemas.microsoft.com/office/word/2016/wordml/cid" xmlns:w16="http://schemas.microsoft.com/office/word/2018/wordml" xmlns:w16du="http://schemas.microsoft.com/office/word/2023/wordml/word16du" xmlns:w16sdtdh="http://schemas.microsoft.com/office/word/2020/wordml/sdtdatahash" xmlns:w16sdtfl="http://schemas.microsoft.com/office/word/2024/wordml/sdtformatlock" xmlns:w16se="http://schemas.microsoft.com/office/word/2015/wordml/symex" mc:Ignorable="w14 w15 w16se w16cid w16 w16cex w16sdtdh w16sdtfl w16du">
   <w:docDefaults>
     <w:rPrDefault>
       <w:rPr>
@@ -10347,13 +9545,15 @@
   <w:style w:type="paragraph" w:default="1" w:styleId="Normal">
     <w:name w:val="Normal"/>
     <w:qFormat/>
-    <w:rsid w:val="00F55B95"/>
+    <w:rsid w:val="007B53F8"/>
     <w:pPr>
-      <w:spacing w:after="160" w:line="259" w:lineRule="auto"/>
+      <w:spacing w:after="160" w:line="278" w:lineRule="auto"/>
     </w:pPr>
     <w:rPr>
       <w:rFonts w:asciiTheme="minorHAnsi" w:eastAsiaTheme="minorHAnsi" w:hAnsiTheme="minorHAnsi" w:cstheme="minorBidi"/>
       <w:kern w:val="2"/>
+      <w:sz w:val="24"/>
+      <w:szCs w:val="24"/>
       <w14:ligatures w14:val="standardContextual"/>
     </w:rPr>
   </w:style>
@@ -10555,7 +9755,7 @@
     <w:uiPriority w:val="1"/>
     <w:semiHidden/>
     <w:unhideWhenUsed/>
-    <w:rsid w:val="00F55B95"/>
+    <w:rsid w:val="007B53F8"/>
   </w:style>
   <w:style w:type="table" w:default="1" w:styleId="TableNormal">
     <w:name w:val="Normal Table"/>
@@ -10577,7 +9777,7 @@
     <w:uiPriority w:val="99"/>
     <w:semiHidden/>
     <w:unhideWhenUsed/>
-    <w:rsid w:val="00F55B95"/>
+    <w:rsid w:val="007B53F8"/>
   </w:style>
   <w:style w:type="character" w:customStyle="1" w:styleId="Heading1Char">
     <w:name w:val="Heading 1 Char"/>
@@ -10975,9 +10175,13 @@
     <w:next w:val="Normal"/>
     <w:autoRedefine/>
     <w:uiPriority w:val="39"/>
-    <w:rsid w:val="007C2FE2"/>
+    <w:rsid w:val="00280E1B"/>
     <w:pPr>
-      <w:spacing w:before="120" w:after="120"/>
+      <w:tabs>
+        <w:tab w:val="left" w:pos="480"/>
+        <w:tab w:val="right" w:leader="dot" w:pos="8976"/>
+      </w:tabs>
+      <w:spacing w:after="0" w:line="240" w:lineRule="auto"/>
     </w:pPr>
     <w:rPr>
       <w:b/>
@@ -11326,8 +10530,6 @@
     <w:rsid w:val="005B6F5D"/>
     <w:rPr>
       <w:rFonts w:ascii="Times New Roman" w:hAnsi="Times New Roman" w:cs="Times New Roman"/>
-      <w:sz w:val="24"/>
-      <w:szCs w:val="24"/>
     </w:rPr>
   </w:style>
   <w:style w:type="character" w:customStyle="1" w:styleId="UnresolvedMention1">

--- a/docs/LANDIS-II Base Hurricane v3 User Guide.docx
+++ b/docs/LANDIS-II Base Hurricane v3 User Guide.docx
@@ -152,7 +152,7 @@
           <w:rFonts w:ascii="Times New Roman" w:eastAsia="Times New Roman" w:hAnsi="Times New Roman" w:cs="Times New Roman"/>
           <w:noProof/>
         </w:rPr>
-        <w:t>July 3, 2024</w:t>
+        <w:t>October 7, 2025</w:t>
       </w:r>
       <w:r>
         <w:rPr>
@@ -194,7 +194,7 @@
     <w:p>
       <w:pPr>
         <w:pStyle w:val="heading"/>
-        <w:spacing w:before="240" w:after="240"/>
+        <w:spacing w:after="0"/>
         <w:rPr>
           <w:sz w:val="32"/>
           <w:szCs w:val="32"/>
@@ -213,7 +213,10 @@
       <w:pPr>
         <w:pStyle w:val="TOC1"/>
         <w:rPr>
-          <w:rFonts w:eastAsiaTheme="minorEastAsia"/>
+          <w:rFonts w:ascii="Times New Roman" w:eastAsiaTheme="minorEastAsia" w:hAnsi="Times New Roman" w:cs="Times New Roman"/>
+          <w:b w:val="0"/>
+          <w:bCs w:val="0"/>
+          <w:caps w:val="0"/>
           <w:noProof/>
           <w:sz w:val="24"/>
           <w:szCs w:val="24"/>
@@ -243,17 +246,21 @@
         </w:rPr>
         <w:fldChar w:fldCharType="separate"/>
       </w:r>
-      <w:hyperlink w:anchor="_Toc210715351" w:history="1">
+      <w:hyperlink w:anchor="_Toc225505485" w:history="1">
         <w:r>
           <w:rPr>
             <w:rStyle w:val="Hyperlink"/>
+            <w:rFonts w:ascii="Times New Roman" w:hAnsi="Times New Roman"/>
             <w:noProof/>
           </w:rPr>
           <w:t>1</w:t>
         </w:r>
         <w:r>
           <w:rPr>
-            <w:rFonts w:eastAsiaTheme="minorEastAsia"/>
+            <w:rFonts w:ascii="Times New Roman" w:eastAsiaTheme="minorEastAsia" w:hAnsi="Times New Roman" w:cs="Times New Roman"/>
+            <w:b w:val="0"/>
+            <w:bCs w:val="0"/>
+            <w:caps w:val="0"/>
             <w:noProof/>
             <w:sz w:val="24"/>
             <w:szCs w:val="24"/>
@@ -263,12 +270,14 @@
         <w:r>
           <w:rPr>
             <w:rStyle w:val="Hyperlink"/>
+            <w:rFonts w:ascii="Times New Roman" w:hAnsi="Times New Roman"/>
             <w:noProof/>
           </w:rPr>
           <w:t>Introduction</w:t>
         </w:r>
         <w:r>
           <w:rPr>
+            <w:rFonts w:ascii="Times New Roman" w:hAnsi="Times New Roman" w:cs="Times New Roman"/>
             <w:noProof/>
             <w:webHidden/>
           </w:rPr>
@@ -276,6 +285,7 @@
         </w:r>
         <w:r>
           <w:rPr>
+            <w:rFonts w:ascii="Times New Roman" w:hAnsi="Times New Roman" w:cs="Times New Roman"/>
             <w:noProof/>
             <w:webHidden/>
           </w:rPr>
@@ -283,19 +293,22 @@
         </w:r>
         <w:r>
           <w:rPr>
-            <w:noProof/>
-            <w:webHidden/>
-          </w:rPr>
-          <w:instrText xml:space="preserve"> PAGEREF _Toc210715351 \h </w:instrText>
-        </w:r>
-        <w:r>
-          <w:rPr>
-            <w:noProof/>
-            <w:webHidden/>
-          </w:rPr>
-        </w:r>
-        <w:r>
-          <w:rPr>
+            <w:rFonts w:ascii="Times New Roman" w:hAnsi="Times New Roman" w:cs="Times New Roman"/>
+            <w:noProof/>
+            <w:webHidden/>
+          </w:rPr>
+          <w:instrText xml:space="preserve"> PAGEREF _Toc225505485 \h </w:instrText>
+        </w:r>
+        <w:r>
+          <w:rPr>
+            <w:rFonts w:ascii="Times New Roman" w:hAnsi="Times New Roman" w:cs="Times New Roman"/>
+            <w:noProof/>
+            <w:webHidden/>
+          </w:rPr>
+        </w:r>
+        <w:r>
+          <w:rPr>
+            <w:rFonts w:ascii="Times New Roman" w:hAnsi="Times New Roman" w:cs="Times New Roman"/>
             <w:noProof/>
             <w:webHidden/>
           </w:rPr>
@@ -303,6 +316,7 @@
         </w:r>
         <w:r>
           <w:rPr>
+            <w:rFonts w:ascii="Times New Roman" w:hAnsi="Times New Roman" w:cs="Times New Roman"/>
             <w:noProof/>
             <w:webHidden/>
           </w:rPr>
@@ -310,6 +324,7 @@
         </w:r>
         <w:r>
           <w:rPr>
+            <w:rFonts w:ascii="Times New Roman" w:hAnsi="Times New Roman" w:cs="Times New Roman"/>
             <w:noProof/>
             <w:webHidden/>
           </w:rPr>
@@ -320,24 +335,26 @@
     <w:p>
       <w:pPr>
         <w:pStyle w:val="TOC2"/>
-        <w:rPr>
-          <w:rFonts w:eastAsiaTheme="minorEastAsia"/>
+        <w:spacing w:after="0"/>
+        <w:rPr>
+          <w:rFonts w:ascii="Times New Roman" w:eastAsiaTheme="minorEastAsia" w:hAnsi="Times New Roman" w:cs="Times New Roman"/>
           <w:noProof/>
           <w:sz w:val="24"/>
           <w:szCs w:val="24"/>
         </w:rPr>
       </w:pPr>
-      <w:hyperlink w:anchor="_Toc210715352" w:history="1">
+      <w:hyperlink w:anchor="_Toc225505486" w:history="1">
         <w:r>
           <w:rPr>
             <w:rStyle w:val="Hyperlink"/>
+            <w:rFonts w:ascii="Times New Roman" w:hAnsi="Times New Roman"/>
             <w:noProof/>
           </w:rPr>
           <w:t>1.1</w:t>
         </w:r>
         <w:r>
           <w:rPr>
-            <w:rFonts w:eastAsiaTheme="minorEastAsia"/>
+            <w:rFonts w:ascii="Times New Roman" w:eastAsiaTheme="minorEastAsia" w:hAnsi="Times New Roman" w:cs="Times New Roman"/>
             <w:noProof/>
             <w:sz w:val="24"/>
             <w:szCs w:val="24"/>
@@ -347,12 +364,14 @@
         <w:r>
           <w:rPr>
             <w:rStyle w:val="Hyperlink"/>
+            <w:rFonts w:ascii="Times New Roman" w:hAnsi="Times New Roman"/>
             <w:noProof/>
           </w:rPr>
           <w:t>Hurricane Disturbances</w:t>
         </w:r>
         <w:r>
           <w:rPr>
+            <w:rFonts w:ascii="Times New Roman" w:hAnsi="Times New Roman" w:cs="Times New Roman"/>
             <w:noProof/>
             <w:webHidden/>
           </w:rPr>
@@ -360,6 +379,7 @@
         </w:r>
         <w:r>
           <w:rPr>
+            <w:rFonts w:ascii="Times New Roman" w:hAnsi="Times New Roman" w:cs="Times New Roman"/>
             <w:noProof/>
             <w:webHidden/>
           </w:rPr>
@@ -367,19 +387,22 @@
         </w:r>
         <w:r>
           <w:rPr>
-            <w:noProof/>
-            <w:webHidden/>
-          </w:rPr>
-          <w:instrText xml:space="preserve"> PAGEREF _Toc210715352 \h </w:instrText>
-        </w:r>
-        <w:r>
-          <w:rPr>
-            <w:noProof/>
-            <w:webHidden/>
-          </w:rPr>
-        </w:r>
-        <w:r>
-          <w:rPr>
+            <w:rFonts w:ascii="Times New Roman" w:hAnsi="Times New Roman" w:cs="Times New Roman"/>
+            <w:noProof/>
+            <w:webHidden/>
+          </w:rPr>
+          <w:instrText xml:space="preserve"> PAGEREF _Toc225505486 \h </w:instrText>
+        </w:r>
+        <w:r>
+          <w:rPr>
+            <w:rFonts w:ascii="Times New Roman" w:hAnsi="Times New Roman" w:cs="Times New Roman"/>
+            <w:noProof/>
+            <w:webHidden/>
+          </w:rPr>
+        </w:r>
+        <w:r>
+          <w:rPr>
+            <w:rFonts w:ascii="Times New Roman" w:hAnsi="Times New Roman" w:cs="Times New Roman"/>
             <w:noProof/>
             <w:webHidden/>
           </w:rPr>
@@ -387,6 +410,7 @@
         </w:r>
         <w:r>
           <w:rPr>
+            <w:rFonts w:ascii="Times New Roman" w:hAnsi="Times New Roman" w:cs="Times New Roman"/>
             <w:noProof/>
             <w:webHidden/>
           </w:rPr>
@@ -394,6 +418,7 @@
         </w:r>
         <w:r>
           <w:rPr>
+            <w:rFonts w:ascii="Times New Roman" w:hAnsi="Times New Roman" w:cs="Times New Roman"/>
             <w:noProof/>
             <w:webHidden/>
           </w:rPr>
@@ -404,24 +429,26 @@
     <w:p>
       <w:pPr>
         <w:pStyle w:val="TOC2"/>
-        <w:rPr>
-          <w:rFonts w:eastAsiaTheme="minorEastAsia"/>
+        <w:spacing w:after="0"/>
+        <w:rPr>
+          <w:rFonts w:ascii="Times New Roman" w:eastAsiaTheme="minorEastAsia" w:hAnsi="Times New Roman" w:cs="Times New Roman"/>
           <w:noProof/>
           <w:sz w:val="24"/>
           <w:szCs w:val="24"/>
         </w:rPr>
       </w:pPr>
-      <w:hyperlink w:anchor="_Toc210715353" w:history="1">
+      <w:hyperlink w:anchor="_Toc225505487" w:history="1">
         <w:r>
           <w:rPr>
             <w:rStyle w:val="Hyperlink"/>
+            <w:rFonts w:ascii="Times New Roman" w:hAnsi="Times New Roman"/>
             <w:noProof/>
           </w:rPr>
           <w:t>1.2</w:t>
         </w:r>
         <w:r>
           <w:rPr>
-            <w:rFonts w:eastAsiaTheme="minorEastAsia"/>
+            <w:rFonts w:ascii="Times New Roman" w:eastAsiaTheme="minorEastAsia" w:hAnsi="Times New Roman" w:cs="Times New Roman"/>
             <w:noProof/>
             <w:sz w:val="24"/>
             <w:szCs w:val="24"/>
@@ -431,12 +458,14 @@
         <w:r>
           <w:rPr>
             <w:rStyle w:val="Hyperlink"/>
+            <w:rFonts w:ascii="Times New Roman" w:hAnsi="Times New Roman"/>
             <w:noProof/>
           </w:rPr>
           <w:t>Locating the Coast Line</w:t>
         </w:r>
         <w:r>
           <w:rPr>
+            <w:rFonts w:ascii="Times New Roman" w:hAnsi="Times New Roman" w:cs="Times New Roman"/>
             <w:noProof/>
             <w:webHidden/>
           </w:rPr>
@@ -444,6 +473,7 @@
         </w:r>
         <w:r>
           <w:rPr>
+            <w:rFonts w:ascii="Times New Roman" w:hAnsi="Times New Roman" w:cs="Times New Roman"/>
             <w:noProof/>
             <w:webHidden/>
           </w:rPr>
@@ -451,19 +481,22 @@
         </w:r>
         <w:r>
           <w:rPr>
-            <w:noProof/>
-            <w:webHidden/>
-          </w:rPr>
-          <w:instrText xml:space="preserve"> PAGEREF _Toc210715353 \h </w:instrText>
-        </w:r>
-        <w:r>
-          <w:rPr>
-            <w:noProof/>
-            <w:webHidden/>
-          </w:rPr>
-        </w:r>
-        <w:r>
-          <w:rPr>
+            <w:rFonts w:ascii="Times New Roman" w:hAnsi="Times New Roman" w:cs="Times New Roman"/>
+            <w:noProof/>
+            <w:webHidden/>
+          </w:rPr>
+          <w:instrText xml:space="preserve"> PAGEREF _Toc225505487 \h </w:instrText>
+        </w:r>
+        <w:r>
+          <w:rPr>
+            <w:rFonts w:ascii="Times New Roman" w:hAnsi="Times New Roman" w:cs="Times New Roman"/>
+            <w:noProof/>
+            <w:webHidden/>
+          </w:rPr>
+        </w:r>
+        <w:r>
+          <w:rPr>
+            <w:rFonts w:ascii="Times New Roman" w:hAnsi="Times New Roman" w:cs="Times New Roman"/>
             <w:noProof/>
             <w:webHidden/>
           </w:rPr>
@@ -471,6 +504,7 @@
         </w:r>
         <w:r>
           <w:rPr>
+            <w:rFonts w:ascii="Times New Roman" w:hAnsi="Times New Roman" w:cs="Times New Roman"/>
             <w:noProof/>
             <w:webHidden/>
           </w:rPr>
@@ -478,6 +512,7 @@
         </w:r>
         <w:r>
           <w:rPr>
+            <w:rFonts w:ascii="Times New Roman" w:hAnsi="Times New Roman" w:cs="Times New Roman"/>
             <w:noProof/>
             <w:webHidden/>
           </w:rPr>
@@ -488,24 +523,26 @@
     <w:p>
       <w:pPr>
         <w:pStyle w:val="TOC2"/>
-        <w:rPr>
-          <w:rFonts w:eastAsiaTheme="minorEastAsia"/>
+        <w:spacing w:after="0"/>
+        <w:rPr>
+          <w:rFonts w:ascii="Times New Roman" w:eastAsiaTheme="minorEastAsia" w:hAnsi="Times New Roman" w:cs="Times New Roman"/>
           <w:noProof/>
           <w:sz w:val="24"/>
           <w:szCs w:val="24"/>
         </w:rPr>
       </w:pPr>
-      <w:hyperlink w:anchor="_Toc210715354" w:history="1">
+      <w:hyperlink w:anchor="_Toc225505488" w:history="1">
         <w:r>
           <w:rPr>
             <w:rStyle w:val="Hyperlink"/>
+            <w:rFonts w:ascii="Times New Roman" w:hAnsi="Times New Roman"/>
             <w:noProof/>
           </w:rPr>
           <w:t>1.3</w:t>
         </w:r>
         <w:r>
           <w:rPr>
-            <w:rFonts w:eastAsiaTheme="minorEastAsia"/>
+            <w:rFonts w:ascii="Times New Roman" w:eastAsiaTheme="minorEastAsia" w:hAnsi="Times New Roman" w:cs="Times New Roman"/>
             <w:noProof/>
             <w:sz w:val="24"/>
             <w:szCs w:val="24"/>
@@ -515,12 +552,14 @@
         <w:r>
           <w:rPr>
             <w:rStyle w:val="Hyperlink"/>
+            <w:rFonts w:ascii="Times New Roman" w:hAnsi="Times New Roman"/>
             <w:noProof/>
           </w:rPr>
           <w:t>Landfall</w:t>
         </w:r>
         <w:r>
           <w:rPr>
+            <w:rFonts w:ascii="Times New Roman" w:hAnsi="Times New Roman" w:cs="Times New Roman"/>
             <w:noProof/>
             <w:webHidden/>
           </w:rPr>
@@ -528,6 +567,7 @@
         </w:r>
         <w:r>
           <w:rPr>
+            <w:rFonts w:ascii="Times New Roman" w:hAnsi="Times New Roman" w:cs="Times New Roman"/>
             <w:noProof/>
             <w:webHidden/>
           </w:rPr>
@@ -535,19 +575,22 @@
         </w:r>
         <w:r>
           <w:rPr>
-            <w:noProof/>
-            <w:webHidden/>
-          </w:rPr>
-          <w:instrText xml:space="preserve"> PAGEREF _Toc210715354 \h </w:instrText>
-        </w:r>
-        <w:r>
-          <w:rPr>
-            <w:noProof/>
-            <w:webHidden/>
-          </w:rPr>
-        </w:r>
-        <w:r>
-          <w:rPr>
+            <w:rFonts w:ascii="Times New Roman" w:hAnsi="Times New Roman" w:cs="Times New Roman"/>
+            <w:noProof/>
+            <w:webHidden/>
+          </w:rPr>
+          <w:instrText xml:space="preserve"> PAGEREF _Toc225505488 \h </w:instrText>
+        </w:r>
+        <w:r>
+          <w:rPr>
+            <w:rFonts w:ascii="Times New Roman" w:hAnsi="Times New Roman" w:cs="Times New Roman"/>
+            <w:noProof/>
+            <w:webHidden/>
+          </w:rPr>
+        </w:r>
+        <w:r>
+          <w:rPr>
+            <w:rFonts w:ascii="Times New Roman" w:hAnsi="Times New Roman" w:cs="Times New Roman"/>
             <w:noProof/>
             <w:webHidden/>
           </w:rPr>
@@ -555,6 +598,7 @@
         </w:r>
         <w:r>
           <w:rPr>
+            <w:rFonts w:ascii="Times New Roman" w:hAnsi="Times New Roman" w:cs="Times New Roman"/>
             <w:noProof/>
             <w:webHidden/>
           </w:rPr>
@@ -562,6 +606,7 @@
         </w:r>
         <w:r>
           <w:rPr>
+            <w:rFonts w:ascii="Times New Roman" w:hAnsi="Times New Roman" w:cs="Times New Roman"/>
             <w:noProof/>
             <w:webHidden/>
           </w:rPr>
@@ -572,24 +617,26 @@
     <w:p>
       <w:pPr>
         <w:pStyle w:val="TOC2"/>
-        <w:rPr>
-          <w:rFonts w:eastAsiaTheme="minorEastAsia"/>
+        <w:spacing w:after="0"/>
+        <w:rPr>
+          <w:rFonts w:ascii="Times New Roman" w:eastAsiaTheme="minorEastAsia" w:hAnsi="Times New Roman" w:cs="Times New Roman"/>
           <w:noProof/>
           <w:sz w:val="24"/>
           <w:szCs w:val="24"/>
         </w:rPr>
       </w:pPr>
-      <w:hyperlink w:anchor="_Toc210715355" w:history="1">
+      <w:hyperlink w:anchor="_Toc225505489" w:history="1">
         <w:r>
           <w:rPr>
             <w:rStyle w:val="Hyperlink"/>
+            <w:rFonts w:ascii="Times New Roman" w:hAnsi="Times New Roman"/>
             <w:noProof/>
           </w:rPr>
           <w:t>1.4</w:t>
         </w:r>
         <w:r>
           <w:rPr>
-            <w:rFonts w:eastAsiaTheme="minorEastAsia"/>
+            <w:rFonts w:ascii="Times New Roman" w:eastAsiaTheme="minorEastAsia" w:hAnsi="Times New Roman" w:cs="Times New Roman"/>
             <w:noProof/>
             <w:sz w:val="24"/>
             <w:szCs w:val="24"/>
@@ -599,12 +646,14 @@
         <w:r>
           <w:rPr>
             <w:rStyle w:val="Hyperlink"/>
+            <w:rFonts w:ascii="Times New Roman" w:hAnsi="Times New Roman"/>
             <w:noProof/>
           </w:rPr>
           <w:t>Modelling of Landfall Wind Speed</w:t>
         </w:r>
         <w:r>
           <w:rPr>
+            <w:rFonts w:ascii="Times New Roman" w:hAnsi="Times New Roman" w:cs="Times New Roman"/>
             <w:noProof/>
             <w:webHidden/>
           </w:rPr>
@@ -612,6 +661,7 @@
         </w:r>
         <w:r>
           <w:rPr>
+            <w:rFonts w:ascii="Times New Roman" w:hAnsi="Times New Roman" w:cs="Times New Roman"/>
             <w:noProof/>
             <w:webHidden/>
           </w:rPr>
@@ -619,19 +669,22 @@
         </w:r>
         <w:r>
           <w:rPr>
-            <w:noProof/>
-            <w:webHidden/>
-          </w:rPr>
-          <w:instrText xml:space="preserve"> PAGEREF _Toc210715355 \h </w:instrText>
-        </w:r>
-        <w:r>
-          <w:rPr>
-            <w:noProof/>
-            <w:webHidden/>
-          </w:rPr>
-        </w:r>
-        <w:r>
-          <w:rPr>
+            <w:rFonts w:ascii="Times New Roman" w:hAnsi="Times New Roman" w:cs="Times New Roman"/>
+            <w:noProof/>
+            <w:webHidden/>
+          </w:rPr>
+          <w:instrText xml:space="preserve"> PAGEREF _Toc225505489 \h </w:instrText>
+        </w:r>
+        <w:r>
+          <w:rPr>
+            <w:rFonts w:ascii="Times New Roman" w:hAnsi="Times New Roman" w:cs="Times New Roman"/>
+            <w:noProof/>
+            <w:webHidden/>
+          </w:rPr>
+        </w:r>
+        <w:r>
+          <w:rPr>
+            <w:rFonts w:ascii="Times New Roman" w:hAnsi="Times New Roman" w:cs="Times New Roman"/>
             <w:noProof/>
             <w:webHidden/>
           </w:rPr>
@@ -639,6 +692,7 @@
         </w:r>
         <w:r>
           <w:rPr>
+            <w:rFonts w:ascii="Times New Roman" w:hAnsi="Times New Roman" w:cs="Times New Roman"/>
             <w:noProof/>
             <w:webHidden/>
           </w:rPr>
@@ -646,6 +700,7 @@
         </w:r>
         <w:r>
           <w:rPr>
+            <w:rFonts w:ascii="Times New Roman" w:hAnsi="Times New Roman" w:cs="Times New Roman"/>
             <w:noProof/>
             <w:webHidden/>
           </w:rPr>
@@ -656,24 +711,26 @@
     <w:p>
       <w:pPr>
         <w:pStyle w:val="TOC2"/>
-        <w:rPr>
-          <w:rFonts w:eastAsiaTheme="minorEastAsia"/>
+        <w:spacing w:after="0"/>
+        <w:rPr>
+          <w:rFonts w:ascii="Times New Roman" w:eastAsiaTheme="minorEastAsia" w:hAnsi="Times New Roman" w:cs="Times New Roman"/>
           <w:noProof/>
           <w:sz w:val="24"/>
           <w:szCs w:val="24"/>
         </w:rPr>
       </w:pPr>
-      <w:hyperlink w:anchor="_Toc210715356" w:history="1">
+      <w:hyperlink w:anchor="_Toc225505490" w:history="1">
         <w:r>
           <w:rPr>
             <w:rStyle w:val="Hyperlink"/>
+            <w:rFonts w:ascii="Times New Roman" w:hAnsi="Times New Roman"/>
             <w:noProof/>
           </w:rPr>
           <w:t>1.5</w:t>
         </w:r>
         <w:r>
           <w:rPr>
-            <w:rFonts w:eastAsiaTheme="minorEastAsia"/>
+            <w:rFonts w:ascii="Times New Roman" w:eastAsiaTheme="minorEastAsia" w:hAnsi="Times New Roman" w:cs="Times New Roman"/>
             <w:noProof/>
             <w:sz w:val="24"/>
             <w:szCs w:val="24"/>
@@ -683,12 +740,14 @@
         <w:r>
           <w:rPr>
             <w:rStyle w:val="Hyperlink"/>
+            <w:rFonts w:ascii="Times New Roman" w:hAnsi="Times New Roman"/>
             <w:noProof/>
           </w:rPr>
           <w:t>Major Releases</w:t>
         </w:r>
         <w:r>
           <w:rPr>
+            <w:rFonts w:ascii="Times New Roman" w:hAnsi="Times New Roman" w:cs="Times New Roman"/>
             <w:noProof/>
             <w:webHidden/>
           </w:rPr>
@@ -696,6 +755,7 @@
         </w:r>
         <w:r>
           <w:rPr>
+            <w:rFonts w:ascii="Times New Roman" w:hAnsi="Times New Roman" w:cs="Times New Roman"/>
             <w:noProof/>
             <w:webHidden/>
           </w:rPr>
@@ -703,19 +763,22 @@
         </w:r>
         <w:r>
           <w:rPr>
-            <w:noProof/>
-            <w:webHidden/>
-          </w:rPr>
-          <w:instrText xml:space="preserve"> PAGEREF _Toc210715356 \h </w:instrText>
-        </w:r>
-        <w:r>
-          <w:rPr>
-            <w:noProof/>
-            <w:webHidden/>
-          </w:rPr>
-        </w:r>
-        <w:r>
-          <w:rPr>
+            <w:rFonts w:ascii="Times New Roman" w:hAnsi="Times New Roman" w:cs="Times New Roman"/>
+            <w:noProof/>
+            <w:webHidden/>
+          </w:rPr>
+          <w:instrText xml:space="preserve"> PAGEREF _Toc225505490 \h </w:instrText>
+        </w:r>
+        <w:r>
+          <w:rPr>
+            <w:rFonts w:ascii="Times New Roman" w:hAnsi="Times New Roman" w:cs="Times New Roman"/>
+            <w:noProof/>
+            <w:webHidden/>
+          </w:rPr>
+        </w:r>
+        <w:r>
+          <w:rPr>
+            <w:rFonts w:ascii="Times New Roman" w:hAnsi="Times New Roman" w:cs="Times New Roman"/>
             <w:noProof/>
             <w:webHidden/>
           </w:rPr>
@@ -723,6 +786,7 @@
         </w:r>
         <w:r>
           <w:rPr>
+            <w:rFonts w:ascii="Times New Roman" w:hAnsi="Times New Roman" w:cs="Times New Roman"/>
             <w:noProof/>
             <w:webHidden/>
           </w:rPr>
@@ -730,6 +794,7 @@
         </w:r>
         <w:r>
           <w:rPr>
+            <w:rFonts w:ascii="Times New Roman" w:hAnsi="Times New Roman" w:cs="Times New Roman"/>
             <w:noProof/>
             <w:webHidden/>
           </w:rPr>
@@ -744,8 +809,9 @@
           <w:tab w:val="left" w:pos="1200"/>
           <w:tab w:val="right" w:leader="dot" w:pos="8976"/>
         </w:tabs>
-        <w:rPr>
-          <w:rFonts w:eastAsiaTheme="minorEastAsia"/>
+        <w:spacing w:after="0" w:line="240" w:lineRule="auto"/>
+        <w:rPr>
+          <w:rFonts w:ascii="Times New Roman" w:eastAsiaTheme="minorEastAsia" w:hAnsi="Times New Roman" w:cs="Times New Roman"/>
           <w:i w:val="0"/>
           <w:iCs w:val="0"/>
           <w:noProof/>
@@ -753,17 +819,18 @@
           <w:szCs w:val="24"/>
         </w:rPr>
       </w:pPr>
-      <w:hyperlink w:anchor="_Toc210715357" w:history="1">
+      <w:hyperlink w:anchor="_Toc225505491" w:history="1">
         <w:r>
           <w:rPr>
             <w:rStyle w:val="Hyperlink"/>
+            <w:rFonts w:ascii="Times New Roman" w:hAnsi="Times New Roman"/>
             <w:noProof/>
           </w:rPr>
           <w:t>1.5.1</w:t>
         </w:r>
         <w:r>
           <w:rPr>
-            <w:rFonts w:eastAsiaTheme="minorEastAsia"/>
+            <w:rFonts w:ascii="Times New Roman" w:eastAsiaTheme="minorEastAsia" w:hAnsi="Times New Roman" w:cs="Times New Roman"/>
             <w:i w:val="0"/>
             <w:iCs w:val="0"/>
             <w:noProof/>
@@ -775,12 +842,14 @@
         <w:r>
           <w:rPr>
             <w:rStyle w:val="Hyperlink"/>
-            <w:noProof/>
-          </w:rPr>
-          <w:t>Version 3.0 (August 2024)</w:t>
-        </w:r>
-        <w:r>
-          <w:rPr>
+            <w:rFonts w:ascii="Times New Roman" w:hAnsi="Times New Roman"/>
+            <w:noProof/>
+          </w:rPr>
+          <w:t>Version 3.1 (March 2026)</w:t>
+        </w:r>
+        <w:r>
+          <w:rPr>
+            <w:rFonts w:ascii="Times New Roman" w:hAnsi="Times New Roman" w:cs="Times New Roman"/>
             <w:noProof/>
             <w:webHidden/>
           </w:rPr>
@@ -788,6 +857,7 @@
         </w:r>
         <w:r>
           <w:rPr>
+            <w:rFonts w:ascii="Times New Roman" w:hAnsi="Times New Roman" w:cs="Times New Roman"/>
             <w:noProof/>
             <w:webHidden/>
           </w:rPr>
@@ -795,19 +865,22 @@
         </w:r>
         <w:r>
           <w:rPr>
-            <w:noProof/>
-            <w:webHidden/>
-          </w:rPr>
-          <w:instrText xml:space="preserve"> PAGEREF _Toc210715357 \h </w:instrText>
-        </w:r>
-        <w:r>
-          <w:rPr>
-            <w:noProof/>
-            <w:webHidden/>
-          </w:rPr>
-        </w:r>
-        <w:r>
-          <w:rPr>
+            <w:rFonts w:ascii="Times New Roman" w:hAnsi="Times New Roman" w:cs="Times New Roman"/>
+            <w:noProof/>
+            <w:webHidden/>
+          </w:rPr>
+          <w:instrText xml:space="preserve"> PAGEREF _Toc225505491 \h </w:instrText>
+        </w:r>
+        <w:r>
+          <w:rPr>
+            <w:rFonts w:ascii="Times New Roman" w:hAnsi="Times New Roman" w:cs="Times New Roman"/>
+            <w:noProof/>
+            <w:webHidden/>
+          </w:rPr>
+        </w:r>
+        <w:r>
+          <w:rPr>
+            <w:rFonts w:ascii="Times New Roman" w:hAnsi="Times New Roman" w:cs="Times New Roman"/>
             <w:noProof/>
             <w:webHidden/>
           </w:rPr>
@@ -815,6 +888,7 @@
         </w:r>
         <w:r>
           <w:rPr>
+            <w:rFonts w:ascii="Times New Roman" w:hAnsi="Times New Roman" w:cs="Times New Roman"/>
             <w:noProof/>
             <w:webHidden/>
           </w:rPr>
@@ -822,6 +896,7 @@
         </w:r>
         <w:r>
           <w:rPr>
+            <w:rFonts w:ascii="Times New Roman" w:hAnsi="Times New Roman" w:cs="Times New Roman"/>
             <w:noProof/>
             <w:webHidden/>
           </w:rPr>
@@ -836,8 +911,9 @@
           <w:tab w:val="left" w:pos="1200"/>
           <w:tab w:val="right" w:leader="dot" w:pos="8976"/>
         </w:tabs>
-        <w:rPr>
-          <w:rFonts w:eastAsiaTheme="minorEastAsia"/>
+        <w:spacing w:after="0" w:line="240" w:lineRule="auto"/>
+        <w:rPr>
+          <w:rFonts w:ascii="Times New Roman" w:eastAsiaTheme="minorEastAsia" w:hAnsi="Times New Roman" w:cs="Times New Roman"/>
           <w:i w:val="0"/>
           <w:iCs w:val="0"/>
           <w:noProof/>
@@ -845,17 +921,18 @@
           <w:szCs w:val="24"/>
         </w:rPr>
       </w:pPr>
-      <w:hyperlink w:anchor="_Toc210715358" w:history="1">
+      <w:hyperlink w:anchor="_Toc225505492" w:history="1">
         <w:r>
           <w:rPr>
             <w:rStyle w:val="Hyperlink"/>
+            <w:rFonts w:ascii="Times New Roman" w:hAnsi="Times New Roman"/>
             <w:noProof/>
           </w:rPr>
           <w:t>1.5.2</w:t>
         </w:r>
         <w:r>
           <w:rPr>
-            <w:rFonts w:eastAsiaTheme="minorEastAsia"/>
+            <w:rFonts w:ascii="Times New Roman" w:eastAsiaTheme="minorEastAsia" w:hAnsi="Times New Roman" w:cs="Times New Roman"/>
             <w:i w:val="0"/>
             <w:iCs w:val="0"/>
             <w:noProof/>
@@ -867,12 +944,14 @@
         <w:r>
           <w:rPr>
             <w:rStyle w:val="Hyperlink"/>
-            <w:noProof/>
-          </w:rPr>
-          <w:t>Version 2.0 (August 2023)</w:t>
-        </w:r>
-        <w:r>
-          <w:rPr>
+            <w:rFonts w:ascii="Times New Roman" w:hAnsi="Times New Roman"/>
+            <w:noProof/>
+          </w:rPr>
+          <w:t>Version 3.0 (August 2024)</w:t>
+        </w:r>
+        <w:r>
+          <w:rPr>
+            <w:rFonts w:ascii="Times New Roman" w:hAnsi="Times New Roman" w:cs="Times New Roman"/>
             <w:noProof/>
             <w:webHidden/>
           </w:rPr>
@@ -880,6 +959,7 @@
         </w:r>
         <w:r>
           <w:rPr>
+            <w:rFonts w:ascii="Times New Roman" w:hAnsi="Times New Roman" w:cs="Times New Roman"/>
             <w:noProof/>
             <w:webHidden/>
           </w:rPr>
@@ -887,19 +967,22 @@
         </w:r>
         <w:r>
           <w:rPr>
-            <w:noProof/>
-            <w:webHidden/>
-          </w:rPr>
-          <w:instrText xml:space="preserve"> PAGEREF _Toc210715358 \h </w:instrText>
-        </w:r>
-        <w:r>
-          <w:rPr>
-            <w:noProof/>
-            <w:webHidden/>
-          </w:rPr>
-        </w:r>
-        <w:r>
-          <w:rPr>
+            <w:rFonts w:ascii="Times New Roman" w:hAnsi="Times New Roman" w:cs="Times New Roman"/>
+            <w:noProof/>
+            <w:webHidden/>
+          </w:rPr>
+          <w:instrText xml:space="preserve"> PAGEREF _Toc225505492 \h </w:instrText>
+        </w:r>
+        <w:r>
+          <w:rPr>
+            <w:rFonts w:ascii="Times New Roman" w:hAnsi="Times New Roman" w:cs="Times New Roman"/>
+            <w:noProof/>
+            <w:webHidden/>
+          </w:rPr>
+        </w:r>
+        <w:r>
+          <w:rPr>
+            <w:rFonts w:ascii="Times New Roman" w:hAnsi="Times New Roman" w:cs="Times New Roman"/>
             <w:noProof/>
             <w:webHidden/>
           </w:rPr>
@@ -907,6 +990,7 @@
         </w:r>
         <w:r>
           <w:rPr>
+            <w:rFonts w:ascii="Times New Roman" w:hAnsi="Times New Roman" w:cs="Times New Roman"/>
             <w:noProof/>
             <w:webHidden/>
           </w:rPr>
@@ -914,678 +998,7 @@
         </w:r>
         <w:r>
           <w:rPr>
-            <w:noProof/>
-            <w:webHidden/>
-          </w:rPr>
-          <w:fldChar w:fldCharType="end"/>
-        </w:r>
-      </w:hyperlink>
-    </w:p>
-    <w:p>
-      <w:pPr>
-        <w:pStyle w:val="TOC2"/>
-        <w:rPr>
-          <w:rFonts w:eastAsiaTheme="minorEastAsia"/>
-          <w:noProof/>
-          <w:sz w:val="24"/>
-          <w:szCs w:val="24"/>
-        </w:rPr>
-      </w:pPr>
-      <w:hyperlink w:anchor="_Toc210715359" w:history="1">
-        <w:r>
-          <w:rPr>
-            <w:rStyle w:val="Hyperlink"/>
-            <w:noProof/>
-          </w:rPr>
-          <w:t>1.6</w:t>
-        </w:r>
-        <w:r>
-          <w:rPr>
-            <w:rFonts w:eastAsiaTheme="minorEastAsia"/>
-            <w:noProof/>
-            <w:sz w:val="24"/>
-            <w:szCs w:val="24"/>
-          </w:rPr>
-          <w:tab/>
-        </w:r>
-        <w:r>
-          <w:rPr>
-            <w:rStyle w:val="Hyperlink"/>
-            <w:noProof/>
-          </w:rPr>
-          <w:t>Minor Releases</w:t>
-        </w:r>
-        <w:r>
-          <w:rPr>
-            <w:noProof/>
-            <w:webHidden/>
-          </w:rPr>
-          <w:tab/>
-        </w:r>
-        <w:r>
-          <w:rPr>
-            <w:noProof/>
-            <w:webHidden/>
-          </w:rPr>
-          <w:fldChar w:fldCharType="begin"/>
-        </w:r>
-        <w:r>
-          <w:rPr>
-            <w:noProof/>
-            <w:webHidden/>
-          </w:rPr>
-          <w:instrText xml:space="preserve"> PAGEREF _Toc210715359 \h </w:instrText>
-        </w:r>
-        <w:r>
-          <w:rPr>
-            <w:noProof/>
-            <w:webHidden/>
-          </w:rPr>
-        </w:r>
-        <w:r>
-          <w:rPr>
-            <w:noProof/>
-            <w:webHidden/>
-          </w:rPr>
-          <w:fldChar w:fldCharType="separate"/>
-        </w:r>
-        <w:r>
-          <w:rPr>
-            <w:noProof/>
-            <w:webHidden/>
-          </w:rPr>
-          <w:t>8</w:t>
-        </w:r>
-        <w:r>
-          <w:rPr>
-            <w:noProof/>
-            <w:webHidden/>
-          </w:rPr>
-          <w:fldChar w:fldCharType="end"/>
-        </w:r>
-      </w:hyperlink>
-    </w:p>
-    <w:p>
-      <w:pPr>
-        <w:pStyle w:val="TOC2"/>
-        <w:rPr>
-          <w:rFonts w:eastAsiaTheme="minorEastAsia"/>
-          <w:noProof/>
-          <w:sz w:val="24"/>
-          <w:szCs w:val="24"/>
-        </w:rPr>
-      </w:pPr>
-      <w:hyperlink w:anchor="_Toc210715360" w:history="1">
-        <w:r>
-          <w:rPr>
-            <w:rStyle w:val="Hyperlink"/>
-            <w:noProof/>
-          </w:rPr>
-          <w:t>1.7</w:t>
-        </w:r>
-        <w:r>
-          <w:rPr>
-            <w:rFonts w:eastAsiaTheme="minorEastAsia"/>
-            <w:noProof/>
-            <w:sz w:val="24"/>
-            <w:szCs w:val="24"/>
-          </w:rPr>
-          <w:tab/>
-        </w:r>
-        <w:r>
-          <w:rPr>
-            <w:rStyle w:val="Hyperlink"/>
-            <w:noProof/>
-          </w:rPr>
-          <w:t>Acknowledgements</w:t>
-        </w:r>
-        <w:r>
-          <w:rPr>
-            <w:noProof/>
-            <w:webHidden/>
-          </w:rPr>
-          <w:tab/>
-        </w:r>
-        <w:r>
-          <w:rPr>
-            <w:noProof/>
-            <w:webHidden/>
-          </w:rPr>
-          <w:fldChar w:fldCharType="begin"/>
-        </w:r>
-        <w:r>
-          <w:rPr>
-            <w:noProof/>
-            <w:webHidden/>
-          </w:rPr>
-          <w:instrText xml:space="preserve"> PAGEREF _Toc210715360 \h </w:instrText>
-        </w:r>
-        <w:r>
-          <w:rPr>
-            <w:noProof/>
-            <w:webHidden/>
-          </w:rPr>
-        </w:r>
-        <w:r>
-          <w:rPr>
-            <w:noProof/>
-            <w:webHidden/>
-          </w:rPr>
-          <w:fldChar w:fldCharType="separate"/>
-        </w:r>
-        <w:r>
-          <w:rPr>
-            <w:noProof/>
-            <w:webHidden/>
-          </w:rPr>
-          <w:t>8</w:t>
-        </w:r>
-        <w:r>
-          <w:rPr>
-            <w:noProof/>
-            <w:webHidden/>
-          </w:rPr>
-          <w:fldChar w:fldCharType="end"/>
-        </w:r>
-      </w:hyperlink>
-    </w:p>
-    <w:p>
-      <w:pPr>
-        <w:pStyle w:val="TOC1"/>
-        <w:rPr>
-          <w:rFonts w:eastAsiaTheme="minorEastAsia"/>
-          <w:noProof/>
-          <w:sz w:val="24"/>
-          <w:szCs w:val="24"/>
-        </w:rPr>
-      </w:pPr>
-      <w:hyperlink w:anchor="_Toc210715361" w:history="1">
-        <w:r>
-          <w:rPr>
-            <w:rStyle w:val="Hyperlink"/>
-            <w:noProof/>
-          </w:rPr>
-          <w:t>2</w:t>
-        </w:r>
-        <w:r>
-          <w:rPr>
-            <w:rFonts w:eastAsiaTheme="minorEastAsia"/>
-            <w:noProof/>
-            <w:sz w:val="24"/>
-            <w:szCs w:val="24"/>
-          </w:rPr>
-          <w:tab/>
-        </w:r>
-        <w:r>
-          <w:rPr>
-            <w:rStyle w:val="Hyperlink"/>
-            <w:noProof/>
-          </w:rPr>
-          <w:t>Input File</w:t>
-        </w:r>
-        <w:r>
-          <w:rPr>
-            <w:noProof/>
-            <w:webHidden/>
-          </w:rPr>
-          <w:tab/>
-        </w:r>
-        <w:r>
-          <w:rPr>
-            <w:noProof/>
-            <w:webHidden/>
-          </w:rPr>
-          <w:fldChar w:fldCharType="begin"/>
-        </w:r>
-        <w:r>
-          <w:rPr>
-            <w:noProof/>
-            <w:webHidden/>
-          </w:rPr>
-          <w:instrText xml:space="preserve"> PAGEREF _Toc210715361 \h </w:instrText>
-        </w:r>
-        <w:r>
-          <w:rPr>
-            <w:noProof/>
-            <w:webHidden/>
-          </w:rPr>
-        </w:r>
-        <w:r>
-          <w:rPr>
-            <w:noProof/>
-            <w:webHidden/>
-          </w:rPr>
-          <w:fldChar w:fldCharType="separate"/>
-        </w:r>
-        <w:r>
-          <w:rPr>
-            <w:noProof/>
-            <w:webHidden/>
-          </w:rPr>
-          <w:t>9</w:t>
-        </w:r>
-        <w:r>
-          <w:rPr>
-            <w:noProof/>
-            <w:webHidden/>
-          </w:rPr>
-          <w:fldChar w:fldCharType="end"/>
-        </w:r>
-      </w:hyperlink>
-    </w:p>
-    <w:p>
-      <w:pPr>
-        <w:pStyle w:val="TOC2"/>
-        <w:rPr>
-          <w:rFonts w:eastAsiaTheme="minorEastAsia"/>
-          <w:noProof/>
-          <w:sz w:val="24"/>
-          <w:szCs w:val="24"/>
-        </w:rPr>
-      </w:pPr>
-      <w:hyperlink w:anchor="_Toc210715362" w:history="1">
-        <w:r>
-          <w:rPr>
-            <w:rStyle w:val="Hyperlink"/>
-            <w:noProof/>
-          </w:rPr>
-          <w:t>2.1</w:t>
-        </w:r>
-        <w:r>
-          <w:rPr>
-            <w:rFonts w:eastAsiaTheme="minorEastAsia"/>
-            <w:noProof/>
-            <w:sz w:val="24"/>
-            <w:szCs w:val="24"/>
-          </w:rPr>
-          <w:tab/>
-        </w:r>
-        <w:r>
-          <w:rPr>
-            <w:rStyle w:val="Hyperlink"/>
-            <w:noProof/>
-          </w:rPr>
-          <w:t>LandisData</w:t>
-        </w:r>
-        <w:r>
-          <w:rPr>
-            <w:noProof/>
-            <w:webHidden/>
-          </w:rPr>
-          <w:tab/>
-        </w:r>
-        <w:r>
-          <w:rPr>
-            <w:noProof/>
-            <w:webHidden/>
-          </w:rPr>
-          <w:fldChar w:fldCharType="begin"/>
-        </w:r>
-        <w:r>
-          <w:rPr>
-            <w:noProof/>
-            <w:webHidden/>
-          </w:rPr>
-          <w:instrText xml:space="preserve"> PAGEREF _Toc210715362 \h </w:instrText>
-        </w:r>
-        <w:r>
-          <w:rPr>
-            <w:noProof/>
-            <w:webHidden/>
-          </w:rPr>
-        </w:r>
-        <w:r>
-          <w:rPr>
-            <w:noProof/>
-            <w:webHidden/>
-          </w:rPr>
-          <w:fldChar w:fldCharType="separate"/>
-        </w:r>
-        <w:r>
-          <w:rPr>
-            <w:noProof/>
-            <w:webHidden/>
-          </w:rPr>
-          <w:t>9</w:t>
-        </w:r>
-        <w:r>
-          <w:rPr>
-            <w:noProof/>
-            <w:webHidden/>
-          </w:rPr>
-          <w:fldChar w:fldCharType="end"/>
-        </w:r>
-      </w:hyperlink>
-    </w:p>
-    <w:p>
-      <w:pPr>
-        <w:pStyle w:val="TOC2"/>
-        <w:rPr>
-          <w:rFonts w:eastAsiaTheme="minorEastAsia"/>
-          <w:noProof/>
-          <w:sz w:val="24"/>
-          <w:szCs w:val="24"/>
-        </w:rPr>
-      </w:pPr>
-      <w:hyperlink w:anchor="_Toc210715363" w:history="1">
-        <w:r>
-          <w:rPr>
-            <w:rStyle w:val="Hyperlink"/>
-            <w:noProof/>
-          </w:rPr>
-          <w:t>2.2</w:t>
-        </w:r>
-        <w:r>
-          <w:rPr>
-            <w:rFonts w:eastAsiaTheme="minorEastAsia"/>
-            <w:noProof/>
-            <w:sz w:val="24"/>
-            <w:szCs w:val="24"/>
-          </w:rPr>
-          <w:tab/>
-        </w:r>
-        <w:r>
-          <w:rPr>
-            <w:rStyle w:val="Hyperlink"/>
-            <w:noProof/>
-          </w:rPr>
-          <w:t>Timestep</w:t>
-        </w:r>
-        <w:r>
-          <w:rPr>
-            <w:noProof/>
-            <w:webHidden/>
-          </w:rPr>
-          <w:tab/>
-        </w:r>
-        <w:r>
-          <w:rPr>
-            <w:noProof/>
-            <w:webHidden/>
-          </w:rPr>
-          <w:fldChar w:fldCharType="begin"/>
-        </w:r>
-        <w:r>
-          <w:rPr>
-            <w:noProof/>
-            <w:webHidden/>
-          </w:rPr>
-          <w:instrText xml:space="preserve"> PAGEREF _Toc210715363 \h </w:instrText>
-        </w:r>
-        <w:r>
-          <w:rPr>
-            <w:noProof/>
-            <w:webHidden/>
-          </w:rPr>
-        </w:r>
-        <w:r>
-          <w:rPr>
-            <w:noProof/>
-            <w:webHidden/>
-          </w:rPr>
-          <w:fldChar w:fldCharType="separate"/>
-        </w:r>
-        <w:r>
-          <w:rPr>
-            <w:noProof/>
-            <w:webHidden/>
-          </w:rPr>
-          <w:t>9</w:t>
-        </w:r>
-        <w:r>
-          <w:rPr>
-            <w:noProof/>
-            <w:webHidden/>
-          </w:rPr>
-          <w:fldChar w:fldCharType="end"/>
-        </w:r>
-      </w:hyperlink>
-    </w:p>
-    <w:p>
-      <w:pPr>
-        <w:pStyle w:val="TOC2"/>
-        <w:rPr>
-          <w:rFonts w:eastAsiaTheme="minorEastAsia"/>
-          <w:noProof/>
-          <w:sz w:val="24"/>
-          <w:szCs w:val="24"/>
-        </w:rPr>
-      </w:pPr>
-      <w:hyperlink w:anchor="_Toc210715364" w:history="1">
-        <w:r>
-          <w:rPr>
-            <w:rStyle w:val="Hyperlink"/>
-            <w:noProof/>
-          </w:rPr>
-          <w:t>2.3</w:t>
-        </w:r>
-        <w:r>
-          <w:rPr>
-            <w:rFonts w:eastAsiaTheme="minorEastAsia"/>
-            <w:noProof/>
-            <w:sz w:val="24"/>
-            <w:szCs w:val="24"/>
-          </w:rPr>
-          <w:tab/>
-        </w:r>
-        <w:r>
-          <w:rPr>
-            <w:rStyle w:val="Hyperlink"/>
-            <w:noProof/>
-          </w:rPr>
-          <w:t>HurricaneRandomNumberSeed (integer, optional)</w:t>
-        </w:r>
-        <w:r>
-          <w:rPr>
-            <w:noProof/>
-            <w:webHidden/>
-          </w:rPr>
-          <w:tab/>
-        </w:r>
-        <w:r>
-          <w:rPr>
-            <w:noProof/>
-            <w:webHidden/>
-          </w:rPr>
-          <w:fldChar w:fldCharType="begin"/>
-        </w:r>
-        <w:r>
-          <w:rPr>
-            <w:noProof/>
-            <w:webHidden/>
-          </w:rPr>
-          <w:instrText xml:space="preserve"> PAGEREF _Toc210715364 \h </w:instrText>
-        </w:r>
-        <w:r>
-          <w:rPr>
-            <w:noProof/>
-            <w:webHidden/>
-          </w:rPr>
-        </w:r>
-        <w:r>
-          <w:rPr>
-            <w:noProof/>
-            <w:webHidden/>
-          </w:rPr>
-          <w:fldChar w:fldCharType="separate"/>
-        </w:r>
-        <w:r>
-          <w:rPr>
-            <w:noProof/>
-            <w:webHidden/>
-          </w:rPr>
-          <w:t>9</w:t>
-        </w:r>
-        <w:r>
-          <w:rPr>
-            <w:noProof/>
-            <w:webHidden/>
-          </w:rPr>
-          <w:fldChar w:fldCharType="end"/>
-        </w:r>
-      </w:hyperlink>
-    </w:p>
-    <w:p>
-      <w:pPr>
-        <w:pStyle w:val="TOC2"/>
-        <w:rPr>
-          <w:rFonts w:eastAsiaTheme="minorEastAsia"/>
-          <w:noProof/>
-          <w:sz w:val="24"/>
-          <w:szCs w:val="24"/>
-        </w:rPr>
-      </w:pPr>
-      <w:hyperlink w:anchor="_Toc210715365" w:history="1">
-        <w:r>
-          <w:rPr>
-            <w:rStyle w:val="Hyperlink"/>
-            <w:noProof/>
-          </w:rPr>
-          <w:t>2.4</w:t>
-        </w:r>
-        <w:r>
-          <w:rPr>
-            <w:rFonts w:eastAsiaTheme="minorEastAsia"/>
-            <w:noProof/>
-            <w:sz w:val="24"/>
-            <w:szCs w:val="24"/>
-          </w:rPr>
-          <w:tab/>
-        </w:r>
-        <w:r>
-          <w:rPr>
-            <w:rStyle w:val="Hyperlink"/>
-            <w:noProof/>
-          </w:rPr>
-          <w:t>StormOccurrenceProbabilities (table)</w:t>
-        </w:r>
-        <w:r>
-          <w:rPr>
-            <w:noProof/>
-            <w:webHidden/>
-          </w:rPr>
-          <w:tab/>
-        </w:r>
-        <w:r>
-          <w:rPr>
-            <w:noProof/>
-            <w:webHidden/>
-          </w:rPr>
-          <w:fldChar w:fldCharType="begin"/>
-        </w:r>
-        <w:r>
-          <w:rPr>
-            <w:noProof/>
-            <w:webHidden/>
-          </w:rPr>
-          <w:instrText xml:space="preserve"> PAGEREF _Toc210715365 \h </w:instrText>
-        </w:r>
-        <w:r>
-          <w:rPr>
-            <w:noProof/>
-            <w:webHidden/>
-          </w:rPr>
-        </w:r>
-        <w:r>
-          <w:rPr>
-            <w:noProof/>
-            <w:webHidden/>
-          </w:rPr>
-          <w:fldChar w:fldCharType="separate"/>
-        </w:r>
-        <w:r>
-          <w:rPr>
-            <w:noProof/>
-            <w:webHidden/>
-          </w:rPr>
-          <w:t>9</w:t>
-        </w:r>
-        <w:r>
-          <w:rPr>
-            <w:noProof/>
-            <w:webHidden/>
-          </w:rPr>
-          <w:fldChar w:fldCharType="end"/>
-        </w:r>
-      </w:hyperlink>
-    </w:p>
-    <w:p>
-      <w:pPr>
-        <w:pStyle w:val="TOC2"/>
-        <w:rPr>
-          <w:rFonts w:eastAsiaTheme="minorEastAsia"/>
-          <w:noProof/>
-          <w:sz w:val="24"/>
-          <w:szCs w:val="24"/>
-        </w:rPr>
-      </w:pPr>
-      <w:hyperlink w:anchor="_Toc210715366" w:history="1">
-        <w:r>
-          <w:rPr>
-            <w:rStyle w:val="Hyperlink"/>
-            <w:noProof/>
-          </w:rPr>
-          <w:t>2.5</w:t>
-        </w:r>
-        <w:r>
-          <w:rPr>
-            <w:rFonts w:eastAsiaTheme="minorEastAsia"/>
-            <w:noProof/>
-            <w:sz w:val="24"/>
-            <w:szCs w:val="24"/>
-          </w:rPr>
-          <w:tab/>
-        </w:r>
-        <w:r>
-          <w:rPr>
-            <w:rStyle w:val="Hyperlink"/>
-            <w:noProof/>
-          </w:rPr>
-          <w:t>Landfall Wind Speed</w:t>
-        </w:r>
-        <w:r>
-          <w:rPr>
-            <w:noProof/>
-            <w:webHidden/>
-          </w:rPr>
-          <w:tab/>
-        </w:r>
-        <w:r>
-          <w:rPr>
-            <w:noProof/>
-            <w:webHidden/>
-          </w:rPr>
-          <w:fldChar w:fldCharType="begin"/>
-        </w:r>
-        <w:r>
-          <w:rPr>
-            <w:noProof/>
-            <w:webHidden/>
-          </w:rPr>
-          <w:instrText xml:space="preserve"> PAGEREF _Toc210715366 \h </w:instrText>
-        </w:r>
-        <w:r>
-          <w:rPr>
-            <w:noProof/>
-            <w:webHidden/>
-          </w:rPr>
-        </w:r>
-        <w:r>
-          <w:rPr>
-            <w:noProof/>
-            <w:webHidden/>
-          </w:rPr>
-          <w:fldChar w:fldCharType="separate"/>
-        </w:r>
-        <w:r>
-          <w:rPr>
-            <w:noProof/>
-            <w:webHidden/>
-          </w:rPr>
-          <w:t>10</w:t>
-        </w:r>
-        <w:r>
-          <w:rPr>
+            <w:rFonts w:ascii="Times New Roman" w:hAnsi="Times New Roman" w:cs="Times New Roman"/>
             <w:noProof/>
             <w:webHidden/>
           </w:rPr>
@@ -1600,8 +1013,9 @@
           <w:tab w:val="left" w:pos="1200"/>
           <w:tab w:val="right" w:leader="dot" w:pos="8976"/>
         </w:tabs>
-        <w:rPr>
-          <w:rFonts w:eastAsiaTheme="minorEastAsia"/>
+        <w:spacing w:after="0" w:line="240" w:lineRule="auto"/>
+        <w:rPr>
+          <w:rFonts w:ascii="Times New Roman" w:eastAsiaTheme="minorEastAsia" w:hAnsi="Times New Roman" w:cs="Times New Roman"/>
           <w:i w:val="0"/>
           <w:iCs w:val="0"/>
           <w:noProof/>
@@ -1609,17 +1023,18 @@
           <w:szCs w:val="24"/>
         </w:rPr>
       </w:pPr>
-      <w:hyperlink w:anchor="_Toc210715367" w:history="1">
+      <w:hyperlink w:anchor="_Toc225505493" w:history="1">
         <w:r>
           <w:rPr>
             <w:rStyle w:val="Hyperlink"/>
-            <w:noProof/>
-          </w:rPr>
-          <w:t>2.5.1</w:t>
-        </w:r>
-        <w:r>
-          <w:rPr>
-            <w:rFonts w:eastAsiaTheme="minorEastAsia"/>
+            <w:rFonts w:ascii="Times New Roman" w:hAnsi="Times New Roman"/>
+            <w:noProof/>
+          </w:rPr>
+          <w:t>1.5.3</w:t>
+        </w:r>
+        <w:r>
+          <w:rPr>
+            <w:rFonts w:ascii="Times New Roman" w:eastAsiaTheme="minorEastAsia" w:hAnsi="Times New Roman" w:cs="Times New Roman"/>
             <w:i w:val="0"/>
             <w:iCs w:val="0"/>
             <w:noProof/>
@@ -1631,12 +1046,14 @@
         <w:r>
           <w:rPr>
             <w:rStyle w:val="Hyperlink"/>
-            <w:noProof/>
-          </w:rPr>
-          <w:t>LowBoundLandfallWindSpeed (integer)</w:t>
-        </w:r>
-        <w:r>
-          <w:rPr>
+            <w:rFonts w:ascii="Times New Roman" w:hAnsi="Times New Roman"/>
+            <w:noProof/>
+          </w:rPr>
+          <w:t>Version 2.0 (August 2023)</w:t>
+        </w:r>
+        <w:r>
+          <w:rPr>
+            <w:rFonts w:ascii="Times New Roman" w:hAnsi="Times New Roman" w:cs="Times New Roman"/>
             <w:noProof/>
             <w:webHidden/>
           </w:rPr>
@@ -1644,6 +1061,7 @@
         </w:r>
         <w:r>
           <w:rPr>
+            <w:rFonts w:ascii="Times New Roman" w:hAnsi="Times New Roman" w:cs="Times New Roman"/>
             <w:noProof/>
             <w:webHidden/>
           </w:rPr>
@@ -1651,19 +1069,22 @@
         </w:r>
         <w:r>
           <w:rPr>
-            <w:noProof/>
-            <w:webHidden/>
-          </w:rPr>
-          <w:instrText xml:space="preserve"> PAGEREF _Toc210715367 \h </w:instrText>
-        </w:r>
-        <w:r>
-          <w:rPr>
-            <w:noProof/>
-            <w:webHidden/>
-          </w:rPr>
-        </w:r>
-        <w:r>
-          <w:rPr>
+            <w:rFonts w:ascii="Times New Roman" w:hAnsi="Times New Roman" w:cs="Times New Roman"/>
+            <w:noProof/>
+            <w:webHidden/>
+          </w:rPr>
+          <w:instrText xml:space="preserve"> PAGEREF _Toc225505493 \h </w:instrText>
+        </w:r>
+        <w:r>
+          <w:rPr>
+            <w:rFonts w:ascii="Times New Roman" w:hAnsi="Times New Roman" w:cs="Times New Roman"/>
+            <w:noProof/>
+            <w:webHidden/>
+          </w:rPr>
+        </w:r>
+        <w:r>
+          <w:rPr>
+            <w:rFonts w:ascii="Times New Roman" w:hAnsi="Times New Roman" w:cs="Times New Roman"/>
             <w:noProof/>
             <w:webHidden/>
           </w:rPr>
@@ -1671,6 +1092,764 @@
         </w:r>
         <w:r>
           <w:rPr>
+            <w:rFonts w:ascii="Times New Roman" w:hAnsi="Times New Roman" w:cs="Times New Roman"/>
+            <w:noProof/>
+            <w:webHidden/>
+          </w:rPr>
+          <w:t>8</w:t>
+        </w:r>
+        <w:r>
+          <w:rPr>
+            <w:rFonts w:ascii="Times New Roman" w:hAnsi="Times New Roman" w:cs="Times New Roman"/>
+            <w:noProof/>
+            <w:webHidden/>
+          </w:rPr>
+          <w:fldChar w:fldCharType="end"/>
+        </w:r>
+      </w:hyperlink>
+    </w:p>
+    <w:p>
+      <w:pPr>
+        <w:pStyle w:val="TOC2"/>
+        <w:spacing w:after="0"/>
+        <w:rPr>
+          <w:rFonts w:ascii="Times New Roman" w:eastAsiaTheme="minorEastAsia" w:hAnsi="Times New Roman" w:cs="Times New Roman"/>
+          <w:noProof/>
+          <w:sz w:val="24"/>
+          <w:szCs w:val="24"/>
+        </w:rPr>
+      </w:pPr>
+      <w:hyperlink w:anchor="_Toc225505494" w:history="1">
+        <w:r>
+          <w:rPr>
+            <w:rStyle w:val="Hyperlink"/>
+            <w:rFonts w:ascii="Times New Roman" w:hAnsi="Times New Roman"/>
+            <w:noProof/>
+          </w:rPr>
+          <w:t>1.6</w:t>
+        </w:r>
+        <w:r>
+          <w:rPr>
+            <w:rFonts w:ascii="Times New Roman" w:eastAsiaTheme="minorEastAsia" w:hAnsi="Times New Roman" w:cs="Times New Roman"/>
+            <w:noProof/>
+            <w:sz w:val="24"/>
+            <w:szCs w:val="24"/>
+          </w:rPr>
+          <w:tab/>
+        </w:r>
+        <w:r>
+          <w:rPr>
+            <w:rStyle w:val="Hyperlink"/>
+            <w:rFonts w:ascii="Times New Roman" w:hAnsi="Times New Roman"/>
+            <w:noProof/>
+          </w:rPr>
+          <w:t>Minor Releases</w:t>
+        </w:r>
+        <w:r>
+          <w:rPr>
+            <w:rFonts w:ascii="Times New Roman" w:hAnsi="Times New Roman" w:cs="Times New Roman"/>
+            <w:noProof/>
+            <w:webHidden/>
+          </w:rPr>
+          <w:tab/>
+        </w:r>
+        <w:r>
+          <w:rPr>
+            <w:rFonts w:ascii="Times New Roman" w:hAnsi="Times New Roman" w:cs="Times New Roman"/>
+            <w:noProof/>
+            <w:webHidden/>
+          </w:rPr>
+          <w:fldChar w:fldCharType="begin"/>
+        </w:r>
+        <w:r>
+          <w:rPr>
+            <w:rFonts w:ascii="Times New Roman" w:hAnsi="Times New Roman" w:cs="Times New Roman"/>
+            <w:noProof/>
+            <w:webHidden/>
+          </w:rPr>
+          <w:instrText xml:space="preserve"> PAGEREF _Toc225505494 \h </w:instrText>
+        </w:r>
+        <w:r>
+          <w:rPr>
+            <w:rFonts w:ascii="Times New Roman" w:hAnsi="Times New Roman" w:cs="Times New Roman"/>
+            <w:noProof/>
+            <w:webHidden/>
+          </w:rPr>
+        </w:r>
+        <w:r>
+          <w:rPr>
+            <w:rFonts w:ascii="Times New Roman" w:hAnsi="Times New Roman" w:cs="Times New Roman"/>
+            <w:noProof/>
+            <w:webHidden/>
+          </w:rPr>
+          <w:fldChar w:fldCharType="separate"/>
+        </w:r>
+        <w:r>
+          <w:rPr>
+            <w:rFonts w:ascii="Times New Roman" w:hAnsi="Times New Roman" w:cs="Times New Roman"/>
+            <w:noProof/>
+            <w:webHidden/>
+          </w:rPr>
+          <w:t>8</w:t>
+        </w:r>
+        <w:r>
+          <w:rPr>
+            <w:rFonts w:ascii="Times New Roman" w:hAnsi="Times New Roman" w:cs="Times New Roman"/>
+            <w:noProof/>
+            <w:webHidden/>
+          </w:rPr>
+          <w:fldChar w:fldCharType="end"/>
+        </w:r>
+      </w:hyperlink>
+    </w:p>
+    <w:p>
+      <w:pPr>
+        <w:pStyle w:val="TOC2"/>
+        <w:spacing w:after="0"/>
+        <w:rPr>
+          <w:rFonts w:ascii="Times New Roman" w:eastAsiaTheme="minorEastAsia" w:hAnsi="Times New Roman" w:cs="Times New Roman"/>
+          <w:noProof/>
+          <w:sz w:val="24"/>
+          <w:szCs w:val="24"/>
+        </w:rPr>
+      </w:pPr>
+      <w:hyperlink w:anchor="_Toc225505495" w:history="1">
+        <w:r>
+          <w:rPr>
+            <w:rStyle w:val="Hyperlink"/>
+            <w:rFonts w:ascii="Times New Roman" w:hAnsi="Times New Roman"/>
+            <w:noProof/>
+          </w:rPr>
+          <w:t>1.7</w:t>
+        </w:r>
+        <w:r>
+          <w:rPr>
+            <w:rFonts w:ascii="Times New Roman" w:eastAsiaTheme="minorEastAsia" w:hAnsi="Times New Roman" w:cs="Times New Roman"/>
+            <w:noProof/>
+            <w:sz w:val="24"/>
+            <w:szCs w:val="24"/>
+          </w:rPr>
+          <w:tab/>
+        </w:r>
+        <w:r>
+          <w:rPr>
+            <w:rStyle w:val="Hyperlink"/>
+            <w:rFonts w:ascii="Times New Roman" w:hAnsi="Times New Roman"/>
+            <w:noProof/>
+          </w:rPr>
+          <w:t>Acknowledgements</w:t>
+        </w:r>
+        <w:r>
+          <w:rPr>
+            <w:rFonts w:ascii="Times New Roman" w:hAnsi="Times New Roman" w:cs="Times New Roman"/>
+            <w:noProof/>
+            <w:webHidden/>
+          </w:rPr>
+          <w:tab/>
+        </w:r>
+        <w:r>
+          <w:rPr>
+            <w:rFonts w:ascii="Times New Roman" w:hAnsi="Times New Roman" w:cs="Times New Roman"/>
+            <w:noProof/>
+            <w:webHidden/>
+          </w:rPr>
+          <w:fldChar w:fldCharType="begin"/>
+        </w:r>
+        <w:r>
+          <w:rPr>
+            <w:rFonts w:ascii="Times New Roman" w:hAnsi="Times New Roman" w:cs="Times New Roman"/>
+            <w:noProof/>
+            <w:webHidden/>
+          </w:rPr>
+          <w:instrText xml:space="preserve"> PAGEREF _Toc225505495 \h </w:instrText>
+        </w:r>
+        <w:r>
+          <w:rPr>
+            <w:rFonts w:ascii="Times New Roman" w:hAnsi="Times New Roman" w:cs="Times New Roman"/>
+            <w:noProof/>
+            <w:webHidden/>
+          </w:rPr>
+        </w:r>
+        <w:r>
+          <w:rPr>
+            <w:rFonts w:ascii="Times New Roman" w:hAnsi="Times New Roman" w:cs="Times New Roman"/>
+            <w:noProof/>
+            <w:webHidden/>
+          </w:rPr>
+          <w:fldChar w:fldCharType="separate"/>
+        </w:r>
+        <w:r>
+          <w:rPr>
+            <w:rFonts w:ascii="Times New Roman" w:hAnsi="Times New Roman" w:cs="Times New Roman"/>
+            <w:noProof/>
+            <w:webHidden/>
+          </w:rPr>
+          <w:t>8</w:t>
+        </w:r>
+        <w:r>
+          <w:rPr>
+            <w:rFonts w:ascii="Times New Roman" w:hAnsi="Times New Roman" w:cs="Times New Roman"/>
+            <w:noProof/>
+            <w:webHidden/>
+          </w:rPr>
+          <w:fldChar w:fldCharType="end"/>
+        </w:r>
+      </w:hyperlink>
+    </w:p>
+    <w:p>
+      <w:pPr>
+        <w:pStyle w:val="TOC1"/>
+        <w:rPr>
+          <w:rFonts w:ascii="Times New Roman" w:eastAsiaTheme="minorEastAsia" w:hAnsi="Times New Roman" w:cs="Times New Roman"/>
+          <w:b w:val="0"/>
+          <w:bCs w:val="0"/>
+          <w:caps w:val="0"/>
+          <w:noProof/>
+          <w:sz w:val="24"/>
+          <w:szCs w:val="24"/>
+        </w:rPr>
+      </w:pPr>
+      <w:hyperlink w:anchor="_Toc225505496" w:history="1">
+        <w:r>
+          <w:rPr>
+            <w:rStyle w:val="Hyperlink"/>
+            <w:rFonts w:ascii="Times New Roman" w:hAnsi="Times New Roman"/>
+            <w:noProof/>
+          </w:rPr>
+          <w:t>2</w:t>
+        </w:r>
+        <w:r>
+          <w:rPr>
+            <w:rFonts w:ascii="Times New Roman" w:eastAsiaTheme="minorEastAsia" w:hAnsi="Times New Roman" w:cs="Times New Roman"/>
+            <w:b w:val="0"/>
+            <w:bCs w:val="0"/>
+            <w:caps w:val="0"/>
+            <w:noProof/>
+            <w:sz w:val="24"/>
+            <w:szCs w:val="24"/>
+          </w:rPr>
+          <w:tab/>
+        </w:r>
+        <w:r>
+          <w:rPr>
+            <w:rStyle w:val="Hyperlink"/>
+            <w:rFonts w:ascii="Times New Roman" w:hAnsi="Times New Roman"/>
+            <w:noProof/>
+          </w:rPr>
+          <w:t>Input File</w:t>
+        </w:r>
+        <w:r>
+          <w:rPr>
+            <w:rFonts w:ascii="Times New Roman" w:hAnsi="Times New Roman" w:cs="Times New Roman"/>
+            <w:noProof/>
+            <w:webHidden/>
+          </w:rPr>
+          <w:tab/>
+        </w:r>
+        <w:r>
+          <w:rPr>
+            <w:rFonts w:ascii="Times New Roman" w:hAnsi="Times New Roman" w:cs="Times New Roman"/>
+            <w:noProof/>
+            <w:webHidden/>
+          </w:rPr>
+          <w:fldChar w:fldCharType="begin"/>
+        </w:r>
+        <w:r>
+          <w:rPr>
+            <w:rFonts w:ascii="Times New Roman" w:hAnsi="Times New Roman" w:cs="Times New Roman"/>
+            <w:noProof/>
+            <w:webHidden/>
+          </w:rPr>
+          <w:instrText xml:space="preserve"> PAGEREF _Toc225505496 \h </w:instrText>
+        </w:r>
+        <w:r>
+          <w:rPr>
+            <w:rFonts w:ascii="Times New Roman" w:hAnsi="Times New Roman" w:cs="Times New Roman"/>
+            <w:noProof/>
+            <w:webHidden/>
+          </w:rPr>
+        </w:r>
+        <w:r>
+          <w:rPr>
+            <w:rFonts w:ascii="Times New Roman" w:hAnsi="Times New Roman" w:cs="Times New Roman"/>
+            <w:noProof/>
+            <w:webHidden/>
+          </w:rPr>
+          <w:fldChar w:fldCharType="separate"/>
+        </w:r>
+        <w:r>
+          <w:rPr>
+            <w:rFonts w:ascii="Times New Roman" w:hAnsi="Times New Roman" w:cs="Times New Roman"/>
+            <w:noProof/>
+            <w:webHidden/>
+          </w:rPr>
+          <w:t>9</w:t>
+        </w:r>
+        <w:r>
+          <w:rPr>
+            <w:rFonts w:ascii="Times New Roman" w:hAnsi="Times New Roman" w:cs="Times New Roman"/>
+            <w:noProof/>
+            <w:webHidden/>
+          </w:rPr>
+          <w:fldChar w:fldCharType="end"/>
+        </w:r>
+      </w:hyperlink>
+    </w:p>
+    <w:p>
+      <w:pPr>
+        <w:pStyle w:val="TOC2"/>
+        <w:spacing w:after="0"/>
+        <w:rPr>
+          <w:rFonts w:ascii="Times New Roman" w:eastAsiaTheme="minorEastAsia" w:hAnsi="Times New Roman" w:cs="Times New Roman"/>
+          <w:noProof/>
+          <w:sz w:val="24"/>
+          <w:szCs w:val="24"/>
+        </w:rPr>
+      </w:pPr>
+      <w:hyperlink w:anchor="_Toc225505497" w:history="1">
+        <w:r>
+          <w:rPr>
+            <w:rStyle w:val="Hyperlink"/>
+            <w:rFonts w:ascii="Times New Roman" w:hAnsi="Times New Roman"/>
+            <w:noProof/>
+          </w:rPr>
+          <w:t>2.1</w:t>
+        </w:r>
+        <w:r>
+          <w:rPr>
+            <w:rFonts w:ascii="Times New Roman" w:eastAsiaTheme="minorEastAsia" w:hAnsi="Times New Roman" w:cs="Times New Roman"/>
+            <w:noProof/>
+            <w:sz w:val="24"/>
+            <w:szCs w:val="24"/>
+          </w:rPr>
+          <w:tab/>
+        </w:r>
+        <w:r>
+          <w:rPr>
+            <w:rStyle w:val="Hyperlink"/>
+            <w:rFonts w:ascii="Times New Roman" w:hAnsi="Times New Roman"/>
+            <w:noProof/>
+          </w:rPr>
+          <w:t>LandisData</w:t>
+        </w:r>
+        <w:r>
+          <w:rPr>
+            <w:rFonts w:ascii="Times New Roman" w:hAnsi="Times New Roman" w:cs="Times New Roman"/>
+            <w:noProof/>
+            <w:webHidden/>
+          </w:rPr>
+          <w:tab/>
+        </w:r>
+        <w:r>
+          <w:rPr>
+            <w:rFonts w:ascii="Times New Roman" w:hAnsi="Times New Roman" w:cs="Times New Roman"/>
+            <w:noProof/>
+            <w:webHidden/>
+          </w:rPr>
+          <w:fldChar w:fldCharType="begin"/>
+        </w:r>
+        <w:r>
+          <w:rPr>
+            <w:rFonts w:ascii="Times New Roman" w:hAnsi="Times New Roman" w:cs="Times New Roman"/>
+            <w:noProof/>
+            <w:webHidden/>
+          </w:rPr>
+          <w:instrText xml:space="preserve"> PAGEREF _Toc225505497 \h </w:instrText>
+        </w:r>
+        <w:r>
+          <w:rPr>
+            <w:rFonts w:ascii="Times New Roman" w:hAnsi="Times New Roman" w:cs="Times New Roman"/>
+            <w:noProof/>
+            <w:webHidden/>
+          </w:rPr>
+        </w:r>
+        <w:r>
+          <w:rPr>
+            <w:rFonts w:ascii="Times New Roman" w:hAnsi="Times New Roman" w:cs="Times New Roman"/>
+            <w:noProof/>
+            <w:webHidden/>
+          </w:rPr>
+          <w:fldChar w:fldCharType="separate"/>
+        </w:r>
+        <w:r>
+          <w:rPr>
+            <w:rFonts w:ascii="Times New Roman" w:hAnsi="Times New Roman" w:cs="Times New Roman"/>
+            <w:noProof/>
+            <w:webHidden/>
+          </w:rPr>
+          <w:t>9</w:t>
+        </w:r>
+        <w:r>
+          <w:rPr>
+            <w:rFonts w:ascii="Times New Roman" w:hAnsi="Times New Roman" w:cs="Times New Roman"/>
+            <w:noProof/>
+            <w:webHidden/>
+          </w:rPr>
+          <w:fldChar w:fldCharType="end"/>
+        </w:r>
+      </w:hyperlink>
+    </w:p>
+    <w:p>
+      <w:pPr>
+        <w:pStyle w:val="TOC2"/>
+        <w:spacing w:after="0"/>
+        <w:rPr>
+          <w:rFonts w:ascii="Times New Roman" w:eastAsiaTheme="minorEastAsia" w:hAnsi="Times New Roman" w:cs="Times New Roman"/>
+          <w:noProof/>
+          <w:sz w:val="24"/>
+          <w:szCs w:val="24"/>
+        </w:rPr>
+      </w:pPr>
+      <w:hyperlink w:anchor="_Toc225505498" w:history="1">
+        <w:r>
+          <w:rPr>
+            <w:rStyle w:val="Hyperlink"/>
+            <w:rFonts w:ascii="Times New Roman" w:hAnsi="Times New Roman"/>
+            <w:noProof/>
+          </w:rPr>
+          <w:t>2.2</w:t>
+        </w:r>
+        <w:r>
+          <w:rPr>
+            <w:rFonts w:ascii="Times New Roman" w:eastAsiaTheme="minorEastAsia" w:hAnsi="Times New Roman" w:cs="Times New Roman"/>
+            <w:noProof/>
+            <w:sz w:val="24"/>
+            <w:szCs w:val="24"/>
+          </w:rPr>
+          <w:tab/>
+        </w:r>
+        <w:r>
+          <w:rPr>
+            <w:rStyle w:val="Hyperlink"/>
+            <w:rFonts w:ascii="Times New Roman" w:hAnsi="Times New Roman"/>
+            <w:noProof/>
+          </w:rPr>
+          <w:t>Timestep</w:t>
+        </w:r>
+        <w:r>
+          <w:rPr>
+            <w:rFonts w:ascii="Times New Roman" w:hAnsi="Times New Roman" w:cs="Times New Roman"/>
+            <w:noProof/>
+            <w:webHidden/>
+          </w:rPr>
+          <w:tab/>
+        </w:r>
+        <w:r>
+          <w:rPr>
+            <w:rFonts w:ascii="Times New Roman" w:hAnsi="Times New Roman" w:cs="Times New Roman"/>
+            <w:noProof/>
+            <w:webHidden/>
+          </w:rPr>
+          <w:fldChar w:fldCharType="begin"/>
+        </w:r>
+        <w:r>
+          <w:rPr>
+            <w:rFonts w:ascii="Times New Roman" w:hAnsi="Times New Roman" w:cs="Times New Roman"/>
+            <w:noProof/>
+            <w:webHidden/>
+          </w:rPr>
+          <w:instrText xml:space="preserve"> PAGEREF _Toc225505498 \h </w:instrText>
+        </w:r>
+        <w:r>
+          <w:rPr>
+            <w:rFonts w:ascii="Times New Roman" w:hAnsi="Times New Roman" w:cs="Times New Roman"/>
+            <w:noProof/>
+            <w:webHidden/>
+          </w:rPr>
+        </w:r>
+        <w:r>
+          <w:rPr>
+            <w:rFonts w:ascii="Times New Roman" w:hAnsi="Times New Roman" w:cs="Times New Roman"/>
+            <w:noProof/>
+            <w:webHidden/>
+          </w:rPr>
+          <w:fldChar w:fldCharType="separate"/>
+        </w:r>
+        <w:r>
+          <w:rPr>
+            <w:rFonts w:ascii="Times New Roman" w:hAnsi="Times New Roman" w:cs="Times New Roman"/>
+            <w:noProof/>
+            <w:webHidden/>
+          </w:rPr>
+          <w:t>9</w:t>
+        </w:r>
+        <w:r>
+          <w:rPr>
+            <w:rFonts w:ascii="Times New Roman" w:hAnsi="Times New Roman" w:cs="Times New Roman"/>
+            <w:noProof/>
+            <w:webHidden/>
+          </w:rPr>
+          <w:fldChar w:fldCharType="end"/>
+        </w:r>
+      </w:hyperlink>
+    </w:p>
+    <w:p>
+      <w:pPr>
+        <w:pStyle w:val="TOC2"/>
+        <w:spacing w:after="0"/>
+        <w:rPr>
+          <w:rFonts w:ascii="Times New Roman" w:eastAsiaTheme="minorEastAsia" w:hAnsi="Times New Roman" w:cs="Times New Roman"/>
+          <w:noProof/>
+          <w:sz w:val="24"/>
+          <w:szCs w:val="24"/>
+        </w:rPr>
+      </w:pPr>
+      <w:hyperlink w:anchor="_Toc225505499" w:history="1">
+        <w:r>
+          <w:rPr>
+            <w:rStyle w:val="Hyperlink"/>
+            <w:rFonts w:ascii="Times New Roman" w:hAnsi="Times New Roman"/>
+            <w:noProof/>
+          </w:rPr>
+          <w:t>2.3</w:t>
+        </w:r>
+        <w:r>
+          <w:rPr>
+            <w:rFonts w:ascii="Times New Roman" w:eastAsiaTheme="minorEastAsia" w:hAnsi="Times New Roman" w:cs="Times New Roman"/>
+            <w:noProof/>
+            <w:sz w:val="24"/>
+            <w:szCs w:val="24"/>
+          </w:rPr>
+          <w:tab/>
+        </w:r>
+        <w:r>
+          <w:rPr>
+            <w:rStyle w:val="Hyperlink"/>
+            <w:rFonts w:ascii="Times New Roman" w:hAnsi="Times New Roman"/>
+            <w:noProof/>
+          </w:rPr>
+          <w:t>HurricaneRandomNumberSeed (integer, optional)</w:t>
+        </w:r>
+        <w:r>
+          <w:rPr>
+            <w:rFonts w:ascii="Times New Roman" w:hAnsi="Times New Roman" w:cs="Times New Roman"/>
+            <w:noProof/>
+            <w:webHidden/>
+          </w:rPr>
+          <w:tab/>
+        </w:r>
+        <w:r>
+          <w:rPr>
+            <w:rFonts w:ascii="Times New Roman" w:hAnsi="Times New Roman" w:cs="Times New Roman"/>
+            <w:noProof/>
+            <w:webHidden/>
+          </w:rPr>
+          <w:fldChar w:fldCharType="begin"/>
+        </w:r>
+        <w:r>
+          <w:rPr>
+            <w:rFonts w:ascii="Times New Roman" w:hAnsi="Times New Roman" w:cs="Times New Roman"/>
+            <w:noProof/>
+            <w:webHidden/>
+          </w:rPr>
+          <w:instrText xml:space="preserve"> PAGEREF _Toc225505499 \h </w:instrText>
+        </w:r>
+        <w:r>
+          <w:rPr>
+            <w:rFonts w:ascii="Times New Roman" w:hAnsi="Times New Roman" w:cs="Times New Roman"/>
+            <w:noProof/>
+            <w:webHidden/>
+          </w:rPr>
+        </w:r>
+        <w:r>
+          <w:rPr>
+            <w:rFonts w:ascii="Times New Roman" w:hAnsi="Times New Roman" w:cs="Times New Roman"/>
+            <w:noProof/>
+            <w:webHidden/>
+          </w:rPr>
+          <w:fldChar w:fldCharType="separate"/>
+        </w:r>
+        <w:r>
+          <w:rPr>
+            <w:rFonts w:ascii="Times New Roman" w:hAnsi="Times New Roman" w:cs="Times New Roman"/>
+            <w:noProof/>
+            <w:webHidden/>
+          </w:rPr>
+          <w:t>9</w:t>
+        </w:r>
+        <w:r>
+          <w:rPr>
+            <w:rFonts w:ascii="Times New Roman" w:hAnsi="Times New Roman" w:cs="Times New Roman"/>
+            <w:noProof/>
+            <w:webHidden/>
+          </w:rPr>
+          <w:fldChar w:fldCharType="end"/>
+        </w:r>
+      </w:hyperlink>
+    </w:p>
+    <w:p>
+      <w:pPr>
+        <w:pStyle w:val="TOC2"/>
+        <w:spacing w:after="0"/>
+        <w:rPr>
+          <w:rFonts w:ascii="Times New Roman" w:eastAsiaTheme="minorEastAsia" w:hAnsi="Times New Roman" w:cs="Times New Roman"/>
+          <w:noProof/>
+          <w:sz w:val="24"/>
+          <w:szCs w:val="24"/>
+        </w:rPr>
+      </w:pPr>
+      <w:hyperlink w:anchor="_Toc225505500" w:history="1">
+        <w:r>
+          <w:rPr>
+            <w:rStyle w:val="Hyperlink"/>
+            <w:rFonts w:ascii="Times New Roman" w:hAnsi="Times New Roman"/>
+            <w:noProof/>
+          </w:rPr>
+          <w:t>2.4</w:t>
+        </w:r>
+        <w:r>
+          <w:rPr>
+            <w:rFonts w:ascii="Times New Roman" w:eastAsiaTheme="minorEastAsia" w:hAnsi="Times New Roman" w:cs="Times New Roman"/>
+            <w:noProof/>
+            <w:sz w:val="24"/>
+            <w:szCs w:val="24"/>
+          </w:rPr>
+          <w:tab/>
+        </w:r>
+        <w:r>
+          <w:rPr>
+            <w:rStyle w:val="Hyperlink"/>
+            <w:rFonts w:ascii="Times New Roman" w:hAnsi="Times New Roman"/>
+            <w:noProof/>
+          </w:rPr>
+          <w:t>StormOccurrenceProbabilities (table)</w:t>
+        </w:r>
+        <w:r>
+          <w:rPr>
+            <w:rFonts w:ascii="Times New Roman" w:hAnsi="Times New Roman" w:cs="Times New Roman"/>
+            <w:noProof/>
+            <w:webHidden/>
+          </w:rPr>
+          <w:tab/>
+        </w:r>
+        <w:r>
+          <w:rPr>
+            <w:rFonts w:ascii="Times New Roman" w:hAnsi="Times New Roman" w:cs="Times New Roman"/>
+            <w:noProof/>
+            <w:webHidden/>
+          </w:rPr>
+          <w:fldChar w:fldCharType="begin"/>
+        </w:r>
+        <w:r>
+          <w:rPr>
+            <w:rFonts w:ascii="Times New Roman" w:hAnsi="Times New Roman" w:cs="Times New Roman"/>
+            <w:noProof/>
+            <w:webHidden/>
+          </w:rPr>
+          <w:instrText xml:space="preserve"> PAGEREF _Toc225505500 \h </w:instrText>
+        </w:r>
+        <w:r>
+          <w:rPr>
+            <w:rFonts w:ascii="Times New Roman" w:hAnsi="Times New Roman" w:cs="Times New Roman"/>
+            <w:noProof/>
+            <w:webHidden/>
+          </w:rPr>
+        </w:r>
+        <w:r>
+          <w:rPr>
+            <w:rFonts w:ascii="Times New Roman" w:hAnsi="Times New Roman" w:cs="Times New Roman"/>
+            <w:noProof/>
+            <w:webHidden/>
+          </w:rPr>
+          <w:fldChar w:fldCharType="separate"/>
+        </w:r>
+        <w:r>
+          <w:rPr>
+            <w:rFonts w:ascii="Times New Roman" w:hAnsi="Times New Roman" w:cs="Times New Roman"/>
+            <w:noProof/>
+            <w:webHidden/>
+          </w:rPr>
+          <w:t>9</w:t>
+        </w:r>
+        <w:r>
+          <w:rPr>
+            <w:rFonts w:ascii="Times New Roman" w:hAnsi="Times New Roman" w:cs="Times New Roman"/>
+            <w:noProof/>
+            <w:webHidden/>
+          </w:rPr>
+          <w:fldChar w:fldCharType="end"/>
+        </w:r>
+      </w:hyperlink>
+    </w:p>
+    <w:p>
+      <w:pPr>
+        <w:pStyle w:val="TOC2"/>
+        <w:spacing w:after="0"/>
+        <w:rPr>
+          <w:rFonts w:ascii="Times New Roman" w:eastAsiaTheme="minorEastAsia" w:hAnsi="Times New Roman" w:cs="Times New Roman"/>
+          <w:noProof/>
+          <w:sz w:val="24"/>
+          <w:szCs w:val="24"/>
+        </w:rPr>
+      </w:pPr>
+      <w:hyperlink w:anchor="_Toc225505501" w:history="1">
+        <w:r>
+          <w:rPr>
+            <w:rStyle w:val="Hyperlink"/>
+            <w:rFonts w:ascii="Times New Roman" w:hAnsi="Times New Roman"/>
+            <w:noProof/>
+          </w:rPr>
+          <w:t>2.5</w:t>
+        </w:r>
+        <w:r>
+          <w:rPr>
+            <w:rFonts w:ascii="Times New Roman" w:eastAsiaTheme="minorEastAsia" w:hAnsi="Times New Roman" w:cs="Times New Roman"/>
+            <w:noProof/>
+            <w:sz w:val="24"/>
+            <w:szCs w:val="24"/>
+          </w:rPr>
+          <w:tab/>
+        </w:r>
+        <w:r>
+          <w:rPr>
+            <w:rStyle w:val="Hyperlink"/>
+            <w:rFonts w:ascii="Times New Roman" w:hAnsi="Times New Roman"/>
+            <w:noProof/>
+          </w:rPr>
+          <w:t>Landfall Wind Speed</w:t>
+        </w:r>
+        <w:r>
+          <w:rPr>
+            <w:rFonts w:ascii="Times New Roman" w:hAnsi="Times New Roman" w:cs="Times New Roman"/>
+            <w:noProof/>
+            <w:webHidden/>
+          </w:rPr>
+          <w:tab/>
+        </w:r>
+        <w:r>
+          <w:rPr>
+            <w:rFonts w:ascii="Times New Roman" w:hAnsi="Times New Roman" w:cs="Times New Roman"/>
+            <w:noProof/>
+            <w:webHidden/>
+          </w:rPr>
+          <w:fldChar w:fldCharType="begin"/>
+        </w:r>
+        <w:r>
+          <w:rPr>
+            <w:rFonts w:ascii="Times New Roman" w:hAnsi="Times New Roman" w:cs="Times New Roman"/>
+            <w:noProof/>
+            <w:webHidden/>
+          </w:rPr>
+          <w:instrText xml:space="preserve"> PAGEREF _Toc225505501 \h </w:instrText>
+        </w:r>
+        <w:r>
+          <w:rPr>
+            <w:rFonts w:ascii="Times New Roman" w:hAnsi="Times New Roman" w:cs="Times New Roman"/>
+            <w:noProof/>
+            <w:webHidden/>
+          </w:rPr>
+        </w:r>
+        <w:r>
+          <w:rPr>
+            <w:rFonts w:ascii="Times New Roman" w:hAnsi="Times New Roman" w:cs="Times New Roman"/>
+            <w:noProof/>
+            <w:webHidden/>
+          </w:rPr>
+          <w:fldChar w:fldCharType="separate"/>
+        </w:r>
+        <w:r>
+          <w:rPr>
+            <w:rFonts w:ascii="Times New Roman" w:hAnsi="Times New Roman" w:cs="Times New Roman"/>
             <w:noProof/>
             <w:webHidden/>
           </w:rPr>
@@ -1678,6 +1857,7 @@
         </w:r>
         <w:r>
           <w:rPr>
+            <w:rFonts w:ascii="Times New Roman" w:hAnsi="Times New Roman" w:cs="Times New Roman"/>
             <w:noProof/>
             <w:webHidden/>
           </w:rPr>
@@ -1692,8 +1872,9 @@
           <w:tab w:val="left" w:pos="1200"/>
           <w:tab w:val="right" w:leader="dot" w:pos="8976"/>
         </w:tabs>
-        <w:rPr>
-          <w:rFonts w:eastAsiaTheme="minorEastAsia"/>
+        <w:spacing w:after="0" w:line="240" w:lineRule="auto"/>
+        <w:rPr>
+          <w:rFonts w:ascii="Times New Roman" w:eastAsiaTheme="minorEastAsia" w:hAnsi="Times New Roman" w:cs="Times New Roman"/>
           <w:i w:val="0"/>
           <w:iCs w:val="0"/>
           <w:noProof/>
@@ -1701,17 +1882,18 @@
           <w:szCs w:val="24"/>
         </w:rPr>
       </w:pPr>
-      <w:hyperlink w:anchor="_Toc210715368" w:history="1">
+      <w:hyperlink w:anchor="_Toc225505502" w:history="1">
         <w:r>
           <w:rPr>
             <w:rStyle w:val="Hyperlink"/>
-            <w:noProof/>
-          </w:rPr>
-          <w:t>2.5.2</w:t>
-        </w:r>
-        <w:r>
-          <w:rPr>
-            <w:rFonts w:eastAsiaTheme="minorEastAsia"/>
+            <w:rFonts w:ascii="Times New Roman" w:hAnsi="Times New Roman"/>
+            <w:noProof/>
+          </w:rPr>
+          <w:t>2.5.1</w:t>
+        </w:r>
+        <w:r>
+          <w:rPr>
+            <w:rFonts w:ascii="Times New Roman" w:eastAsiaTheme="minorEastAsia" w:hAnsi="Times New Roman" w:cs="Times New Roman"/>
             <w:i w:val="0"/>
             <w:iCs w:val="0"/>
             <w:noProof/>
@@ -1723,12 +1905,14 @@
         <w:r>
           <w:rPr>
             <w:rStyle w:val="Hyperlink"/>
-            <w:noProof/>
-          </w:rPr>
-          <w:t>ModeLandfallWindSpeed (integer)</w:t>
-        </w:r>
-        <w:r>
-          <w:rPr>
+            <w:rFonts w:ascii="Times New Roman" w:hAnsi="Times New Roman"/>
+            <w:noProof/>
+          </w:rPr>
+          <w:t>LowBoundLandfallWindSpeed (integer)</w:t>
+        </w:r>
+        <w:r>
+          <w:rPr>
+            <w:rFonts w:ascii="Times New Roman" w:hAnsi="Times New Roman" w:cs="Times New Roman"/>
             <w:noProof/>
             <w:webHidden/>
           </w:rPr>
@@ -1736,6 +1920,7 @@
         </w:r>
         <w:r>
           <w:rPr>
+            <w:rFonts w:ascii="Times New Roman" w:hAnsi="Times New Roman" w:cs="Times New Roman"/>
             <w:noProof/>
             <w:webHidden/>
           </w:rPr>
@@ -1743,19 +1928,22 @@
         </w:r>
         <w:r>
           <w:rPr>
-            <w:noProof/>
-            <w:webHidden/>
-          </w:rPr>
-          <w:instrText xml:space="preserve"> PAGEREF _Toc210715368 \h </w:instrText>
-        </w:r>
-        <w:r>
-          <w:rPr>
-            <w:noProof/>
-            <w:webHidden/>
-          </w:rPr>
-        </w:r>
-        <w:r>
-          <w:rPr>
+            <w:rFonts w:ascii="Times New Roman" w:hAnsi="Times New Roman" w:cs="Times New Roman"/>
+            <w:noProof/>
+            <w:webHidden/>
+          </w:rPr>
+          <w:instrText xml:space="preserve"> PAGEREF _Toc225505502 \h </w:instrText>
+        </w:r>
+        <w:r>
+          <w:rPr>
+            <w:rFonts w:ascii="Times New Roman" w:hAnsi="Times New Roman" w:cs="Times New Roman"/>
+            <w:noProof/>
+            <w:webHidden/>
+          </w:rPr>
+        </w:r>
+        <w:r>
+          <w:rPr>
+            <w:rFonts w:ascii="Times New Roman" w:hAnsi="Times New Roman" w:cs="Times New Roman"/>
             <w:noProof/>
             <w:webHidden/>
           </w:rPr>
@@ -1763,6 +1951,7 @@
         </w:r>
         <w:r>
           <w:rPr>
+            <w:rFonts w:ascii="Times New Roman" w:hAnsi="Times New Roman" w:cs="Times New Roman"/>
             <w:noProof/>
             <w:webHidden/>
           </w:rPr>
@@ -1770,6 +1959,7 @@
         </w:r>
         <w:r>
           <w:rPr>
+            <w:rFonts w:ascii="Times New Roman" w:hAnsi="Times New Roman" w:cs="Times New Roman"/>
             <w:noProof/>
             <w:webHidden/>
           </w:rPr>
@@ -1784,8 +1974,9 @@
           <w:tab w:val="left" w:pos="1200"/>
           <w:tab w:val="right" w:leader="dot" w:pos="8976"/>
         </w:tabs>
-        <w:rPr>
-          <w:rFonts w:eastAsiaTheme="minorEastAsia"/>
+        <w:spacing w:after="0" w:line="240" w:lineRule="auto"/>
+        <w:rPr>
+          <w:rFonts w:ascii="Times New Roman" w:eastAsiaTheme="minorEastAsia" w:hAnsi="Times New Roman" w:cs="Times New Roman"/>
           <w:i w:val="0"/>
           <w:iCs w:val="0"/>
           <w:noProof/>
@@ -1793,17 +1984,18 @@
           <w:szCs w:val="24"/>
         </w:rPr>
       </w:pPr>
-      <w:hyperlink w:anchor="_Toc210715369" w:history="1">
+      <w:hyperlink w:anchor="_Toc225505503" w:history="1">
         <w:r>
           <w:rPr>
             <w:rStyle w:val="Hyperlink"/>
-            <w:noProof/>
-          </w:rPr>
-          <w:t>2.5.3</w:t>
-        </w:r>
-        <w:r>
-          <w:rPr>
-            <w:rFonts w:eastAsiaTheme="minorEastAsia"/>
+            <w:rFonts w:ascii="Times New Roman" w:hAnsi="Times New Roman"/>
+            <w:noProof/>
+          </w:rPr>
+          <w:t>2.5.2</w:t>
+        </w:r>
+        <w:r>
+          <w:rPr>
+            <w:rFonts w:ascii="Times New Roman" w:eastAsiaTheme="minorEastAsia" w:hAnsi="Times New Roman" w:cs="Times New Roman"/>
             <w:i w:val="0"/>
             <w:iCs w:val="0"/>
             <w:noProof/>
@@ -1815,12 +2007,14 @@
         <w:r>
           <w:rPr>
             <w:rStyle w:val="Hyperlink"/>
-            <w:noProof/>
-          </w:rPr>
-          <w:t>HighBoundLandfallWindSpeed (integer)</w:t>
-        </w:r>
-        <w:r>
-          <w:rPr>
+            <w:rFonts w:ascii="Times New Roman" w:hAnsi="Times New Roman"/>
+            <w:noProof/>
+          </w:rPr>
+          <w:t>ModeLandfallWindSpeed (integer)</w:t>
+        </w:r>
+        <w:r>
+          <w:rPr>
+            <w:rFonts w:ascii="Times New Roman" w:hAnsi="Times New Roman" w:cs="Times New Roman"/>
             <w:noProof/>
             <w:webHidden/>
           </w:rPr>
@@ -1828,6 +2022,7 @@
         </w:r>
         <w:r>
           <w:rPr>
+            <w:rFonts w:ascii="Times New Roman" w:hAnsi="Times New Roman" w:cs="Times New Roman"/>
             <w:noProof/>
             <w:webHidden/>
           </w:rPr>
@@ -1835,19 +2030,22 @@
         </w:r>
         <w:r>
           <w:rPr>
-            <w:noProof/>
-            <w:webHidden/>
-          </w:rPr>
-          <w:instrText xml:space="preserve"> PAGEREF _Toc210715369 \h </w:instrText>
-        </w:r>
-        <w:r>
-          <w:rPr>
-            <w:noProof/>
-            <w:webHidden/>
-          </w:rPr>
-        </w:r>
-        <w:r>
-          <w:rPr>
+            <w:rFonts w:ascii="Times New Roman" w:hAnsi="Times New Roman" w:cs="Times New Roman"/>
+            <w:noProof/>
+            <w:webHidden/>
+          </w:rPr>
+          <w:instrText xml:space="preserve"> PAGEREF _Toc225505503 \h </w:instrText>
+        </w:r>
+        <w:r>
+          <w:rPr>
+            <w:rFonts w:ascii="Times New Roman" w:hAnsi="Times New Roman" w:cs="Times New Roman"/>
+            <w:noProof/>
+            <w:webHidden/>
+          </w:rPr>
+        </w:r>
+        <w:r>
+          <w:rPr>
+            <w:rFonts w:ascii="Times New Roman" w:hAnsi="Times New Roman" w:cs="Times New Roman"/>
             <w:noProof/>
             <w:webHidden/>
           </w:rPr>
@@ -1855,6 +2053,7 @@
         </w:r>
         <w:r>
           <w:rPr>
+            <w:rFonts w:ascii="Times New Roman" w:hAnsi="Times New Roman" w:cs="Times New Roman"/>
             <w:noProof/>
             <w:webHidden/>
           </w:rPr>
@@ -1862,1266 +2061,7 @@
         </w:r>
         <w:r>
           <w:rPr>
-            <w:noProof/>
-            <w:webHidden/>
-          </w:rPr>
-          <w:fldChar w:fldCharType="end"/>
-        </w:r>
-      </w:hyperlink>
-    </w:p>
-    <w:p>
-      <w:pPr>
-        <w:pStyle w:val="TOC2"/>
-        <w:rPr>
-          <w:rFonts w:eastAsiaTheme="minorEastAsia"/>
-          <w:noProof/>
-          <w:sz w:val="24"/>
-          <w:szCs w:val="24"/>
-        </w:rPr>
-      </w:pPr>
-      <w:hyperlink w:anchor="_Toc210715370" w:history="1">
-        <w:r>
-          <w:rPr>
-            <w:rStyle w:val="Hyperlink"/>
-            <w:noProof/>
-          </w:rPr>
-          <w:t>2.6</w:t>
-        </w:r>
-        <w:r>
-          <w:rPr>
-            <w:rFonts w:eastAsiaTheme="minorEastAsia"/>
-            <w:noProof/>
-            <w:sz w:val="24"/>
-            <w:szCs w:val="24"/>
-          </w:rPr>
-          <w:tab/>
-        </w:r>
-        <w:r>
-          <w:rPr>
-            <w:rStyle w:val="Hyperlink"/>
-            <w:noProof/>
-          </w:rPr>
-          <w:t>CoastalSlope (integer)</w:t>
-        </w:r>
-        <w:r>
-          <w:rPr>
-            <w:noProof/>
-            <w:webHidden/>
-          </w:rPr>
-          <w:tab/>
-        </w:r>
-        <w:r>
-          <w:rPr>
-            <w:noProof/>
-            <w:webHidden/>
-          </w:rPr>
-          <w:fldChar w:fldCharType="begin"/>
-        </w:r>
-        <w:r>
-          <w:rPr>
-            <w:noProof/>
-            <w:webHidden/>
-          </w:rPr>
-          <w:instrText xml:space="preserve"> PAGEREF _Toc210715370 \h </w:instrText>
-        </w:r>
-        <w:r>
-          <w:rPr>
-            <w:noProof/>
-            <w:webHidden/>
-          </w:rPr>
-        </w:r>
-        <w:r>
-          <w:rPr>
-            <w:noProof/>
-            <w:webHidden/>
-          </w:rPr>
-          <w:fldChar w:fldCharType="separate"/>
-        </w:r>
-        <w:r>
-          <w:rPr>
-            <w:noProof/>
-            <w:webHidden/>
-          </w:rPr>
-          <w:t>10</w:t>
-        </w:r>
-        <w:r>
-          <w:rPr>
-            <w:noProof/>
-            <w:webHidden/>
-          </w:rPr>
-          <w:fldChar w:fldCharType="end"/>
-        </w:r>
-      </w:hyperlink>
-    </w:p>
-    <w:p>
-      <w:pPr>
-        <w:pStyle w:val="TOC2"/>
-        <w:rPr>
-          <w:rFonts w:eastAsiaTheme="minorEastAsia"/>
-          <w:noProof/>
-          <w:sz w:val="24"/>
-          <w:szCs w:val="24"/>
-        </w:rPr>
-      </w:pPr>
-      <w:hyperlink w:anchor="_Toc210715371" w:history="1">
-        <w:r>
-          <w:rPr>
-            <w:rStyle w:val="Hyperlink"/>
-            <w:noProof/>
-          </w:rPr>
-          <w:t>2.7</w:t>
-        </w:r>
-        <w:r>
-          <w:rPr>
-            <w:rFonts w:eastAsiaTheme="minorEastAsia"/>
-            <w:noProof/>
-            <w:sz w:val="24"/>
-            <w:szCs w:val="24"/>
-          </w:rPr>
-          <w:tab/>
-        </w:r>
-        <w:r>
-          <w:rPr>
-            <w:rStyle w:val="Hyperlink"/>
-            <w:noProof/>
-          </w:rPr>
-          <w:t>MeanLandfallIntersectionX (integer)</w:t>
-        </w:r>
-        <w:r>
-          <w:rPr>
-            <w:noProof/>
-            <w:webHidden/>
-          </w:rPr>
-          <w:tab/>
-        </w:r>
-        <w:r>
-          <w:rPr>
-            <w:noProof/>
-            <w:webHidden/>
-          </w:rPr>
-          <w:fldChar w:fldCharType="begin"/>
-        </w:r>
-        <w:r>
-          <w:rPr>
-            <w:noProof/>
-            <w:webHidden/>
-          </w:rPr>
-          <w:instrText xml:space="preserve"> PAGEREF _Toc210715371 \h </w:instrText>
-        </w:r>
-        <w:r>
-          <w:rPr>
-            <w:noProof/>
-            <w:webHidden/>
-          </w:rPr>
-        </w:r>
-        <w:r>
-          <w:rPr>
-            <w:noProof/>
-            <w:webHidden/>
-          </w:rPr>
-          <w:fldChar w:fldCharType="separate"/>
-        </w:r>
-        <w:r>
-          <w:rPr>
-            <w:noProof/>
-            <w:webHidden/>
-          </w:rPr>
-          <w:t>10</w:t>
-        </w:r>
-        <w:r>
-          <w:rPr>
-            <w:noProof/>
-            <w:webHidden/>
-          </w:rPr>
-          <w:fldChar w:fldCharType="end"/>
-        </w:r>
-      </w:hyperlink>
-    </w:p>
-    <w:p>
-      <w:pPr>
-        <w:pStyle w:val="TOC2"/>
-        <w:rPr>
-          <w:rFonts w:eastAsiaTheme="minorEastAsia"/>
-          <w:noProof/>
-          <w:sz w:val="24"/>
-          <w:szCs w:val="24"/>
-        </w:rPr>
-      </w:pPr>
-      <w:hyperlink w:anchor="_Toc210715372" w:history="1">
-        <w:r>
-          <w:rPr>
-            <w:rStyle w:val="Hyperlink"/>
-            <w:noProof/>
-          </w:rPr>
-          <w:t>2.8</w:t>
-        </w:r>
-        <w:r>
-          <w:rPr>
-            <w:rFonts w:eastAsiaTheme="minorEastAsia"/>
-            <w:noProof/>
-            <w:sz w:val="24"/>
-            <w:szCs w:val="24"/>
-          </w:rPr>
-          <w:tab/>
-        </w:r>
-        <w:r>
-          <w:rPr>
-            <w:rStyle w:val="Hyperlink"/>
-            <w:noProof/>
-          </w:rPr>
-          <w:t>MeanLandfallIntersectionY (integer)</w:t>
-        </w:r>
-        <w:r>
-          <w:rPr>
-            <w:noProof/>
-            <w:webHidden/>
-          </w:rPr>
-          <w:tab/>
-        </w:r>
-        <w:r>
-          <w:rPr>
-            <w:noProof/>
-            <w:webHidden/>
-          </w:rPr>
-          <w:fldChar w:fldCharType="begin"/>
-        </w:r>
-        <w:r>
-          <w:rPr>
-            <w:noProof/>
-            <w:webHidden/>
-          </w:rPr>
-          <w:instrText xml:space="preserve"> PAGEREF _Toc210715372 \h </w:instrText>
-        </w:r>
-        <w:r>
-          <w:rPr>
-            <w:noProof/>
-            <w:webHidden/>
-          </w:rPr>
-        </w:r>
-        <w:r>
-          <w:rPr>
-            <w:noProof/>
-            <w:webHidden/>
-          </w:rPr>
-          <w:fldChar w:fldCharType="separate"/>
-        </w:r>
-        <w:r>
-          <w:rPr>
-            <w:noProof/>
-            <w:webHidden/>
-          </w:rPr>
-          <w:t>11</w:t>
-        </w:r>
-        <w:r>
-          <w:rPr>
-            <w:noProof/>
-            <w:webHidden/>
-          </w:rPr>
-          <w:fldChar w:fldCharType="end"/>
-        </w:r>
-      </w:hyperlink>
-    </w:p>
-    <w:p>
-      <w:pPr>
-        <w:pStyle w:val="TOC2"/>
-        <w:rPr>
-          <w:rFonts w:eastAsiaTheme="minorEastAsia"/>
-          <w:noProof/>
-          <w:sz w:val="24"/>
-          <w:szCs w:val="24"/>
-        </w:rPr>
-      </w:pPr>
-      <w:hyperlink w:anchor="_Toc210715373" w:history="1">
-        <w:r>
-          <w:rPr>
-            <w:rStyle w:val="Hyperlink"/>
-            <w:noProof/>
-          </w:rPr>
-          <w:t>2.9</w:t>
-        </w:r>
-        <w:r>
-          <w:rPr>
-            <w:rFonts w:eastAsiaTheme="minorEastAsia"/>
-            <w:noProof/>
-            <w:sz w:val="24"/>
-            <w:szCs w:val="24"/>
-          </w:rPr>
-          <w:tab/>
-        </w:r>
-        <w:r>
-          <w:rPr>
-            <w:rStyle w:val="Hyperlink"/>
-            <w:noProof/>
-          </w:rPr>
-          <w:t>LandfallSigma (integer)</w:t>
-        </w:r>
-        <w:r>
-          <w:rPr>
-            <w:noProof/>
-            <w:webHidden/>
-          </w:rPr>
-          <w:tab/>
-        </w:r>
-        <w:r>
-          <w:rPr>
-            <w:noProof/>
-            <w:webHidden/>
-          </w:rPr>
-          <w:fldChar w:fldCharType="begin"/>
-        </w:r>
-        <w:r>
-          <w:rPr>
-            <w:noProof/>
-            <w:webHidden/>
-          </w:rPr>
-          <w:instrText xml:space="preserve"> PAGEREF _Toc210715373 \h </w:instrText>
-        </w:r>
-        <w:r>
-          <w:rPr>
-            <w:noProof/>
-            <w:webHidden/>
-          </w:rPr>
-        </w:r>
-        <w:r>
-          <w:rPr>
-            <w:noProof/>
-            <w:webHidden/>
-          </w:rPr>
-          <w:fldChar w:fldCharType="separate"/>
-        </w:r>
-        <w:r>
-          <w:rPr>
-            <w:noProof/>
-            <w:webHidden/>
-          </w:rPr>
-          <w:t>11</w:t>
-        </w:r>
-        <w:r>
-          <w:rPr>
-            <w:noProof/>
-            <w:webHidden/>
-          </w:rPr>
-          <w:fldChar w:fldCharType="end"/>
-        </w:r>
-      </w:hyperlink>
-    </w:p>
-    <w:p>
-      <w:pPr>
-        <w:pStyle w:val="TOC2"/>
-        <w:rPr>
-          <w:rFonts w:eastAsiaTheme="minorEastAsia"/>
-          <w:noProof/>
-          <w:sz w:val="24"/>
-          <w:szCs w:val="24"/>
-        </w:rPr>
-      </w:pPr>
-      <w:hyperlink w:anchor="_Toc210715374" w:history="1">
-        <w:r>
-          <w:rPr>
-            <w:rStyle w:val="Hyperlink"/>
-            <w:noProof/>
-          </w:rPr>
-          <w:t>2.10</w:t>
-        </w:r>
-        <w:r>
-          <w:rPr>
-            <w:rFonts w:eastAsiaTheme="minorEastAsia"/>
-            <w:noProof/>
-            <w:sz w:val="24"/>
-            <w:szCs w:val="24"/>
-          </w:rPr>
-          <w:tab/>
-        </w:r>
-        <w:r>
-          <w:rPr>
-            <w:rStyle w:val="Hyperlink"/>
-            <w:noProof/>
-          </w:rPr>
-          <w:t>StormDirectionMu (integer)</w:t>
-        </w:r>
-        <w:r>
-          <w:rPr>
-            <w:noProof/>
-            <w:webHidden/>
-          </w:rPr>
-          <w:tab/>
-        </w:r>
-        <w:r>
-          <w:rPr>
-            <w:noProof/>
-            <w:webHidden/>
-          </w:rPr>
-          <w:fldChar w:fldCharType="begin"/>
-        </w:r>
-        <w:r>
-          <w:rPr>
-            <w:noProof/>
-            <w:webHidden/>
-          </w:rPr>
-          <w:instrText xml:space="preserve"> PAGEREF _Toc210715374 \h </w:instrText>
-        </w:r>
-        <w:r>
-          <w:rPr>
-            <w:noProof/>
-            <w:webHidden/>
-          </w:rPr>
-        </w:r>
-        <w:r>
-          <w:rPr>
-            <w:noProof/>
-            <w:webHidden/>
-          </w:rPr>
-          <w:fldChar w:fldCharType="separate"/>
-        </w:r>
-        <w:r>
-          <w:rPr>
-            <w:noProof/>
-            <w:webHidden/>
-          </w:rPr>
-          <w:t>11</w:t>
-        </w:r>
-        <w:r>
-          <w:rPr>
-            <w:noProof/>
-            <w:webHidden/>
-          </w:rPr>
-          <w:fldChar w:fldCharType="end"/>
-        </w:r>
-      </w:hyperlink>
-    </w:p>
-    <w:p>
-      <w:pPr>
-        <w:pStyle w:val="TOC2"/>
-        <w:rPr>
-          <w:rFonts w:eastAsiaTheme="minorEastAsia"/>
-          <w:noProof/>
-          <w:sz w:val="24"/>
-          <w:szCs w:val="24"/>
-        </w:rPr>
-      </w:pPr>
-      <w:hyperlink w:anchor="_Toc210715375" w:history="1">
-        <w:r>
-          <w:rPr>
-            <w:rStyle w:val="Hyperlink"/>
-            <w:noProof/>
-          </w:rPr>
-          <w:t>2.11</w:t>
-        </w:r>
-        <w:r>
-          <w:rPr>
-            <w:rFonts w:eastAsiaTheme="minorEastAsia"/>
-            <w:noProof/>
-            <w:sz w:val="24"/>
-            <w:szCs w:val="24"/>
-          </w:rPr>
-          <w:tab/>
-        </w:r>
-        <w:r>
-          <w:rPr>
-            <w:rStyle w:val="Hyperlink"/>
-            <w:noProof/>
-          </w:rPr>
-          <w:t>StormDirectionSigma (integer)</w:t>
-        </w:r>
-        <w:r>
-          <w:rPr>
-            <w:noProof/>
-            <w:webHidden/>
-          </w:rPr>
-          <w:tab/>
-        </w:r>
-        <w:r>
-          <w:rPr>
-            <w:noProof/>
-            <w:webHidden/>
-          </w:rPr>
-          <w:fldChar w:fldCharType="begin"/>
-        </w:r>
-        <w:r>
-          <w:rPr>
-            <w:noProof/>
-            <w:webHidden/>
-          </w:rPr>
-          <w:instrText xml:space="preserve"> PAGEREF _Toc210715375 \h </w:instrText>
-        </w:r>
-        <w:r>
-          <w:rPr>
-            <w:noProof/>
-            <w:webHidden/>
-          </w:rPr>
-        </w:r>
-        <w:r>
-          <w:rPr>
-            <w:noProof/>
-            <w:webHidden/>
-          </w:rPr>
-          <w:fldChar w:fldCharType="separate"/>
-        </w:r>
-        <w:r>
-          <w:rPr>
-            <w:noProof/>
-            <w:webHidden/>
-          </w:rPr>
-          <w:t>11</w:t>
-        </w:r>
-        <w:r>
-          <w:rPr>
-            <w:noProof/>
-            <w:webHidden/>
-          </w:rPr>
-          <w:fldChar w:fldCharType="end"/>
-        </w:r>
-      </w:hyperlink>
-    </w:p>
-    <w:p>
-      <w:pPr>
-        <w:pStyle w:val="TOC2"/>
-        <w:rPr>
-          <w:rFonts w:eastAsiaTheme="minorEastAsia"/>
-          <w:noProof/>
-          <w:sz w:val="24"/>
-          <w:szCs w:val="24"/>
-        </w:rPr>
-      </w:pPr>
-      <w:hyperlink w:anchor="_Toc210715376" w:history="1">
-        <w:r>
-          <w:rPr>
-            <w:rStyle w:val="Hyperlink"/>
-            <w:noProof/>
-          </w:rPr>
-          <w:t>2.12</w:t>
-        </w:r>
-        <w:r>
-          <w:rPr>
-            <w:rFonts w:eastAsiaTheme="minorEastAsia"/>
-            <w:noProof/>
-            <w:sz w:val="24"/>
-            <w:szCs w:val="24"/>
-          </w:rPr>
-          <w:tab/>
-        </w:r>
-        <w:r>
-          <w:rPr>
-            <w:rStyle w:val="Hyperlink"/>
-            <w:noProof/>
-          </w:rPr>
-          <w:t>MinimumWindSpeedforDamage (double)</w:t>
-        </w:r>
-        <w:r>
-          <w:rPr>
-            <w:noProof/>
-            <w:webHidden/>
-          </w:rPr>
-          <w:tab/>
-        </w:r>
-        <w:r>
-          <w:rPr>
-            <w:noProof/>
-            <w:webHidden/>
-          </w:rPr>
-          <w:fldChar w:fldCharType="begin"/>
-        </w:r>
-        <w:r>
-          <w:rPr>
-            <w:noProof/>
-            <w:webHidden/>
-          </w:rPr>
-          <w:instrText xml:space="preserve"> PAGEREF _Toc210715376 \h </w:instrText>
-        </w:r>
-        <w:r>
-          <w:rPr>
-            <w:noProof/>
-            <w:webHidden/>
-          </w:rPr>
-        </w:r>
-        <w:r>
-          <w:rPr>
-            <w:noProof/>
-            <w:webHidden/>
-          </w:rPr>
-          <w:fldChar w:fldCharType="separate"/>
-        </w:r>
-        <w:r>
-          <w:rPr>
-            <w:noProof/>
-            <w:webHidden/>
-          </w:rPr>
-          <w:t>11</w:t>
-        </w:r>
-        <w:r>
-          <w:rPr>
-            <w:noProof/>
-            <w:webHidden/>
-          </w:rPr>
-          <w:fldChar w:fldCharType="end"/>
-        </w:r>
-      </w:hyperlink>
-    </w:p>
-    <w:p>
-      <w:pPr>
-        <w:pStyle w:val="TOC2"/>
-        <w:rPr>
-          <w:rFonts w:eastAsiaTheme="minorEastAsia"/>
-          <w:noProof/>
-          <w:sz w:val="24"/>
-          <w:szCs w:val="24"/>
-        </w:rPr>
-      </w:pPr>
-      <w:hyperlink w:anchor="_Toc210715377" w:history="1">
-        <w:r>
-          <w:rPr>
-            <w:rStyle w:val="Hyperlink"/>
-            <w:noProof/>
-          </w:rPr>
-          <w:t>2.13</w:t>
-        </w:r>
-        <w:r>
-          <w:rPr>
-            <w:rFonts w:eastAsiaTheme="minorEastAsia"/>
-            <w:noProof/>
-            <w:sz w:val="24"/>
-            <w:szCs w:val="24"/>
-          </w:rPr>
-          <w:tab/>
-        </w:r>
-        <w:r>
-          <w:rPr>
-            <w:rStyle w:val="Hyperlink"/>
-            <w:noProof/>
-          </w:rPr>
-          <w:t>ExposureMaps (table)</w:t>
-        </w:r>
-        <w:r>
-          <w:rPr>
-            <w:noProof/>
-            <w:webHidden/>
-          </w:rPr>
-          <w:tab/>
-        </w:r>
-        <w:r>
-          <w:rPr>
-            <w:noProof/>
-            <w:webHidden/>
-          </w:rPr>
-          <w:fldChar w:fldCharType="begin"/>
-        </w:r>
-        <w:r>
-          <w:rPr>
-            <w:noProof/>
-            <w:webHidden/>
-          </w:rPr>
-          <w:instrText xml:space="preserve"> PAGEREF _Toc210715377 \h </w:instrText>
-        </w:r>
-        <w:r>
-          <w:rPr>
-            <w:noProof/>
-            <w:webHidden/>
-          </w:rPr>
-        </w:r>
-        <w:r>
-          <w:rPr>
-            <w:noProof/>
-            <w:webHidden/>
-          </w:rPr>
-          <w:fldChar w:fldCharType="separate"/>
-        </w:r>
-        <w:r>
-          <w:rPr>
-            <w:noProof/>
-            <w:webHidden/>
-          </w:rPr>
-          <w:t>11</w:t>
-        </w:r>
-        <w:r>
-          <w:rPr>
-            <w:noProof/>
-            <w:webHidden/>
-          </w:rPr>
-          <w:fldChar w:fldCharType="end"/>
-        </w:r>
-      </w:hyperlink>
-    </w:p>
-    <w:p>
-      <w:pPr>
-        <w:pStyle w:val="TOC2"/>
-        <w:rPr>
-          <w:rFonts w:eastAsiaTheme="minorEastAsia"/>
-          <w:noProof/>
-          <w:sz w:val="24"/>
-          <w:szCs w:val="24"/>
-        </w:rPr>
-      </w:pPr>
-      <w:hyperlink w:anchor="_Toc210715378" w:history="1">
-        <w:r>
-          <w:rPr>
-            <w:rStyle w:val="Hyperlink"/>
-            <w:noProof/>
-          </w:rPr>
-          <w:t>2.14</w:t>
-        </w:r>
-        <w:r>
-          <w:rPr>
-            <w:rFonts w:eastAsiaTheme="minorEastAsia"/>
-            <w:noProof/>
-            <w:sz w:val="24"/>
-            <w:szCs w:val="24"/>
-          </w:rPr>
-          <w:tab/>
-        </w:r>
-        <w:r>
-          <w:rPr>
-            <w:rStyle w:val="Hyperlink"/>
-            <w:noProof/>
-          </w:rPr>
-          <w:t>WindSpeedVulnerabilities (table)</w:t>
-        </w:r>
-        <w:r>
-          <w:rPr>
-            <w:noProof/>
-            <w:webHidden/>
-          </w:rPr>
-          <w:tab/>
-        </w:r>
-        <w:r>
-          <w:rPr>
-            <w:noProof/>
-            <w:webHidden/>
-          </w:rPr>
-          <w:fldChar w:fldCharType="begin"/>
-        </w:r>
-        <w:r>
-          <w:rPr>
-            <w:noProof/>
-            <w:webHidden/>
-          </w:rPr>
-          <w:instrText xml:space="preserve"> PAGEREF _Toc210715378 \h </w:instrText>
-        </w:r>
-        <w:r>
-          <w:rPr>
-            <w:noProof/>
-            <w:webHidden/>
-          </w:rPr>
-        </w:r>
-        <w:r>
-          <w:rPr>
-            <w:noProof/>
-            <w:webHidden/>
-          </w:rPr>
-          <w:fldChar w:fldCharType="separate"/>
-        </w:r>
-        <w:r>
-          <w:rPr>
-            <w:noProof/>
-            <w:webHidden/>
-          </w:rPr>
-          <w:t>12</w:t>
-        </w:r>
-        <w:r>
-          <w:rPr>
-            <w:noProof/>
-            <w:webHidden/>
-          </w:rPr>
-          <w:fldChar w:fldCharType="end"/>
-        </w:r>
-      </w:hyperlink>
-    </w:p>
-    <w:p>
-      <w:pPr>
-        <w:pStyle w:val="TOC2"/>
-        <w:rPr>
-          <w:rFonts w:eastAsiaTheme="minorEastAsia"/>
-          <w:noProof/>
-          <w:sz w:val="24"/>
-          <w:szCs w:val="24"/>
-        </w:rPr>
-      </w:pPr>
-      <w:hyperlink w:anchor="_Toc210715379" w:history="1">
-        <w:r>
-          <w:rPr>
-            <w:rStyle w:val="Hyperlink"/>
-            <w:noProof/>
-          </w:rPr>
-          <w:t>2.15</w:t>
-        </w:r>
-        <w:r>
-          <w:rPr>
-            <w:rFonts w:eastAsiaTheme="minorEastAsia"/>
-            <w:noProof/>
-            <w:sz w:val="24"/>
-            <w:szCs w:val="24"/>
-          </w:rPr>
-          <w:tab/>
-        </w:r>
-        <w:r>
-          <w:rPr>
-            <w:rStyle w:val="Hyperlink"/>
-            <w:noProof/>
-          </w:rPr>
-          <w:t>MapNames</w:t>
-        </w:r>
-        <w:r>
-          <w:rPr>
-            <w:noProof/>
-            <w:webHidden/>
-          </w:rPr>
-          <w:tab/>
-        </w:r>
-        <w:r>
-          <w:rPr>
-            <w:noProof/>
-            <w:webHidden/>
-          </w:rPr>
-          <w:fldChar w:fldCharType="begin"/>
-        </w:r>
-        <w:r>
-          <w:rPr>
-            <w:noProof/>
-            <w:webHidden/>
-          </w:rPr>
-          <w:instrText xml:space="preserve"> PAGEREF _Toc210715379 \h </w:instrText>
-        </w:r>
-        <w:r>
-          <w:rPr>
-            <w:noProof/>
-            <w:webHidden/>
-          </w:rPr>
-        </w:r>
-        <w:r>
-          <w:rPr>
-            <w:noProof/>
-            <w:webHidden/>
-          </w:rPr>
-          <w:fldChar w:fldCharType="separate"/>
-        </w:r>
-        <w:r>
-          <w:rPr>
-            <w:noProof/>
-            <w:webHidden/>
-          </w:rPr>
-          <w:t>12</w:t>
-        </w:r>
-        <w:r>
-          <w:rPr>
-            <w:noProof/>
-            <w:webHidden/>
-          </w:rPr>
-          <w:fldChar w:fldCharType="end"/>
-        </w:r>
-      </w:hyperlink>
-    </w:p>
-    <w:p>
-      <w:pPr>
-        <w:pStyle w:val="TOC2"/>
-        <w:rPr>
-          <w:rFonts w:eastAsiaTheme="minorEastAsia"/>
-          <w:noProof/>
-          <w:sz w:val="24"/>
-          <w:szCs w:val="24"/>
-        </w:rPr>
-      </w:pPr>
-      <w:hyperlink w:anchor="_Toc210715380" w:history="1">
-        <w:r>
-          <w:rPr>
-            <w:rStyle w:val="Hyperlink"/>
-            <w:noProof/>
-          </w:rPr>
-          <w:t>2.16</w:t>
-        </w:r>
-        <w:r>
-          <w:rPr>
-            <w:rFonts w:eastAsiaTheme="minorEastAsia"/>
-            <w:noProof/>
-            <w:sz w:val="24"/>
-            <w:szCs w:val="24"/>
-          </w:rPr>
-          <w:tab/>
-        </w:r>
-        <w:r>
-          <w:rPr>
-            <w:rStyle w:val="Hyperlink"/>
-            <w:noProof/>
-          </w:rPr>
-          <w:t>LogFile</w:t>
-        </w:r>
-        <w:r>
-          <w:rPr>
-            <w:noProof/>
-            <w:webHidden/>
-          </w:rPr>
-          <w:tab/>
-        </w:r>
-        <w:r>
-          <w:rPr>
-            <w:noProof/>
-            <w:webHidden/>
-          </w:rPr>
-          <w:fldChar w:fldCharType="begin"/>
-        </w:r>
-        <w:r>
-          <w:rPr>
-            <w:noProof/>
-            <w:webHidden/>
-          </w:rPr>
-          <w:instrText xml:space="preserve"> PAGEREF _Toc210715380 \h </w:instrText>
-        </w:r>
-        <w:r>
-          <w:rPr>
-            <w:noProof/>
-            <w:webHidden/>
-          </w:rPr>
-        </w:r>
-        <w:r>
-          <w:rPr>
-            <w:noProof/>
-            <w:webHidden/>
-          </w:rPr>
-          <w:fldChar w:fldCharType="separate"/>
-        </w:r>
-        <w:r>
-          <w:rPr>
-            <w:noProof/>
-            <w:webHidden/>
-          </w:rPr>
-          <w:t>13</w:t>
-        </w:r>
-        <w:r>
-          <w:rPr>
-            <w:noProof/>
-            <w:webHidden/>
-          </w:rPr>
-          <w:fldChar w:fldCharType="end"/>
-        </w:r>
-      </w:hyperlink>
-    </w:p>
-    <w:p>
-      <w:pPr>
-        <w:pStyle w:val="TOC2"/>
-        <w:rPr>
-          <w:rFonts w:eastAsiaTheme="minorEastAsia"/>
-          <w:noProof/>
-          <w:sz w:val="24"/>
-          <w:szCs w:val="24"/>
-        </w:rPr>
-      </w:pPr>
-      <w:hyperlink w:anchor="_Toc210715381" w:history="1">
-        <w:r>
-          <w:rPr>
-            <w:rStyle w:val="Hyperlink"/>
-            <w:noProof/>
-          </w:rPr>
-          <w:t>2.17</w:t>
-        </w:r>
-        <w:r>
-          <w:rPr>
-            <w:rFonts w:eastAsiaTheme="minorEastAsia"/>
-            <w:noProof/>
-            <w:sz w:val="24"/>
-            <w:szCs w:val="24"/>
-          </w:rPr>
-          <w:tab/>
-        </w:r>
-        <w:r>
-          <w:rPr>
-            <w:rStyle w:val="Hyperlink"/>
-            <w:noProof/>
-          </w:rPr>
-          <w:t>WindReducationTableCSV (Optional)</w:t>
-        </w:r>
-        <w:r>
-          <w:rPr>
-            <w:noProof/>
-            <w:webHidden/>
-          </w:rPr>
-          <w:tab/>
-        </w:r>
-        <w:r>
-          <w:rPr>
-            <w:noProof/>
-            <w:webHidden/>
-          </w:rPr>
-          <w:fldChar w:fldCharType="begin"/>
-        </w:r>
-        <w:r>
-          <w:rPr>
-            <w:noProof/>
-            <w:webHidden/>
-          </w:rPr>
-          <w:instrText xml:space="preserve"> PAGEREF _Toc210715381 \h </w:instrText>
-        </w:r>
-        <w:r>
-          <w:rPr>
-            <w:noProof/>
-            <w:webHidden/>
-          </w:rPr>
-        </w:r>
-        <w:r>
-          <w:rPr>
-            <w:noProof/>
-            <w:webHidden/>
-          </w:rPr>
-          <w:fldChar w:fldCharType="separate"/>
-        </w:r>
-        <w:r>
-          <w:rPr>
-            <w:noProof/>
-            <w:webHidden/>
-          </w:rPr>
-          <w:t>13</w:t>
-        </w:r>
-        <w:r>
-          <w:rPr>
-            <w:noProof/>
-            <w:webHidden/>
-          </w:rPr>
-          <w:fldChar w:fldCharType="end"/>
-        </w:r>
-      </w:hyperlink>
-    </w:p>
-    <w:p>
-      <w:pPr>
-        <w:pStyle w:val="TOC1"/>
-        <w:rPr>
-          <w:rFonts w:eastAsiaTheme="minorEastAsia"/>
-          <w:noProof/>
-          <w:sz w:val="24"/>
-          <w:szCs w:val="24"/>
-        </w:rPr>
-      </w:pPr>
-      <w:hyperlink w:anchor="_Toc210715382" w:history="1">
-        <w:r>
-          <w:rPr>
-            <w:rStyle w:val="Hyperlink"/>
-            <w:noProof/>
-          </w:rPr>
-          <w:t>3</w:t>
-        </w:r>
-        <w:r>
-          <w:rPr>
-            <w:rFonts w:eastAsiaTheme="minorEastAsia"/>
-            <w:noProof/>
-            <w:sz w:val="24"/>
-            <w:szCs w:val="24"/>
-          </w:rPr>
-          <w:tab/>
-        </w:r>
-        <w:r>
-          <w:rPr>
-            <w:rStyle w:val="Hyperlink"/>
-            <w:noProof/>
-          </w:rPr>
-          <w:t>Output Files</w:t>
-        </w:r>
-        <w:r>
-          <w:rPr>
-            <w:noProof/>
-            <w:webHidden/>
-          </w:rPr>
-          <w:tab/>
-        </w:r>
-        <w:r>
-          <w:rPr>
-            <w:noProof/>
-            <w:webHidden/>
-          </w:rPr>
-          <w:fldChar w:fldCharType="begin"/>
-        </w:r>
-        <w:r>
-          <w:rPr>
-            <w:noProof/>
-            <w:webHidden/>
-          </w:rPr>
-          <w:instrText xml:space="preserve"> PAGEREF _Toc210715382 \h </w:instrText>
-        </w:r>
-        <w:r>
-          <w:rPr>
-            <w:noProof/>
-            <w:webHidden/>
-          </w:rPr>
-        </w:r>
-        <w:r>
-          <w:rPr>
-            <w:noProof/>
-            <w:webHidden/>
-          </w:rPr>
-          <w:fldChar w:fldCharType="separate"/>
-        </w:r>
-        <w:r>
-          <w:rPr>
-            <w:noProof/>
-            <w:webHidden/>
-          </w:rPr>
-          <w:t>14</w:t>
-        </w:r>
-        <w:r>
-          <w:rPr>
-            <w:noProof/>
-            <w:webHidden/>
-          </w:rPr>
-          <w:fldChar w:fldCharType="end"/>
-        </w:r>
-      </w:hyperlink>
-    </w:p>
-    <w:p>
-      <w:pPr>
-        <w:pStyle w:val="TOC2"/>
-        <w:rPr>
-          <w:rFonts w:eastAsiaTheme="minorEastAsia"/>
-          <w:noProof/>
-          <w:sz w:val="24"/>
-          <w:szCs w:val="24"/>
-        </w:rPr>
-      </w:pPr>
-      <w:hyperlink w:anchor="_Toc210715383" w:history="1">
-        <w:r>
-          <w:rPr>
-            <w:rStyle w:val="Hyperlink"/>
-            <w:noProof/>
-          </w:rPr>
-          <w:t>3.1</w:t>
-        </w:r>
-        <w:r>
-          <w:rPr>
-            <w:rFonts w:eastAsiaTheme="minorEastAsia"/>
-            <w:noProof/>
-            <w:sz w:val="24"/>
-            <w:szCs w:val="24"/>
-          </w:rPr>
-          <w:tab/>
-        </w:r>
-        <w:r>
-          <w:rPr>
-            <w:rStyle w:val="Hyperlink"/>
-            <w:noProof/>
-          </w:rPr>
-          <w:t>Max Wind Speeds Maps</w:t>
-        </w:r>
-        <w:r>
-          <w:rPr>
-            <w:noProof/>
-            <w:webHidden/>
-          </w:rPr>
-          <w:tab/>
-        </w:r>
-        <w:r>
-          <w:rPr>
-            <w:noProof/>
-            <w:webHidden/>
-          </w:rPr>
-          <w:fldChar w:fldCharType="begin"/>
-        </w:r>
-        <w:r>
-          <w:rPr>
-            <w:noProof/>
-            <w:webHidden/>
-          </w:rPr>
-          <w:instrText xml:space="preserve"> PAGEREF _Toc210715383 \h </w:instrText>
-        </w:r>
-        <w:r>
-          <w:rPr>
-            <w:noProof/>
-            <w:webHidden/>
-          </w:rPr>
-        </w:r>
-        <w:r>
-          <w:rPr>
-            <w:noProof/>
-            <w:webHidden/>
-          </w:rPr>
-          <w:fldChar w:fldCharType="separate"/>
-        </w:r>
-        <w:r>
-          <w:rPr>
-            <w:noProof/>
-            <w:webHidden/>
-          </w:rPr>
-          <w:t>14</w:t>
-        </w:r>
-        <w:r>
-          <w:rPr>
-            <w:noProof/>
-            <w:webHidden/>
-          </w:rPr>
-          <w:fldChar w:fldCharType="end"/>
-        </w:r>
-      </w:hyperlink>
-    </w:p>
-    <w:p>
-      <w:pPr>
-        <w:pStyle w:val="TOC2"/>
-        <w:rPr>
-          <w:rFonts w:eastAsiaTheme="minorEastAsia"/>
-          <w:noProof/>
-          <w:sz w:val="24"/>
-          <w:szCs w:val="24"/>
-        </w:rPr>
-      </w:pPr>
-      <w:hyperlink w:anchor="_Toc210715384" w:history="1">
-        <w:r>
-          <w:rPr>
-            <w:rStyle w:val="Hyperlink"/>
-            <w:noProof/>
-          </w:rPr>
-          <w:t>3.2</w:t>
-        </w:r>
-        <w:r>
-          <w:rPr>
-            <w:rFonts w:eastAsiaTheme="minorEastAsia"/>
-            <w:noProof/>
-            <w:sz w:val="24"/>
-            <w:szCs w:val="24"/>
-          </w:rPr>
-          <w:tab/>
-        </w:r>
-        <w:r>
-          <w:rPr>
-            <w:rStyle w:val="Hyperlink"/>
-            <w:noProof/>
-          </w:rPr>
-          <w:t>Hurricane Events Log</w:t>
-        </w:r>
-        <w:r>
-          <w:rPr>
-            <w:noProof/>
-            <w:webHidden/>
-          </w:rPr>
-          <w:tab/>
-        </w:r>
-        <w:r>
-          <w:rPr>
-            <w:noProof/>
-            <w:webHidden/>
-          </w:rPr>
-          <w:fldChar w:fldCharType="begin"/>
-        </w:r>
-        <w:r>
-          <w:rPr>
-            <w:noProof/>
-            <w:webHidden/>
-          </w:rPr>
-          <w:instrText xml:space="preserve"> PAGEREF _Toc210715384 \h </w:instrText>
-        </w:r>
-        <w:r>
-          <w:rPr>
-            <w:noProof/>
-            <w:webHidden/>
-          </w:rPr>
-        </w:r>
-        <w:r>
-          <w:rPr>
-            <w:noProof/>
-            <w:webHidden/>
-          </w:rPr>
-          <w:fldChar w:fldCharType="separate"/>
-        </w:r>
-        <w:r>
-          <w:rPr>
-            <w:noProof/>
-            <w:webHidden/>
-          </w:rPr>
-          <w:t>14</w:t>
-        </w:r>
-        <w:r>
-          <w:rPr>
+            <w:rFonts w:ascii="Times New Roman" w:hAnsi="Times New Roman" w:cs="Times New Roman"/>
             <w:noProof/>
             <w:webHidden/>
           </w:rPr>
@@ -3136,8 +2076,9 @@
           <w:tab w:val="left" w:pos="1200"/>
           <w:tab w:val="right" w:leader="dot" w:pos="8976"/>
         </w:tabs>
-        <w:rPr>
-          <w:rFonts w:eastAsiaTheme="minorEastAsia"/>
+        <w:spacing w:after="0" w:line="240" w:lineRule="auto"/>
+        <w:rPr>
+          <w:rFonts w:ascii="Times New Roman" w:eastAsiaTheme="minorEastAsia" w:hAnsi="Times New Roman" w:cs="Times New Roman"/>
           <w:i w:val="0"/>
           <w:iCs w:val="0"/>
           <w:noProof/>
@@ -3145,17 +2086,18 @@
           <w:szCs w:val="24"/>
         </w:rPr>
       </w:pPr>
-      <w:hyperlink w:anchor="_Toc210715385" w:history="1">
+      <w:hyperlink w:anchor="_Toc225505504" w:history="1">
         <w:r>
           <w:rPr>
             <w:rStyle w:val="Hyperlink"/>
-            <w:noProof/>
-          </w:rPr>
-          <w:t>3.2.1</w:t>
-        </w:r>
-        <w:r>
-          <w:rPr>
-            <w:rFonts w:eastAsiaTheme="minorEastAsia"/>
+            <w:rFonts w:ascii="Times New Roman" w:hAnsi="Times New Roman"/>
+            <w:noProof/>
+          </w:rPr>
+          <w:t>2.5.3</w:t>
+        </w:r>
+        <w:r>
+          <w:rPr>
+            <w:rFonts w:ascii="Times New Roman" w:eastAsiaTheme="minorEastAsia" w:hAnsi="Times New Roman" w:cs="Times New Roman"/>
             <w:i w:val="0"/>
             <w:iCs w:val="0"/>
             <w:noProof/>
@@ -3167,12 +2109,14 @@
         <w:r>
           <w:rPr>
             <w:rStyle w:val="Hyperlink"/>
-            <w:noProof/>
-          </w:rPr>
-          <w:t>Time</w:t>
-        </w:r>
-        <w:r>
-          <w:rPr>
+            <w:rFonts w:ascii="Times New Roman" w:hAnsi="Times New Roman"/>
+            <w:noProof/>
+          </w:rPr>
+          <w:t>HighBoundLandfallWindSpeed (integer)</w:t>
+        </w:r>
+        <w:r>
+          <w:rPr>
+            <w:rFonts w:ascii="Times New Roman" w:hAnsi="Times New Roman" w:cs="Times New Roman"/>
             <w:noProof/>
             <w:webHidden/>
           </w:rPr>
@@ -3180,6 +2124,7 @@
         </w:r>
         <w:r>
           <w:rPr>
+            <w:rFonts w:ascii="Times New Roman" w:hAnsi="Times New Roman" w:cs="Times New Roman"/>
             <w:noProof/>
             <w:webHidden/>
           </w:rPr>
@@ -3187,19 +2132,22 @@
         </w:r>
         <w:r>
           <w:rPr>
-            <w:noProof/>
-            <w:webHidden/>
-          </w:rPr>
-          <w:instrText xml:space="preserve"> PAGEREF _Toc210715385 \h </w:instrText>
-        </w:r>
-        <w:r>
-          <w:rPr>
-            <w:noProof/>
-            <w:webHidden/>
-          </w:rPr>
-        </w:r>
-        <w:r>
-          <w:rPr>
+            <w:rFonts w:ascii="Times New Roman" w:hAnsi="Times New Roman" w:cs="Times New Roman"/>
+            <w:noProof/>
+            <w:webHidden/>
+          </w:rPr>
+          <w:instrText xml:space="preserve"> PAGEREF _Toc225505504 \h </w:instrText>
+        </w:r>
+        <w:r>
+          <w:rPr>
+            <w:rFonts w:ascii="Times New Roman" w:hAnsi="Times New Roman" w:cs="Times New Roman"/>
+            <w:noProof/>
+            <w:webHidden/>
+          </w:rPr>
+        </w:r>
+        <w:r>
+          <w:rPr>
+            <w:rFonts w:ascii="Times New Roman" w:hAnsi="Times New Roman" w:cs="Times New Roman"/>
             <w:noProof/>
             <w:webHidden/>
           </w:rPr>
@@ -3207,6 +2155,1234 @@
         </w:r>
         <w:r>
           <w:rPr>
+            <w:rFonts w:ascii="Times New Roman" w:hAnsi="Times New Roman" w:cs="Times New Roman"/>
+            <w:noProof/>
+            <w:webHidden/>
+          </w:rPr>
+          <w:t>10</w:t>
+        </w:r>
+        <w:r>
+          <w:rPr>
+            <w:rFonts w:ascii="Times New Roman" w:hAnsi="Times New Roman" w:cs="Times New Roman"/>
+            <w:noProof/>
+            <w:webHidden/>
+          </w:rPr>
+          <w:fldChar w:fldCharType="end"/>
+        </w:r>
+      </w:hyperlink>
+    </w:p>
+    <w:p>
+      <w:pPr>
+        <w:pStyle w:val="TOC2"/>
+        <w:spacing w:after="0"/>
+        <w:rPr>
+          <w:rFonts w:ascii="Times New Roman" w:eastAsiaTheme="minorEastAsia" w:hAnsi="Times New Roman" w:cs="Times New Roman"/>
+          <w:noProof/>
+          <w:sz w:val="24"/>
+          <w:szCs w:val="24"/>
+        </w:rPr>
+      </w:pPr>
+      <w:hyperlink w:anchor="_Toc225505505" w:history="1">
+        <w:r>
+          <w:rPr>
+            <w:rStyle w:val="Hyperlink"/>
+            <w:rFonts w:ascii="Times New Roman" w:hAnsi="Times New Roman"/>
+            <w:noProof/>
+          </w:rPr>
+          <w:t>2.6</w:t>
+        </w:r>
+        <w:r>
+          <w:rPr>
+            <w:rFonts w:ascii="Times New Roman" w:eastAsiaTheme="minorEastAsia" w:hAnsi="Times New Roman" w:cs="Times New Roman"/>
+            <w:noProof/>
+            <w:sz w:val="24"/>
+            <w:szCs w:val="24"/>
+          </w:rPr>
+          <w:tab/>
+        </w:r>
+        <w:r>
+          <w:rPr>
+            <w:rStyle w:val="Hyperlink"/>
+            <w:rFonts w:ascii="Times New Roman" w:hAnsi="Times New Roman"/>
+            <w:noProof/>
+          </w:rPr>
+          <w:t>CoastalSlope (integer)</w:t>
+        </w:r>
+        <w:r>
+          <w:rPr>
+            <w:rFonts w:ascii="Times New Roman" w:hAnsi="Times New Roman" w:cs="Times New Roman"/>
+            <w:noProof/>
+            <w:webHidden/>
+          </w:rPr>
+          <w:tab/>
+        </w:r>
+        <w:r>
+          <w:rPr>
+            <w:rFonts w:ascii="Times New Roman" w:hAnsi="Times New Roman" w:cs="Times New Roman"/>
+            <w:noProof/>
+            <w:webHidden/>
+          </w:rPr>
+          <w:fldChar w:fldCharType="begin"/>
+        </w:r>
+        <w:r>
+          <w:rPr>
+            <w:rFonts w:ascii="Times New Roman" w:hAnsi="Times New Roman" w:cs="Times New Roman"/>
+            <w:noProof/>
+            <w:webHidden/>
+          </w:rPr>
+          <w:instrText xml:space="preserve"> PAGEREF _Toc225505505 \h </w:instrText>
+        </w:r>
+        <w:r>
+          <w:rPr>
+            <w:rFonts w:ascii="Times New Roman" w:hAnsi="Times New Roman" w:cs="Times New Roman"/>
+            <w:noProof/>
+            <w:webHidden/>
+          </w:rPr>
+        </w:r>
+        <w:r>
+          <w:rPr>
+            <w:rFonts w:ascii="Times New Roman" w:hAnsi="Times New Roman" w:cs="Times New Roman"/>
+            <w:noProof/>
+            <w:webHidden/>
+          </w:rPr>
+          <w:fldChar w:fldCharType="separate"/>
+        </w:r>
+        <w:r>
+          <w:rPr>
+            <w:rFonts w:ascii="Times New Roman" w:hAnsi="Times New Roman" w:cs="Times New Roman"/>
+            <w:noProof/>
+            <w:webHidden/>
+          </w:rPr>
+          <w:t>10</w:t>
+        </w:r>
+        <w:r>
+          <w:rPr>
+            <w:rFonts w:ascii="Times New Roman" w:hAnsi="Times New Roman" w:cs="Times New Roman"/>
+            <w:noProof/>
+            <w:webHidden/>
+          </w:rPr>
+          <w:fldChar w:fldCharType="end"/>
+        </w:r>
+      </w:hyperlink>
+    </w:p>
+    <w:p>
+      <w:pPr>
+        <w:pStyle w:val="TOC2"/>
+        <w:spacing w:after="0"/>
+        <w:rPr>
+          <w:rFonts w:ascii="Times New Roman" w:eastAsiaTheme="minorEastAsia" w:hAnsi="Times New Roman" w:cs="Times New Roman"/>
+          <w:noProof/>
+          <w:sz w:val="24"/>
+          <w:szCs w:val="24"/>
+        </w:rPr>
+      </w:pPr>
+      <w:hyperlink w:anchor="_Toc225505506" w:history="1">
+        <w:r>
+          <w:rPr>
+            <w:rStyle w:val="Hyperlink"/>
+            <w:rFonts w:ascii="Times New Roman" w:hAnsi="Times New Roman"/>
+            <w:noProof/>
+          </w:rPr>
+          <w:t>2.7</w:t>
+        </w:r>
+        <w:r>
+          <w:rPr>
+            <w:rFonts w:ascii="Times New Roman" w:eastAsiaTheme="minorEastAsia" w:hAnsi="Times New Roman" w:cs="Times New Roman"/>
+            <w:noProof/>
+            <w:sz w:val="24"/>
+            <w:szCs w:val="24"/>
+          </w:rPr>
+          <w:tab/>
+        </w:r>
+        <w:r>
+          <w:rPr>
+            <w:rStyle w:val="Hyperlink"/>
+            <w:rFonts w:ascii="Times New Roman" w:hAnsi="Times New Roman"/>
+            <w:noProof/>
+          </w:rPr>
+          <w:t>MeanLandfallIntersectionX (integer)</w:t>
+        </w:r>
+        <w:r>
+          <w:rPr>
+            <w:rFonts w:ascii="Times New Roman" w:hAnsi="Times New Roman" w:cs="Times New Roman"/>
+            <w:noProof/>
+            <w:webHidden/>
+          </w:rPr>
+          <w:tab/>
+        </w:r>
+        <w:r>
+          <w:rPr>
+            <w:rFonts w:ascii="Times New Roman" w:hAnsi="Times New Roman" w:cs="Times New Roman"/>
+            <w:noProof/>
+            <w:webHidden/>
+          </w:rPr>
+          <w:fldChar w:fldCharType="begin"/>
+        </w:r>
+        <w:r>
+          <w:rPr>
+            <w:rFonts w:ascii="Times New Roman" w:hAnsi="Times New Roman" w:cs="Times New Roman"/>
+            <w:noProof/>
+            <w:webHidden/>
+          </w:rPr>
+          <w:instrText xml:space="preserve"> PAGEREF _Toc225505506 \h </w:instrText>
+        </w:r>
+        <w:r>
+          <w:rPr>
+            <w:rFonts w:ascii="Times New Roman" w:hAnsi="Times New Roman" w:cs="Times New Roman"/>
+            <w:noProof/>
+            <w:webHidden/>
+          </w:rPr>
+        </w:r>
+        <w:r>
+          <w:rPr>
+            <w:rFonts w:ascii="Times New Roman" w:hAnsi="Times New Roman" w:cs="Times New Roman"/>
+            <w:noProof/>
+            <w:webHidden/>
+          </w:rPr>
+          <w:fldChar w:fldCharType="separate"/>
+        </w:r>
+        <w:r>
+          <w:rPr>
+            <w:rFonts w:ascii="Times New Roman" w:hAnsi="Times New Roman" w:cs="Times New Roman"/>
+            <w:noProof/>
+            <w:webHidden/>
+          </w:rPr>
+          <w:t>10</w:t>
+        </w:r>
+        <w:r>
+          <w:rPr>
+            <w:rFonts w:ascii="Times New Roman" w:hAnsi="Times New Roman" w:cs="Times New Roman"/>
+            <w:noProof/>
+            <w:webHidden/>
+          </w:rPr>
+          <w:fldChar w:fldCharType="end"/>
+        </w:r>
+      </w:hyperlink>
+    </w:p>
+    <w:p>
+      <w:pPr>
+        <w:pStyle w:val="TOC2"/>
+        <w:spacing w:after="0"/>
+        <w:rPr>
+          <w:rFonts w:ascii="Times New Roman" w:eastAsiaTheme="minorEastAsia" w:hAnsi="Times New Roman" w:cs="Times New Roman"/>
+          <w:noProof/>
+          <w:sz w:val="24"/>
+          <w:szCs w:val="24"/>
+        </w:rPr>
+      </w:pPr>
+      <w:hyperlink w:anchor="_Toc225505507" w:history="1">
+        <w:r>
+          <w:rPr>
+            <w:rStyle w:val="Hyperlink"/>
+            <w:rFonts w:ascii="Times New Roman" w:hAnsi="Times New Roman"/>
+            <w:noProof/>
+          </w:rPr>
+          <w:t>2.8</w:t>
+        </w:r>
+        <w:r>
+          <w:rPr>
+            <w:rFonts w:ascii="Times New Roman" w:eastAsiaTheme="minorEastAsia" w:hAnsi="Times New Roman" w:cs="Times New Roman"/>
+            <w:noProof/>
+            <w:sz w:val="24"/>
+            <w:szCs w:val="24"/>
+          </w:rPr>
+          <w:tab/>
+        </w:r>
+        <w:r>
+          <w:rPr>
+            <w:rStyle w:val="Hyperlink"/>
+            <w:rFonts w:ascii="Times New Roman" w:hAnsi="Times New Roman"/>
+            <w:noProof/>
+          </w:rPr>
+          <w:t>MeanLandfallIntersectionY (integer)</w:t>
+        </w:r>
+        <w:r>
+          <w:rPr>
+            <w:rFonts w:ascii="Times New Roman" w:hAnsi="Times New Roman" w:cs="Times New Roman"/>
+            <w:noProof/>
+            <w:webHidden/>
+          </w:rPr>
+          <w:tab/>
+        </w:r>
+        <w:r>
+          <w:rPr>
+            <w:rFonts w:ascii="Times New Roman" w:hAnsi="Times New Roman" w:cs="Times New Roman"/>
+            <w:noProof/>
+            <w:webHidden/>
+          </w:rPr>
+          <w:fldChar w:fldCharType="begin"/>
+        </w:r>
+        <w:r>
+          <w:rPr>
+            <w:rFonts w:ascii="Times New Roman" w:hAnsi="Times New Roman" w:cs="Times New Roman"/>
+            <w:noProof/>
+            <w:webHidden/>
+          </w:rPr>
+          <w:instrText xml:space="preserve"> PAGEREF _Toc225505507 \h </w:instrText>
+        </w:r>
+        <w:r>
+          <w:rPr>
+            <w:rFonts w:ascii="Times New Roman" w:hAnsi="Times New Roman" w:cs="Times New Roman"/>
+            <w:noProof/>
+            <w:webHidden/>
+          </w:rPr>
+        </w:r>
+        <w:r>
+          <w:rPr>
+            <w:rFonts w:ascii="Times New Roman" w:hAnsi="Times New Roman" w:cs="Times New Roman"/>
+            <w:noProof/>
+            <w:webHidden/>
+          </w:rPr>
+          <w:fldChar w:fldCharType="separate"/>
+        </w:r>
+        <w:r>
+          <w:rPr>
+            <w:rFonts w:ascii="Times New Roman" w:hAnsi="Times New Roman" w:cs="Times New Roman"/>
+            <w:noProof/>
+            <w:webHidden/>
+          </w:rPr>
+          <w:t>11</w:t>
+        </w:r>
+        <w:r>
+          <w:rPr>
+            <w:rFonts w:ascii="Times New Roman" w:hAnsi="Times New Roman" w:cs="Times New Roman"/>
+            <w:noProof/>
+            <w:webHidden/>
+          </w:rPr>
+          <w:fldChar w:fldCharType="end"/>
+        </w:r>
+      </w:hyperlink>
+    </w:p>
+    <w:p>
+      <w:pPr>
+        <w:pStyle w:val="TOC2"/>
+        <w:spacing w:after="0"/>
+        <w:rPr>
+          <w:rFonts w:ascii="Times New Roman" w:eastAsiaTheme="minorEastAsia" w:hAnsi="Times New Roman" w:cs="Times New Roman"/>
+          <w:noProof/>
+          <w:sz w:val="24"/>
+          <w:szCs w:val="24"/>
+        </w:rPr>
+      </w:pPr>
+      <w:hyperlink w:anchor="_Toc225505508" w:history="1">
+        <w:r>
+          <w:rPr>
+            <w:rStyle w:val="Hyperlink"/>
+            <w:rFonts w:ascii="Times New Roman" w:hAnsi="Times New Roman"/>
+            <w:noProof/>
+          </w:rPr>
+          <w:t>2.9</w:t>
+        </w:r>
+        <w:r>
+          <w:rPr>
+            <w:rFonts w:ascii="Times New Roman" w:eastAsiaTheme="minorEastAsia" w:hAnsi="Times New Roman" w:cs="Times New Roman"/>
+            <w:noProof/>
+            <w:sz w:val="24"/>
+            <w:szCs w:val="24"/>
+          </w:rPr>
+          <w:tab/>
+        </w:r>
+        <w:r>
+          <w:rPr>
+            <w:rStyle w:val="Hyperlink"/>
+            <w:rFonts w:ascii="Times New Roman" w:hAnsi="Times New Roman"/>
+            <w:noProof/>
+          </w:rPr>
+          <w:t>LandfallSigma (integer)</w:t>
+        </w:r>
+        <w:r>
+          <w:rPr>
+            <w:rFonts w:ascii="Times New Roman" w:hAnsi="Times New Roman" w:cs="Times New Roman"/>
+            <w:noProof/>
+            <w:webHidden/>
+          </w:rPr>
+          <w:tab/>
+        </w:r>
+        <w:r>
+          <w:rPr>
+            <w:rFonts w:ascii="Times New Roman" w:hAnsi="Times New Roman" w:cs="Times New Roman"/>
+            <w:noProof/>
+            <w:webHidden/>
+          </w:rPr>
+          <w:fldChar w:fldCharType="begin"/>
+        </w:r>
+        <w:r>
+          <w:rPr>
+            <w:rFonts w:ascii="Times New Roman" w:hAnsi="Times New Roman" w:cs="Times New Roman"/>
+            <w:noProof/>
+            <w:webHidden/>
+          </w:rPr>
+          <w:instrText xml:space="preserve"> PAGEREF _Toc225505508 \h </w:instrText>
+        </w:r>
+        <w:r>
+          <w:rPr>
+            <w:rFonts w:ascii="Times New Roman" w:hAnsi="Times New Roman" w:cs="Times New Roman"/>
+            <w:noProof/>
+            <w:webHidden/>
+          </w:rPr>
+        </w:r>
+        <w:r>
+          <w:rPr>
+            <w:rFonts w:ascii="Times New Roman" w:hAnsi="Times New Roman" w:cs="Times New Roman"/>
+            <w:noProof/>
+            <w:webHidden/>
+          </w:rPr>
+          <w:fldChar w:fldCharType="separate"/>
+        </w:r>
+        <w:r>
+          <w:rPr>
+            <w:rFonts w:ascii="Times New Roman" w:hAnsi="Times New Roman" w:cs="Times New Roman"/>
+            <w:noProof/>
+            <w:webHidden/>
+          </w:rPr>
+          <w:t>11</w:t>
+        </w:r>
+        <w:r>
+          <w:rPr>
+            <w:rFonts w:ascii="Times New Roman" w:hAnsi="Times New Roman" w:cs="Times New Roman"/>
+            <w:noProof/>
+            <w:webHidden/>
+          </w:rPr>
+          <w:fldChar w:fldCharType="end"/>
+        </w:r>
+      </w:hyperlink>
+    </w:p>
+    <w:p>
+      <w:pPr>
+        <w:pStyle w:val="TOC2"/>
+        <w:spacing w:after="0"/>
+        <w:rPr>
+          <w:rFonts w:ascii="Times New Roman" w:eastAsiaTheme="minorEastAsia" w:hAnsi="Times New Roman" w:cs="Times New Roman"/>
+          <w:noProof/>
+          <w:sz w:val="24"/>
+          <w:szCs w:val="24"/>
+        </w:rPr>
+      </w:pPr>
+      <w:hyperlink w:anchor="_Toc225505509" w:history="1">
+        <w:r>
+          <w:rPr>
+            <w:rStyle w:val="Hyperlink"/>
+            <w:rFonts w:ascii="Times New Roman" w:hAnsi="Times New Roman"/>
+            <w:noProof/>
+          </w:rPr>
+          <w:t>2.10</w:t>
+        </w:r>
+        <w:r>
+          <w:rPr>
+            <w:rFonts w:ascii="Times New Roman" w:eastAsiaTheme="minorEastAsia" w:hAnsi="Times New Roman" w:cs="Times New Roman"/>
+            <w:noProof/>
+            <w:sz w:val="24"/>
+            <w:szCs w:val="24"/>
+          </w:rPr>
+          <w:tab/>
+        </w:r>
+        <w:r>
+          <w:rPr>
+            <w:rStyle w:val="Hyperlink"/>
+            <w:rFonts w:ascii="Times New Roman" w:hAnsi="Times New Roman"/>
+            <w:noProof/>
+          </w:rPr>
+          <w:t>StormDirectionMu (integer)</w:t>
+        </w:r>
+        <w:r>
+          <w:rPr>
+            <w:rFonts w:ascii="Times New Roman" w:hAnsi="Times New Roman" w:cs="Times New Roman"/>
+            <w:noProof/>
+            <w:webHidden/>
+          </w:rPr>
+          <w:tab/>
+        </w:r>
+        <w:r>
+          <w:rPr>
+            <w:rFonts w:ascii="Times New Roman" w:hAnsi="Times New Roman" w:cs="Times New Roman"/>
+            <w:noProof/>
+            <w:webHidden/>
+          </w:rPr>
+          <w:fldChar w:fldCharType="begin"/>
+        </w:r>
+        <w:r>
+          <w:rPr>
+            <w:rFonts w:ascii="Times New Roman" w:hAnsi="Times New Roman" w:cs="Times New Roman"/>
+            <w:noProof/>
+            <w:webHidden/>
+          </w:rPr>
+          <w:instrText xml:space="preserve"> PAGEREF _Toc225505509 \h </w:instrText>
+        </w:r>
+        <w:r>
+          <w:rPr>
+            <w:rFonts w:ascii="Times New Roman" w:hAnsi="Times New Roman" w:cs="Times New Roman"/>
+            <w:noProof/>
+            <w:webHidden/>
+          </w:rPr>
+        </w:r>
+        <w:r>
+          <w:rPr>
+            <w:rFonts w:ascii="Times New Roman" w:hAnsi="Times New Roman" w:cs="Times New Roman"/>
+            <w:noProof/>
+            <w:webHidden/>
+          </w:rPr>
+          <w:fldChar w:fldCharType="separate"/>
+        </w:r>
+        <w:r>
+          <w:rPr>
+            <w:rFonts w:ascii="Times New Roman" w:hAnsi="Times New Roman" w:cs="Times New Roman"/>
+            <w:noProof/>
+            <w:webHidden/>
+          </w:rPr>
+          <w:t>11</w:t>
+        </w:r>
+        <w:r>
+          <w:rPr>
+            <w:rFonts w:ascii="Times New Roman" w:hAnsi="Times New Roman" w:cs="Times New Roman"/>
+            <w:noProof/>
+            <w:webHidden/>
+          </w:rPr>
+          <w:fldChar w:fldCharType="end"/>
+        </w:r>
+      </w:hyperlink>
+    </w:p>
+    <w:p>
+      <w:pPr>
+        <w:pStyle w:val="TOC2"/>
+        <w:spacing w:after="0"/>
+        <w:rPr>
+          <w:rFonts w:ascii="Times New Roman" w:eastAsiaTheme="minorEastAsia" w:hAnsi="Times New Roman" w:cs="Times New Roman"/>
+          <w:noProof/>
+          <w:sz w:val="24"/>
+          <w:szCs w:val="24"/>
+        </w:rPr>
+      </w:pPr>
+      <w:hyperlink w:anchor="_Toc225505510" w:history="1">
+        <w:r>
+          <w:rPr>
+            <w:rStyle w:val="Hyperlink"/>
+            <w:rFonts w:ascii="Times New Roman" w:hAnsi="Times New Roman"/>
+            <w:noProof/>
+          </w:rPr>
+          <w:t>2.11</w:t>
+        </w:r>
+        <w:r>
+          <w:rPr>
+            <w:rFonts w:ascii="Times New Roman" w:eastAsiaTheme="minorEastAsia" w:hAnsi="Times New Roman" w:cs="Times New Roman"/>
+            <w:noProof/>
+            <w:sz w:val="24"/>
+            <w:szCs w:val="24"/>
+          </w:rPr>
+          <w:tab/>
+        </w:r>
+        <w:r>
+          <w:rPr>
+            <w:rStyle w:val="Hyperlink"/>
+            <w:rFonts w:ascii="Times New Roman" w:hAnsi="Times New Roman"/>
+            <w:noProof/>
+          </w:rPr>
+          <w:t>StormDirectionSigma (integer)</w:t>
+        </w:r>
+        <w:r>
+          <w:rPr>
+            <w:rFonts w:ascii="Times New Roman" w:hAnsi="Times New Roman" w:cs="Times New Roman"/>
+            <w:noProof/>
+            <w:webHidden/>
+          </w:rPr>
+          <w:tab/>
+        </w:r>
+        <w:r>
+          <w:rPr>
+            <w:rFonts w:ascii="Times New Roman" w:hAnsi="Times New Roman" w:cs="Times New Roman"/>
+            <w:noProof/>
+            <w:webHidden/>
+          </w:rPr>
+          <w:fldChar w:fldCharType="begin"/>
+        </w:r>
+        <w:r>
+          <w:rPr>
+            <w:rFonts w:ascii="Times New Roman" w:hAnsi="Times New Roman" w:cs="Times New Roman"/>
+            <w:noProof/>
+            <w:webHidden/>
+          </w:rPr>
+          <w:instrText xml:space="preserve"> PAGEREF _Toc225505510 \h </w:instrText>
+        </w:r>
+        <w:r>
+          <w:rPr>
+            <w:rFonts w:ascii="Times New Roman" w:hAnsi="Times New Roman" w:cs="Times New Roman"/>
+            <w:noProof/>
+            <w:webHidden/>
+          </w:rPr>
+        </w:r>
+        <w:r>
+          <w:rPr>
+            <w:rFonts w:ascii="Times New Roman" w:hAnsi="Times New Roman" w:cs="Times New Roman"/>
+            <w:noProof/>
+            <w:webHidden/>
+          </w:rPr>
+          <w:fldChar w:fldCharType="separate"/>
+        </w:r>
+        <w:r>
+          <w:rPr>
+            <w:rFonts w:ascii="Times New Roman" w:hAnsi="Times New Roman" w:cs="Times New Roman"/>
+            <w:noProof/>
+            <w:webHidden/>
+          </w:rPr>
+          <w:t>11</w:t>
+        </w:r>
+        <w:r>
+          <w:rPr>
+            <w:rFonts w:ascii="Times New Roman" w:hAnsi="Times New Roman" w:cs="Times New Roman"/>
+            <w:noProof/>
+            <w:webHidden/>
+          </w:rPr>
+          <w:fldChar w:fldCharType="end"/>
+        </w:r>
+      </w:hyperlink>
+    </w:p>
+    <w:p>
+      <w:pPr>
+        <w:pStyle w:val="TOC2"/>
+        <w:spacing w:after="0"/>
+        <w:rPr>
+          <w:rFonts w:ascii="Times New Roman" w:eastAsiaTheme="minorEastAsia" w:hAnsi="Times New Roman" w:cs="Times New Roman"/>
+          <w:noProof/>
+          <w:sz w:val="24"/>
+          <w:szCs w:val="24"/>
+        </w:rPr>
+      </w:pPr>
+      <w:hyperlink w:anchor="_Toc225505511" w:history="1">
+        <w:r>
+          <w:rPr>
+            <w:rStyle w:val="Hyperlink"/>
+            <w:rFonts w:ascii="Times New Roman" w:hAnsi="Times New Roman"/>
+            <w:noProof/>
+          </w:rPr>
+          <w:t>2.12</w:t>
+        </w:r>
+        <w:r>
+          <w:rPr>
+            <w:rFonts w:ascii="Times New Roman" w:eastAsiaTheme="minorEastAsia" w:hAnsi="Times New Roman" w:cs="Times New Roman"/>
+            <w:noProof/>
+            <w:sz w:val="24"/>
+            <w:szCs w:val="24"/>
+          </w:rPr>
+          <w:tab/>
+        </w:r>
+        <w:r>
+          <w:rPr>
+            <w:rStyle w:val="Hyperlink"/>
+            <w:rFonts w:ascii="Times New Roman" w:hAnsi="Times New Roman"/>
+            <w:noProof/>
+          </w:rPr>
+          <w:t>MinimumWindSpeedforDamage (double)</w:t>
+        </w:r>
+        <w:r>
+          <w:rPr>
+            <w:rFonts w:ascii="Times New Roman" w:hAnsi="Times New Roman" w:cs="Times New Roman"/>
+            <w:noProof/>
+            <w:webHidden/>
+          </w:rPr>
+          <w:tab/>
+        </w:r>
+        <w:r>
+          <w:rPr>
+            <w:rFonts w:ascii="Times New Roman" w:hAnsi="Times New Roman" w:cs="Times New Roman"/>
+            <w:noProof/>
+            <w:webHidden/>
+          </w:rPr>
+          <w:fldChar w:fldCharType="begin"/>
+        </w:r>
+        <w:r>
+          <w:rPr>
+            <w:rFonts w:ascii="Times New Roman" w:hAnsi="Times New Roman" w:cs="Times New Roman"/>
+            <w:noProof/>
+            <w:webHidden/>
+          </w:rPr>
+          <w:instrText xml:space="preserve"> PAGEREF _Toc225505511 \h </w:instrText>
+        </w:r>
+        <w:r>
+          <w:rPr>
+            <w:rFonts w:ascii="Times New Roman" w:hAnsi="Times New Roman" w:cs="Times New Roman"/>
+            <w:noProof/>
+            <w:webHidden/>
+          </w:rPr>
+        </w:r>
+        <w:r>
+          <w:rPr>
+            <w:rFonts w:ascii="Times New Roman" w:hAnsi="Times New Roman" w:cs="Times New Roman"/>
+            <w:noProof/>
+            <w:webHidden/>
+          </w:rPr>
+          <w:fldChar w:fldCharType="separate"/>
+        </w:r>
+        <w:r>
+          <w:rPr>
+            <w:rFonts w:ascii="Times New Roman" w:hAnsi="Times New Roman" w:cs="Times New Roman"/>
+            <w:noProof/>
+            <w:webHidden/>
+          </w:rPr>
+          <w:t>11</w:t>
+        </w:r>
+        <w:r>
+          <w:rPr>
+            <w:rFonts w:ascii="Times New Roman" w:hAnsi="Times New Roman" w:cs="Times New Roman"/>
+            <w:noProof/>
+            <w:webHidden/>
+          </w:rPr>
+          <w:fldChar w:fldCharType="end"/>
+        </w:r>
+      </w:hyperlink>
+    </w:p>
+    <w:p>
+      <w:pPr>
+        <w:pStyle w:val="TOC2"/>
+        <w:spacing w:after="0"/>
+        <w:rPr>
+          <w:rFonts w:ascii="Times New Roman" w:eastAsiaTheme="minorEastAsia" w:hAnsi="Times New Roman" w:cs="Times New Roman"/>
+          <w:noProof/>
+          <w:sz w:val="24"/>
+          <w:szCs w:val="24"/>
+        </w:rPr>
+      </w:pPr>
+      <w:hyperlink w:anchor="_Toc225505512" w:history="1">
+        <w:r>
+          <w:rPr>
+            <w:rStyle w:val="Hyperlink"/>
+            <w:rFonts w:ascii="Times New Roman" w:hAnsi="Times New Roman"/>
+            <w:noProof/>
+          </w:rPr>
+          <w:t>2.13</w:t>
+        </w:r>
+        <w:r>
+          <w:rPr>
+            <w:rFonts w:ascii="Times New Roman" w:eastAsiaTheme="minorEastAsia" w:hAnsi="Times New Roman" w:cs="Times New Roman"/>
+            <w:noProof/>
+            <w:sz w:val="24"/>
+            <w:szCs w:val="24"/>
+          </w:rPr>
+          <w:tab/>
+        </w:r>
+        <w:r>
+          <w:rPr>
+            <w:rStyle w:val="Hyperlink"/>
+            <w:rFonts w:ascii="Times New Roman" w:hAnsi="Times New Roman"/>
+            <w:noProof/>
+          </w:rPr>
+          <w:t>ExposureMaps (table)</w:t>
+        </w:r>
+        <w:r>
+          <w:rPr>
+            <w:rFonts w:ascii="Times New Roman" w:hAnsi="Times New Roman" w:cs="Times New Roman"/>
+            <w:noProof/>
+            <w:webHidden/>
+          </w:rPr>
+          <w:tab/>
+        </w:r>
+        <w:r>
+          <w:rPr>
+            <w:rFonts w:ascii="Times New Roman" w:hAnsi="Times New Roman" w:cs="Times New Roman"/>
+            <w:noProof/>
+            <w:webHidden/>
+          </w:rPr>
+          <w:fldChar w:fldCharType="begin"/>
+        </w:r>
+        <w:r>
+          <w:rPr>
+            <w:rFonts w:ascii="Times New Roman" w:hAnsi="Times New Roman" w:cs="Times New Roman"/>
+            <w:noProof/>
+            <w:webHidden/>
+          </w:rPr>
+          <w:instrText xml:space="preserve"> PAGEREF _Toc225505512 \h </w:instrText>
+        </w:r>
+        <w:r>
+          <w:rPr>
+            <w:rFonts w:ascii="Times New Roman" w:hAnsi="Times New Roman" w:cs="Times New Roman"/>
+            <w:noProof/>
+            <w:webHidden/>
+          </w:rPr>
+        </w:r>
+        <w:r>
+          <w:rPr>
+            <w:rFonts w:ascii="Times New Roman" w:hAnsi="Times New Roman" w:cs="Times New Roman"/>
+            <w:noProof/>
+            <w:webHidden/>
+          </w:rPr>
+          <w:fldChar w:fldCharType="separate"/>
+        </w:r>
+        <w:r>
+          <w:rPr>
+            <w:rFonts w:ascii="Times New Roman" w:hAnsi="Times New Roman" w:cs="Times New Roman"/>
+            <w:noProof/>
+            <w:webHidden/>
+          </w:rPr>
+          <w:t>11</w:t>
+        </w:r>
+        <w:r>
+          <w:rPr>
+            <w:rFonts w:ascii="Times New Roman" w:hAnsi="Times New Roman" w:cs="Times New Roman"/>
+            <w:noProof/>
+            <w:webHidden/>
+          </w:rPr>
+          <w:fldChar w:fldCharType="end"/>
+        </w:r>
+      </w:hyperlink>
+    </w:p>
+    <w:p>
+      <w:pPr>
+        <w:pStyle w:val="TOC2"/>
+        <w:spacing w:after="0"/>
+        <w:rPr>
+          <w:rFonts w:ascii="Times New Roman" w:eastAsiaTheme="minorEastAsia" w:hAnsi="Times New Roman" w:cs="Times New Roman"/>
+          <w:noProof/>
+          <w:sz w:val="24"/>
+          <w:szCs w:val="24"/>
+        </w:rPr>
+      </w:pPr>
+      <w:hyperlink w:anchor="_Toc225505513" w:history="1">
+        <w:r>
+          <w:rPr>
+            <w:rStyle w:val="Hyperlink"/>
+            <w:rFonts w:ascii="Times New Roman" w:hAnsi="Times New Roman"/>
+            <w:noProof/>
+          </w:rPr>
+          <w:t>2.14</w:t>
+        </w:r>
+        <w:r>
+          <w:rPr>
+            <w:rFonts w:ascii="Times New Roman" w:eastAsiaTheme="minorEastAsia" w:hAnsi="Times New Roman" w:cs="Times New Roman"/>
+            <w:noProof/>
+            <w:sz w:val="24"/>
+            <w:szCs w:val="24"/>
+          </w:rPr>
+          <w:tab/>
+        </w:r>
+        <w:r>
+          <w:rPr>
+            <w:rStyle w:val="Hyperlink"/>
+            <w:rFonts w:ascii="Times New Roman" w:hAnsi="Times New Roman"/>
+            <w:noProof/>
+          </w:rPr>
+          <w:t>WindSpeedVulnerabilities (table)</w:t>
+        </w:r>
+        <w:r>
+          <w:rPr>
+            <w:rFonts w:ascii="Times New Roman" w:hAnsi="Times New Roman" w:cs="Times New Roman"/>
+            <w:noProof/>
+            <w:webHidden/>
+          </w:rPr>
+          <w:tab/>
+        </w:r>
+        <w:r>
+          <w:rPr>
+            <w:rFonts w:ascii="Times New Roman" w:hAnsi="Times New Roman" w:cs="Times New Roman"/>
+            <w:noProof/>
+            <w:webHidden/>
+          </w:rPr>
+          <w:fldChar w:fldCharType="begin"/>
+        </w:r>
+        <w:r>
+          <w:rPr>
+            <w:rFonts w:ascii="Times New Roman" w:hAnsi="Times New Roman" w:cs="Times New Roman"/>
+            <w:noProof/>
+            <w:webHidden/>
+          </w:rPr>
+          <w:instrText xml:space="preserve"> PAGEREF _Toc225505513 \h </w:instrText>
+        </w:r>
+        <w:r>
+          <w:rPr>
+            <w:rFonts w:ascii="Times New Roman" w:hAnsi="Times New Roman" w:cs="Times New Roman"/>
+            <w:noProof/>
+            <w:webHidden/>
+          </w:rPr>
+        </w:r>
+        <w:r>
+          <w:rPr>
+            <w:rFonts w:ascii="Times New Roman" w:hAnsi="Times New Roman" w:cs="Times New Roman"/>
+            <w:noProof/>
+            <w:webHidden/>
+          </w:rPr>
+          <w:fldChar w:fldCharType="separate"/>
+        </w:r>
+        <w:r>
+          <w:rPr>
+            <w:rFonts w:ascii="Times New Roman" w:hAnsi="Times New Roman" w:cs="Times New Roman"/>
+            <w:noProof/>
+            <w:webHidden/>
+          </w:rPr>
+          <w:t>12</w:t>
+        </w:r>
+        <w:r>
+          <w:rPr>
+            <w:rFonts w:ascii="Times New Roman" w:hAnsi="Times New Roman" w:cs="Times New Roman"/>
+            <w:noProof/>
+            <w:webHidden/>
+          </w:rPr>
+          <w:fldChar w:fldCharType="end"/>
+        </w:r>
+      </w:hyperlink>
+    </w:p>
+    <w:p>
+      <w:pPr>
+        <w:pStyle w:val="TOC2"/>
+        <w:spacing w:after="0"/>
+        <w:rPr>
+          <w:rFonts w:ascii="Times New Roman" w:eastAsiaTheme="minorEastAsia" w:hAnsi="Times New Roman" w:cs="Times New Roman"/>
+          <w:noProof/>
+          <w:sz w:val="24"/>
+          <w:szCs w:val="24"/>
+        </w:rPr>
+      </w:pPr>
+      <w:hyperlink w:anchor="_Toc225505514" w:history="1">
+        <w:r>
+          <w:rPr>
+            <w:rStyle w:val="Hyperlink"/>
+            <w:rFonts w:ascii="Times New Roman" w:hAnsi="Times New Roman"/>
+            <w:noProof/>
+          </w:rPr>
+          <w:t>2.15</w:t>
+        </w:r>
+        <w:r>
+          <w:rPr>
+            <w:rFonts w:ascii="Times New Roman" w:eastAsiaTheme="minorEastAsia" w:hAnsi="Times New Roman" w:cs="Times New Roman"/>
+            <w:noProof/>
+            <w:sz w:val="24"/>
+            <w:szCs w:val="24"/>
+          </w:rPr>
+          <w:tab/>
+        </w:r>
+        <w:r>
+          <w:rPr>
+            <w:rStyle w:val="Hyperlink"/>
+            <w:rFonts w:ascii="Times New Roman" w:hAnsi="Times New Roman"/>
+            <w:noProof/>
+          </w:rPr>
+          <w:t>MapNames</w:t>
+        </w:r>
+        <w:r>
+          <w:rPr>
+            <w:rFonts w:ascii="Times New Roman" w:hAnsi="Times New Roman" w:cs="Times New Roman"/>
+            <w:noProof/>
+            <w:webHidden/>
+          </w:rPr>
+          <w:tab/>
+        </w:r>
+        <w:r>
+          <w:rPr>
+            <w:rFonts w:ascii="Times New Roman" w:hAnsi="Times New Roman" w:cs="Times New Roman"/>
+            <w:noProof/>
+            <w:webHidden/>
+          </w:rPr>
+          <w:fldChar w:fldCharType="begin"/>
+        </w:r>
+        <w:r>
+          <w:rPr>
+            <w:rFonts w:ascii="Times New Roman" w:hAnsi="Times New Roman" w:cs="Times New Roman"/>
+            <w:noProof/>
+            <w:webHidden/>
+          </w:rPr>
+          <w:instrText xml:space="preserve"> PAGEREF _Toc225505514 \h </w:instrText>
+        </w:r>
+        <w:r>
+          <w:rPr>
+            <w:rFonts w:ascii="Times New Roman" w:hAnsi="Times New Roman" w:cs="Times New Roman"/>
+            <w:noProof/>
+            <w:webHidden/>
+          </w:rPr>
+        </w:r>
+        <w:r>
+          <w:rPr>
+            <w:rFonts w:ascii="Times New Roman" w:hAnsi="Times New Roman" w:cs="Times New Roman"/>
+            <w:noProof/>
+            <w:webHidden/>
+          </w:rPr>
+          <w:fldChar w:fldCharType="separate"/>
+        </w:r>
+        <w:r>
+          <w:rPr>
+            <w:rFonts w:ascii="Times New Roman" w:hAnsi="Times New Roman" w:cs="Times New Roman"/>
+            <w:noProof/>
+            <w:webHidden/>
+          </w:rPr>
+          <w:t>12</w:t>
+        </w:r>
+        <w:r>
+          <w:rPr>
+            <w:rFonts w:ascii="Times New Roman" w:hAnsi="Times New Roman" w:cs="Times New Roman"/>
+            <w:noProof/>
+            <w:webHidden/>
+          </w:rPr>
+          <w:fldChar w:fldCharType="end"/>
+        </w:r>
+      </w:hyperlink>
+    </w:p>
+    <w:p>
+      <w:pPr>
+        <w:pStyle w:val="TOC2"/>
+        <w:spacing w:after="0"/>
+        <w:rPr>
+          <w:rFonts w:ascii="Times New Roman" w:eastAsiaTheme="minorEastAsia" w:hAnsi="Times New Roman" w:cs="Times New Roman"/>
+          <w:noProof/>
+          <w:sz w:val="24"/>
+          <w:szCs w:val="24"/>
+        </w:rPr>
+      </w:pPr>
+      <w:hyperlink w:anchor="_Toc225505515" w:history="1">
+        <w:r>
+          <w:rPr>
+            <w:rStyle w:val="Hyperlink"/>
+            <w:rFonts w:ascii="Times New Roman" w:hAnsi="Times New Roman"/>
+            <w:noProof/>
+          </w:rPr>
+          <w:t>2.16</w:t>
+        </w:r>
+        <w:r>
+          <w:rPr>
+            <w:rFonts w:ascii="Times New Roman" w:eastAsiaTheme="minorEastAsia" w:hAnsi="Times New Roman" w:cs="Times New Roman"/>
+            <w:noProof/>
+            <w:sz w:val="24"/>
+            <w:szCs w:val="24"/>
+          </w:rPr>
+          <w:tab/>
+        </w:r>
+        <w:r>
+          <w:rPr>
+            <w:rStyle w:val="Hyperlink"/>
+            <w:rFonts w:ascii="Times New Roman" w:hAnsi="Times New Roman"/>
+            <w:noProof/>
+          </w:rPr>
+          <w:t>LogFile</w:t>
+        </w:r>
+        <w:r>
+          <w:rPr>
+            <w:rFonts w:ascii="Times New Roman" w:hAnsi="Times New Roman" w:cs="Times New Roman"/>
+            <w:noProof/>
+            <w:webHidden/>
+          </w:rPr>
+          <w:tab/>
+        </w:r>
+        <w:r>
+          <w:rPr>
+            <w:rFonts w:ascii="Times New Roman" w:hAnsi="Times New Roman" w:cs="Times New Roman"/>
+            <w:noProof/>
+            <w:webHidden/>
+          </w:rPr>
+          <w:fldChar w:fldCharType="begin"/>
+        </w:r>
+        <w:r>
+          <w:rPr>
+            <w:rFonts w:ascii="Times New Roman" w:hAnsi="Times New Roman" w:cs="Times New Roman"/>
+            <w:noProof/>
+            <w:webHidden/>
+          </w:rPr>
+          <w:instrText xml:space="preserve"> PAGEREF _Toc225505515 \h </w:instrText>
+        </w:r>
+        <w:r>
+          <w:rPr>
+            <w:rFonts w:ascii="Times New Roman" w:hAnsi="Times New Roman" w:cs="Times New Roman"/>
+            <w:noProof/>
+            <w:webHidden/>
+          </w:rPr>
+        </w:r>
+        <w:r>
+          <w:rPr>
+            <w:rFonts w:ascii="Times New Roman" w:hAnsi="Times New Roman" w:cs="Times New Roman"/>
+            <w:noProof/>
+            <w:webHidden/>
+          </w:rPr>
+          <w:fldChar w:fldCharType="separate"/>
+        </w:r>
+        <w:r>
+          <w:rPr>
+            <w:rFonts w:ascii="Times New Roman" w:hAnsi="Times New Roman" w:cs="Times New Roman"/>
+            <w:noProof/>
+            <w:webHidden/>
+          </w:rPr>
+          <w:t>13</w:t>
+        </w:r>
+        <w:r>
+          <w:rPr>
+            <w:rFonts w:ascii="Times New Roman" w:hAnsi="Times New Roman" w:cs="Times New Roman"/>
+            <w:noProof/>
+            <w:webHidden/>
+          </w:rPr>
+          <w:fldChar w:fldCharType="end"/>
+        </w:r>
+      </w:hyperlink>
+    </w:p>
+    <w:p>
+      <w:pPr>
+        <w:pStyle w:val="TOC2"/>
+        <w:spacing w:after="0"/>
+        <w:rPr>
+          <w:rFonts w:ascii="Times New Roman" w:eastAsiaTheme="minorEastAsia" w:hAnsi="Times New Roman" w:cs="Times New Roman"/>
+          <w:noProof/>
+          <w:sz w:val="24"/>
+          <w:szCs w:val="24"/>
+        </w:rPr>
+      </w:pPr>
+      <w:hyperlink w:anchor="_Toc225505516" w:history="1">
+        <w:r>
+          <w:rPr>
+            <w:rStyle w:val="Hyperlink"/>
+            <w:rFonts w:ascii="Times New Roman" w:hAnsi="Times New Roman"/>
+            <w:noProof/>
+          </w:rPr>
+          <w:t>2.17</w:t>
+        </w:r>
+        <w:r>
+          <w:rPr>
+            <w:rFonts w:ascii="Times New Roman" w:eastAsiaTheme="minorEastAsia" w:hAnsi="Times New Roman" w:cs="Times New Roman"/>
+            <w:noProof/>
+            <w:sz w:val="24"/>
+            <w:szCs w:val="24"/>
+          </w:rPr>
+          <w:tab/>
+        </w:r>
+        <w:r>
+          <w:rPr>
+            <w:rStyle w:val="Hyperlink"/>
+            <w:rFonts w:ascii="Times New Roman" w:hAnsi="Times New Roman"/>
+            <w:noProof/>
+          </w:rPr>
+          <w:t>WindReducationTableCSV (Optional)</w:t>
+        </w:r>
+        <w:r>
+          <w:rPr>
+            <w:rFonts w:ascii="Times New Roman" w:hAnsi="Times New Roman" w:cs="Times New Roman"/>
+            <w:noProof/>
+            <w:webHidden/>
+          </w:rPr>
+          <w:tab/>
+        </w:r>
+        <w:r>
+          <w:rPr>
+            <w:rFonts w:ascii="Times New Roman" w:hAnsi="Times New Roman" w:cs="Times New Roman"/>
+            <w:noProof/>
+            <w:webHidden/>
+          </w:rPr>
+          <w:fldChar w:fldCharType="begin"/>
+        </w:r>
+        <w:r>
+          <w:rPr>
+            <w:rFonts w:ascii="Times New Roman" w:hAnsi="Times New Roman" w:cs="Times New Roman"/>
+            <w:noProof/>
+            <w:webHidden/>
+          </w:rPr>
+          <w:instrText xml:space="preserve"> PAGEREF _Toc225505516 \h </w:instrText>
+        </w:r>
+        <w:r>
+          <w:rPr>
+            <w:rFonts w:ascii="Times New Roman" w:hAnsi="Times New Roman" w:cs="Times New Roman"/>
+            <w:noProof/>
+            <w:webHidden/>
+          </w:rPr>
+        </w:r>
+        <w:r>
+          <w:rPr>
+            <w:rFonts w:ascii="Times New Roman" w:hAnsi="Times New Roman" w:cs="Times New Roman"/>
+            <w:noProof/>
+            <w:webHidden/>
+          </w:rPr>
+          <w:fldChar w:fldCharType="separate"/>
+        </w:r>
+        <w:r>
+          <w:rPr>
+            <w:rFonts w:ascii="Times New Roman" w:hAnsi="Times New Roman" w:cs="Times New Roman"/>
+            <w:noProof/>
+            <w:webHidden/>
+          </w:rPr>
+          <w:t>13</w:t>
+        </w:r>
+        <w:r>
+          <w:rPr>
+            <w:rFonts w:ascii="Times New Roman" w:hAnsi="Times New Roman" w:cs="Times New Roman"/>
+            <w:noProof/>
+            <w:webHidden/>
+          </w:rPr>
+          <w:fldChar w:fldCharType="end"/>
+        </w:r>
+      </w:hyperlink>
+    </w:p>
+    <w:p>
+      <w:pPr>
+        <w:pStyle w:val="TOC1"/>
+        <w:rPr>
+          <w:rFonts w:ascii="Times New Roman" w:eastAsiaTheme="minorEastAsia" w:hAnsi="Times New Roman" w:cs="Times New Roman"/>
+          <w:b w:val="0"/>
+          <w:bCs w:val="0"/>
+          <w:caps w:val="0"/>
+          <w:noProof/>
+          <w:sz w:val="24"/>
+          <w:szCs w:val="24"/>
+        </w:rPr>
+      </w:pPr>
+      <w:hyperlink w:anchor="_Toc225505517" w:history="1">
+        <w:r>
+          <w:rPr>
+            <w:rStyle w:val="Hyperlink"/>
+            <w:rFonts w:ascii="Times New Roman" w:hAnsi="Times New Roman"/>
+            <w:noProof/>
+          </w:rPr>
+          <w:t>3</w:t>
+        </w:r>
+        <w:r>
+          <w:rPr>
+            <w:rFonts w:ascii="Times New Roman" w:eastAsiaTheme="minorEastAsia" w:hAnsi="Times New Roman" w:cs="Times New Roman"/>
+            <w:b w:val="0"/>
+            <w:bCs w:val="0"/>
+            <w:caps w:val="0"/>
+            <w:noProof/>
+            <w:sz w:val="24"/>
+            <w:szCs w:val="24"/>
+          </w:rPr>
+          <w:tab/>
+        </w:r>
+        <w:r>
+          <w:rPr>
+            <w:rStyle w:val="Hyperlink"/>
+            <w:rFonts w:ascii="Times New Roman" w:hAnsi="Times New Roman"/>
+            <w:noProof/>
+          </w:rPr>
+          <w:t>Output Files</w:t>
+        </w:r>
+        <w:r>
+          <w:rPr>
+            <w:rFonts w:ascii="Times New Roman" w:hAnsi="Times New Roman" w:cs="Times New Roman"/>
+            <w:noProof/>
+            <w:webHidden/>
+          </w:rPr>
+          <w:tab/>
+        </w:r>
+        <w:r>
+          <w:rPr>
+            <w:rFonts w:ascii="Times New Roman" w:hAnsi="Times New Roman" w:cs="Times New Roman"/>
+            <w:noProof/>
+            <w:webHidden/>
+          </w:rPr>
+          <w:fldChar w:fldCharType="begin"/>
+        </w:r>
+        <w:r>
+          <w:rPr>
+            <w:rFonts w:ascii="Times New Roman" w:hAnsi="Times New Roman" w:cs="Times New Roman"/>
+            <w:noProof/>
+            <w:webHidden/>
+          </w:rPr>
+          <w:instrText xml:space="preserve"> PAGEREF _Toc225505517 \h </w:instrText>
+        </w:r>
+        <w:r>
+          <w:rPr>
+            <w:rFonts w:ascii="Times New Roman" w:hAnsi="Times New Roman" w:cs="Times New Roman"/>
+            <w:noProof/>
+            <w:webHidden/>
+          </w:rPr>
+        </w:r>
+        <w:r>
+          <w:rPr>
+            <w:rFonts w:ascii="Times New Roman" w:hAnsi="Times New Roman" w:cs="Times New Roman"/>
+            <w:noProof/>
+            <w:webHidden/>
+          </w:rPr>
+          <w:fldChar w:fldCharType="separate"/>
+        </w:r>
+        <w:r>
+          <w:rPr>
+            <w:rFonts w:ascii="Times New Roman" w:hAnsi="Times New Roman" w:cs="Times New Roman"/>
             <w:noProof/>
             <w:webHidden/>
           </w:rPr>
@@ -3214,6 +3390,195 @@
         </w:r>
         <w:r>
           <w:rPr>
+            <w:rFonts w:ascii="Times New Roman" w:hAnsi="Times New Roman" w:cs="Times New Roman"/>
+            <w:noProof/>
+            <w:webHidden/>
+          </w:rPr>
+          <w:fldChar w:fldCharType="end"/>
+        </w:r>
+      </w:hyperlink>
+    </w:p>
+    <w:p>
+      <w:pPr>
+        <w:pStyle w:val="TOC2"/>
+        <w:spacing w:after="0"/>
+        <w:rPr>
+          <w:rFonts w:ascii="Times New Roman" w:eastAsiaTheme="minorEastAsia" w:hAnsi="Times New Roman" w:cs="Times New Roman"/>
+          <w:noProof/>
+          <w:sz w:val="24"/>
+          <w:szCs w:val="24"/>
+        </w:rPr>
+      </w:pPr>
+      <w:hyperlink w:anchor="_Toc225505518" w:history="1">
+        <w:r>
+          <w:rPr>
+            <w:rStyle w:val="Hyperlink"/>
+            <w:rFonts w:ascii="Times New Roman" w:hAnsi="Times New Roman"/>
+            <w:noProof/>
+          </w:rPr>
+          <w:t>3.1</w:t>
+        </w:r>
+        <w:r>
+          <w:rPr>
+            <w:rFonts w:ascii="Times New Roman" w:eastAsiaTheme="minorEastAsia" w:hAnsi="Times New Roman" w:cs="Times New Roman"/>
+            <w:noProof/>
+            <w:sz w:val="24"/>
+            <w:szCs w:val="24"/>
+          </w:rPr>
+          <w:tab/>
+        </w:r>
+        <w:r>
+          <w:rPr>
+            <w:rStyle w:val="Hyperlink"/>
+            <w:rFonts w:ascii="Times New Roman" w:hAnsi="Times New Roman"/>
+            <w:noProof/>
+          </w:rPr>
+          <w:t>Max Wind Speeds Maps</w:t>
+        </w:r>
+        <w:r>
+          <w:rPr>
+            <w:rFonts w:ascii="Times New Roman" w:hAnsi="Times New Roman" w:cs="Times New Roman"/>
+            <w:noProof/>
+            <w:webHidden/>
+          </w:rPr>
+          <w:tab/>
+        </w:r>
+        <w:r>
+          <w:rPr>
+            <w:rFonts w:ascii="Times New Roman" w:hAnsi="Times New Roman" w:cs="Times New Roman"/>
+            <w:noProof/>
+            <w:webHidden/>
+          </w:rPr>
+          <w:fldChar w:fldCharType="begin"/>
+        </w:r>
+        <w:r>
+          <w:rPr>
+            <w:rFonts w:ascii="Times New Roman" w:hAnsi="Times New Roman" w:cs="Times New Roman"/>
+            <w:noProof/>
+            <w:webHidden/>
+          </w:rPr>
+          <w:instrText xml:space="preserve"> PAGEREF _Toc225505518 \h </w:instrText>
+        </w:r>
+        <w:r>
+          <w:rPr>
+            <w:rFonts w:ascii="Times New Roman" w:hAnsi="Times New Roman" w:cs="Times New Roman"/>
+            <w:noProof/>
+            <w:webHidden/>
+          </w:rPr>
+        </w:r>
+        <w:r>
+          <w:rPr>
+            <w:rFonts w:ascii="Times New Roman" w:hAnsi="Times New Roman" w:cs="Times New Roman"/>
+            <w:noProof/>
+            <w:webHidden/>
+          </w:rPr>
+          <w:fldChar w:fldCharType="separate"/>
+        </w:r>
+        <w:r>
+          <w:rPr>
+            <w:rFonts w:ascii="Times New Roman" w:hAnsi="Times New Roman" w:cs="Times New Roman"/>
+            <w:noProof/>
+            <w:webHidden/>
+          </w:rPr>
+          <w:t>14</w:t>
+        </w:r>
+        <w:r>
+          <w:rPr>
+            <w:rFonts w:ascii="Times New Roman" w:hAnsi="Times New Roman" w:cs="Times New Roman"/>
+            <w:noProof/>
+            <w:webHidden/>
+          </w:rPr>
+          <w:fldChar w:fldCharType="end"/>
+        </w:r>
+      </w:hyperlink>
+    </w:p>
+    <w:p>
+      <w:pPr>
+        <w:pStyle w:val="TOC2"/>
+        <w:spacing w:after="0"/>
+        <w:rPr>
+          <w:rFonts w:ascii="Times New Roman" w:eastAsiaTheme="minorEastAsia" w:hAnsi="Times New Roman" w:cs="Times New Roman"/>
+          <w:noProof/>
+          <w:sz w:val="24"/>
+          <w:szCs w:val="24"/>
+        </w:rPr>
+      </w:pPr>
+      <w:hyperlink w:anchor="_Toc225505519" w:history="1">
+        <w:r>
+          <w:rPr>
+            <w:rStyle w:val="Hyperlink"/>
+            <w:rFonts w:ascii="Times New Roman" w:hAnsi="Times New Roman"/>
+            <w:noProof/>
+          </w:rPr>
+          <w:t>3.2</w:t>
+        </w:r>
+        <w:r>
+          <w:rPr>
+            <w:rFonts w:ascii="Times New Roman" w:eastAsiaTheme="minorEastAsia" w:hAnsi="Times New Roman" w:cs="Times New Roman"/>
+            <w:noProof/>
+            <w:sz w:val="24"/>
+            <w:szCs w:val="24"/>
+          </w:rPr>
+          <w:tab/>
+        </w:r>
+        <w:r>
+          <w:rPr>
+            <w:rStyle w:val="Hyperlink"/>
+            <w:rFonts w:ascii="Times New Roman" w:hAnsi="Times New Roman"/>
+            <w:noProof/>
+          </w:rPr>
+          <w:t>Hurricane Events Log</w:t>
+        </w:r>
+        <w:r>
+          <w:rPr>
+            <w:rFonts w:ascii="Times New Roman" w:hAnsi="Times New Roman" w:cs="Times New Roman"/>
+            <w:noProof/>
+            <w:webHidden/>
+          </w:rPr>
+          <w:tab/>
+        </w:r>
+        <w:r>
+          <w:rPr>
+            <w:rFonts w:ascii="Times New Roman" w:hAnsi="Times New Roman" w:cs="Times New Roman"/>
+            <w:noProof/>
+            <w:webHidden/>
+          </w:rPr>
+          <w:fldChar w:fldCharType="begin"/>
+        </w:r>
+        <w:r>
+          <w:rPr>
+            <w:rFonts w:ascii="Times New Roman" w:hAnsi="Times New Roman" w:cs="Times New Roman"/>
+            <w:noProof/>
+            <w:webHidden/>
+          </w:rPr>
+          <w:instrText xml:space="preserve"> PAGEREF _Toc225505519 \h </w:instrText>
+        </w:r>
+        <w:r>
+          <w:rPr>
+            <w:rFonts w:ascii="Times New Roman" w:hAnsi="Times New Roman" w:cs="Times New Roman"/>
+            <w:noProof/>
+            <w:webHidden/>
+          </w:rPr>
+        </w:r>
+        <w:r>
+          <w:rPr>
+            <w:rFonts w:ascii="Times New Roman" w:hAnsi="Times New Roman" w:cs="Times New Roman"/>
+            <w:noProof/>
+            <w:webHidden/>
+          </w:rPr>
+          <w:fldChar w:fldCharType="separate"/>
+        </w:r>
+        <w:r>
+          <w:rPr>
+            <w:rFonts w:ascii="Times New Roman" w:hAnsi="Times New Roman" w:cs="Times New Roman"/>
+            <w:noProof/>
+            <w:webHidden/>
+          </w:rPr>
+          <w:t>14</w:t>
+        </w:r>
+        <w:r>
+          <w:rPr>
+            <w:rFonts w:ascii="Times New Roman" w:hAnsi="Times New Roman" w:cs="Times New Roman"/>
             <w:noProof/>
             <w:webHidden/>
           </w:rPr>
@@ -3228,8 +3593,9 @@
           <w:tab w:val="left" w:pos="1200"/>
           <w:tab w:val="right" w:leader="dot" w:pos="8976"/>
         </w:tabs>
-        <w:rPr>
-          <w:rFonts w:eastAsiaTheme="minorEastAsia"/>
+        <w:spacing w:after="0" w:line="240" w:lineRule="auto"/>
+        <w:rPr>
+          <w:rFonts w:ascii="Times New Roman" w:eastAsiaTheme="minorEastAsia" w:hAnsi="Times New Roman" w:cs="Times New Roman"/>
           <w:i w:val="0"/>
           <w:iCs w:val="0"/>
           <w:noProof/>
@@ -3237,17 +3603,18 @@
           <w:szCs w:val="24"/>
         </w:rPr>
       </w:pPr>
-      <w:hyperlink w:anchor="_Toc210715386" w:history="1">
+      <w:hyperlink w:anchor="_Toc225505520" w:history="1">
         <w:r>
           <w:rPr>
             <w:rStyle w:val="Hyperlink"/>
-            <w:noProof/>
-          </w:rPr>
-          <w:t>3.2.2</w:t>
-        </w:r>
-        <w:r>
-          <w:rPr>
-            <w:rFonts w:eastAsiaTheme="minorEastAsia"/>
+            <w:rFonts w:ascii="Times New Roman" w:hAnsi="Times New Roman"/>
+            <w:noProof/>
+          </w:rPr>
+          <w:t>3.2.1</w:t>
+        </w:r>
+        <w:r>
+          <w:rPr>
+            <w:rFonts w:ascii="Times New Roman" w:eastAsiaTheme="minorEastAsia" w:hAnsi="Times New Roman" w:cs="Times New Roman"/>
             <w:i w:val="0"/>
             <w:iCs w:val="0"/>
             <w:noProof/>
@@ -3259,12 +3626,14 @@
         <w:r>
           <w:rPr>
             <w:rStyle w:val="Hyperlink"/>
-            <w:noProof/>
-          </w:rPr>
-          <w:t>Year</w:t>
-        </w:r>
-        <w:r>
-          <w:rPr>
+            <w:rFonts w:ascii="Times New Roman" w:hAnsi="Times New Roman"/>
+            <w:noProof/>
+          </w:rPr>
+          <w:t>Time</w:t>
+        </w:r>
+        <w:r>
+          <w:rPr>
+            <w:rFonts w:ascii="Times New Roman" w:hAnsi="Times New Roman" w:cs="Times New Roman"/>
             <w:noProof/>
             <w:webHidden/>
           </w:rPr>
@@ -3272,6 +3641,7 @@
         </w:r>
         <w:r>
           <w:rPr>
+            <w:rFonts w:ascii="Times New Roman" w:hAnsi="Times New Roman" w:cs="Times New Roman"/>
             <w:noProof/>
             <w:webHidden/>
           </w:rPr>
@@ -3279,19 +3649,22 @@
         </w:r>
         <w:r>
           <w:rPr>
-            <w:noProof/>
-            <w:webHidden/>
-          </w:rPr>
-          <w:instrText xml:space="preserve"> PAGEREF _Toc210715386 \h </w:instrText>
-        </w:r>
-        <w:r>
-          <w:rPr>
-            <w:noProof/>
-            <w:webHidden/>
-          </w:rPr>
-        </w:r>
-        <w:r>
-          <w:rPr>
+            <w:rFonts w:ascii="Times New Roman" w:hAnsi="Times New Roman" w:cs="Times New Roman"/>
+            <w:noProof/>
+            <w:webHidden/>
+          </w:rPr>
+          <w:instrText xml:space="preserve"> PAGEREF _Toc225505520 \h </w:instrText>
+        </w:r>
+        <w:r>
+          <w:rPr>
+            <w:rFonts w:ascii="Times New Roman" w:hAnsi="Times New Roman" w:cs="Times New Roman"/>
+            <w:noProof/>
+            <w:webHidden/>
+          </w:rPr>
+        </w:r>
+        <w:r>
+          <w:rPr>
+            <w:rFonts w:ascii="Times New Roman" w:hAnsi="Times New Roman" w:cs="Times New Roman"/>
             <w:noProof/>
             <w:webHidden/>
           </w:rPr>
@@ -3299,6 +3672,7 @@
         </w:r>
         <w:r>
           <w:rPr>
+            <w:rFonts w:ascii="Times New Roman" w:hAnsi="Times New Roman" w:cs="Times New Roman"/>
             <w:noProof/>
             <w:webHidden/>
           </w:rPr>
@@ -3306,6 +3680,7 @@
         </w:r>
         <w:r>
           <w:rPr>
+            <w:rFonts w:ascii="Times New Roman" w:hAnsi="Times New Roman" w:cs="Times New Roman"/>
             <w:noProof/>
             <w:webHidden/>
           </w:rPr>
@@ -3320,8 +3695,9 @@
           <w:tab w:val="left" w:pos="1200"/>
           <w:tab w:val="right" w:leader="dot" w:pos="8976"/>
         </w:tabs>
-        <w:rPr>
-          <w:rFonts w:eastAsiaTheme="minorEastAsia"/>
+        <w:spacing w:after="0" w:line="240" w:lineRule="auto"/>
+        <w:rPr>
+          <w:rFonts w:ascii="Times New Roman" w:eastAsiaTheme="minorEastAsia" w:hAnsi="Times New Roman" w:cs="Times New Roman"/>
           <w:i w:val="0"/>
           <w:iCs w:val="0"/>
           <w:noProof/>
@@ -3329,17 +3705,18 @@
           <w:szCs w:val="24"/>
         </w:rPr>
       </w:pPr>
-      <w:hyperlink w:anchor="_Toc210715387" w:history="1">
+      <w:hyperlink w:anchor="_Toc225505521" w:history="1">
         <w:r>
           <w:rPr>
             <w:rStyle w:val="Hyperlink"/>
-            <w:noProof/>
-          </w:rPr>
-          <w:t>3.2.3</w:t>
-        </w:r>
-        <w:r>
-          <w:rPr>
-            <w:rFonts w:eastAsiaTheme="minorEastAsia"/>
+            <w:rFonts w:ascii="Times New Roman" w:hAnsi="Times New Roman"/>
+            <w:noProof/>
+          </w:rPr>
+          <w:t>3.2.2</w:t>
+        </w:r>
+        <w:r>
+          <w:rPr>
+            <w:rFonts w:ascii="Times New Roman" w:eastAsiaTheme="minorEastAsia" w:hAnsi="Times New Roman" w:cs="Times New Roman"/>
             <w:i w:val="0"/>
             <w:iCs w:val="0"/>
             <w:noProof/>
@@ -3351,12 +3728,14 @@
         <w:r>
           <w:rPr>
             <w:rStyle w:val="Hyperlink"/>
-            <w:noProof/>
-          </w:rPr>
-          <w:t>HNumber</w:t>
-        </w:r>
-        <w:r>
-          <w:rPr>
+            <w:rFonts w:ascii="Times New Roman" w:hAnsi="Times New Roman"/>
+            <w:noProof/>
+          </w:rPr>
+          <w:t>Year</w:t>
+        </w:r>
+        <w:r>
+          <w:rPr>
+            <w:rFonts w:ascii="Times New Roman" w:hAnsi="Times New Roman" w:cs="Times New Roman"/>
             <w:noProof/>
             <w:webHidden/>
           </w:rPr>
@@ -3364,6 +3743,7 @@
         </w:r>
         <w:r>
           <w:rPr>
+            <w:rFonts w:ascii="Times New Roman" w:hAnsi="Times New Roman" w:cs="Times New Roman"/>
             <w:noProof/>
             <w:webHidden/>
           </w:rPr>
@@ -3371,19 +3751,22 @@
         </w:r>
         <w:r>
           <w:rPr>
-            <w:noProof/>
-            <w:webHidden/>
-          </w:rPr>
-          <w:instrText xml:space="preserve"> PAGEREF _Toc210715387 \h </w:instrText>
-        </w:r>
-        <w:r>
-          <w:rPr>
-            <w:noProof/>
-            <w:webHidden/>
-          </w:rPr>
-        </w:r>
-        <w:r>
-          <w:rPr>
+            <w:rFonts w:ascii="Times New Roman" w:hAnsi="Times New Roman" w:cs="Times New Roman"/>
+            <w:noProof/>
+            <w:webHidden/>
+          </w:rPr>
+          <w:instrText xml:space="preserve"> PAGEREF _Toc225505521 \h </w:instrText>
+        </w:r>
+        <w:r>
+          <w:rPr>
+            <w:rFonts w:ascii="Times New Roman" w:hAnsi="Times New Roman" w:cs="Times New Roman"/>
+            <w:noProof/>
+            <w:webHidden/>
+          </w:rPr>
+        </w:r>
+        <w:r>
+          <w:rPr>
+            <w:rFonts w:ascii="Times New Roman" w:hAnsi="Times New Roman" w:cs="Times New Roman"/>
             <w:noProof/>
             <w:webHidden/>
           </w:rPr>
@@ -3391,6 +3774,7 @@
         </w:r>
         <w:r>
           <w:rPr>
+            <w:rFonts w:ascii="Times New Roman" w:hAnsi="Times New Roman" w:cs="Times New Roman"/>
             <w:noProof/>
             <w:webHidden/>
           </w:rPr>
@@ -3398,6 +3782,7 @@
         </w:r>
         <w:r>
           <w:rPr>
+            <w:rFonts w:ascii="Times New Roman" w:hAnsi="Times New Roman" w:cs="Times New Roman"/>
             <w:noProof/>
             <w:webHidden/>
           </w:rPr>
@@ -3412,8 +3797,9 @@
           <w:tab w:val="left" w:pos="1200"/>
           <w:tab w:val="right" w:leader="dot" w:pos="8976"/>
         </w:tabs>
-        <w:rPr>
-          <w:rFonts w:eastAsiaTheme="minorEastAsia"/>
+        <w:spacing w:after="0" w:line="240" w:lineRule="auto"/>
+        <w:rPr>
+          <w:rFonts w:ascii="Times New Roman" w:eastAsiaTheme="minorEastAsia" w:hAnsi="Times New Roman" w:cs="Times New Roman"/>
           <w:i w:val="0"/>
           <w:iCs w:val="0"/>
           <w:noProof/>
@@ -3421,17 +3807,18 @@
           <w:szCs w:val="24"/>
         </w:rPr>
       </w:pPr>
-      <w:hyperlink w:anchor="_Toc210715388" w:history="1">
+      <w:hyperlink w:anchor="_Toc225505522" w:history="1">
         <w:r>
           <w:rPr>
             <w:rStyle w:val="Hyperlink"/>
-            <w:noProof/>
-          </w:rPr>
-          <w:t>3.2.4</w:t>
-        </w:r>
-        <w:r>
-          <w:rPr>
-            <w:rFonts w:eastAsiaTheme="minorEastAsia"/>
+            <w:rFonts w:ascii="Times New Roman" w:hAnsi="Times New Roman"/>
+            <w:noProof/>
+          </w:rPr>
+          <w:t>3.2.3</w:t>
+        </w:r>
+        <w:r>
+          <w:rPr>
+            <w:rFonts w:ascii="Times New Roman" w:eastAsiaTheme="minorEastAsia" w:hAnsi="Times New Roman" w:cs="Times New Roman"/>
             <w:i w:val="0"/>
             <w:iCs w:val="0"/>
             <w:noProof/>
@@ -3443,12 +3830,14 @@
         <w:r>
           <w:rPr>
             <w:rStyle w:val="Hyperlink"/>
-            <w:noProof/>
-          </w:rPr>
-          <w:t>LandfallLatitude</w:t>
-        </w:r>
-        <w:r>
-          <w:rPr>
+            <w:rFonts w:ascii="Times New Roman" w:hAnsi="Times New Roman"/>
+            <w:noProof/>
+          </w:rPr>
+          <w:t>HNumber</w:t>
+        </w:r>
+        <w:r>
+          <w:rPr>
+            <w:rFonts w:ascii="Times New Roman" w:hAnsi="Times New Roman" w:cs="Times New Roman"/>
             <w:noProof/>
             <w:webHidden/>
           </w:rPr>
@@ -3456,6 +3845,7 @@
         </w:r>
         <w:r>
           <w:rPr>
+            <w:rFonts w:ascii="Times New Roman" w:hAnsi="Times New Roman" w:cs="Times New Roman"/>
             <w:noProof/>
             <w:webHidden/>
           </w:rPr>
@@ -3463,19 +3853,22 @@
         </w:r>
         <w:r>
           <w:rPr>
-            <w:noProof/>
-            <w:webHidden/>
-          </w:rPr>
-          <w:instrText xml:space="preserve"> PAGEREF _Toc210715388 \h </w:instrText>
-        </w:r>
-        <w:r>
-          <w:rPr>
-            <w:noProof/>
-            <w:webHidden/>
-          </w:rPr>
-        </w:r>
-        <w:r>
-          <w:rPr>
+            <w:rFonts w:ascii="Times New Roman" w:hAnsi="Times New Roman" w:cs="Times New Roman"/>
+            <w:noProof/>
+            <w:webHidden/>
+          </w:rPr>
+          <w:instrText xml:space="preserve"> PAGEREF _Toc225505522 \h </w:instrText>
+        </w:r>
+        <w:r>
+          <w:rPr>
+            <w:rFonts w:ascii="Times New Roman" w:hAnsi="Times New Roman" w:cs="Times New Roman"/>
+            <w:noProof/>
+            <w:webHidden/>
+          </w:rPr>
+        </w:r>
+        <w:r>
+          <w:rPr>
+            <w:rFonts w:ascii="Times New Roman" w:hAnsi="Times New Roman" w:cs="Times New Roman"/>
             <w:noProof/>
             <w:webHidden/>
           </w:rPr>
@@ -3483,6 +3876,7 @@
         </w:r>
         <w:r>
           <w:rPr>
+            <w:rFonts w:ascii="Times New Roman" w:hAnsi="Times New Roman" w:cs="Times New Roman"/>
             <w:noProof/>
             <w:webHidden/>
           </w:rPr>
@@ -3490,6 +3884,7 @@
         </w:r>
         <w:r>
           <w:rPr>
+            <w:rFonts w:ascii="Times New Roman" w:hAnsi="Times New Roman" w:cs="Times New Roman"/>
             <w:noProof/>
             <w:webHidden/>
           </w:rPr>
@@ -3504,8 +3899,9 @@
           <w:tab w:val="left" w:pos="1200"/>
           <w:tab w:val="right" w:leader="dot" w:pos="8976"/>
         </w:tabs>
-        <w:rPr>
-          <w:rFonts w:eastAsiaTheme="minorEastAsia"/>
+        <w:spacing w:after="0" w:line="240" w:lineRule="auto"/>
+        <w:rPr>
+          <w:rFonts w:ascii="Times New Roman" w:eastAsiaTheme="minorEastAsia" w:hAnsi="Times New Roman" w:cs="Times New Roman"/>
           <w:i w:val="0"/>
           <w:iCs w:val="0"/>
           <w:noProof/>
@@ -3513,17 +3909,18 @@
           <w:szCs w:val="24"/>
         </w:rPr>
       </w:pPr>
-      <w:hyperlink w:anchor="_Toc210715389" w:history="1">
+      <w:hyperlink w:anchor="_Toc225505523" w:history="1">
         <w:r>
           <w:rPr>
             <w:rStyle w:val="Hyperlink"/>
-            <w:noProof/>
-          </w:rPr>
-          <w:t>3.2.5</w:t>
-        </w:r>
-        <w:r>
-          <w:rPr>
-            <w:rFonts w:eastAsiaTheme="minorEastAsia"/>
+            <w:rFonts w:ascii="Times New Roman" w:hAnsi="Times New Roman"/>
+            <w:noProof/>
+          </w:rPr>
+          <w:t>3.2.4</w:t>
+        </w:r>
+        <w:r>
+          <w:rPr>
+            <w:rFonts w:ascii="Times New Roman" w:eastAsiaTheme="minorEastAsia" w:hAnsi="Times New Roman" w:cs="Times New Roman"/>
             <w:i w:val="0"/>
             <w:iCs w:val="0"/>
             <w:noProof/>
@@ -3535,12 +3932,14 @@
         <w:r>
           <w:rPr>
             <w:rStyle w:val="Hyperlink"/>
-            <w:noProof/>
-          </w:rPr>
-          <w:t>LandfallMaxWindSpeed</w:t>
-        </w:r>
-        <w:r>
-          <w:rPr>
+            <w:rFonts w:ascii="Times New Roman" w:hAnsi="Times New Roman"/>
+            <w:noProof/>
+          </w:rPr>
+          <w:t>LandfallLatitude</w:t>
+        </w:r>
+        <w:r>
+          <w:rPr>
+            <w:rFonts w:ascii="Times New Roman" w:hAnsi="Times New Roman" w:cs="Times New Roman"/>
             <w:noProof/>
             <w:webHidden/>
           </w:rPr>
@@ -3548,6 +3947,7 @@
         </w:r>
         <w:r>
           <w:rPr>
+            <w:rFonts w:ascii="Times New Roman" w:hAnsi="Times New Roman" w:cs="Times New Roman"/>
             <w:noProof/>
             <w:webHidden/>
           </w:rPr>
@@ -3555,19 +3955,22 @@
         </w:r>
         <w:r>
           <w:rPr>
-            <w:noProof/>
-            <w:webHidden/>
-          </w:rPr>
-          <w:instrText xml:space="preserve"> PAGEREF _Toc210715389 \h </w:instrText>
-        </w:r>
-        <w:r>
-          <w:rPr>
-            <w:noProof/>
-            <w:webHidden/>
-          </w:rPr>
-        </w:r>
-        <w:r>
-          <w:rPr>
+            <w:rFonts w:ascii="Times New Roman" w:hAnsi="Times New Roman" w:cs="Times New Roman"/>
+            <w:noProof/>
+            <w:webHidden/>
+          </w:rPr>
+          <w:instrText xml:space="preserve"> PAGEREF _Toc225505523 \h </w:instrText>
+        </w:r>
+        <w:r>
+          <w:rPr>
+            <w:rFonts w:ascii="Times New Roman" w:hAnsi="Times New Roman" w:cs="Times New Roman"/>
+            <w:noProof/>
+            <w:webHidden/>
+          </w:rPr>
+        </w:r>
+        <w:r>
+          <w:rPr>
+            <w:rFonts w:ascii="Times New Roman" w:hAnsi="Times New Roman" w:cs="Times New Roman"/>
             <w:noProof/>
             <w:webHidden/>
           </w:rPr>
@@ -3575,6 +3978,7 @@
         </w:r>
         <w:r>
           <w:rPr>
+            <w:rFonts w:ascii="Times New Roman" w:hAnsi="Times New Roman" w:cs="Times New Roman"/>
             <w:noProof/>
             <w:webHidden/>
           </w:rPr>
@@ -3582,6 +3986,7 @@
         </w:r>
         <w:r>
           <w:rPr>
+            <w:rFonts w:ascii="Times New Roman" w:hAnsi="Times New Roman" w:cs="Times New Roman"/>
             <w:noProof/>
             <w:webHidden/>
           </w:rPr>
@@ -3596,8 +4001,9 @@
           <w:tab w:val="left" w:pos="1200"/>
           <w:tab w:val="right" w:leader="dot" w:pos="8976"/>
         </w:tabs>
-        <w:rPr>
-          <w:rFonts w:eastAsiaTheme="minorEastAsia"/>
+        <w:spacing w:after="0" w:line="240" w:lineRule="auto"/>
+        <w:rPr>
+          <w:rFonts w:ascii="Times New Roman" w:eastAsiaTheme="minorEastAsia" w:hAnsi="Times New Roman" w:cs="Times New Roman"/>
           <w:i w:val="0"/>
           <w:iCs w:val="0"/>
           <w:noProof/>
@@ -3605,17 +4011,18 @@
           <w:szCs w:val="24"/>
         </w:rPr>
       </w:pPr>
-      <w:hyperlink w:anchor="_Toc210715390" w:history="1">
+      <w:hyperlink w:anchor="_Toc225505524" w:history="1">
         <w:r>
           <w:rPr>
             <w:rStyle w:val="Hyperlink"/>
-            <w:noProof/>
-          </w:rPr>
-          <w:t>3.2.6</w:t>
-        </w:r>
-        <w:r>
-          <w:rPr>
-            <w:rFonts w:eastAsiaTheme="minorEastAsia"/>
+            <w:rFonts w:ascii="Times New Roman" w:hAnsi="Times New Roman"/>
+            <w:noProof/>
+          </w:rPr>
+          <w:t>3.2.5</w:t>
+        </w:r>
+        <w:r>
+          <w:rPr>
+            <w:rFonts w:ascii="Times New Roman" w:eastAsiaTheme="minorEastAsia" w:hAnsi="Times New Roman" w:cs="Times New Roman"/>
             <w:i w:val="0"/>
             <w:iCs w:val="0"/>
             <w:noProof/>
@@ -3627,12 +4034,14 @@
         <w:r>
           <w:rPr>
             <w:rStyle w:val="Hyperlink"/>
-            <w:noProof/>
-          </w:rPr>
-          <w:t>PathHeading</w:t>
-        </w:r>
-        <w:r>
-          <w:rPr>
+            <w:rFonts w:ascii="Times New Roman" w:hAnsi="Times New Roman"/>
+            <w:noProof/>
+          </w:rPr>
+          <w:t>LandfallMaxWindSpeed</w:t>
+        </w:r>
+        <w:r>
+          <w:rPr>
+            <w:rFonts w:ascii="Times New Roman" w:hAnsi="Times New Roman" w:cs="Times New Roman"/>
             <w:noProof/>
             <w:webHidden/>
           </w:rPr>
@@ -3640,6 +4049,7 @@
         </w:r>
         <w:r>
           <w:rPr>
+            <w:rFonts w:ascii="Times New Roman" w:hAnsi="Times New Roman" w:cs="Times New Roman"/>
             <w:noProof/>
             <w:webHidden/>
           </w:rPr>
@@ -3647,19 +4057,22 @@
         </w:r>
         <w:r>
           <w:rPr>
-            <w:noProof/>
-            <w:webHidden/>
-          </w:rPr>
-          <w:instrText xml:space="preserve"> PAGEREF _Toc210715390 \h </w:instrText>
-        </w:r>
-        <w:r>
-          <w:rPr>
-            <w:noProof/>
-            <w:webHidden/>
-          </w:rPr>
-        </w:r>
-        <w:r>
-          <w:rPr>
+            <w:rFonts w:ascii="Times New Roman" w:hAnsi="Times New Roman" w:cs="Times New Roman"/>
+            <w:noProof/>
+            <w:webHidden/>
+          </w:rPr>
+          <w:instrText xml:space="preserve"> PAGEREF _Toc225505524 \h </w:instrText>
+        </w:r>
+        <w:r>
+          <w:rPr>
+            <w:rFonts w:ascii="Times New Roman" w:hAnsi="Times New Roman" w:cs="Times New Roman"/>
+            <w:noProof/>
+            <w:webHidden/>
+          </w:rPr>
+        </w:r>
+        <w:r>
+          <w:rPr>
+            <w:rFonts w:ascii="Times New Roman" w:hAnsi="Times New Roman" w:cs="Times New Roman"/>
             <w:noProof/>
             <w:webHidden/>
           </w:rPr>
@@ -3667,6 +4080,7 @@
         </w:r>
         <w:r>
           <w:rPr>
+            <w:rFonts w:ascii="Times New Roman" w:hAnsi="Times New Roman" w:cs="Times New Roman"/>
             <w:noProof/>
             <w:webHidden/>
           </w:rPr>
@@ -3674,6 +4088,7 @@
         </w:r>
         <w:r>
           <w:rPr>
+            <w:rFonts w:ascii="Times New Roman" w:hAnsi="Times New Roman" w:cs="Times New Roman"/>
             <w:noProof/>
             <w:webHidden/>
           </w:rPr>
@@ -3688,8 +4103,9 @@
           <w:tab w:val="left" w:pos="1200"/>
           <w:tab w:val="right" w:leader="dot" w:pos="8976"/>
         </w:tabs>
-        <w:rPr>
-          <w:rFonts w:eastAsiaTheme="minorEastAsia"/>
+        <w:spacing w:after="0" w:line="240" w:lineRule="auto"/>
+        <w:rPr>
+          <w:rFonts w:ascii="Times New Roman" w:eastAsiaTheme="minorEastAsia" w:hAnsi="Times New Roman" w:cs="Times New Roman"/>
           <w:i w:val="0"/>
           <w:iCs w:val="0"/>
           <w:noProof/>
@@ -3697,17 +4113,18 @@
           <w:szCs w:val="24"/>
         </w:rPr>
       </w:pPr>
-      <w:hyperlink w:anchor="_Toc210715391" w:history="1">
+      <w:hyperlink w:anchor="_Toc225505525" w:history="1">
         <w:r>
           <w:rPr>
             <w:rStyle w:val="Hyperlink"/>
-            <w:noProof/>
-          </w:rPr>
-          <w:t>3.2.7</w:t>
-        </w:r>
-        <w:r>
-          <w:rPr>
-            <w:rFonts w:eastAsiaTheme="minorEastAsia"/>
+            <w:rFonts w:ascii="Times New Roman" w:hAnsi="Times New Roman"/>
+            <w:noProof/>
+          </w:rPr>
+          <w:t>3.2.6</w:t>
+        </w:r>
+        <w:r>
+          <w:rPr>
+            <w:rFonts w:ascii="Times New Roman" w:eastAsiaTheme="minorEastAsia" w:hAnsi="Times New Roman" w:cs="Times New Roman"/>
             <w:i w:val="0"/>
             <w:iCs w:val="0"/>
             <w:noProof/>
@@ -3719,12 +4136,14 @@
         <w:r>
           <w:rPr>
             <w:rStyle w:val="Hyperlink"/>
-            <w:noProof/>
-          </w:rPr>
-          <w:t>StudyAreaMaxWindspeed</w:t>
-        </w:r>
-        <w:r>
-          <w:rPr>
+            <w:rFonts w:ascii="Times New Roman" w:hAnsi="Times New Roman"/>
+            <w:noProof/>
+          </w:rPr>
+          <w:t>PathHeading</w:t>
+        </w:r>
+        <w:r>
+          <w:rPr>
+            <w:rFonts w:ascii="Times New Roman" w:hAnsi="Times New Roman" w:cs="Times New Roman"/>
             <w:noProof/>
             <w:webHidden/>
           </w:rPr>
@@ -3732,6 +4151,7 @@
         </w:r>
         <w:r>
           <w:rPr>
+            <w:rFonts w:ascii="Times New Roman" w:hAnsi="Times New Roman" w:cs="Times New Roman"/>
             <w:noProof/>
             <w:webHidden/>
           </w:rPr>
@@ -3739,19 +4159,22 @@
         </w:r>
         <w:r>
           <w:rPr>
-            <w:noProof/>
-            <w:webHidden/>
-          </w:rPr>
-          <w:instrText xml:space="preserve"> PAGEREF _Toc210715391 \h </w:instrText>
-        </w:r>
-        <w:r>
-          <w:rPr>
-            <w:noProof/>
-            <w:webHidden/>
-          </w:rPr>
-        </w:r>
-        <w:r>
-          <w:rPr>
+            <w:rFonts w:ascii="Times New Roman" w:hAnsi="Times New Roman" w:cs="Times New Roman"/>
+            <w:noProof/>
+            <w:webHidden/>
+          </w:rPr>
+          <w:instrText xml:space="preserve"> PAGEREF _Toc225505525 \h </w:instrText>
+        </w:r>
+        <w:r>
+          <w:rPr>
+            <w:rFonts w:ascii="Times New Roman" w:hAnsi="Times New Roman" w:cs="Times New Roman"/>
+            <w:noProof/>
+            <w:webHidden/>
+          </w:rPr>
+        </w:r>
+        <w:r>
+          <w:rPr>
+            <w:rFonts w:ascii="Times New Roman" w:hAnsi="Times New Roman" w:cs="Times New Roman"/>
             <w:noProof/>
             <w:webHidden/>
           </w:rPr>
@@ -3759,13 +4182,15 @@
         </w:r>
         <w:r>
           <w:rPr>
-            <w:noProof/>
-            <w:webHidden/>
-          </w:rPr>
-          <w:t>15</w:t>
-        </w:r>
-        <w:r>
-          <w:rPr>
+            <w:rFonts w:ascii="Times New Roman" w:hAnsi="Times New Roman" w:cs="Times New Roman"/>
+            <w:noProof/>
+            <w:webHidden/>
+          </w:rPr>
+          <w:t>14</w:t>
+        </w:r>
+        <w:r>
+          <w:rPr>
+            <w:rFonts w:ascii="Times New Roman" w:hAnsi="Times New Roman" w:cs="Times New Roman"/>
             <w:noProof/>
             <w:webHidden/>
           </w:rPr>
@@ -3780,8 +4205,9 @@
           <w:tab w:val="left" w:pos="1200"/>
           <w:tab w:val="right" w:leader="dot" w:pos="8976"/>
         </w:tabs>
-        <w:rPr>
-          <w:rFonts w:eastAsiaTheme="minorEastAsia"/>
+        <w:spacing w:after="0" w:line="240" w:lineRule="auto"/>
+        <w:rPr>
+          <w:rFonts w:ascii="Times New Roman" w:eastAsiaTheme="minorEastAsia" w:hAnsi="Times New Roman" w:cs="Times New Roman"/>
           <w:i w:val="0"/>
           <w:iCs w:val="0"/>
           <w:noProof/>
@@ -3789,17 +4215,18 @@
           <w:szCs w:val="24"/>
         </w:rPr>
       </w:pPr>
-      <w:hyperlink w:anchor="_Toc210715392" w:history="1">
+      <w:hyperlink w:anchor="_Toc225505526" w:history="1">
         <w:r>
           <w:rPr>
             <w:rStyle w:val="Hyperlink"/>
-            <w:noProof/>
-          </w:rPr>
-          <w:t>3.2.8</w:t>
-        </w:r>
-        <w:r>
-          <w:rPr>
-            <w:rFonts w:eastAsiaTheme="minorEastAsia"/>
+            <w:rFonts w:ascii="Times New Roman" w:hAnsi="Times New Roman"/>
+            <w:noProof/>
+          </w:rPr>
+          <w:t>3.2.7</w:t>
+        </w:r>
+        <w:r>
+          <w:rPr>
+            <w:rFonts w:ascii="Times New Roman" w:eastAsiaTheme="minorEastAsia" w:hAnsi="Times New Roman" w:cs="Times New Roman"/>
             <w:i w:val="0"/>
             <w:iCs w:val="0"/>
             <w:noProof/>
@@ -3811,12 +4238,14 @@
         <w:r>
           <w:rPr>
             <w:rStyle w:val="Hyperlink"/>
-            <w:noProof/>
-          </w:rPr>
-          <w:t>StudyAreaMinWindspeed</w:t>
-        </w:r>
-        <w:r>
-          <w:rPr>
+            <w:rFonts w:ascii="Times New Roman" w:hAnsi="Times New Roman"/>
+            <w:noProof/>
+          </w:rPr>
+          <w:t>StudyAreaMaxWindspeed</w:t>
+        </w:r>
+        <w:r>
+          <w:rPr>
+            <w:rFonts w:ascii="Times New Roman" w:hAnsi="Times New Roman" w:cs="Times New Roman"/>
             <w:noProof/>
             <w:webHidden/>
           </w:rPr>
@@ -3824,6 +4253,7 @@
         </w:r>
         <w:r>
           <w:rPr>
+            <w:rFonts w:ascii="Times New Roman" w:hAnsi="Times New Roman" w:cs="Times New Roman"/>
             <w:noProof/>
             <w:webHidden/>
           </w:rPr>
@@ -3831,19 +4261,22 @@
         </w:r>
         <w:r>
           <w:rPr>
-            <w:noProof/>
-            <w:webHidden/>
-          </w:rPr>
-          <w:instrText xml:space="preserve"> PAGEREF _Toc210715392 \h </w:instrText>
-        </w:r>
-        <w:r>
-          <w:rPr>
-            <w:noProof/>
-            <w:webHidden/>
-          </w:rPr>
-        </w:r>
-        <w:r>
-          <w:rPr>
+            <w:rFonts w:ascii="Times New Roman" w:hAnsi="Times New Roman" w:cs="Times New Roman"/>
+            <w:noProof/>
+            <w:webHidden/>
+          </w:rPr>
+          <w:instrText xml:space="preserve"> PAGEREF _Toc225505526 \h </w:instrText>
+        </w:r>
+        <w:r>
+          <w:rPr>
+            <w:rFonts w:ascii="Times New Roman" w:hAnsi="Times New Roman" w:cs="Times New Roman"/>
+            <w:noProof/>
+            <w:webHidden/>
+          </w:rPr>
+        </w:r>
+        <w:r>
+          <w:rPr>
+            <w:rFonts w:ascii="Times New Roman" w:hAnsi="Times New Roman" w:cs="Times New Roman"/>
             <w:noProof/>
             <w:webHidden/>
           </w:rPr>
@@ -3851,6 +4284,7 @@
         </w:r>
         <w:r>
           <w:rPr>
+            <w:rFonts w:ascii="Times New Roman" w:hAnsi="Times New Roman" w:cs="Times New Roman"/>
             <w:noProof/>
             <w:webHidden/>
           </w:rPr>
@@ -3858,6 +4292,7 @@
         </w:r>
         <w:r>
           <w:rPr>
+            <w:rFonts w:ascii="Times New Roman" w:hAnsi="Times New Roman" w:cs="Times New Roman"/>
             <w:noProof/>
             <w:webHidden/>
           </w:rPr>
@@ -3872,8 +4307,9 @@
           <w:tab w:val="left" w:pos="1200"/>
           <w:tab w:val="right" w:leader="dot" w:pos="8976"/>
         </w:tabs>
-        <w:rPr>
-          <w:rFonts w:eastAsiaTheme="minorEastAsia"/>
+        <w:spacing w:after="0" w:line="240" w:lineRule="auto"/>
+        <w:rPr>
+          <w:rFonts w:ascii="Times New Roman" w:eastAsiaTheme="minorEastAsia" w:hAnsi="Times New Roman" w:cs="Times New Roman"/>
           <w:i w:val="0"/>
           <w:iCs w:val="0"/>
           <w:noProof/>
@@ -3881,17 +4317,18 @@
           <w:szCs w:val="24"/>
         </w:rPr>
       </w:pPr>
-      <w:hyperlink w:anchor="_Toc210715393" w:history="1">
+      <w:hyperlink w:anchor="_Toc225505527" w:history="1">
         <w:r>
           <w:rPr>
             <w:rStyle w:val="Hyperlink"/>
-            <w:noProof/>
-          </w:rPr>
-          <w:t>3.2.9</w:t>
-        </w:r>
-        <w:r>
-          <w:rPr>
-            <w:rFonts w:eastAsiaTheme="minorEastAsia"/>
+            <w:rFonts w:ascii="Times New Roman" w:hAnsi="Times New Roman"/>
+            <w:noProof/>
+          </w:rPr>
+          <w:t>3.2.8</w:t>
+        </w:r>
+        <w:r>
+          <w:rPr>
+            <w:rFonts w:ascii="Times New Roman" w:eastAsiaTheme="minorEastAsia" w:hAnsi="Times New Roman" w:cs="Times New Roman"/>
             <w:i w:val="0"/>
             <w:iCs w:val="0"/>
             <w:noProof/>
@@ -3903,12 +4340,116 @@
         <w:r>
           <w:rPr>
             <w:rStyle w:val="Hyperlink"/>
+            <w:rFonts w:ascii="Times New Roman" w:hAnsi="Times New Roman"/>
+            <w:noProof/>
+          </w:rPr>
+          <w:t>StudyAreaMinWindspeed</w:t>
+        </w:r>
+        <w:r>
+          <w:rPr>
+            <w:rFonts w:ascii="Times New Roman" w:hAnsi="Times New Roman" w:cs="Times New Roman"/>
+            <w:noProof/>
+            <w:webHidden/>
+          </w:rPr>
+          <w:tab/>
+        </w:r>
+        <w:r>
+          <w:rPr>
+            <w:rFonts w:ascii="Times New Roman" w:hAnsi="Times New Roman" w:cs="Times New Roman"/>
+            <w:noProof/>
+            <w:webHidden/>
+          </w:rPr>
+          <w:fldChar w:fldCharType="begin"/>
+        </w:r>
+        <w:r>
+          <w:rPr>
+            <w:rFonts w:ascii="Times New Roman" w:hAnsi="Times New Roman" w:cs="Times New Roman"/>
+            <w:noProof/>
+            <w:webHidden/>
+          </w:rPr>
+          <w:instrText xml:space="preserve"> PAGEREF _Toc225505527 \h </w:instrText>
+        </w:r>
+        <w:r>
+          <w:rPr>
+            <w:rFonts w:ascii="Times New Roman" w:hAnsi="Times New Roman" w:cs="Times New Roman"/>
+            <w:noProof/>
+            <w:webHidden/>
+          </w:rPr>
+        </w:r>
+        <w:r>
+          <w:rPr>
+            <w:rFonts w:ascii="Times New Roman" w:hAnsi="Times New Roman" w:cs="Times New Roman"/>
+            <w:noProof/>
+            <w:webHidden/>
+          </w:rPr>
+          <w:fldChar w:fldCharType="separate"/>
+        </w:r>
+        <w:r>
+          <w:rPr>
+            <w:rFonts w:ascii="Times New Roman" w:hAnsi="Times New Roman" w:cs="Times New Roman"/>
+            <w:noProof/>
+            <w:webHidden/>
+          </w:rPr>
+          <w:t>15</w:t>
+        </w:r>
+        <w:r>
+          <w:rPr>
+            <w:rFonts w:ascii="Times New Roman" w:hAnsi="Times New Roman" w:cs="Times New Roman"/>
+            <w:noProof/>
+            <w:webHidden/>
+          </w:rPr>
+          <w:fldChar w:fldCharType="end"/>
+        </w:r>
+      </w:hyperlink>
+    </w:p>
+    <w:p>
+      <w:pPr>
+        <w:pStyle w:val="TOC3"/>
+        <w:tabs>
+          <w:tab w:val="left" w:pos="1200"/>
+          <w:tab w:val="right" w:leader="dot" w:pos="8976"/>
+        </w:tabs>
+        <w:spacing w:after="0" w:line="240" w:lineRule="auto"/>
+        <w:rPr>
+          <w:rFonts w:ascii="Times New Roman" w:eastAsiaTheme="minorEastAsia" w:hAnsi="Times New Roman" w:cs="Times New Roman"/>
+          <w:i w:val="0"/>
+          <w:iCs w:val="0"/>
+          <w:noProof/>
+          <w:sz w:val="24"/>
+          <w:szCs w:val="24"/>
+        </w:rPr>
+      </w:pPr>
+      <w:hyperlink w:anchor="_Toc225505528" w:history="1">
+        <w:r>
+          <w:rPr>
+            <w:rStyle w:val="Hyperlink"/>
+            <w:rFonts w:ascii="Times New Roman" w:hAnsi="Times New Roman"/>
+            <w:noProof/>
+          </w:rPr>
+          <w:t>3.2.9</w:t>
+        </w:r>
+        <w:r>
+          <w:rPr>
+            <w:rFonts w:ascii="Times New Roman" w:eastAsiaTheme="minorEastAsia" w:hAnsi="Times New Roman" w:cs="Times New Roman"/>
+            <w:i w:val="0"/>
+            <w:iCs w:val="0"/>
+            <w:noProof/>
+            <w:sz w:val="24"/>
+            <w:szCs w:val="24"/>
+          </w:rPr>
+          <w:tab/>
+        </w:r>
+        <w:r>
+          <w:rPr>
+            <w:rStyle w:val="Hyperlink"/>
+            <w:rFonts w:ascii="Times New Roman" w:hAnsi="Times New Roman"/>
             <w:noProof/>
           </w:rPr>
           <w:t>ImpactsStudyArea</w:t>
         </w:r>
         <w:r>
           <w:rPr>
+            <w:rFonts w:ascii="Times New Roman" w:hAnsi="Times New Roman" w:cs="Times New Roman"/>
             <w:noProof/>
             <w:webHidden/>
           </w:rPr>
@@ -3916,6 +4457,7 @@
         </w:r>
         <w:r>
           <w:rPr>
+            <w:rFonts w:ascii="Times New Roman" w:hAnsi="Times New Roman" w:cs="Times New Roman"/>
             <w:noProof/>
             <w:webHidden/>
           </w:rPr>
@@ -3923,19 +4465,22 @@
         </w:r>
         <w:r>
           <w:rPr>
-            <w:noProof/>
-            <w:webHidden/>
-          </w:rPr>
-          <w:instrText xml:space="preserve"> PAGEREF _Toc210715393 \h </w:instrText>
-        </w:r>
-        <w:r>
-          <w:rPr>
-            <w:noProof/>
-            <w:webHidden/>
-          </w:rPr>
-        </w:r>
-        <w:r>
-          <w:rPr>
+            <w:rFonts w:ascii="Times New Roman" w:hAnsi="Times New Roman" w:cs="Times New Roman"/>
+            <w:noProof/>
+            <w:webHidden/>
+          </w:rPr>
+          <w:instrText xml:space="preserve"> PAGEREF _Toc225505528 \h </w:instrText>
+        </w:r>
+        <w:r>
+          <w:rPr>
+            <w:rFonts w:ascii="Times New Roman" w:hAnsi="Times New Roman" w:cs="Times New Roman"/>
+            <w:noProof/>
+            <w:webHidden/>
+          </w:rPr>
+        </w:r>
+        <w:r>
+          <w:rPr>
+            <w:rFonts w:ascii="Times New Roman" w:hAnsi="Times New Roman" w:cs="Times New Roman"/>
             <w:noProof/>
             <w:webHidden/>
           </w:rPr>
@@ -3943,6 +4488,7 @@
         </w:r>
         <w:r>
           <w:rPr>
+            <w:rFonts w:ascii="Times New Roman" w:hAnsi="Times New Roman" w:cs="Times New Roman"/>
             <w:noProof/>
             <w:webHidden/>
           </w:rPr>
@@ -3950,6 +4496,7 @@
         </w:r>
         <w:r>
           <w:rPr>
+            <w:rFonts w:ascii="Times New Roman" w:hAnsi="Times New Roman" w:cs="Times New Roman"/>
             <w:noProof/>
             <w:webHidden/>
           </w:rPr>
@@ -3962,6 +4509,7 @@
         <w:pStyle w:val="heading"/>
         <w:spacing w:after="0" w:line="240" w:lineRule="auto"/>
         <w:rPr>
+          <w:rFonts w:ascii="Times New Roman" w:hAnsi="Times New Roman" w:cs="Times New Roman"/>
           <w:sz w:val="32"/>
           <w:szCs w:val="32"/>
         </w:rPr>
@@ -3983,7 +4531,7 @@
         <w:pStyle w:val="Heading1"/>
       </w:pPr>
       <w:bookmarkStart w:id="1" w:name="_Toc102232953"/>
-      <w:bookmarkStart w:id="2" w:name="_Toc210715351"/>
+      <w:bookmarkStart w:id="2" w:name="_Toc225505485"/>
       <w:r>
         <w:lastRenderedPageBreak/>
         <w:t>Introduction</w:t>
@@ -4109,7 +4657,15 @@
         <w:t xml:space="preserve"> </w:t>
       </w:r>
       <w:r>
-        <w:t xml:space="preserve">Other factors such as the effect of soil saturation may be considered to be included in the statistical representation of the </w:t>
+        <w:t xml:space="preserve">Other factors such as the effect of soil saturation may </w:t>
+      </w:r>
+      <w:proofErr w:type="gramStart"/>
+      <w:r>
+        <w:t>be considered to be</w:t>
+      </w:r>
+      <w:proofErr w:type="gramEnd"/>
+      <w:r>
+        <w:t xml:space="preserve"> included in the statistical representation of the </w:t>
       </w:r>
       <w:r>
         <w:t>Wind Speed Vulnerabilities table</w:t>
@@ -4131,7 +4687,7 @@
         <w:pStyle w:val="Heading2"/>
       </w:pPr>
       <w:bookmarkStart w:id="3" w:name="_Toc102232954"/>
-      <w:bookmarkStart w:id="4" w:name="_Toc210715352"/>
+      <w:bookmarkStart w:id="4" w:name="_Toc225505486"/>
       <w:r>
         <w:t>Hurricane</w:t>
       </w:r>
@@ -4158,7 +4714,15 @@
         <w:t>tropical cyclone</w:t>
       </w:r>
       <w:r>
-        <w:t xml:space="preserve"> events may occur on the landscape</w:t>
+        <w:t xml:space="preserve"> events may occur </w:t>
+      </w:r>
+      <w:proofErr w:type="gramStart"/>
+      <w:r>
+        <w:t>on</w:t>
+      </w:r>
+      <w:proofErr w:type="gramEnd"/>
+      <w:r>
+        <w:t xml:space="preserve"> the landscape</w:t>
       </w:r>
       <w:r>
         <w:t xml:space="preserve"> (Figure 1)</w:t>
@@ -4346,8 +4910,13 @@
       <w:pPr>
         <w:pStyle w:val="Body"/>
       </w:pPr>
-      <w:r>
-        <w:t xml:space="preserve">Base Hurricane </w:t>
+      <w:proofErr w:type="gramStart"/>
+      <w:r>
+        <w:t>Base</w:t>
+      </w:r>
+      <w:proofErr w:type="gramEnd"/>
+      <w:r>
+        <w:t xml:space="preserve"> Hurricane </w:t>
       </w:r>
       <w:r>
         <w:t>does not provide a way to allow storm occurrence probabilities to change over time or to allow maximum wind speed over time.</w:t>
@@ -4358,7 +4927,7 @@
         <w:pStyle w:val="Heading2"/>
       </w:pPr>
       <w:bookmarkStart w:id="5" w:name="_Ref17381554"/>
-      <w:bookmarkStart w:id="6" w:name="_Toc210715353"/>
+      <w:bookmarkStart w:id="6" w:name="_Toc225505487"/>
       <w:r>
         <w:t xml:space="preserve">Locating </w:t>
       </w:r>
@@ -4373,7 +4942,15 @@
         <w:pStyle w:val="Body"/>
       </w:pPr>
       <w:r>
-        <w:t>To simulate large storms with a direction and width, it is necessary to spatially identify a ‘coastline’ that storms intersect before proceeding towards and into the study area.  The coastline need not literally represent a coastline; it can be an</w:t>
+        <w:t xml:space="preserve">To simulate large storms with </w:t>
+      </w:r>
+      <w:proofErr w:type="gramStart"/>
+      <w:r>
+        <w:t>a direction</w:t>
+      </w:r>
+      <w:proofErr w:type="gramEnd"/>
+      <w:r>
+        <w:t xml:space="preserve"> and width, it is necessary to spatially identify a ‘coastline’ that storms intersect before proceeding towards and into the study area.  The coastline need not literally represent a coastline; it can be an</w:t>
       </w:r>
       <w:r>
         <w:t>y</w:t>
@@ -4444,7 +5021,23 @@
       </w:r>
       <w:r>
         <w:lastRenderedPageBreak/>
-        <w:t>the study area.  If the study area is small relative to the size of expected storms, it may be necessary to create a landscape with a small fraction of active cells.  There is, however, no penalty within LANDIS-II for having one or many inactive cells.  They consume neither memory or require any additional processing.</w:t>
+        <w:t xml:space="preserve">the study area.  If the study area is small relative to the size of </w:t>
+      </w:r>
+      <w:proofErr w:type="gramStart"/>
+      <w:r>
+        <w:t>expected storms</w:t>
+      </w:r>
+      <w:proofErr w:type="gramEnd"/>
+      <w:r>
+        <w:t xml:space="preserve">, it may be necessary to create a landscape with a small fraction of active cells.  There is, however, no penalty within LANDIS-II for having one or many inactive cells.  They consume neither memory </w:t>
+      </w:r>
+      <w:proofErr w:type="gramStart"/>
+      <w:r>
+        <w:t>or</w:t>
+      </w:r>
+      <w:proofErr w:type="gramEnd"/>
+      <w:r>
+        <w:t xml:space="preserve"> require any additional processing.</w:t>
       </w:r>
     </w:p>
     <w:p>
@@ -4539,7 +5132,7 @@
       </w:pPr>
       <w:bookmarkStart w:id="7" w:name="_Toc133386203"/>
       <w:bookmarkStart w:id="8" w:name="_Toc133907137"/>
-      <w:bookmarkStart w:id="9" w:name="_Toc210715354"/>
+      <w:bookmarkStart w:id="9" w:name="_Toc225505488"/>
       <w:r>
         <w:t>Landfall</w:t>
       </w:r>
@@ -4588,8 +5181,13 @@
         <w:t xml:space="preserve">, the randomly selected normal value (with mu = 0.0) will be applied to the </w:t>
       </w:r>
       <w:r>
-        <w:t>east-west orientation (‘</w:t>
-      </w:r>
+        <w:t xml:space="preserve">east-west </w:t>
+      </w:r>
+      <w:proofErr w:type="gramStart"/>
+      <w:r>
+        <w:t>orientation (‘</w:t>
+      </w:r>
+      <w:proofErr w:type="gramEnd"/>
       <w:r>
         <w:t>x-axis</w:t>
       </w:r>
@@ -4631,7 +5229,15 @@
         <w:t xml:space="preserve">, the </w:t>
       </w:r>
       <w:r>
-        <w:t>randomly generated normal values will be applied to the north-south (‘y-axis’) because the coast has a bearing that is primarily north-south</w:t>
+        <w:t>randomly generated normal values will be applied to the north-</w:t>
+      </w:r>
+      <w:proofErr w:type="gramStart"/>
+      <w:r>
+        <w:t>south (‘</w:t>
+      </w:r>
+      <w:proofErr w:type="gramEnd"/>
+      <w:r>
+        <w:t>y-axis’) because the coast has a bearing that is primarily north-south</w:t>
       </w:r>
       <w:r>
         <w:t xml:space="preserve">.  </w:t>
@@ -4720,7 +5326,7 @@
         <w:pStyle w:val="Heading2"/>
       </w:pPr>
       <w:bookmarkStart w:id="10" w:name="_Ref17380362"/>
-      <w:bookmarkStart w:id="11" w:name="_Toc210715355"/>
+      <w:bookmarkStart w:id="11" w:name="_Toc225505489"/>
       <w:r>
         <w:t>Modelling of Landfall Wind Speed</w:t>
       </w:r>
@@ -4740,7 +5346,15 @@
         <w:pStyle w:val="Body"/>
       </w:pPr>
       <w:r>
-        <w:t xml:space="preserve">Each storm is assigned a random landfall wind speed on a log-normal distribution. The scale of these values is determined by three parameters set in the input file: </w:t>
+        <w:t xml:space="preserve">Each storm is assigned a random landfall wind speed on a </w:t>
+      </w:r>
+      <w:proofErr w:type="gramStart"/>
+      <w:r>
+        <w:t>log</w:t>
+      </w:r>
+      <w:proofErr w:type="gramEnd"/>
+      <w:r>
+        <w:t xml:space="preserve">-normal distribution. The scale of these values is determined by three parameters set in the input file: </w:t>
       </w:r>
       <w:proofErr w:type="spellStart"/>
       <w:r>
@@ -5957,7 +6571,15 @@
         <w:ind w:left="1170"/>
       </w:pPr>
       <w:r>
-        <w:t xml:space="preserve">Figure 4. Log-normal distribution of randomly generated landfall wind speed values.  Modified from </w:t>
+        <w:t xml:space="preserve">Figure 4. Log-normal distribution of randomly generated landfall wind </w:t>
+      </w:r>
+      <w:proofErr w:type="gramStart"/>
+      <w:r>
+        <w:t>speed values</w:t>
+      </w:r>
+      <w:proofErr w:type="gramEnd"/>
+      <w:r>
+        <w:t xml:space="preserve">.  Modified from </w:t>
       </w:r>
       <w:hyperlink r:id="rId13" w:history="1">
         <w:r>
@@ -5973,7 +6595,7 @@
       <w:pPr>
         <w:pStyle w:val="Heading2"/>
       </w:pPr>
-      <w:bookmarkStart w:id="12" w:name="_Toc210715356"/>
+      <w:bookmarkStart w:id="12" w:name="_Toc225505490"/>
       <w:r>
         <w:t>Major Releases</w:t>
       </w:r>
@@ -5984,30 +6606,18 @@
         <w:pStyle w:val="Heading3"/>
         <w:ind w:left="720" w:hanging="720"/>
       </w:pPr>
-      <w:bookmarkStart w:id="13" w:name="_Toc210715357"/>
-      <w:r>
-        <w:t>Version 3.0 (August 2024)</w:t>
+      <w:bookmarkStart w:id="13" w:name="_Toc225505491"/>
+      <w:r>
+        <w:t>Version 3.1 (March 2026)</w:t>
       </w:r>
       <w:bookmarkEnd w:id="13"/>
     </w:p>
     <w:p>
       <w:pPr>
         <w:pStyle w:val="textbody"/>
-        <w:rPr>
-          <w:rFonts w:ascii="Times New Roman" w:hAnsi="Times New Roman" w:cs="Times New Roman"/>
-        </w:rPr>
-      </w:pPr>
-      <w:r>
-        <w:rPr>
-          <w:rFonts w:ascii="Times New Roman" w:hAnsi="Times New Roman" w:cs="Times New Roman"/>
-        </w:rPr>
-        <w:t>Updated to compatible with Core v8.</w:t>
-      </w:r>
-      <w:r>
-        <w:rPr>
-          <w:rFonts w:ascii="Times New Roman" w:hAnsi="Times New Roman" w:cs="Times New Roman"/>
-        </w:rPr>
-        <w:t xml:space="preserve">  Renamed Biomass Hurricane to reflect new structure.</w:t>
+      </w:pPr>
+      <w:r>
+        <w:t>Updated Universal Cohort Library.</w:t>
       </w:r>
     </w:p>
     <w:p>
@@ -6015,7 +6625,38 @@
         <w:pStyle w:val="Heading3"/>
         <w:ind w:left="720" w:hanging="720"/>
       </w:pPr>
-      <w:bookmarkStart w:id="14" w:name="_Toc210715358"/>
+      <w:bookmarkStart w:id="14" w:name="_Toc225505492"/>
+      <w:r>
+        <w:t>Version 3.0 (August 2024)</w:t>
+      </w:r>
+      <w:bookmarkEnd w:id="14"/>
+    </w:p>
+    <w:p>
+      <w:pPr>
+        <w:pStyle w:val="textbody"/>
+        <w:rPr>
+          <w:rFonts w:ascii="Times New Roman" w:hAnsi="Times New Roman" w:cs="Times New Roman"/>
+        </w:rPr>
+      </w:pPr>
+      <w:r>
+        <w:rPr>
+          <w:rFonts w:ascii="Times New Roman" w:hAnsi="Times New Roman" w:cs="Times New Roman"/>
+        </w:rPr>
+        <w:t>Updated to compatible with Core v8.</w:t>
+      </w:r>
+      <w:r>
+        <w:rPr>
+          <w:rFonts w:ascii="Times New Roman" w:hAnsi="Times New Roman" w:cs="Times New Roman"/>
+        </w:rPr>
+        <w:t xml:space="preserve">  Renamed Biomass Hurricane to reflect new structure.</w:t>
+      </w:r>
+    </w:p>
+    <w:p>
+      <w:pPr>
+        <w:pStyle w:val="Heading3"/>
+        <w:ind w:left="720" w:hanging="720"/>
+      </w:pPr>
+      <w:bookmarkStart w:id="15" w:name="_Toc225505493"/>
       <w:r>
         <w:t xml:space="preserve">Version </w:t>
       </w:r>
@@ -6031,7 +6672,7 @@
       <w:r>
         <w:t xml:space="preserve"> (August 2023)</w:t>
       </w:r>
-      <w:bookmarkEnd w:id="14"/>
+      <w:bookmarkEnd w:id="15"/>
     </w:p>
     <w:p>
       <w:pPr>
@@ -6054,23 +6695,23 @@
       <w:pPr>
         <w:pStyle w:val="Heading2"/>
       </w:pPr>
-      <w:bookmarkStart w:id="15" w:name="_Toc210715359"/>
+      <w:bookmarkStart w:id="16" w:name="_Toc225505494"/>
       <w:bookmarkEnd w:id="7"/>
       <w:bookmarkEnd w:id="8"/>
       <w:r>
         <w:t>Minor Releases</w:t>
       </w:r>
-      <w:bookmarkEnd w:id="15"/>
+      <w:bookmarkEnd w:id="16"/>
     </w:p>
     <w:p>
       <w:pPr>
         <w:pStyle w:val="Heading2"/>
       </w:pPr>
-      <w:bookmarkStart w:id="16" w:name="_Toc210715360"/>
+      <w:bookmarkStart w:id="17" w:name="_Toc225505495"/>
       <w:r>
         <w:t>Acknowledgements</w:t>
       </w:r>
-      <w:bookmarkEnd w:id="16"/>
+      <w:bookmarkEnd w:id="17"/>
     </w:p>
     <w:p>
       <w:pPr>
@@ -6108,14 +6749,14 @@
       <w:pPr>
         <w:pStyle w:val="Heading1"/>
       </w:pPr>
-      <w:bookmarkStart w:id="17" w:name="_Toc102232959"/>
-      <w:bookmarkStart w:id="18" w:name="_Toc210715361"/>
+      <w:bookmarkStart w:id="18" w:name="_Toc102232959"/>
+      <w:bookmarkStart w:id="19" w:name="_Toc225505496"/>
       <w:r>
         <w:lastRenderedPageBreak/>
         <w:t>Input File</w:t>
       </w:r>
-      <w:bookmarkEnd w:id="17"/>
       <w:bookmarkEnd w:id="18"/>
+      <w:bookmarkEnd w:id="19"/>
     </w:p>
     <w:p>
       <w:pPr>
@@ -6135,18 +6776,18 @@
       <w:pPr>
         <w:pStyle w:val="Heading2"/>
       </w:pPr>
-      <w:bookmarkStart w:id="19" w:name="_Toc112235332"/>
-      <w:bookmarkStart w:id="20" w:name="_Toc133386213"/>
-      <w:bookmarkStart w:id="21" w:name="_Toc133907148"/>
-      <w:bookmarkStart w:id="22" w:name="_Toc210715362"/>
+      <w:bookmarkStart w:id="20" w:name="_Toc112235332"/>
+      <w:bookmarkStart w:id="21" w:name="_Toc133386213"/>
+      <w:bookmarkStart w:id="22" w:name="_Toc133907148"/>
+      <w:bookmarkStart w:id="23" w:name="_Toc225505497"/>
       <w:proofErr w:type="spellStart"/>
       <w:r>
         <w:t>LandisData</w:t>
       </w:r>
-      <w:bookmarkEnd w:id="19"/>
       <w:bookmarkEnd w:id="20"/>
       <w:bookmarkEnd w:id="21"/>
       <w:bookmarkEnd w:id="22"/>
+      <w:bookmarkEnd w:id="23"/>
       <w:proofErr w:type="spellEnd"/>
     </w:p>
     <w:p>
@@ -6156,6 +6797,7 @@
           <w:rFonts w:ascii="Times New Roman" w:hAnsi="Times New Roman" w:cs="Times New Roman"/>
         </w:rPr>
       </w:pPr>
+      <w:proofErr w:type="gramStart"/>
       <w:r>
         <w:rPr>
           <w:rFonts w:ascii="Times New Roman" w:hAnsi="Times New Roman" w:cs="Times New Roman"/>
@@ -6166,12 +6808,19 @@
         <w:rPr>
           <w:rFonts w:ascii="Times New Roman" w:hAnsi="Times New Roman" w:cs="Times New Roman"/>
         </w:rPr>
-        <w:t>value of this parameter</w:t>
-      </w:r>
+        <w:t>value of this</w:t>
+      </w:r>
+      <w:proofErr w:type="gramEnd"/>
       <w:r>
         <w:rPr>
           <w:rFonts w:ascii="Times New Roman" w:hAnsi="Times New Roman" w:cs="Times New Roman"/>
         </w:rPr>
+        <w:t xml:space="preserve"> parameter</w:t>
+      </w:r>
+      <w:r>
+        <w:rPr>
+          <w:rFonts w:ascii="Times New Roman" w:hAnsi="Times New Roman" w:cs="Times New Roman"/>
+        </w:rPr>
         <w:t xml:space="preserve"> must be "</w:t>
       </w:r>
       <w:r>
@@ -6191,17 +6840,17 @@
       <w:pPr>
         <w:pStyle w:val="Heading2"/>
       </w:pPr>
-      <w:bookmarkStart w:id="23" w:name="_Toc112235333"/>
-      <w:bookmarkStart w:id="24" w:name="_Toc133386214"/>
-      <w:bookmarkStart w:id="25" w:name="_Toc133907149"/>
-      <w:bookmarkStart w:id="26" w:name="_Toc210715363"/>
+      <w:bookmarkStart w:id="24" w:name="_Toc112235333"/>
+      <w:bookmarkStart w:id="25" w:name="_Toc133386214"/>
+      <w:bookmarkStart w:id="26" w:name="_Toc133907149"/>
+      <w:bookmarkStart w:id="27" w:name="_Toc225505498"/>
       <w:r>
         <w:t>Timestep</w:t>
       </w:r>
-      <w:bookmarkEnd w:id="23"/>
       <w:bookmarkEnd w:id="24"/>
       <w:bookmarkEnd w:id="25"/>
       <w:bookmarkEnd w:id="26"/>
+      <w:bookmarkEnd w:id="27"/>
     </w:p>
     <w:p>
       <w:pPr>
@@ -6245,9 +6894,9 @@
       <w:pPr>
         <w:pStyle w:val="Heading2"/>
       </w:pPr>
-      <w:bookmarkStart w:id="27" w:name="_Ref133899099"/>
-      <w:bookmarkStart w:id="28" w:name="_Toc133907154"/>
-      <w:bookmarkStart w:id="29" w:name="_Toc210715364"/>
+      <w:bookmarkStart w:id="28" w:name="_Ref133899099"/>
+      <w:bookmarkStart w:id="29" w:name="_Toc133907154"/>
+      <w:bookmarkStart w:id="30" w:name="_Toc225505499"/>
       <w:proofErr w:type="spellStart"/>
       <w:r>
         <w:t>HurricaneRandomNumberSeed</w:t>
@@ -6256,51 +6905,91 @@
       <w:r>
         <w:t xml:space="preserve"> (integer, optional)</w:t>
       </w:r>
+      <w:bookmarkEnd w:id="30"/>
+    </w:p>
+    <w:p>
+      <w:pPr>
+        <w:pStyle w:val="Body"/>
+      </w:pPr>
+      <w:r>
+        <w:t>New to LANDIS-II</w:t>
+      </w:r>
+      <w:proofErr w:type="gramStart"/>
+      <w:r>
+        <w:t>:  The</w:t>
+      </w:r>
+      <w:proofErr w:type="gramEnd"/>
+      <w:r>
+        <w:t xml:space="preserve"> user can determine a random </w:t>
+      </w:r>
+      <w:proofErr w:type="gramStart"/>
+      <w:r>
+        <w:t>number</w:t>
+      </w:r>
+      <w:proofErr w:type="gramEnd"/>
+      <w:r>
+        <w:t xml:space="preserve"> seed that is separate from the Core random number seed.  Doing so allows other stochastic events to vary separately from hurricanes.  For example, the user might want all fires to remain the same while hurricanes varied or vice versa.</w:t>
+      </w:r>
+    </w:p>
+    <w:p>
+      <w:pPr>
+        <w:pStyle w:val="Heading2"/>
+      </w:pPr>
+      <w:bookmarkStart w:id="31" w:name="_Toc225505500"/>
+      <w:proofErr w:type="spellStart"/>
+      <w:r>
+        <w:t>StormOccurrenceProbabilities</w:t>
+      </w:r>
+      <w:bookmarkEnd w:id="28"/>
       <w:bookmarkEnd w:id="29"/>
+      <w:proofErr w:type="spellEnd"/>
+      <w:r>
+        <w:t xml:space="preserve"> (table)</w:t>
+      </w:r>
+      <w:bookmarkEnd w:id="31"/>
     </w:p>
     <w:p>
       <w:pPr>
         <w:pStyle w:val="Body"/>
       </w:pPr>
       <w:r>
-        <w:t>New to LANDIS-II:  The user can determine a random number seed that is separate from the Core random number seed.  Doing so allows other stochastic events to vary separately from hurricanes.  For example, the user might want all fires to remain the same while hurricanes varied or vice versa.</w:t>
-      </w:r>
-    </w:p>
-    <w:p>
-      <w:pPr>
-        <w:pStyle w:val="Heading2"/>
-      </w:pPr>
-      <w:bookmarkStart w:id="30" w:name="_Toc210715365"/>
-      <w:proofErr w:type="spellStart"/>
-      <w:r>
-        <w:t>StormOccurrenceProbabilities</w:t>
-      </w:r>
-      <w:bookmarkEnd w:id="27"/>
-      <w:bookmarkEnd w:id="28"/>
-      <w:proofErr w:type="spellEnd"/>
-      <w:r>
-        <w:t xml:space="preserve"> (table)</w:t>
-      </w:r>
-      <w:bookmarkEnd w:id="30"/>
+        <w:t>The number of storms which make landfall</w:t>
+      </w:r>
+      <w:r>
+        <w:t xml:space="preserve"> </w:t>
+      </w:r>
+      <w:proofErr w:type="gramStart"/>
+      <w:r>
+        <w:t>in a given year</w:t>
+      </w:r>
+      <w:proofErr w:type="gramEnd"/>
+      <w:r>
+        <w:t xml:space="preserve"> is determined </w:t>
+      </w:r>
+      <w:proofErr w:type="gramStart"/>
+      <w:r>
+        <w:t>with</w:t>
+      </w:r>
+      <w:proofErr w:type="gramEnd"/>
+      <w:r>
+        <w:t xml:space="preserve"> </w:t>
+      </w:r>
+      <w:r>
+        <w:t>the Storm Occurrence Probabilit</w:t>
+      </w:r>
+      <w:r>
+        <w:t>ies table.  The number of storms is randomly generated at each time step.  The probabilities should add up to 1.0</w:t>
+      </w:r>
+      <w:r>
+        <w:t xml:space="preserve">. </w:t>
+      </w:r>
     </w:p>
     <w:p>
       <w:pPr>
         <w:pStyle w:val="Body"/>
       </w:pPr>
       <w:r>
-        <w:t>The number of storms which make landfall</w:t>
-      </w:r>
-      <w:r>
-        <w:t xml:space="preserve"> in a given year is determined with </w:t>
-      </w:r>
-      <w:r>
-        <w:t>the Storm Occurrence Probabilit</w:t>
-      </w:r>
-      <w:r>
-        <w:t>ies table.  The number of storms is randomly generated at each time step.  The probabilities should add up to 1.0</w:t>
-      </w:r>
-      <w:r>
-        <w:t xml:space="preserve">. </w:t>
+        <w:t>Column 1: Storms per year (integer)</w:t>
       </w:r>
     </w:p>
     <w:p>
@@ -6308,15 +6997,23 @@
         <w:pStyle w:val="Body"/>
       </w:pPr>
       <w:r>
-        <w:t>Column 1: Storms per year (integer)</w:t>
-      </w:r>
-    </w:p>
-    <w:p>
-      <w:pPr>
-        <w:pStyle w:val="Body"/>
-      </w:pPr>
-      <w:r>
-        <w:t>Column 2:  The probability of that number of storm.</w:t>
+        <w:t>Column 2</w:t>
+      </w:r>
+      <w:proofErr w:type="gramStart"/>
+      <w:r>
+        <w:t>:  The</w:t>
+      </w:r>
+      <w:proofErr w:type="gramEnd"/>
+      <w:r>
+        <w:t xml:space="preserve"> probability of that number of </w:t>
+      </w:r>
+      <w:proofErr w:type="gramStart"/>
+      <w:r>
+        <w:t>storm</w:t>
+      </w:r>
+      <w:proofErr w:type="gramEnd"/>
+      <w:r>
+        <w:t>.</w:t>
       </w:r>
     </w:p>
     <w:p>
@@ -6451,8 +7148,19 @@
           <w:szCs w:val="19"/>
         </w:rPr>
         <w:lastRenderedPageBreak/>
-        <w:t xml:space="preserve"> &gt;&gt;  Per</w:t>
-      </w:r>
+        <w:t xml:space="preserve"> &gt;</w:t>
+      </w:r>
+      <w:proofErr w:type="gramStart"/>
+      <w:r>
+        <w:rPr>
+          <w:rFonts w:ascii="Consolas" w:eastAsia="Times New Roman" w:hAnsi="Consolas" w:cs="Consolas"/>
+          <w:color w:val="000000"/>
+          <w:sz w:val="19"/>
+          <w:szCs w:val="19"/>
+        </w:rPr>
+        <w:t>&gt;  Per</w:t>
+      </w:r>
+      <w:proofErr w:type="gramEnd"/>
     </w:p>
     <w:p>
       <w:pPr>
@@ -6474,8 +7182,9 @@
           <w:sz w:val="19"/>
           <w:szCs w:val="19"/>
         </w:rPr>
-        <w:t xml:space="preserve"> &gt;&gt;  Year       </w:t>
-      </w:r>
+        <w:t xml:space="preserve"> &gt;</w:t>
+      </w:r>
+      <w:proofErr w:type="gramStart"/>
       <w:r>
         <w:rPr>
           <w:rFonts w:ascii="Consolas" w:eastAsia="Times New Roman" w:hAnsi="Consolas" w:cs="Consolas"/>
@@ -6483,8 +7192,9 @@
           <w:sz w:val="19"/>
           <w:szCs w:val="19"/>
         </w:rPr>
-        <w:tab/>
-      </w:r>
+        <w:t>&gt;  Year</w:t>
+      </w:r>
+      <w:proofErr w:type="gramEnd"/>
       <w:r>
         <w:rPr>
           <w:rFonts w:ascii="Consolas" w:eastAsia="Times New Roman" w:hAnsi="Consolas" w:cs="Consolas"/>
@@ -6492,7 +7202,36 @@
           <w:sz w:val="19"/>
           <w:szCs w:val="19"/>
         </w:rPr>
-        <w:t>Probability  &lt;&lt; Sum must = 1.0</w:t>
+        <w:t xml:space="preserve">       </w:t>
+      </w:r>
+      <w:r>
+        <w:rPr>
+          <w:rFonts w:ascii="Consolas" w:eastAsia="Times New Roman" w:hAnsi="Consolas" w:cs="Consolas"/>
+          <w:color w:val="000000"/>
+          <w:sz w:val="19"/>
+          <w:szCs w:val="19"/>
+        </w:rPr>
+        <w:tab/>
+      </w:r>
+      <w:proofErr w:type="gramStart"/>
+      <w:r>
+        <w:rPr>
+          <w:rFonts w:ascii="Consolas" w:eastAsia="Times New Roman" w:hAnsi="Consolas" w:cs="Consolas"/>
+          <w:color w:val="000000"/>
+          <w:sz w:val="19"/>
+          <w:szCs w:val="19"/>
+        </w:rPr>
+        <w:t>Probability  &lt;</w:t>
+      </w:r>
+      <w:proofErr w:type="gramEnd"/>
+      <w:r>
+        <w:rPr>
+          <w:rFonts w:ascii="Consolas" w:eastAsia="Times New Roman" w:hAnsi="Consolas" w:cs="Consolas"/>
+          <w:color w:val="000000"/>
+          <w:sz w:val="19"/>
+          <w:szCs w:val="19"/>
+        </w:rPr>
+        <w:t>&lt; Sum must = 1.0</w:t>
       </w:r>
     </w:p>
     <w:p>
@@ -6654,11 +7393,11 @@
       <w:pPr>
         <w:pStyle w:val="Heading2"/>
       </w:pPr>
-      <w:bookmarkStart w:id="31" w:name="_Toc210715366"/>
+      <w:bookmarkStart w:id="32" w:name="_Toc225505501"/>
       <w:r>
         <w:t>Landfall Wind Speed</w:t>
       </w:r>
-      <w:bookmarkEnd w:id="31"/>
+      <w:bookmarkEnd w:id="32"/>
     </w:p>
     <w:p>
       <w:pPr>
@@ -6672,7 +7411,7 @@
       <w:pPr>
         <w:pStyle w:val="Heading3"/>
       </w:pPr>
-      <w:bookmarkStart w:id="32" w:name="_Toc210715367"/>
+      <w:bookmarkStart w:id="33" w:name="_Toc225505502"/>
       <w:proofErr w:type="spellStart"/>
       <w:r>
         <w:t>LowBoundLandfallWindSpeed</w:t>
@@ -6681,7 +7420,7 @@
       <w:r>
         <w:t xml:space="preserve"> (integer)</w:t>
       </w:r>
-      <w:bookmarkEnd w:id="32"/>
+      <w:bookmarkEnd w:id="33"/>
     </w:p>
     <w:p>
       <w:pPr>
@@ -6690,8 +7429,13 @@
       <w:r>
         <w:t xml:space="preserve">This is the lowest wind speed that a </w:t>
       </w:r>
-      <w:r>
-        <w:t xml:space="preserve">wind storm </w:t>
+      <w:proofErr w:type="gramStart"/>
+      <w:r>
+        <w:t>wind storm</w:t>
+      </w:r>
+      <w:proofErr w:type="gramEnd"/>
+      <w:r>
+        <w:t xml:space="preserve"> </w:t>
       </w:r>
       <w:r>
         <w:t>may have.</w:t>
@@ -6701,7 +7445,7 @@
       <w:pPr>
         <w:pStyle w:val="Heading3"/>
       </w:pPr>
-      <w:bookmarkStart w:id="33" w:name="_Toc210715368"/>
+      <w:bookmarkStart w:id="34" w:name="_Toc225505503"/>
       <w:proofErr w:type="spellStart"/>
       <w:r>
         <w:t>ModeLandfallWind</w:t>
@@ -6713,7 +7457,7 @@
       <w:r>
         <w:t xml:space="preserve"> (integer)</w:t>
       </w:r>
-      <w:bookmarkEnd w:id="33"/>
+      <w:bookmarkEnd w:id="34"/>
     </w:p>
     <w:p>
       <w:pPr>
@@ -6728,8 +7472,13 @@
       <w:r>
         <w:t xml:space="preserve"> wind speed that a </w:t>
       </w:r>
-      <w:r>
-        <w:t xml:space="preserve">wind storm </w:t>
+      <w:proofErr w:type="gramStart"/>
+      <w:r>
+        <w:t>wind storm</w:t>
+      </w:r>
+      <w:proofErr w:type="gramEnd"/>
+      <w:r>
+        <w:t xml:space="preserve"> </w:t>
       </w:r>
       <w:r>
         <w:t>may have.</w:t>
@@ -6739,7 +7488,7 @@
       <w:pPr>
         <w:pStyle w:val="Heading3"/>
       </w:pPr>
-      <w:bookmarkStart w:id="34" w:name="_Toc210715369"/>
+      <w:bookmarkStart w:id="35" w:name="_Toc225505504"/>
       <w:proofErr w:type="spellStart"/>
       <w:r>
         <w:t>High</w:t>
@@ -6754,7 +7503,7 @@
       <w:r>
         <w:t xml:space="preserve"> (integer)</w:t>
       </w:r>
-      <w:bookmarkEnd w:id="34"/>
+      <w:bookmarkEnd w:id="35"/>
     </w:p>
     <w:p>
       <w:pPr>
@@ -6763,8 +7512,13 @@
       <w:r>
         <w:t xml:space="preserve">This is the highest wind speed that a </w:t>
       </w:r>
-      <w:r>
-        <w:t xml:space="preserve">wind storm </w:t>
+      <w:proofErr w:type="gramStart"/>
+      <w:r>
+        <w:t>wind storm</w:t>
+      </w:r>
+      <w:proofErr w:type="gramEnd"/>
+      <w:r>
+        <w:t xml:space="preserve"> </w:t>
       </w:r>
       <w:r>
         <w:t>may have.</w:t>
@@ -6774,16 +7528,18 @@
       <w:pPr>
         <w:pStyle w:val="Heading2"/>
       </w:pPr>
-      <w:bookmarkStart w:id="35" w:name="_Toc210715370"/>
+      <w:bookmarkStart w:id="36" w:name="_Toc225505505"/>
       <w:proofErr w:type="spellStart"/>
+      <w:proofErr w:type="gramStart"/>
       <w:r>
         <w:t>CoastalSlope</w:t>
       </w:r>
       <w:proofErr w:type="spellEnd"/>
+      <w:proofErr w:type="gramEnd"/>
       <w:r>
         <w:t xml:space="preserve"> (integer)</w:t>
       </w:r>
-      <w:bookmarkEnd w:id="35"/>
+      <w:bookmarkEnd w:id="36"/>
     </w:p>
     <w:p>
       <w:pPr>
@@ -6797,7 +7553,7 @@
       <w:pPr>
         <w:pStyle w:val="Heading2"/>
       </w:pPr>
-      <w:bookmarkStart w:id="36" w:name="_Toc210715371"/>
+      <w:bookmarkStart w:id="37" w:name="_Toc225505506"/>
       <w:proofErr w:type="spellStart"/>
       <w:r>
         <w:t>Mean</w:t>
@@ -6824,7 +7580,7 @@
       <w:r>
         <w:t>)</w:t>
       </w:r>
-      <w:bookmarkEnd w:id="36"/>
+      <w:bookmarkEnd w:id="37"/>
     </w:p>
     <w:p>
       <w:pPr>
@@ -6873,7 +7629,7 @@
       <w:pPr>
         <w:pStyle w:val="Heading2"/>
       </w:pPr>
-      <w:bookmarkStart w:id="37" w:name="_Toc210715372"/>
+      <w:bookmarkStart w:id="38" w:name="_Toc225505507"/>
       <w:proofErr w:type="spellStart"/>
       <w:r>
         <w:lastRenderedPageBreak/>
@@ -6889,7 +7645,7 @@
       <w:r>
         <w:t xml:space="preserve"> (integer)</w:t>
       </w:r>
-      <w:bookmarkEnd w:id="37"/>
+      <w:bookmarkEnd w:id="38"/>
     </w:p>
     <w:p>
       <w:pPr>
@@ -6902,7 +7658,23 @@
         <w:t xml:space="preserve">mean storm intersection </w:t>
       </w:r>
       <w:r>
-        <w:t xml:space="preserve">from the southern edge of the study area, in </w:t>
+        <w:t xml:space="preserve">from the southern edge of the study </w:t>
+      </w:r>
+      <w:proofErr w:type="gramStart"/>
+      <w:r>
+        <w:t>area,</w:t>
+      </w:r>
+      <w:proofErr w:type="gramEnd"/>
+      <w:r>
+        <w:t xml:space="preserve"> </w:t>
+      </w:r>
+      <w:proofErr w:type="gramStart"/>
+      <w:r>
+        <w:t>in</w:t>
+      </w:r>
+      <w:proofErr w:type="gramEnd"/>
+      <w:r>
+        <w:t xml:space="preserve"> </w:t>
       </w:r>
       <w:r>
         <w:t>kilo</w:t>
@@ -6915,7 +7687,7 @@
       <w:pPr>
         <w:pStyle w:val="Heading2"/>
       </w:pPr>
-      <w:bookmarkStart w:id="38" w:name="_Toc210715373"/>
+      <w:bookmarkStart w:id="39" w:name="_Toc225505508"/>
       <w:proofErr w:type="spellStart"/>
       <w:r>
         <w:t>LandfallSigma</w:t>
@@ -6924,7 +7696,7 @@
       <w:r>
         <w:t xml:space="preserve"> (integer)</w:t>
       </w:r>
-      <w:bookmarkEnd w:id="38"/>
+      <w:bookmarkEnd w:id="39"/>
     </w:p>
     <w:p>
       <w:pPr>
@@ -6944,7 +7716,7 @@
       <w:pPr>
         <w:pStyle w:val="Heading2"/>
       </w:pPr>
-      <w:bookmarkStart w:id="39" w:name="_Toc210715374"/>
+      <w:bookmarkStart w:id="40" w:name="_Toc225505509"/>
       <w:proofErr w:type="spellStart"/>
       <w:r>
         <w:t>StormDirection</w:t>
@@ -6965,7 +7737,7 @@
       <w:r>
         <w:t>)</w:t>
       </w:r>
-      <w:bookmarkEnd w:id="39"/>
+      <w:bookmarkEnd w:id="40"/>
     </w:p>
     <w:p>
       <w:pPr>
@@ -6994,7 +7766,7 @@
       <w:pPr>
         <w:pStyle w:val="Heading2"/>
       </w:pPr>
-      <w:bookmarkStart w:id="40" w:name="_Toc210715375"/>
+      <w:bookmarkStart w:id="41" w:name="_Toc225505510"/>
       <w:proofErr w:type="spellStart"/>
       <w:r>
         <w:t>StormDirectionS</w:t>
@@ -7012,7 +7784,7 @@
       <w:r>
         <w:t>)</w:t>
       </w:r>
-      <w:bookmarkEnd w:id="40"/>
+      <w:bookmarkEnd w:id="41"/>
     </w:p>
     <w:p>
       <w:pPr>
@@ -7032,7 +7804,7 @@
       <w:pPr>
         <w:pStyle w:val="Heading2"/>
       </w:pPr>
-      <w:bookmarkStart w:id="41" w:name="_Toc210715376"/>
+      <w:bookmarkStart w:id="42" w:name="_Toc225505511"/>
       <w:proofErr w:type="spellStart"/>
       <w:r>
         <w:t>MinimumWindSpeedforDamage</w:t>
@@ -7041,7 +7813,7 @@
       <w:r>
         <w:t xml:space="preserve"> (double)</w:t>
       </w:r>
-      <w:bookmarkEnd w:id="41"/>
+      <w:bookmarkEnd w:id="42"/>
     </w:p>
     <w:p>
       <w:pPr>
@@ -7055,7 +7827,7 @@
       <w:pPr>
         <w:pStyle w:val="Heading2"/>
       </w:pPr>
-      <w:bookmarkStart w:id="42" w:name="_Toc210715377"/>
+      <w:bookmarkStart w:id="43" w:name="_Toc225505512"/>
       <w:proofErr w:type="spellStart"/>
       <w:r>
         <w:t>ExposureMaps</w:t>
@@ -7064,14 +7836,38 @@
       <w:r>
         <w:t xml:space="preserve"> (table)</w:t>
       </w:r>
-      <w:bookmarkEnd w:id="42"/>
+      <w:bookmarkEnd w:id="43"/>
     </w:p>
     <w:p>
       <w:pPr>
         <w:pStyle w:val="Body"/>
       </w:pPr>
       <w:r>
-        <w:t xml:space="preserve">New for version 2:  The land surface can vary by exposure, dependent on wind direction.  For example, a storm out of due south may affect north facing slopes to a lesser degree.  Therefore a table is now required indicating a map and an associated degree.  For each storm generated, the closest degree map </w:t>
+        <w:t>New for version 2</w:t>
+      </w:r>
+      <w:proofErr w:type="gramStart"/>
+      <w:r>
+        <w:t>:  The</w:t>
+      </w:r>
+      <w:proofErr w:type="gramEnd"/>
+      <w:r>
+        <w:t xml:space="preserve"> land surface can vary by exposure, dependent on wind direction.  For example, a storm out of due south may affect north facing slopes to a lesser degree.  </w:t>
+      </w:r>
+      <w:proofErr w:type="gramStart"/>
+      <w:r>
+        <w:t>Therefore</w:t>
+      </w:r>
+      <w:proofErr w:type="gramEnd"/>
+      <w:r>
+        <w:t xml:space="preserve"> a table is now </w:t>
+      </w:r>
+      <w:proofErr w:type="gramStart"/>
+      <w:r>
+        <w:t>required</w:t>
+      </w:r>
+      <w:proofErr w:type="gramEnd"/>
+      <w:r>
+        <w:t xml:space="preserve"> indicating a map and an associated degree.  For each storm generated, the closest degree map </w:t>
       </w:r>
       <w:r>
         <w:t xml:space="preserve">(calculated as the minimum angle between two directions) is </w:t>
@@ -7116,8 +7912,13 @@
         <w:pStyle w:val="Body"/>
       </w:pPr>
       <w:r>
-        <w:t>Column 1:  Degree</w:t>
-      </w:r>
+        <w:t>Column 1</w:t>
+      </w:r>
+      <w:proofErr w:type="gramStart"/>
+      <w:r>
+        <w:t>:  Degree</w:t>
+      </w:r>
+      <w:proofErr w:type="gramEnd"/>
       <w:r>
         <w:t xml:space="preserve"> (integer)</w:t>
       </w:r>
@@ -7127,7 +7928,15 @@
         <w:pStyle w:val="Body"/>
       </w:pPr>
       <w:r>
-        <w:t>Column 2:  Map Name</w:t>
+        <w:t>Column 2</w:t>
+      </w:r>
+      <w:proofErr w:type="gramStart"/>
+      <w:r>
+        <w:t>:  Map</w:t>
+      </w:r>
+      <w:proofErr w:type="gramEnd"/>
+      <w:r>
+        <w:t xml:space="preserve"> Name</w:t>
       </w:r>
       <w:r>
         <w:t xml:space="preserve"> (file name)</w:t>
@@ -7146,7 +7955,7 @@
       <w:pPr>
         <w:pStyle w:val="Heading2"/>
       </w:pPr>
-      <w:bookmarkStart w:id="43" w:name="_Toc210715378"/>
+      <w:bookmarkStart w:id="44" w:name="_Toc225505513"/>
       <w:proofErr w:type="spellStart"/>
       <w:r>
         <w:t>WindSpeed</w:t>
@@ -7158,7 +7967,7 @@
       <w:r>
         <w:t xml:space="preserve"> (table)</w:t>
       </w:r>
-      <w:bookmarkEnd w:id="43"/>
+      <w:bookmarkEnd w:id="44"/>
     </w:p>
     <w:p>
       <w:pPr>
@@ -7167,8 +7976,8 @@
           <w:rFonts w:ascii="Times New Roman" w:hAnsi="Times New Roman" w:cs="Times New Roman"/>
         </w:rPr>
       </w:pPr>
-      <w:bookmarkStart w:id="44" w:name="_Toc133907170"/>
-      <w:bookmarkStart w:id="45" w:name="_Toc102232960"/>
+      <w:bookmarkStart w:id="45" w:name="_Toc133907170"/>
+      <w:bookmarkStart w:id="46" w:name="_Toc102232960"/>
       <w:r>
         <w:rPr>
           <w:rFonts w:ascii="Times New Roman" w:hAnsi="Times New Roman" w:cs="Times New Roman"/>
@@ -7232,6 +8041,7 @@
         </w:rPr>
         <w:t>-</w:t>
       </w:r>
+      <w:proofErr w:type="gramStart"/>
       <w:r>
         <w:rPr>
           <w:rFonts w:ascii="Times New Roman" w:hAnsi="Times New Roman" w:cs="Times New Roman"/>
@@ -7245,6 +8055,7 @@
         <w:t>mortality</w:t>
       </w:r>
       <w:proofErr w:type="spellEnd"/>
+      <w:proofErr w:type="gramEnd"/>
       <w:r>
         <w:rPr>
           <w:rFonts w:ascii="Times New Roman" w:hAnsi="Times New Roman" w:cs="Times New Roman"/>
@@ -7257,7 +8068,25 @@
           <w:b/>
           <w:i/>
         </w:rPr>
-        <w:t>If your data are limited, you do not have to have more than this minimum.</w:t>
+        <w:t xml:space="preserve">If your data </w:t>
+      </w:r>
+      <w:proofErr w:type="gramStart"/>
+      <w:r>
+        <w:rPr>
+          <w:rFonts w:ascii="Times New Roman" w:hAnsi="Times New Roman" w:cs="Times New Roman"/>
+          <w:b/>
+          <w:i/>
+        </w:rPr>
+        <w:t>are</w:t>
+      </w:r>
+      <w:proofErr w:type="gramEnd"/>
+      <w:r>
+        <w:rPr>
+          <w:rFonts w:ascii="Times New Roman" w:hAnsi="Times New Roman" w:cs="Times New Roman"/>
+          <w:b/>
+          <w:i/>
+        </w:rPr>
+        <w:t xml:space="preserve"> limited, you do not have to have more than this minimum.</w:t>
       </w:r>
     </w:p>
     <w:p>
@@ -7343,6 +8172,7 @@
         </w:rPr>
         <w:t>Column 3</w:t>
       </w:r>
+      <w:proofErr w:type="gramStart"/>
       <w:r>
         <w:rPr>
           <w:rFonts w:ascii="Times New Roman" w:hAnsi="Times New Roman" w:cs="Times New Roman"/>
@@ -7361,6 +8191,7 @@
         </w:rPr>
         <w:t>s</w:t>
       </w:r>
+      <w:proofErr w:type="gramEnd"/>
       <w:r>
         <w:rPr>
           <w:rFonts w:ascii="Times New Roman" w:hAnsi="Times New Roman" w:cs="Times New Roman"/>
@@ -7758,13 +8589,13 @@
       <w:pPr>
         <w:pStyle w:val="Heading2"/>
       </w:pPr>
-      <w:bookmarkStart w:id="46" w:name="_Toc210715379"/>
+      <w:bookmarkStart w:id="47" w:name="_Toc225505514"/>
       <w:proofErr w:type="spellStart"/>
       <w:r>
         <w:t>MapNames</w:t>
       </w:r>
-      <w:bookmarkEnd w:id="44"/>
-      <w:bookmarkEnd w:id="46"/>
+      <w:bookmarkEnd w:id="45"/>
+      <w:bookmarkEnd w:id="47"/>
       <w:proofErr w:type="spellEnd"/>
     </w:p>
     <w:p>
@@ -7840,14 +8671,44 @@
       <w:pPr>
         <w:pStyle w:val="Heading2"/>
       </w:pPr>
-      <w:bookmarkStart w:id="47" w:name="_Toc133907171"/>
-      <w:bookmarkStart w:id="48" w:name="_Toc210715380"/>
+      <w:bookmarkStart w:id="48" w:name="_Toc133907171"/>
+      <w:bookmarkStart w:id="49" w:name="_Toc225505515"/>
       <w:proofErr w:type="spellStart"/>
       <w:r>
         <w:t>LogFile</w:t>
       </w:r>
+      <w:bookmarkEnd w:id="49"/>
+      <w:proofErr w:type="spellEnd"/>
+    </w:p>
+    <w:p>
+      <w:pPr>
+        <w:pStyle w:val="textbody"/>
+        <w:rPr>
+          <w:rFonts w:ascii="Times New Roman" w:hAnsi="Times New Roman" w:cs="Times New Roman"/>
+        </w:rPr>
+      </w:pPr>
+      <w:r>
+        <w:rPr>
+          <w:rFonts w:ascii="Times New Roman" w:hAnsi="Times New Roman" w:cs="Times New Roman"/>
+        </w:rPr>
+        <w:t>The file parameter is the name of the extension’s event log file.</w:t>
+      </w:r>
+    </w:p>
+    <w:p>
+      <w:pPr>
+        <w:pStyle w:val="Heading2"/>
+      </w:pPr>
+      <w:bookmarkStart w:id="50" w:name="_Toc225505516"/>
       <w:bookmarkEnd w:id="48"/>
+      <w:proofErr w:type="spellStart"/>
+      <w:r>
+        <w:t>WindReducationTableCSV</w:t>
+      </w:r>
       <w:proofErr w:type="spellEnd"/>
+      <w:r>
+        <w:t xml:space="preserve"> (Optional)</w:t>
+      </w:r>
+      <w:bookmarkEnd w:id="50"/>
     </w:p>
     <w:p>
       <w:pPr>
@@ -7860,37 +8721,21 @@
         <w:rPr>
           <w:rFonts w:ascii="Times New Roman" w:hAnsi="Times New Roman" w:cs="Times New Roman"/>
         </w:rPr>
-        <w:t>The file parameter is the name of the extension’s event log file.</w:t>
-      </w:r>
-    </w:p>
-    <w:p>
-      <w:pPr>
-        <w:pStyle w:val="Heading2"/>
-      </w:pPr>
-      <w:bookmarkStart w:id="49" w:name="_Toc210715381"/>
-      <w:bookmarkEnd w:id="47"/>
-      <w:proofErr w:type="spellStart"/>
-      <w:r>
-        <w:t>WindReducationTableCSV</w:t>
-      </w:r>
-      <w:proofErr w:type="spellEnd"/>
-      <w:r>
-        <w:t xml:space="preserve"> (Optional)</w:t>
-      </w:r>
-      <w:bookmarkEnd w:id="49"/>
-    </w:p>
-    <w:p>
-      <w:pPr>
-        <w:pStyle w:val="textbody"/>
+        <w:t xml:space="preserve">In many places, stand </w:t>
+      </w:r>
+      <w:proofErr w:type="gramStart"/>
+      <w:r>
         <w:rPr>
           <w:rFonts w:ascii="Times New Roman" w:hAnsi="Times New Roman" w:cs="Times New Roman"/>
         </w:rPr>
-      </w:pPr>
+        <w:t>structure</w:t>
+      </w:r>
+      <w:proofErr w:type="gramEnd"/>
       <w:r>
         <w:rPr>
           <w:rFonts w:ascii="Times New Roman" w:hAnsi="Times New Roman" w:cs="Times New Roman"/>
         </w:rPr>
-        <w:t>In many places, stand structure will co-determine vulnerability to wind mortality.  An old stand with a complex structure may be the least vulnerable.  An even-aged stand may be the most vulnerable.  The purpose of this table is to allow simple stand complexity data to inform wind speed (by reducing effective wind speed)</w:t>
+        <w:t xml:space="preserve"> will co-determine vulnerability to wind mortality.  An old stand with a complex structure may be the least vulnerable.  An even-aged stand may be the most vulnerable.  The purpose of this table is to allow simple stand complexity data to inform wind speed (by reducing effective wind speed)</w:t>
       </w:r>
       <w:r>
         <w:rPr>
@@ -7968,7 +8813,14 @@
         <w:rPr>
           <w:rFonts w:ascii="Times New Roman" w:hAnsi="Times New Roman" w:cs="Times New Roman"/>
         </w:rPr>
-        <w:t xml:space="preserve">The table must have two columns:  </w:t>
+        <w:t>The table must have two columns</w:t>
+      </w:r>
+      <w:proofErr w:type="gramStart"/>
+      <w:r>
+        <w:rPr>
+          <w:rFonts w:ascii="Times New Roman" w:hAnsi="Times New Roman" w:cs="Times New Roman"/>
+        </w:rPr>
+        <w:t xml:space="preserve">:  </w:t>
       </w:r>
       <w:proofErr w:type="spellStart"/>
       <w:r>
@@ -7978,6 +8830,7 @@
         <w:t>RangeMaximum</w:t>
       </w:r>
       <w:proofErr w:type="spellEnd"/>
+      <w:proofErr w:type="gramEnd"/>
       <w:r>
         <w:rPr>
           <w:rFonts w:ascii="Times New Roman" w:hAnsi="Times New Roman" w:cs="Times New Roman"/>
@@ -8056,20 +8909,38 @@
           <w:b/>
           <w:bCs/>
         </w:rPr>
-        <w:t>Note:  You cannot increase wind speed using this table.</w:t>
+        <w:t>Note</w:t>
+      </w:r>
+      <w:proofErr w:type="gramStart"/>
+      <w:r>
+        <w:rPr>
+          <w:rFonts w:ascii="Times New Roman" w:hAnsi="Times New Roman" w:cs="Times New Roman"/>
+          <w:b/>
+          <w:bCs/>
+        </w:rPr>
+        <w:t>:  You</w:t>
+      </w:r>
+      <w:proofErr w:type="gramEnd"/>
+      <w:r>
+        <w:rPr>
+          <w:rFonts w:ascii="Times New Roman" w:hAnsi="Times New Roman" w:cs="Times New Roman"/>
+          <w:b/>
+          <w:bCs/>
+        </w:rPr>
+        <w:t xml:space="preserve"> cannot increase wind speed using this table.</w:t>
       </w:r>
     </w:p>
     <w:p>
       <w:pPr>
         <w:pStyle w:val="Heading1"/>
       </w:pPr>
-      <w:bookmarkStart w:id="50" w:name="_Toc210715382"/>
+      <w:bookmarkStart w:id="51" w:name="_Toc225505517"/>
       <w:r>
         <w:lastRenderedPageBreak/>
         <w:t>Output Files</w:t>
       </w:r>
-      <w:bookmarkEnd w:id="45"/>
-      <w:bookmarkEnd w:id="50"/>
+      <w:bookmarkEnd w:id="46"/>
+      <w:bookmarkEnd w:id="51"/>
     </w:p>
     <w:p>
       <w:pPr>
@@ -8079,7 +8950,15 @@
         <w:t>The wind</w:t>
       </w:r>
       <w:r>
-        <w:t xml:space="preserve"> extension generates two types of output files:  a) a map of </w:t>
+        <w:t xml:space="preserve"> extension generates two types of output files</w:t>
+      </w:r>
+      <w:proofErr w:type="gramStart"/>
+      <w:r>
+        <w:t>:  a</w:t>
+      </w:r>
+      <w:proofErr w:type="gramEnd"/>
+      <w:r>
+        <w:t xml:space="preserve">) a map of </w:t>
       </w:r>
       <w:r>
         <w:t>maximum wind speed</w:t>
@@ -8110,9 +8989,9 @@
       <w:pPr>
         <w:pStyle w:val="Heading2"/>
       </w:pPr>
-      <w:bookmarkStart w:id="51" w:name="_Toc102232961"/>
-      <w:bookmarkStart w:id="52" w:name="_Ref133934288"/>
-      <w:bookmarkStart w:id="53" w:name="_Toc210715383"/>
+      <w:bookmarkStart w:id="52" w:name="_Toc102232961"/>
+      <w:bookmarkStart w:id="53" w:name="_Ref133934288"/>
+      <w:bookmarkStart w:id="54" w:name="_Toc225505518"/>
       <w:r>
         <w:t xml:space="preserve">Max </w:t>
       </w:r>
@@ -8125,12 +9004,12 @@
       <w:r>
         <w:t xml:space="preserve"> Map</w:t>
       </w:r>
-      <w:bookmarkEnd w:id="51"/>
+      <w:bookmarkEnd w:id="52"/>
       <w:r>
         <w:t>s</w:t>
       </w:r>
-      <w:bookmarkEnd w:id="52"/>
       <w:bookmarkEnd w:id="53"/>
+      <w:bookmarkEnd w:id="54"/>
     </w:p>
     <w:p>
       <w:pPr>
@@ -8147,9 +9026,9 @@
       <w:pPr>
         <w:pStyle w:val="Heading2"/>
       </w:pPr>
-      <w:bookmarkStart w:id="54" w:name="_Toc102232962"/>
-      <w:bookmarkStart w:id="55" w:name="_Ref133934316"/>
-      <w:bookmarkStart w:id="56" w:name="_Toc210715384"/>
+      <w:bookmarkStart w:id="55" w:name="_Toc102232962"/>
+      <w:bookmarkStart w:id="56" w:name="_Ref133934316"/>
+      <w:bookmarkStart w:id="57" w:name="_Toc225505519"/>
       <w:r>
         <w:t>Hurricane</w:t>
       </w:r>
@@ -8162,9 +9041,9 @@
       <w:r>
         <w:t xml:space="preserve"> Log</w:t>
       </w:r>
-      <w:bookmarkEnd w:id="54"/>
       <w:bookmarkEnd w:id="55"/>
       <w:bookmarkEnd w:id="56"/>
+      <w:bookmarkEnd w:id="57"/>
     </w:p>
     <w:p>
       <w:pPr>
@@ -8193,11 +9072,11 @@
       <w:pPr>
         <w:pStyle w:val="Heading3"/>
       </w:pPr>
-      <w:bookmarkStart w:id="57" w:name="_Toc210715385"/>
+      <w:bookmarkStart w:id="58" w:name="_Toc225505520"/>
       <w:r>
         <w:t>Time</w:t>
       </w:r>
-      <w:bookmarkEnd w:id="57"/>
+      <w:bookmarkEnd w:id="58"/>
     </w:p>
     <w:p>
       <w:pPr>
@@ -8211,11 +9090,11 @@
       <w:pPr>
         <w:pStyle w:val="Heading3"/>
       </w:pPr>
-      <w:bookmarkStart w:id="58" w:name="_Toc210715386"/>
+      <w:bookmarkStart w:id="59" w:name="_Toc225505521"/>
       <w:r>
         <w:t>Year</w:t>
       </w:r>
-      <w:bookmarkEnd w:id="58"/>
+      <w:bookmarkEnd w:id="59"/>
     </w:p>
     <w:p>
       <w:pPr>
@@ -8229,11 +9108,11 @@
       <w:pPr>
         <w:pStyle w:val="Heading3"/>
       </w:pPr>
-      <w:bookmarkStart w:id="59" w:name="_Toc210715387"/>
+      <w:bookmarkStart w:id="60" w:name="_Toc225505522"/>
       <w:r>
         <w:t>HNumber</w:t>
       </w:r>
-      <w:bookmarkEnd w:id="59"/>
+      <w:bookmarkEnd w:id="60"/>
     </w:p>
     <w:p>
       <w:pPr>
@@ -8247,30 +9126,10 @@
       <w:pPr>
         <w:pStyle w:val="Heading3"/>
       </w:pPr>
-      <w:bookmarkStart w:id="60" w:name="_Toc210715388"/>
+      <w:bookmarkStart w:id="61" w:name="_Toc225505523"/>
       <w:proofErr w:type="spellStart"/>
       <w:r>
         <w:t>LandfallLatitude</w:t>
-      </w:r>
-      <w:bookmarkEnd w:id="60"/>
-      <w:proofErr w:type="spellEnd"/>
-    </w:p>
-    <w:p>
-      <w:pPr>
-        <w:pStyle w:val="textbody"/>
-      </w:pPr>
-      <w:r>
-        <w:t>The latitude where the given storm makes landfall (crosses the coast line).</w:t>
-      </w:r>
-    </w:p>
-    <w:p>
-      <w:pPr>
-        <w:pStyle w:val="Heading3"/>
-      </w:pPr>
-      <w:bookmarkStart w:id="61" w:name="_Toc210715389"/>
-      <w:proofErr w:type="spellStart"/>
-      <w:r>
-        <w:t>LandfallMaxWindSpeed</w:t>
       </w:r>
       <w:bookmarkEnd w:id="61"/>
       <w:proofErr w:type="spellEnd"/>
@@ -8280,17 +9139,25 @@
         <w:pStyle w:val="textbody"/>
       </w:pPr>
       <w:r>
-        <w:t>The wind speed of the given storm at the point of landfall.</w:t>
+        <w:t xml:space="preserve">The latitude where the given storm makes landfall (crosses the </w:t>
+      </w:r>
+      <w:proofErr w:type="gramStart"/>
+      <w:r>
+        <w:t>coast line</w:t>
+      </w:r>
+      <w:proofErr w:type="gramEnd"/>
+      <w:r>
+        <w:t>).</w:t>
       </w:r>
     </w:p>
     <w:p>
       <w:pPr>
         <w:pStyle w:val="Heading3"/>
       </w:pPr>
-      <w:bookmarkStart w:id="62" w:name="_Toc210715390"/>
+      <w:bookmarkStart w:id="62" w:name="_Toc225505524"/>
       <w:proofErr w:type="spellStart"/>
       <w:r>
-        <w:t>PathHeading</w:t>
+        <w:t>LandfallMaxWindSpeed</w:t>
       </w:r>
       <w:bookmarkEnd w:id="62"/>
       <w:proofErr w:type="spellEnd"/>
@@ -8300,6 +9167,26 @@
         <w:pStyle w:val="textbody"/>
       </w:pPr>
       <w:r>
+        <w:t>The wind speed of the given storm at the point of landfall.</w:t>
+      </w:r>
+    </w:p>
+    <w:p>
+      <w:pPr>
+        <w:pStyle w:val="Heading3"/>
+      </w:pPr>
+      <w:bookmarkStart w:id="63" w:name="_Toc225505525"/>
+      <w:proofErr w:type="spellStart"/>
+      <w:r>
+        <w:t>PathHeading</w:t>
+      </w:r>
+      <w:bookmarkEnd w:id="63"/>
+      <w:proofErr w:type="spellEnd"/>
+    </w:p>
+    <w:p>
+      <w:pPr>
+        <w:pStyle w:val="textbody"/>
+      </w:pPr>
+      <w:r>
         <w:t>The direction (in Azimuth form) that the given storm takes as it progresses inland.</w:t>
       </w:r>
     </w:p>
@@ -8307,32 +9194,12 @@
       <w:pPr>
         <w:pStyle w:val="Heading3"/>
       </w:pPr>
-      <w:bookmarkStart w:id="63" w:name="_Toc210715391"/>
+      <w:bookmarkStart w:id="64" w:name="_Toc225505526"/>
       <w:proofErr w:type="spellStart"/>
       <w:r>
         <w:lastRenderedPageBreak/>
         <w:t>StudyAreaMaxWindspeed</w:t>
       </w:r>
-      <w:bookmarkEnd w:id="63"/>
-      <w:proofErr w:type="spellEnd"/>
-    </w:p>
-    <w:p>
-      <w:pPr>
-        <w:pStyle w:val="textbody"/>
-      </w:pPr>
-      <w:r>
-        <w:t>The highest maximum wind speed of any active site in the study area.</w:t>
-      </w:r>
-    </w:p>
-    <w:p>
-      <w:pPr>
-        <w:pStyle w:val="Heading3"/>
-      </w:pPr>
-      <w:bookmarkStart w:id="64" w:name="_Toc210715392"/>
-      <w:proofErr w:type="spellStart"/>
-      <w:r>
-        <w:t>StudyAreaMinWindspeed</w:t>
-      </w:r>
       <w:bookmarkEnd w:id="64"/>
       <w:proofErr w:type="spellEnd"/>
     </w:p>
@@ -8341,17 +9208,17 @@
         <w:pStyle w:val="textbody"/>
       </w:pPr>
       <w:r>
-        <w:t>The lowest maximum wind speed of any active site in the study area.</w:t>
+        <w:t>The highest maximum wind speed of any active site in the study area.</w:t>
       </w:r>
     </w:p>
     <w:p>
       <w:pPr>
         <w:pStyle w:val="Heading3"/>
       </w:pPr>
-      <w:bookmarkStart w:id="65" w:name="_Toc210715393"/>
+      <w:bookmarkStart w:id="65" w:name="_Toc225505527"/>
       <w:proofErr w:type="spellStart"/>
       <w:r>
-        <w:t>ImpactsStudyArea</w:t>
+        <w:t>StudyAreaMinWindspeed</w:t>
       </w:r>
       <w:bookmarkEnd w:id="65"/>
       <w:proofErr w:type="spellEnd"/>
@@ -8361,7 +9228,35 @@
         <w:pStyle w:val="textbody"/>
       </w:pPr>
       <w:r>
-        <w:t>"Yes" if the given storm has a chance of causing any mortalities in the study area. "No" if it does not.</w:t>
+        <w:t>The lowest maximum wind speed of any active site in the study area.</w:t>
+      </w:r>
+    </w:p>
+    <w:p>
+      <w:pPr>
+        <w:pStyle w:val="Heading3"/>
+      </w:pPr>
+      <w:bookmarkStart w:id="66" w:name="_Toc225505528"/>
+      <w:proofErr w:type="spellStart"/>
+      <w:r>
+        <w:t>ImpactsStudyArea</w:t>
+      </w:r>
+      <w:bookmarkEnd w:id="66"/>
+      <w:proofErr w:type="spellEnd"/>
+    </w:p>
+    <w:p>
+      <w:pPr>
+        <w:pStyle w:val="textbody"/>
+      </w:pPr>
+      <w:r>
+        <w:t xml:space="preserve">"Yes" if the given storm has a chance of causing any </w:t>
+      </w:r>
+      <w:proofErr w:type="gramStart"/>
+      <w:r>
+        <w:t>mortalities</w:t>
+      </w:r>
+      <w:proofErr w:type="gramEnd"/>
+      <w:r>
+        <w:t xml:space="preserve"> in the study area. "No" if it does not.</w:t>
       </w:r>
     </w:p>
     <w:sectPr>
@@ -9545,7 +10440,7 @@
   <w:style w:type="paragraph" w:default="1" w:styleId="Normal">
     <w:name w:val="Normal"/>
     <w:qFormat/>
-    <w:rsid w:val="007B53F8"/>
+    <w:rsid w:val="00480A42"/>
     <w:pPr>
       <w:spacing w:after="160" w:line="278" w:lineRule="auto"/>
     </w:pPr>
@@ -9755,7 +10650,7 @@
     <w:uiPriority w:val="1"/>
     <w:semiHidden/>
     <w:unhideWhenUsed/>
-    <w:rsid w:val="007B53F8"/>
+    <w:rsid w:val="00480A42"/>
   </w:style>
   <w:style w:type="table" w:default="1" w:styleId="TableNormal">
     <w:name w:val="Normal Table"/>
@@ -9777,7 +10672,7 @@
     <w:uiPriority w:val="99"/>
     <w:semiHidden/>
     <w:unhideWhenUsed/>
-    <w:rsid w:val="007B53F8"/>
+    <w:rsid w:val="00480A42"/>
   </w:style>
   <w:style w:type="character" w:customStyle="1" w:styleId="Heading1Char">
     <w:name w:val="Heading 1 Char"/>
